--- a/WebContent/docx/EWSR1(22q12.2)基因断裂检测报告.docx
+++ b/WebContent/docx/EWSR1(22q12.2)基因断裂检测报告.docx
@@ -831,7 +831,7 @@
               <w:tab w:val="right" w:leader="dot" w:pos="9870"/>
             </w:tabs>
             <w:rPr>
-              <w:rStyle w:val="18"/>
+              <w:rStyle w:val="19"/>
               <w:rFonts w:hint="eastAsia" w:ascii="Times New Roman" w:hAnsi="Times New Roman" w:eastAsia="微软雅黑" w:cs="微软雅黑"/>
               <w:b/>
               <w:bCs/>
@@ -843,7 +843,7 @@
           </w:pPr>
           <w:r>
             <w:rPr>
-              <w:rStyle w:val="18"/>
+              <w:rStyle w:val="19"/>
               <w:rFonts w:hint="default" w:ascii="Times New Roman" w:hAnsi="Times New Roman" w:eastAsia="微软雅黑" w:cs="微软雅黑"/>
               <w:b/>
               <w:bCs/>
@@ -856,7 +856,7 @@
           </w:r>
           <w:r>
             <w:rPr>
-              <w:rStyle w:val="18"/>
+              <w:rStyle w:val="19"/>
               <w:rFonts w:hint="default" w:ascii="Times New Roman" w:hAnsi="Times New Roman" w:eastAsia="微软雅黑" w:cs="微软雅黑"/>
               <w:b/>
               <w:bCs/>
@@ -869,7 +869,7 @@
           </w:r>
           <w:r>
             <w:rPr>
-              <w:rStyle w:val="18"/>
+              <w:rStyle w:val="19"/>
               <w:rFonts w:hint="default" w:ascii="Times New Roman" w:hAnsi="Times New Roman" w:eastAsia="微软雅黑" w:cs="微软雅黑"/>
               <w:b/>
               <w:bCs/>
@@ -882,7 +882,7 @@
           </w:r>
           <w:r>
             <w:rPr>
-              <w:rStyle w:val="18"/>
+              <w:rStyle w:val="19"/>
               <w:rFonts w:hint="default" w:ascii="Times New Roman" w:hAnsi="Times New Roman" w:eastAsia="微软雅黑" w:cs="微软雅黑"/>
               <w:b/>
               <w:bCs/>
@@ -895,7 +895,7 @@
           </w:r>
           <w:r>
             <w:rPr>
-              <w:rStyle w:val="18"/>
+              <w:rStyle w:val="19"/>
               <w:rFonts w:hint="eastAsia" w:ascii="Times New Roman" w:hAnsi="Times New Roman" w:eastAsia="微软雅黑" w:cs="微软雅黑"/>
               <w:b/>
               <w:bCs/>
@@ -908,7 +908,7 @@
           </w:r>
           <w:r>
             <w:rPr>
-              <w:rStyle w:val="18"/>
+              <w:rStyle w:val="19"/>
               <w:rFonts w:hint="eastAsia" w:ascii="Times New Roman" w:hAnsi="Times New Roman" w:eastAsia="微软雅黑" w:cs="微软雅黑"/>
               <w:b/>
               <w:bCs/>
@@ -921,7 +921,7 @@
           </w:r>
           <w:r>
             <w:rPr>
-              <w:rStyle w:val="18"/>
+              <w:rStyle w:val="19"/>
               <w:rFonts w:hint="eastAsia" w:ascii="Times New Roman" w:hAnsi="Times New Roman" w:eastAsia="微软雅黑" w:cs="微软雅黑"/>
               <w:b/>
               <w:bCs/>
@@ -934,7 +934,7 @@
           </w:r>
           <w:r>
             <w:rPr>
-              <w:rStyle w:val="18"/>
+              <w:rStyle w:val="19"/>
               <w:rFonts w:hint="eastAsia" w:ascii="Times New Roman" w:hAnsi="Times New Roman" w:eastAsia="微软雅黑" w:cs="微软雅黑"/>
               <w:b/>
               <w:bCs/>
@@ -947,7 +947,7 @@
           </w:r>
           <w:r>
             <w:rPr>
-              <w:rStyle w:val="18"/>
+              <w:rStyle w:val="19"/>
               <w:rFonts w:hint="eastAsia" w:ascii="Times New Roman" w:hAnsi="Times New Roman" w:eastAsia="微软雅黑" w:cs="微软雅黑"/>
               <w:b/>
               <w:bCs/>
@@ -960,7 +960,7 @@
           </w:r>
           <w:r>
             <w:rPr>
-              <w:rStyle w:val="18"/>
+              <w:rStyle w:val="19"/>
               <w:rFonts w:hint="eastAsia" w:ascii="Times New Roman" w:hAnsi="Times New Roman" w:eastAsia="微软雅黑" w:cs="微软雅黑"/>
               <w:b/>
               <w:bCs/>
@@ -973,7 +973,7 @@
           </w:r>
           <w:r>
             <w:rPr>
-              <w:rStyle w:val="18"/>
+              <w:rStyle w:val="19"/>
               <w:rFonts w:hint="default" w:ascii="Times New Roman" w:hAnsi="Times New Roman" w:eastAsia="微软雅黑" w:cs="微软雅黑"/>
               <w:b/>
               <w:bCs/>
@@ -992,7 +992,7 @@
               <w:tab w:val="right" w:leader="dot" w:pos="9870"/>
             </w:tabs>
             <w:rPr>
-              <w:rStyle w:val="18"/>
+              <w:rStyle w:val="19"/>
               <w:rFonts w:hint="eastAsia" w:ascii="Times New Roman" w:hAnsi="Times New Roman" w:eastAsia="微软雅黑" w:cs="微软雅黑"/>
               <w:b/>
               <w:bCs/>
@@ -1004,7 +1004,7 @@
           </w:pPr>
           <w:r>
             <w:rPr>
-              <w:rStyle w:val="18"/>
+              <w:rStyle w:val="19"/>
               <w:rFonts w:hint="default" w:ascii="Times New Roman" w:hAnsi="Times New Roman" w:eastAsia="微软雅黑" w:cs="微软雅黑"/>
               <w:b/>
               <w:bCs/>
@@ -1017,7 +1017,7 @@
           </w:r>
           <w:r>
             <w:rPr>
-              <w:rStyle w:val="18"/>
+              <w:rStyle w:val="19"/>
               <w:rFonts w:hint="default" w:ascii="Times New Roman" w:hAnsi="Times New Roman" w:eastAsia="微软雅黑" w:cs="微软雅黑"/>
               <w:b/>
               <w:bCs/>
@@ -1030,7 +1030,7 @@
           </w:r>
           <w:r>
             <w:rPr>
-              <w:rStyle w:val="18"/>
+              <w:rStyle w:val="19"/>
               <w:rFonts w:hint="default" w:ascii="Times New Roman" w:hAnsi="Times New Roman" w:eastAsia="微软雅黑" w:cs="微软雅黑"/>
               <w:b/>
               <w:bCs/>
@@ -1043,7 +1043,7 @@
           </w:r>
           <w:r>
             <w:rPr>
-              <w:rStyle w:val="18"/>
+              <w:rStyle w:val="19"/>
               <w:rFonts w:hint="default" w:ascii="Times New Roman" w:hAnsi="Times New Roman" w:eastAsia="微软雅黑" w:cs="微软雅黑"/>
               <w:b/>
               <w:bCs/>
@@ -1056,7 +1056,7 @@
           </w:r>
           <w:r>
             <w:rPr>
-              <w:rStyle w:val="18"/>
+              <w:rStyle w:val="19"/>
               <w:rFonts w:hint="eastAsia" w:ascii="Times New Roman" w:hAnsi="Times New Roman" w:eastAsia="微软雅黑" w:cs="微软雅黑"/>
               <w:b/>
               <w:bCs/>
@@ -1069,7 +1069,7 @@
           </w:r>
           <w:r>
             <w:rPr>
-              <w:rStyle w:val="18"/>
+              <w:rStyle w:val="19"/>
               <w:rFonts w:hint="eastAsia" w:ascii="Times New Roman" w:hAnsi="Times New Roman" w:eastAsia="微软雅黑" w:cs="微软雅黑"/>
               <w:b/>
               <w:bCs/>
@@ -1082,7 +1082,7 @@
           </w:r>
           <w:r>
             <w:rPr>
-              <w:rStyle w:val="18"/>
+              <w:rStyle w:val="19"/>
               <w:rFonts w:hint="eastAsia" w:ascii="Times New Roman" w:hAnsi="Times New Roman" w:eastAsia="微软雅黑" w:cs="微软雅黑"/>
               <w:b/>
               <w:bCs/>
@@ -1095,7 +1095,7 @@
           </w:r>
           <w:r>
             <w:rPr>
-              <w:rStyle w:val="18"/>
+              <w:rStyle w:val="19"/>
               <w:rFonts w:hint="eastAsia" w:ascii="Times New Roman" w:hAnsi="Times New Roman" w:eastAsia="微软雅黑" w:cs="微软雅黑"/>
               <w:b/>
               <w:bCs/>
@@ -1108,7 +1108,7 @@
           </w:r>
           <w:r>
             <w:rPr>
-              <w:rStyle w:val="18"/>
+              <w:rStyle w:val="19"/>
               <w:rFonts w:hint="eastAsia" w:ascii="Times New Roman" w:hAnsi="Times New Roman" w:eastAsia="微软雅黑" w:cs="微软雅黑"/>
               <w:b/>
               <w:bCs/>
@@ -1121,7 +1121,7 @@
           </w:r>
           <w:r>
             <w:rPr>
-              <w:rStyle w:val="18"/>
+              <w:rStyle w:val="19"/>
               <w:rFonts w:hint="eastAsia" w:ascii="Times New Roman" w:hAnsi="Times New Roman" w:eastAsia="微软雅黑" w:cs="微软雅黑"/>
               <w:b/>
               <w:bCs/>
@@ -1134,7 +1134,7 @@
           </w:r>
           <w:r>
             <w:rPr>
-              <w:rStyle w:val="18"/>
+              <w:rStyle w:val="19"/>
               <w:rFonts w:hint="eastAsia" w:ascii="Times New Roman" w:hAnsi="Times New Roman" w:eastAsia="微软雅黑" w:cs="微软雅黑"/>
               <w:b/>
               <w:bCs/>
@@ -1147,7 +1147,7 @@
           </w:r>
           <w:r>
             <w:rPr>
-              <w:rStyle w:val="18"/>
+              <w:rStyle w:val="19"/>
               <w:rFonts w:hint="default" w:ascii="Times New Roman" w:hAnsi="Times New Roman" w:eastAsia="微软雅黑" w:cs="微软雅黑"/>
               <w:b/>
               <w:bCs/>
@@ -1166,7 +1166,7 @@
               <w:tab w:val="right" w:leader="dot" w:pos="9870"/>
             </w:tabs>
             <w:rPr>
-              <w:rStyle w:val="18"/>
+              <w:rStyle w:val="19"/>
               <w:rFonts w:hint="eastAsia" w:ascii="Times New Roman" w:hAnsi="Times New Roman" w:eastAsia="微软雅黑" w:cs="微软雅黑"/>
               <w:b/>
               <w:bCs/>
@@ -1178,7 +1178,7 @@
           </w:pPr>
           <w:r>
             <w:rPr>
-              <w:rStyle w:val="18"/>
+              <w:rStyle w:val="19"/>
               <w:rFonts w:hint="default" w:ascii="Times New Roman" w:hAnsi="Times New Roman" w:eastAsia="微软雅黑" w:cs="微软雅黑"/>
               <w:b/>
               <w:bCs/>
@@ -1191,7 +1191,7 @@
           </w:r>
           <w:r>
             <w:rPr>
-              <w:rStyle w:val="18"/>
+              <w:rStyle w:val="19"/>
               <w:rFonts w:hint="default" w:ascii="Times New Roman" w:hAnsi="Times New Roman" w:eastAsia="微软雅黑" w:cs="微软雅黑"/>
               <w:b/>
               <w:bCs/>
@@ -1204,7 +1204,7 @@
           </w:r>
           <w:r>
             <w:rPr>
-              <w:rStyle w:val="18"/>
+              <w:rStyle w:val="19"/>
               <w:rFonts w:hint="default" w:ascii="Times New Roman" w:hAnsi="Times New Roman" w:eastAsia="微软雅黑" w:cs="微软雅黑"/>
               <w:b/>
               <w:bCs/>
@@ -1217,7 +1217,7 @@
           </w:r>
           <w:r>
             <w:rPr>
-              <w:rStyle w:val="18"/>
+              <w:rStyle w:val="19"/>
               <w:rFonts w:hint="default" w:ascii="Times New Roman" w:hAnsi="Times New Roman" w:eastAsia="微软雅黑" w:cs="微软雅黑"/>
               <w:b/>
               <w:bCs/>
@@ -1230,7 +1230,7 @@
           </w:r>
           <w:r>
             <w:rPr>
-              <w:rStyle w:val="18"/>
+              <w:rStyle w:val="19"/>
               <w:rFonts w:hint="eastAsia" w:ascii="Times New Roman" w:hAnsi="Times New Roman" w:eastAsia="微软雅黑" w:cs="微软雅黑"/>
               <w:b/>
               <w:bCs/>
@@ -1243,7 +1243,7 @@
           </w:r>
           <w:r>
             <w:rPr>
-              <w:rStyle w:val="18"/>
+              <w:rStyle w:val="19"/>
               <w:rFonts w:hint="eastAsia" w:ascii="Times New Roman" w:hAnsi="Times New Roman" w:eastAsia="微软雅黑" w:cs="微软雅黑"/>
               <w:b/>
               <w:bCs/>
@@ -1256,7 +1256,7 @@
           </w:r>
           <w:r>
             <w:rPr>
-              <w:rStyle w:val="18"/>
+              <w:rStyle w:val="19"/>
               <w:rFonts w:hint="eastAsia" w:ascii="Times New Roman" w:hAnsi="Times New Roman" w:eastAsia="微软雅黑" w:cs="微软雅黑"/>
               <w:b/>
               <w:bCs/>
@@ -1269,7 +1269,7 @@
           </w:r>
           <w:r>
             <w:rPr>
-              <w:rStyle w:val="18"/>
+              <w:rStyle w:val="19"/>
               <w:rFonts w:hint="eastAsia" w:ascii="Times New Roman" w:hAnsi="Times New Roman" w:eastAsia="微软雅黑" w:cs="微软雅黑"/>
               <w:b/>
               <w:bCs/>
@@ -1282,7 +1282,7 @@
           </w:r>
           <w:r>
             <w:rPr>
-              <w:rStyle w:val="18"/>
+              <w:rStyle w:val="19"/>
               <w:rFonts w:hint="eastAsia" w:ascii="Times New Roman" w:hAnsi="Times New Roman" w:eastAsia="微软雅黑" w:cs="微软雅黑"/>
               <w:b/>
               <w:bCs/>
@@ -1295,7 +1295,7 @@
           </w:r>
           <w:r>
             <w:rPr>
-              <w:rStyle w:val="18"/>
+              <w:rStyle w:val="19"/>
               <w:rFonts w:hint="eastAsia" w:ascii="Times New Roman" w:hAnsi="Times New Roman" w:eastAsia="微软雅黑" w:cs="微软雅黑"/>
               <w:b/>
               <w:bCs/>
@@ -1308,7 +1308,7 @@
           </w:r>
           <w:r>
             <w:rPr>
-              <w:rStyle w:val="18"/>
+              <w:rStyle w:val="19"/>
               <w:rFonts w:hint="default" w:ascii="Times New Roman" w:hAnsi="Times New Roman" w:eastAsia="微软雅黑" w:cs="微软雅黑"/>
               <w:b/>
               <w:bCs/>
@@ -1327,7 +1327,7 @@
               <w:tab w:val="right" w:leader="dot" w:pos="9870"/>
             </w:tabs>
             <w:rPr>
-              <w:rStyle w:val="18"/>
+              <w:rStyle w:val="19"/>
               <w:rFonts w:hint="eastAsia" w:ascii="Times New Roman" w:hAnsi="Times New Roman" w:eastAsia="微软雅黑" w:cs="微软雅黑"/>
               <w:b/>
               <w:bCs/>
@@ -1339,7 +1339,7 @@
           </w:pPr>
           <w:r>
             <w:rPr>
-              <w:rStyle w:val="18"/>
+              <w:rStyle w:val="19"/>
               <w:rFonts w:hint="default" w:ascii="Times New Roman" w:hAnsi="Times New Roman" w:eastAsia="微软雅黑" w:cs="微软雅黑"/>
               <w:b/>
               <w:bCs/>
@@ -1352,7 +1352,7 @@
           </w:r>
           <w:r>
             <w:rPr>
-              <w:rStyle w:val="18"/>
+              <w:rStyle w:val="19"/>
               <w:rFonts w:hint="default" w:ascii="Times New Roman" w:hAnsi="Times New Roman" w:eastAsia="微软雅黑" w:cs="微软雅黑"/>
               <w:b/>
               <w:bCs/>
@@ -1365,7 +1365,7 @@
           </w:r>
           <w:r>
             <w:rPr>
-              <w:rStyle w:val="18"/>
+              <w:rStyle w:val="19"/>
               <w:rFonts w:hint="default" w:ascii="Times New Roman" w:hAnsi="Times New Roman" w:eastAsia="微软雅黑" w:cs="微软雅黑"/>
               <w:b/>
               <w:bCs/>
@@ -1378,7 +1378,7 @@
           </w:r>
           <w:r>
             <w:rPr>
-              <w:rStyle w:val="18"/>
+              <w:rStyle w:val="19"/>
               <w:rFonts w:hint="default" w:ascii="Times New Roman" w:hAnsi="Times New Roman" w:eastAsia="微软雅黑" w:cs="微软雅黑"/>
               <w:b/>
               <w:bCs/>
@@ -1391,7 +1391,7 @@
           </w:r>
           <w:r>
             <w:rPr>
-              <w:rStyle w:val="18"/>
+              <w:rStyle w:val="19"/>
               <w:rFonts w:hint="eastAsia" w:ascii="Times New Roman" w:hAnsi="Times New Roman" w:eastAsia="微软雅黑" w:cs="微软雅黑"/>
               <w:b/>
               <w:bCs/>
@@ -1404,7 +1404,7 @@
           </w:r>
           <w:r>
             <w:rPr>
-              <w:rStyle w:val="18"/>
+              <w:rStyle w:val="19"/>
               <w:rFonts w:hint="eastAsia" w:ascii="Times New Roman" w:hAnsi="Times New Roman" w:eastAsia="微软雅黑" w:cs="微软雅黑"/>
               <w:b/>
               <w:bCs/>
@@ -1417,7 +1417,7 @@
           </w:r>
           <w:r>
             <w:rPr>
-              <w:rStyle w:val="18"/>
+              <w:rStyle w:val="19"/>
               <w:rFonts w:hint="eastAsia" w:ascii="Times New Roman" w:hAnsi="Times New Roman" w:eastAsia="微软雅黑" w:cs="微软雅黑"/>
               <w:b/>
               <w:bCs/>
@@ -1430,7 +1430,7 @@
           </w:r>
           <w:r>
             <w:rPr>
-              <w:rStyle w:val="18"/>
+              <w:rStyle w:val="19"/>
               <w:rFonts w:hint="eastAsia" w:ascii="Times New Roman" w:hAnsi="Times New Roman" w:eastAsia="微软雅黑" w:cs="微软雅黑"/>
               <w:b/>
               <w:bCs/>
@@ -1443,7 +1443,7 @@
           </w:r>
           <w:r>
             <w:rPr>
-              <w:rStyle w:val="18"/>
+              <w:rStyle w:val="19"/>
               <w:rFonts w:hint="eastAsia" w:ascii="Times New Roman" w:hAnsi="Times New Roman" w:eastAsia="微软雅黑" w:cs="微软雅黑"/>
               <w:b/>
               <w:bCs/>
@@ -1456,7 +1456,7 @@
           </w:r>
           <w:r>
             <w:rPr>
-              <w:rStyle w:val="18"/>
+              <w:rStyle w:val="19"/>
               <w:rFonts w:hint="eastAsia" w:ascii="Times New Roman" w:hAnsi="Times New Roman" w:eastAsia="微软雅黑" w:cs="微软雅黑"/>
               <w:b/>
               <w:bCs/>
@@ -1469,7 +1469,7 @@
           </w:r>
           <w:r>
             <w:rPr>
-              <w:rStyle w:val="18"/>
+              <w:rStyle w:val="19"/>
               <w:rFonts w:hint="default" w:ascii="Times New Roman" w:hAnsi="Times New Roman" w:eastAsia="微软雅黑" w:cs="微软雅黑"/>
               <w:b/>
               <w:bCs/>
@@ -1490,7 +1490,7 @@
           </w:pPr>
           <w:r>
             <w:rPr>
-              <w:rStyle w:val="18"/>
+              <w:rStyle w:val="19"/>
               <w:rFonts w:hint="default" w:ascii="Times New Roman" w:hAnsi="Times New Roman" w:eastAsia="微软雅黑" w:cs="微软雅黑"/>
               <w:b/>
               <w:bCs/>
@@ -1503,7 +1503,7 @@
           </w:r>
           <w:r>
             <w:rPr>
-              <w:rStyle w:val="18"/>
+              <w:rStyle w:val="19"/>
               <w:rFonts w:hint="default" w:ascii="Times New Roman" w:hAnsi="Times New Roman" w:eastAsia="微软雅黑" w:cs="微软雅黑"/>
               <w:b/>
               <w:bCs/>
@@ -1516,7 +1516,7 @@
           </w:r>
           <w:r>
             <w:rPr>
-              <w:rStyle w:val="18"/>
+              <w:rStyle w:val="19"/>
               <w:rFonts w:hint="default" w:ascii="Times New Roman" w:hAnsi="Times New Roman" w:eastAsia="微软雅黑" w:cs="微软雅黑"/>
               <w:b/>
               <w:bCs/>
@@ -1529,7 +1529,7 @@
           </w:r>
           <w:r>
             <w:rPr>
-              <w:rStyle w:val="18"/>
+              <w:rStyle w:val="19"/>
               <w:rFonts w:hint="default" w:ascii="Times New Roman" w:hAnsi="Times New Roman" w:eastAsia="微软雅黑" w:cs="微软雅黑"/>
               <w:b/>
               <w:bCs/>
@@ -1542,7 +1542,7 @@
           </w:r>
           <w:r>
             <w:rPr>
-              <w:rStyle w:val="18"/>
+              <w:rStyle w:val="19"/>
               <w:rFonts w:hint="eastAsia" w:ascii="Times New Roman" w:hAnsi="Times New Roman" w:eastAsia="微软雅黑" w:cs="微软雅黑"/>
               <w:b/>
               <w:bCs/>
@@ -1555,7 +1555,7 @@
           </w:r>
           <w:r>
             <w:rPr>
-              <w:rStyle w:val="18"/>
+              <w:rStyle w:val="19"/>
               <w:rFonts w:hint="eastAsia" w:ascii="Times New Roman" w:hAnsi="Times New Roman" w:eastAsia="微软雅黑" w:cs="微软雅黑"/>
               <w:b/>
               <w:bCs/>
@@ -1568,7 +1568,7 @@
           </w:r>
           <w:r>
             <w:rPr>
-              <w:rStyle w:val="18"/>
+              <w:rStyle w:val="19"/>
               <w:rFonts w:hint="eastAsia" w:ascii="Times New Roman" w:hAnsi="Times New Roman" w:eastAsia="微软雅黑" w:cs="微软雅黑"/>
               <w:b/>
               <w:bCs/>
@@ -1581,7 +1581,7 @@
           </w:r>
           <w:r>
             <w:rPr>
-              <w:rStyle w:val="18"/>
+              <w:rStyle w:val="19"/>
               <w:rFonts w:hint="eastAsia" w:ascii="Times New Roman" w:hAnsi="Times New Roman" w:eastAsia="微软雅黑" w:cs="微软雅黑"/>
               <w:b/>
               <w:bCs/>
@@ -1594,7 +1594,7 @@
           </w:r>
           <w:r>
             <w:rPr>
-              <w:rStyle w:val="18"/>
+              <w:rStyle w:val="19"/>
               <w:rFonts w:hint="eastAsia" w:ascii="Times New Roman" w:hAnsi="Times New Roman" w:eastAsia="微软雅黑" w:cs="微软雅黑"/>
               <w:b/>
               <w:bCs/>
@@ -1607,7 +1607,7 @@
           </w:r>
           <w:r>
             <w:rPr>
-              <w:rStyle w:val="18"/>
+              <w:rStyle w:val="19"/>
               <w:rFonts w:hint="eastAsia" w:ascii="Times New Roman" w:hAnsi="Times New Roman" w:eastAsia="微软雅黑" w:cs="微软雅黑"/>
               <w:b/>
               <w:bCs/>
@@ -1620,7 +1620,7 @@
           </w:r>
           <w:r>
             <w:rPr>
-              <w:rStyle w:val="18"/>
+              <w:rStyle w:val="19"/>
               <w:rFonts w:hint="default" w:ascii="Times New Roman" w:hAnsi="Times New Roman" w:eastAsia="微软雅黑" w:cs="微软雅黑"/>
               <w:b/>
               <w:bCs/>
@@ -1697,10 +1697,10 @@
       <w:bookmarkStart w:id="1" w:name="_Toc24178_WPSOffice_Level1"/>
       <w:bookmarkStart w:id="2" w:name="_Toc32054"/>
       <w:bookmarkStart w:id="3" w:name="_Toc24397"/>
-      <w:bookmarkStart w:id="4" w:name="_Toc30143_WPSOffice_Level1"/>
-      <w:bookmarkStart w:id="5" w:name="_Toc27500"/>
-      <w:bookmarkStart w:id="6" w:name="_Toc21669"/>
-      <w:bookmarkStart w:id="7" w:name="_Toc21009_WPSOffice_Level1"/>
+      <w:bookmarkStart w:id="4" w:name="_Toc21009_WPSOffice_Level1"/>
+      <w:bookmarkStart w:id="5" w:name="_Toc21669"/>
+      <w:bookmarkStart w:id="6" w:name="_Toc27500"/>
+      <w:bookmarkStart w:id="7" w:name="_Toc30143_WPSOffice_Level1"/>
     </w:p>
     <w:p>
       <w:pPr>
@@ -1732,6 +1732,8 @@
           <w:docGrid w:linePitch="299" w:charSpace="0"/>
         </w:sectPr>
       </w:pPr>
+      <w:bookmarkStart w:id="13" w:name="_GoBack"/>
+      <w:bookmarkEnd w:id="13"/>
     </w:p>
     <w:p>
       <w:pPr>
@@ -1771,7 +1773,7 @@
     </w:p>
     <w:tbl>
       <w:tblPr>
-        <w:tblStyle w:val="14"/>
+        <w:tblStyle w:val="15"/>
         <w:tblpPr w:leftFromText="180" w:rightFromText="180" w:vertAnchor="text" w:horzAnchor="margin" w:tblpXSpec="center" w:tblpY="11"/>
         <w:tblW w:w="10268" w:type="dxa"/>
         <w:jc w:val="center"/>
@@ -2662,7 +2664,7 @@
     </w:p>
     <w:tbl>
       <w:tblPr>
-        <w:tblStyle w:val="14"/>
+        <w:tblStyle w:val="15"/>
         <w:tblpPr w:leftFromText="180" w:rightFromText="180" w:vertAnchor="text" w:horzAnchor="margin" w:tblpXSpec="center" w:tblpY="11"/>
         <w:tblW w:w="10213" w:type="dxa"/>
         <w:jc w:val="center"/>
@@ -2720,7 +2722,7 @@
           </w:tcPr>
           <w:p>
             <w:pPr>
-              <w:pStyle w:val="27"/>
+              <w:pStyle w:val="28"/>
               <w:spacing w:before="156" w:beforeLines="50"/>
               <w:ind w:firstLine="0" w:firstLineChars="0"/>
               <w:jc w:val="both"/>
@@ -2756,7 +2758,7 @@
           </w:tcPr>
           <w:p>
             <w:pPr>
-              <w:pStyle w:val="27"/>
+              <w:pStyle w:val="28"/>
               <w:spacing w:before="156" w:beforeLines="50"/>
               <w:ind w:firstLine="0" w:firstLineChars="0"/>
               <w:jc w:val="both"/>
@@ -2816,7 +2818,7 @@
           </w:tcPr>
           <w:p>
             <w:pPr>
-              <w:pStyle w:val="27"/>
+              <w:pStyle w:val="28"/>
               <w:ind w:firstLine="0" w:firstLineChars="0"/>
               <w:jc w:val="both"/>
               <w:rPr>
@@ -2850,7 +2852,7 @@
           </w:tcPr>
           <w:p>
             <w:pPr>
-              <w:pStyle w:val="27"/>
+              <w:pStyle w:val="28"/>
               <w:ind w:firstLine="0" w:firstLineChars="0"/>
               <w:jc w:val="both"/>
               <w:rPr>
@@ -2908,7 +2910,7 @@
           </w:tcPr>
           <w:p>
             <w:pPr>
-              <w:pStyle w:val="27"/>
+              <w:pStyle w:val="28"/>
               <w:ind w:firstLine="0" w:firstLineChars="0"/>
               <w:jc w:val="both"/>
               <w:rPr>
@@ -3103,7 +3105,7 @@
           </w:tcPr>
           <w:p>
             <w:pPr>
-              <w:pStyle w:val="27"/>
+              <w:pStyle w:val="28"/>
               <w:ind w:firstLine="0" w:firstLineChars="0"/>
               <w:jc w:val="both"/>
               <w:rPr>
@@ -3195,7 +3197,7 @@
           </w:tcPr>
           <w:p>
             <w:pPr>
-              <w:pStyle w:val="27"/>
+              <w:pStyle w:val="28"/>
               <w:ind w:firstLine="0" w:firstLineChars="0"/>
               <w:jc w:val="both"/>
               <w:rPr>
@@ -3251,8 +3253,6 @@
               </w:rPr>
               <w:t>合格</w:t>
             </w:r>
-            <w:bookmarkStart w:id="13" w:name="_GoBack"/>
-            <w:bookmarkEnd w:id="13"/>
           </w:p>
         </w:tc>
       </w:tr>
@@ -3325,7 +3325,7 @@
     <w:bookmarkEnd w:id="11"/>
     <w:tbl>
       <w:tblPr>
-        <w:tblStyle w:val="44"/>
+        <w:tblStyle w:val="45"/>
         <w:tblW w:w="0" w:type="auto"/>
         <w:jc w:val="center"/>
         <w:tblBorders>
@@ -3426,7 +3426,11 @@
           </w:tcPr>
           <w:p>
             <w:pPr>
-              <w:jc w:val="center"/>
+              <w:pStyle w:val="13"/>
+              <w:keepNext w:val="0"/>
+              <w:keepLines w:val="0"/>
+              <w:widowControl/>
+              <w:suppressLineNumbers w:val="0"/>
               <w:rPr>
                 <w:rFonts w:hint="default" w:ascii="Times New Roman" w:hAnsi="Times New Roman" w:eastAsia="微软雅黑" w:cs="Times New Roman"/>
               </w:rPr>
@@ -3440,7 +3444,51 @@
                 <w:szCs w:val="21"/>
                 <w:lang w:val="en-US" w:eastAsia="zh-CN"/>
               </w:rPr>
-              <w:t>{% if EWSR1.EWSR1_PIC_status %}{{ EWSR1.EWSR1_PIC | pdi(232,194) }}{% endif %}</w:t>
+              <w:t>{% if EWSR1Info.</w:t>
+            </w:r>
+            <w:r>
+              <w:rPr>
+                <w:rFonts w:hint="default" w:ascii="Times New Roman" w:hAnsi="Times New Roman" w:eastAsia="微软雅黑" w:cs="Times New Roman"/>
+                <w:b w:val="0"/>
+                <w:bCs/>
+                <w:sz w:val="21"/>
+                <w:szCs w:val="21"/>
+                <w:lang w:val="en-US" w:eastAsia="zh-CN"/>
+              </w:rPr>
+              <w:t>EWSR1imgBase64Str</w:t>
+            </w:r>
+            <w:r>
+              <w:rPr>
+                <w:rFonts w:hint="eastAsia" w:ascii="Times New Roman" w:hAnsi="Times New Roman" w:eastAsia="微软雅黑" w:cs="Times New Roman"/>
+                <w:b w:val="0"/>
+                <w:bCs/>
+                <w:sz w:val="21"/>
+                <w:szCs w:val="21"/>
+                <w:lang w:val="en-US" w:eastAsia="zh-CN"/>
+              </w:rPr>
+              <w:t>%}{{EWSR1Info.</w:t>
+            </w:r>
+            <w:r>
+              <w:rPr>
+                <w:rFonts w:hint="default" w:ascii="Times New Roman" w:hAnsi="Times New Roman" w:eastAsia="微软雅黑" w:cs="Times New Roman"/>
+                <w:b w:val="0"/>
+                <w:bCs/>
+                <w:sz w:val="21"/>
+                <w:szCs w:val="21"/>
+                <w:lang w:val="en-US" w:eastAsia="zh-CN"/>
+              </w:rPr>
+              <w:t>EWSR1imgBase64Str</w:t>
+            </w:r>
+            <w:r>
+              <w:rPr>
+                <w:rFonts w:hint="eastAsia" w:ascii="Times New Roman" w:hAnsi="Times New Roman" w:eastAsia="微软雅黑" w:cs="Times New Roman"/>
+                <w:b w:val="0"/>
+                <w:bCs/>
+                <w:sz w:val="21"/>
+                <w:szCs w:val="21"/>
+                <w:lang w:val="en-US" w:eastAsia="zh-CN"/>
+              </w:rPr>
+              <w:t xml:space="preserve"> | pdi(232,194) }}{% endif %}</w:t>
             </w:r>
           </w:p>
         </w:tc>
@@ -3497,7 +3545,7 @@
     </w:p>
     <w:tbl>
       <w:tblPr>
-        <w:tblStyle w:val="14"/>
+        <w:tblStyle w:val="15"/>
         <w:tblpPr w:leftFromText="180" w:rightFromText="180" w:vertAnchor="text" w:horzAnchor="margin" w:tblpXSpec="center" w:tblpY="11"/>
         <w:tblW w:w="10242" w:type="dxa"/>
         <w:jc w:val="center"/>
@@ -3787,7 +3835,7 @@
           </w:tcPr>
           <w:p>
             <w:pPr>
-              <w:pStyle w:val="46"/>
+              <w:pStyle w:val="47"/>
               <w:rPr>
                 <w:rFonts w:hint="default" w:ascii="Times New Roman" w:hAnsi="Times New Roman" w:eastAsia="宋体" w:cs="Times New Roman"/>
                 <w:bCs/>
@@ -3805,17 +3853,7 @@
                 <w:szCs w:val="21"/>
                 <w:lang w:val="en-US" w:eastAsia="en-US" w:bidi="ar-SA"/>
               </w:rPr>
-              <w:t>EWSR1 断裂信号阳性细胞比率</w:t>
-            </w:r>
-            <w:r>
-              <w:rPr>
-                <w:rFonts w:hint="default" w:ascii="Times New Roman" w:hAnsi="Times New Roman" w:eastAsia="微软雅黑" w:cs="Times New Roman"/>
-                <w:kern w:val="0"/>
-                <w:sz w:val="21"/>
-                <w:szCs w:val="21"/>
-                <w:lang w:val="en-US" w:eastAsia="en-US" w:bidi="ar-SA"/>
-              </w:rPr>
-              <w:t>=</w:t>
+              <w:t>EWSR1 断裂信号阳性细胞比率=</w:t>
             </w:r>
             <w:r>
               <w:rPr>
@@ -3825,7 +3863,28 @@
                 <w:szCs w:val="21"/>
                 <w:lang w:val="en-US" w:eastAsia="zh-CN" w:bidi="ar-SA"/>
               </w:rPr>
-              <w:t>{{EWSR1.break_signal_positive_ratio}}</w:t>
+              <w:t>{{</w:t>
+            </w:r>
+            <w:r>
+              <w:rPr>
+                <w:rFonts w:hint="eastAsia" w:ascii="Times New Roman" w:hAnsi="Times New Roman" w:eastAsia="微软雅黑" w:cs="Times New Roman"/>
+                <w:b w:val="0"/>
+                <w:bCs/>
+                <w:sz w:val="21"/>
+                <w:szCs w:val="21"/>
+                <w:lang w:val="en-US" w:eastAsia="zh-CN"/>
+              </w:rPr>
+              <w:t>EWSR1Info</w:t>
+            </w:r>
+            <w:r>
+              <w:rPr>
+                <w:rFonts w:hint="eastAsia" w:ascii="Times New Roman" w:hAnsi="Times New Roman" w:eastAsia="微软雅黑" w:cs="Times New Roman"/>
+                <w:kern w:val="0"/>
+                <w:sz w:val="21"/>
+                <w:szCs w:val="21"/>
+                <w:lang w:val="en-US" w:eastAsia="zh-CN" w:bidi="ar-SA"/>
+              </w:rPr>
+              <w:t>.breakSignalPositiveRatio}}</w:t>
             </w:r>
           </w:p>
         </w:tc>
@@ -3841,7 +3900,7 @@
           </w:tcPr>
           <w:p>
             <w:pPr>
-              <w:pStyle w:val="47"/>
+              <w:pStyle w:val="48"/>
               <w:rPr>
                 <w:rFonts w:hint="default" w:ascii="Times New Roman" w:hAnsi="Times New Roman" w:eastAsia="微软雅黑" w:cs="Times New Roman"/>
                 <w:color w:val="FF0000"/>
@@ -4308,7 +4367,7 @@
     </w:p>
     <w:tbl>
       <w:tblPr>
-        <w:tblStyle w:val="52"/>
+        <w:tblStyle w:val="53"/>
         <w:tblW w:w="9487" w:type="dxa"/>
         <w:jc w:val="center"/>
         <w:tblCaption w:val="tb_sign"/>
@@ -4801,7 +4860,7 @@
     <w:bookmarkEnd w:id="7"/>
     <w:p>
       <w:pPr>
-        <w:pStyle w:val="13"/>
+        <w:pStyle w:val="14"/>
         <w:keepNext w:val="0"/>
         <w:keepLines w:val="0"/>
         <w:pageBreakBefore w:val="0"/>
@@ -5598,7 +5657,7 @@
     <w:lvl w:ilvl="0" w:tentative="0">
       <w:start w:val="1"/>
       <w:numFmt w:val="bullet"/>
-      <w:pStyle w:val="24"/>
+      <w:pStyle w:val="25"/>
       <w:lvlText w:val=""/>
       <w:lvlJc w:val="left"/>
       <w:pPr>
@@ -5712,7 +5771,7 @@
     <w:lvl w:ilvl="0" w:tentative="0">
       <w:start w:val="1"/>
       <w:numFmt w:val="bullet"/>
-      <w:pStyle w:val="28"/>
+      <w:pStyle w:val="29"/>
       <w:lvlText w:val=""/>
       <w:lvlPicBulletId w:val="2"/>
       <w:lvlJc w:val="center"/>
@@ -5948,7 +6007,7 @@
     <w:lvl w:ilvl="0" w:tentative="0">
       <w:start w:val="1"/>
       <w:numFmt w:val="bullet"/>
-      <w:pStyle w:val="23"/>
+      <w:pStyle w:val="24"/>
       <w:lvlText w:val=""/>
       <w:lvlPicBulletId w:val="1"/>
       <w:lvlJc w:val="center"/>
@@ -6496,7 +6555,7 @@
     <w:name w:val="heading 1"/>
     <w:basedOn w:val="1"/>
     <w:next w:val="1"/>
-    <w:link w:val="40"/>
+    <w:link w:val="41"/>
     <w:qFormat/>
     <w:uiPriority w:val="1"/>
     <w:pPr>
@@ -6556,14 +6615,14 @@
       <w:szCs w:val="30"/>
     </w:rPr>
   </w:style>
-  <w:style w:type="character" w:default="1" w:styleId="16">
+  <w:style w:type="character" w:default="1" w:styleId="17">
     <w:name w:val="Default Paragraph Font"/>
     <w:semiHidden/>
     <w:unhideWhenUsed/>
     <w:qFormat/>
     <w:uiPriority w:val="1"/>
   </w:style>
-  <w:style w:type="table" w:default="1" w:styleId="14">
+  <w:style w:type="table" w:default="1" w:styleId="15">
     <w:name w:val="Normal Table"/>
     <w:semiHidden/>
     <w:unhideWhenUsed/>
@@ -6607,7 +6666,7 @@
   <w:style w:type="paragraph" w:styleId="8">
     <w:name w:val="Balloon Text"/>
     <w:basedOn w:val="1"/>
-    <w:link w:val="38"/>
+    <w:link w:val="39"/>
     <w:qFormat/>
     <w:uiPriority w:val="0"/>
     <w:rPr>
@@ -6676,6 +6735,39 @@
     </w:pPr>
   </w:style>
   <w:style w:type="paragraph" w:styleId="13">
+    <w:name w:val="HTML Preformatted"/>
+    <w:basedOn w:val="1"/>
+    <w:uiPriority w:val="0"/>
+    <w:pPr>
+      <w:tabs>
+        <w:tab w:val="left" w:pos="916"/>
+        <w:tab w:val="left" w:pos="1832"/>
+        <w:tab w:val="left" w:pos="2748"/>
+        <w:tab w:val="left" w:pos="3664"/>
+        <w:tab w:val="left" w:pos="4580"/>
+        <w:tab w:val="left" w:pos="5496"/>
+        <w:tab w:val="left" w:pos="6412"/>
+        <w:tab w:val="left" w:pos="7328"/>
+        <w:tab w:val="left" w:pos="8244"/>
+        <w:tab w:val="left" w:pos="9160"/>
+        <w:tab w:val="left" w:pos="10076"/>
+        <w:tab w:val="left" w:pos="10992"/>
+        <w:tab w:val="left" w:pos="11908"/>
+        <w:tab w:val="left" w:pos="12824"/>
+        <w:tab w:val="left" w:pos="13740"/>
+        <w:tab w:val="left" w:pos="14656"/>
+      </w:tabs>
+      <w:jc w:val="left"/>
+    </w:pPr>
+    <w:rPr>
+      <w:rFonts w:hint="eastAsia" w:ascii="宋体" w:hAnsi="宋体" w:eastAsia="宋体" w:cs="宋体"/>
+      <w:kern w:val="0"/>
+      <w:sz w:val="24"/>
+      <w:szCs w:val="24"/>
+      <w:lang w:val="en-US" w:eastAsia="zh-CN" w:bidi="ar"/>
+    </w:rPr>
+  </w:style>
+  <w:style w:type="paragraph" w:styleId="14">
     <w:name w:val="Normal (Web)"/>
     <w:basedOn w:val="1"/>
     <w:qFormat/>
@@ -6684,9 +6776,9 @@
       <w:sz w:val="24"/>
     </w:rPr>
   </w:style>
-  <w:style w:type="table" w:styleId="15">
+  <w:style w:type="table" w:styleId="16">
     <w:name w:val="Table Grid"/>
-    <w:basedOn w:val="14"/>
+    <w:basedOn w:val="15"/>
     <w:qFormat/>
     <w:uiPriority w:val="59"/>
     <w:pPr>
@@ -6710,18 +6802,18 @@
       </w:tblCellMar>
     </w:tblPr>
   </w:style>
-  <w:style w:type="character" w:styleId="17">
+  <w:style w:type="character" w:styleId="18">
     <w:name w:val="Strong"/>
-    <w:basedOn w:val="16"/>
+    <w:basedOn w:val="17"/>
     <w:qFormat/>
     <w:uiPriority w:val="0"/>
     <w:rPr>
       <w:b/>
     </w:rPr>
   </w:style>
-  <w:style w:type="character" w:styleId="18">
+  <w:style w:type="character" w:styleId="19">
     <w:name w:val="Hyperlink"/>
-    <w:basedOn w:val="16"/>
+    <w:basedOn w:val="17"/>
     <w:unhideWhenUsed/>
     <w:qFormat/>
     <w:uiPriority w:val="99"/>
@@ -6735,9 +6827,9 @@
       </w14:textFill>
     </w:rPr>
   </w:style>
-  <w:style w:type="character" w:styleId="19">
+  <w:style w:type="character" w:styleId="20">
     <w:name w:val="annotation reference"/>
-    <w:basedOn w:val="16"/>
+    <w:basedOn w:val="17"/>
     <w:qFormat/>
     <w:uiPriority w:val="0"/>
     <w:rPr>
@@ -6745,13 +6837,13 @@
       <w:szCs w:val="21"/>
     </w:rPr>
   </w:style>
-  <w:style w:type="paragraph" w:customStyle="1" w:styleId="20">
+  <w:style w:type="paragraph" w:customStyle="1" w:styleId="21">
     <w:name w:val="Table Paragraph"/>
     <w:basedOn w:val="1"/>
     <w:qFormat/>
     <w:uiPriority w:val="1"/>
   </w:style>
-  <w:style w:type="table" w:customStyle="1" w:styleId="21">
+  <w:style w:type="table" w:customStyle="1" w:styleId="22">
     <w:name w:val="Table Normal1"/>
     <w:unhideWhenUsed/>
     <w:qFormat/>
@@ -6765,7 +6857,7 @@
       </w:tblCellMar>
     </w:tblPr>
   </w:style>
-  <w:style w:type="paragraph" w:customStyle="1" w:styleId="22">
+  <w:style w:type="paragraph" w:customStyle="1" w:styleId="23">
     <w:name w:val="List Paragraph1"/>
     <w:basedOn w:val="1"/>
     <w:qFormat/>
@@ -6774,7 +6866,7 @@
       <w:rFonts w:asciiTheme="minorHAnsi" w:hAnsiTheme="minorHAnsi" w:eastAsiaTheme="minorEastAsia" w:cstheme="minorBidi"/>
     </w:rPr>
   </w:style>
-  <w:style w:type="paragraph" w:customStyle="1" w:styleId="23">
+  <w:style w:type="paragraph" w:customStyle="1" w:styleId="24">
     <w:name w:val="标题1-1"/>
     <w:basedOn w:val="2"/>
     <w:next w:val="1"/>
@@ -6791,7 +6883,7 @@
       <w:color w:val="45A3A7"/>
     </w:rPr>
   </w:style>
-  <w:style w:type="paragraph" w:customStyle="1" w:styleId="24">
+  <w:style w:type="paragraph" w:customStyle="1" w:styleId="25">
     <w:name w:val="标题2-1"/>
     <w:basedOn w:val="3"/>
     <w:next w:val="1"/>
@@ -6810,9 +6902,9 @@
       <w:lang w:eastAsia="zh-CN"/>
     </w:rPr>
   </w:style>
-  <w:style w:type="paragraph" w:customStyle="1" w:styleId="25">
+  <w:style w:type="paragraph" w:customStyle="1" w:styleId="26">
     <w:name w:val="样式1"/>
-    <w:basedOn w:val="26"/>
+    <w:basedOn w:val="27"/>
     <w:qFormat/>
     <w:uiPriority w:val="1"/>
     <w:pPr>
@@ -6827,9 +6919,9 @@
       <w:lang w:eastAsia="zh-CN"/>
     </w:rPr>
   </w:style>
-  <w:style w:type="paragraph" w:customStyle="1" w:styleId="26">
+  <w:style w:type="paragraph" w:customStyle="1" w:styleId="27">
     <w:name w:val="lkgvc"/>
-    <w:basedOn w:val="27"/>
+    <w:basedOn w:val="28"/>
     <w:qFormat/>
     <w:uiPriority w:val="0"/>
     <w:pPr>
@@ -6841,7 +6933,7 @@
       <w:u w:val="single"/>
     </w:rPr>
   </w:style>
-  <w:style w:type="paragraph" w:customStyle="1" w:styleId="27">
+  <w:style w:type="paragraph" w:customStyle="1" w:styleId="28">
     <w:name w:val="P1"/>
     <w:basedOn w:val="1"/>
     <w:qFormat/>
@@ -6857,7 +6949,7 @@
       <w:szCs w:val="18"/>
     </w:rPr>
   </w:style>
-  <w:style w:type="paragraph" w:customStyle="1" w:styleId="28">
+  <w:style w:type="paragraph" w:customStyle="1" w:styleId="29">
     <w:name w:val="标题1-3"/>
     <w:basedOn w:val="2"/>
     <w:next w:val="1"/>
@@ -6874,7 +6966,7 @@
       <w:szCs w:val="32"/>
     </w:rPr>
   </w:style>
-  <w:style w:type="paragraph" w:customStyle="1" w:styleId="29">
+  <w:style w:type="paragraph" w:customStyle="1" w:styleId="30">
     <w:name w:val="标题2-3"/>
     <w:basedOn w:val="3"/>
     <w:next w:val="1"/>
@@ -6894,7 +6986,7 @@
       <w:lang w:eastAsia="zh-CN"/>
     </w:rPr>
   </w:style>
-  <w:style w:type="paragraph" w:customStyle="1" w:styleId="30">
+  <w:style w:type="paragraph" w:customStyle="1" w:styleId="31">
     <w:name w:val="WPSOffice手动目录 1"/>
     <w:qFormat/>
     <w:uiPriority w:val="0"/>
@@ -6903,7 +6995,7 @@
       <w:lang w:val="en-US" w:eastAsia="zh-CN" w:bidi="ar-SA"/>
     </w:rPr>
   </w:style>
-  <w:style w:type="paragraph" w:customStyle="1" w:styleId="31">
+  <w:style w:type="paragraph" w:customStyle="1" w:styleId="32">
     <w:name w:val="WPSOffice手动目录 2"/>
     <w:qFormat/>
     <w:uiPriority w:val="0"/>
@@ -6915,7 +7007,7 @@
       <w:lang w:val="en-US" w:eastAsia="zh-CN" w:bidi="ar-SA"/>
     </w:rPr>
   </w:style>
-  <w:style w:type="paragraph" w:customStyle="1" w:styleId="32">
+  <w:style w:type="paragraph" w:customStyle="1" w:styleId="33">
     <w:name w:val="列出段落1"/>
     <w:basedOn w:val="1"/>
     <w:unhideWhenUsed/>
@@ -6929,7 +7021,7 @@
       <w:sz w:val="24"/>
     </w:rPr>
   </w:style>
-  <w:style w:type="paragraph" w:styleId="33">
+  <w:style w:type="paragraph" w:styleId="34">
     <w:name w:val="List Paragraph"/>
     <w:basedOn w:val="1"/>
     <w:qFormat/>
@@ -6938,9 +7030,9 @@
       <w:ind w:firstLine="420" w:firstLineChars="200"/>
     </w:pPr>
   </w:style>
-  <w:style w:type="table" w:customStyle="1" w:styleId="34">
+  <w:style w:type="table" w:customStyle="1" w:styleId="35">
     <w:name w:val="ffzstable0"/>
-    <w:basedOn w:val="15"/>
+    <w:basedOn w:val="16"/>
     <w:qFormat/>
     <w:uiPriority w:val="0"/>
     <w:pPr>
@@ -6966,9 +7058,9 @@
       <w:vAlign w:val="center"/>
     </w:tcPr>
   </w:style>
-  <w:style w:type="table" w:customStyle="1" w:styleId="35">
+  <w:style w:type="table" w:customStyle="1" w:styleId="36">
     <w:name w:val="ffzstable1"/>
-    <w:basedOn w:val="15"/>
+    <w:basedOn w:val="16"/>
     <w:qFormat/>
     <w:uiPriority w:val="0"/>
     <w:pPr>
@@ -7013,7 +7105,7 @@
       </w:tcPr>
     </w:tblStylePr>
   </w:style>
-  <w:style w:type="paragraph" w:customStyle="1" w:styleId="36">
+  <w:style w:type="paragraph" w:customStyle="1" w:styleId="37">
     <w:name w:val="WPSOffice手动目录 3"/>
     <w:qFormat/>
     <w:uiPriority w:val="0"/>
@@ -7025,7 +7117,7 @@
       <w:lang w:val="en-US" w:eastAsia="zh-CN" w:bidi="ar-SA"/>
     </w:rPr>
   </w:style>
-  <w:style w:type="table" w:customStyle="1" w:styleId="37">
+  <w:style w:type="table" w:customStyle="1" w:styleId="38">
     <w:name w:val="Table Normal"/>
     <w:qFormat/>
     <w:uiPriority w:val="0"/>
@@ -7038,9 +7130,9 @@
       </w:tblCellMar>
     </w:tblPr>
   </w:style>
-  <w:style w:type="character" w:customStyle="1" w:styleId="38">
+  <w:style w:type="character" w:customStyle="1" w:styleId="39">
     <w:name w:val="批注框文本 Char"/>
-    <w:basedOn w:val="16"/>
+    <w:basedOn w:val="17"/>
     <w:link w:val="8"/>
     <w:qFormat/>
     <w:uiPriority w:val="0"/>
@@ -7051,7 +7143,7 @@
       <w:lang w:eastAsia="en-US"/>
     </w:rPr>
   </w:style>
-  <w:style w:type="paragraph" w:customStyle="1" w:styleId="39">
+  <w:style w:type="paragraph" w:customStyle="1" w:styleId="40">
     <w:name w:val="msolistparagraph"/>
     <w:basedOn w:val="1"/>
     <w:qFormat/>
@@ -7064,7 +7156,7 @@
       <w:lang w:eastAsia="zh-CN"/>
     </w:rPr>
   </w:style>
-  <w:style w:type="character" w:customStyle="1" w:styleId="40">
+  <w:style w:type="character" w:customStyle="1" w:styleId="41">
     <w:name w:val="标题 1 Char"/>
     <w:link w:val="2"/>
     <w:qFormat/>
@@ -7079,7 +7171,7 @@
       <w:lang w:eastAsia="zh-CN"/>
     </w:rPr>
   </w:style>
-  <w:style w:type="paragraph" w:customStyle="1" w:styleId="41">
+  <w:style w:type="paragraph" w:customStyle="1" w:styleId="42">
     <w:name w:val="basic"/>
     <w:basedOn w:val="1"/>
     <w:qFormat/>
@@ -7092,10 +7184,10 @@
       <w:szCs w:val="18"/>
     </w:rPr>
   </w:style>
-  <w:style w:type="character" w:customStyle="1" w:styleId="42">
+  <w:style w:type="character" w:customStyle="1" w:styleId="43">
     <w:name w:val="qc5 Char"/>
-    <w:basedOn w:val="16"/>
-    <w:link w:val="43"/>
+    <w:basedOn w:val="17"/>
+    <w:link w:val="44"/>
     <w:qFormat/>
     <w:uiPriority w:val="0"/>
     <w:rPr>
@@ -7106,10 +7198,10 @@
       <w:szCs w:val="18"/>
     </w:rPr>
   </w:style>
-  <w:style w:type="paragraph" w:customStyle="1" w:styleId="43">
+  <w:style w:type="paragraph" w:customStyle="1" w:styleId="44">
     <w:name w:val="qc5"/>
     <w:basedOn w:val="1"/>
-    <w:link w:val="42"/>
+    <w:link w:val="43"/>
     <w:qFormat/>
     <w:uiPriority w:val="0"/>
     <w:pPr>
@@ -7123,9 +7215,9 @@
       <w:szCs w:val="18"/>
     </w:rPr>
   </w:style>
-  <w:style w:type="table" w:customStyle="1" w:styleId="44">
+  <w:style w:type="table" w:customStyle="1" w:styleId="45">
     <w:name w:val="网格型15"/>
-    <w:basedOn w:val="14"/>
+    <w:basedOn w:val="15"/>
     <w:qFormat/>
     <w:uiPriority w:val="99"/>
     <w:pPr>
@@ -7147,7 +7239,7 @@
       </w:tblBorders>
     </w:tblPr>
   </w:style>
-  <w:style w:type="table" w:customStyle="1" w:styleId="45">
+  <w:style w:type="table" w:customStyle="1" w:styleId="46">
     <w:name w:val="73a8eb6c-f7a4-4b27-8f86-ffa7c051b96f"/>
     <w:semiHidden/>
     <w:unhideWhenUsed/>
@@ -7162,7 +7254,7 @@
       </w:tblCellMar>
     </w:tblPr>
   </w:style>
-  <w:style w:type="paragraph" w:customStyle="1" w:styleId="46">
+  <w:style w:type="paragraph" w:customStyle="1" w:styleId="47">
     <w:name w:val="hello1098"/>
     <w:basedOn w:val="1"/>
     <w:qFormat/>
@@ -7178,9 +7270,9 @@
       <w:szCs w:val="18"/>
     </w:rPr>
   </w:style>
-  <w:style w:type="paragraph" w:customStyle="1" w:styleId="47">
+  <w:style w:type="paragraph" w:customStyle="1" w:styleId="48">
     <w:name w:val="5_red"/>
-    <w:basedOn w:val="46"/>
+    <w:basedOn w:val="47"/>
     <w:qFormat/>
     <w:uiPriority w:val="0"/>
     <w:rPr>
@@ -7188,18 +7280,18 @@
       <w:sz w:val="20"/>
     </w:rPr>
   </w:style>
-  <w:style w:type="paragraph" w:customStyle="1" w:styleId="48">
+  <w:style w:type="paragraph" w:customStyle="1" w:styleId="49">
     <w:name w:val="5_black"/>
-    <w:basedOn w:val="47"/>
+    <w:basedOn w:val="48"/>
     <w:qFormat/>
     <w:uiPriority w:val="0"/>
     <w:rPr>
       <w:color w:val="auto"/>
     </w:rPr>
   </w:style>
-  <w:style w:type="paragraph" w:customStyle="1" w:styleId="49">
+  <w:style w:type="paragraph" w:customStyle="1" w:styleId="50">
     <w:name w:val="样式10"/>
-    <w:basedOn w:val="50"/>
+    <w:basedOn w:val="51"/>
     <w:qFormat/>
     <w:uiPriority w:val="0"/>
     <w:pPr>
@@ -7209,9 +7301,9 @@
       <w:szCs w:val="18"/>
     </w:rPr>
   </w:style>
-  <w:style w:type="paragraph" w:customStyle="1" w:styleId="50">
+  <w:style w:type="paragraph" w:customStyle="1" w:styleId="51">
     <w:name w:val="样式3"/>
-    <w:basedOn w:val="51"/>
+    <w:basedOn w:val="52"/>
     <w:qFormat/>
     <w:uiPriority w:val="0"/>
     <w:rPr>
@@ -7219,7 +7311,7 @@
       <w:sz w:val="18"/>
     </w:rPr>
   </w:style>
-  <w:style w:type="paragraph" w:customStyle="1" w:styleId="51">
+  <w:style w:type="paragraph" w:customStyle="1" w:styleId="52">
     <w:name w:val="样式2"/>
     <w:basedOn w:val="1"/>
     <w:qFormat/>
@@ -7232,7 +7324,7 @@
       <w:kern w:val="0"/>
     </w:rPr>
   </w:style>
-  <w:style w:type="table" w:customStyle="1" w:styleId="52">
+  <w:style w:type="table" w:customStyle="1" w:styleId="53">
     <w:name w:val="3300a14f-dd40-4409-84a9-5d9488cb46c4"/>
     <w:semiHidden/>
     <w:unhideWhenUsed/>

--- a/WebContent/docx/EWSR1(22q12.2)基因断裂检测报告.docx
+++ b/WebContent/docx/EWSR1(22q12.2)基因断裂检测报告.docx
@@ -1732,8 +1732,6 @@
           <w:docGrid w:linePitch="299" w:charSpace="0"/>
         </w:sectPr>
       </w:pPr>
-      <w:bookmarkStart w:id="13" w:name="_GoBack"/>
-      <w:bookmarkEnd w:id="13"/>
     </w:p>
     <w:p>
       <w:pPr>
@@ -2993,7 +2991,7 @@
                 <w:szCs w:val="21"/>
                 <w:lang w:val="en-US" w:eastAsia="zh-CN"/>
               </w:rPr>
-              <w:t>EWSR1</w:t>
+              <w:t>EWSR1Info</w:t>
             </w:r>
             <w:r>
               <w:rPr>
@@ -3431,6 +3429,7 @@
               <w:keepLines w:val="0"/>
               <w:widowControl/>
               <w:suppressLineNumbers w:val="0"/>
+              <w:jc w:val="center"/>
               <w:rPr>
                 <w:rFonts w:hint="default" w:ascii="Times New Roman" w:hAnsi="Times New Roman" w:eastAsia="微软雅黑" w:cs="Times New Roman"/>
               </w:rPr>
@@ -3466,7 +3465,20 @@
                 <w:szCs w:val="21"/>
                 <w:lang w:val="en-US" w:eastAsia="zh-CN"/>
               </w:rPr>
-              <w:t>%}{{EWSR1Info.</w:t>
+              <w:t>%}{{EW</w:t>
+            </w:r>
+            <w:bookmarkStart w:id="13" w:name="_GoBack"/>
+            <w:bookmarkEnd w:id="13"/>
+            <w:r>
+              <w:rPr>
+                <w:rFonts w:hint="eastAsia" w:ascii="Times New Roman" w:hAnsi="Times New Roman" w:eastAsia="微软雅黑" w:cs="Times New Roman"/>
+                <w:b w:val="0"/>
+                <w:bCs/>
+                <w:sz w:val="21"/>
+                <w:szCs w:val="21"/>
+                <w:lang w:val="en-US" w:eastAsia="zh-CN"/>
+              </w:rPr>
+              <w:t>SR1Info.</w:t>
             </w:r>
             <w:r>
               <w:rPr>
@@ -3919,7 +3931,7 @@
                 <w:szCs w:val="21"/>
                 <w:lang w:val="en-US" w:eastAsia="zh-CN" w:bidi="ar-SA"/>
               </w:rPr>
-              <w:t>{{EWSR1.detection}}</w:t>
+              <w:t>{{EWSR1Info.detection}}</w:t>
             </w:r>
           </w:p>
         </w:tc>
@@ -4393,8 +4405,8 @@
         <w:gridCol w:w="993"/>
         <w:gridCol w:w="1974"/>
         <w:gridCol w:w="923"/>
-        <w:gridCol w:w="1780"/>
-        <w:gridCol w:w="1134"/>
+        <w:gridCol w:w="1593"/>
+        <w:gridCol w:w="1321"/>
         <w:gridCol w:w="2683"/>
       </w:tblGrid>
       <w:tr>
@@ -4574,7 +4586,7 @@
                 <w:szCs w:val="18"/>
                 <w:lang w:val="en-US" w:eastAsia="zh-CN"/>
               </w:rPr>
-              <w:t>{{EWSR1.examiner}}</w:t>
+              <w:t>{{EWSR1Info.examiner}}</w:t>
             </w:r>
           </w:p>
         </w:tc>
@@ -4610,7 +4622,7 @@
         </w:tc>
         <w:tc>
           <w:tcPr>
-            <w:tcW w:w="1780" w:type="dxa"/>
+            <w:tcW w:w="1593" w:type="dxa"/>
             <w:shd w:val="clear" w:color="auto" w:fill="FFFFFF"/>
             <w:vAlign w:val="center"/>
           </w:tcPr>
@@ -4635,13 +4647,13 @@
                 <w:szCs w:val="18"/>
                 <w:lang w:val="en-US" w:eastAsia="zh-CN"/>
               </w:rPr>
-              <w:t>{{EWSR1.auditor}}</w:t>
+              <w:t>{{EWSR1Info.auditor}}</w:t>
             </w:r>
           </w:p>
         </w:tc>
         <w:tc>
           <w:tcPr>
-            <w:tcW w:w="1134" w:type="dxa"/>
+            <w:tcW w:w="1321" w:type="dxa"/>
             <w:shd w:val="clear" w:color="auto" w:fill="FFFFFF"/>
             <w:vAlign w:val="center"/>
           </w:tcPr>

--- a/WebContent/docx/EWSR1(22q12.2)基因断裂检测报告.docx
+++ b/WebContent/docx/EWSR1(22q12.2)基因断裂检测报告.docx
@@ -11,6 +11,58 @@
         </w:rPr>
       </w:pPr>
       <w:r>
+        <w:drawing>
+          <wp:anchor distT="0" distB="0" distL="0" distR="0" simplePos="0" relativeHeight="251666432" behindDoc="0" locked="0" layoutInCell="1" allowOverlap="1">
+            <wp:simplePos x="0" y="0"/>
+            <wp:positionH relativeFrom="column">
+              <wp:posOffset>1619250</wp:posOffset>
+            </wp:positionH>
+            <wp:positionV relativeFrom="paragraph">
+              <wp:posOffset>-366395</wp:posOffset>
+            </wp:positionV>
+            <wp:extent cx="1643380" cy="986790"/>
+            <wp:effectExtent l="0" t="0" r="2540" b="0"/>
+            <wp:wrapNone/>
+            <wp:docPr id="3" name="图片 1"/>
+            <wp:cNvGraphicFramePr>
+              <a:graphicFrameLocks xmlns:a="http://schemas.openxmlformats.org/drawingml/2006/main" noChangeAspect="1"/>
+            </wp:cNvGraphicFramePr>
+            <a:graphic xmlns:a="http://schemas.openxmlformats.org/drawingml/2006/main">
+              <a:graphicData uri="http://schemas.openxmlformats.org/drawingml/2006/picture">
+                <pic:pic xmlns:pic="http://schemas.openxmlformats.org/drawingml/2006/picture">
+                  <pic:nvPicPr>
+                    <pic:cNvPr id="3" name="图片 1"/>
+                    <pic:cNvPicPr>
+                      <a:picLocks noChangeAspect="1" noChangeArrowheads="1"/>
+                    </pic:cNvPicPr>
+                  </pic:nvPicPr>
+                  <pic:blipFill>
+                    <a:blip r:embed="rId10"/>
+                    <a:srcRect/>
+                    <a:stretch>
+                      <a:fillRect/>
+                    </a:stretch>
+                  </pic:blipFill>
+                  <pic:spPr>
+                    <a:xfrm>
+                      <a:off x="0" y="0"/>
+                      <a:ext cx="1643380" cy="986790"/>
+                    </a:xfrm>
+                    <a:prstGeom prst="rect">
+                      <a:avLst/>
+                    </a:prstGeom>
+                    <a:noFill/>
+                    <a:ln>
+                      <a:noFill/>
+                    </a:ln>
+                  </pic:spPr>
+                </pic:pic>
+              </a:graphicData>
+            </a:graphic>
+          </wp:anchor>
+        </w:drawing>
+      </w:r>
+      <w:r>
         <w:rPr>
           <w:rFonts w:hint="default" w:ascii="Times New Roman" w:hAnsi="Times New Roman" w:eastAsia="微软雅黑" w:cs="Times New Roman"/>
           <w:lang w:eastAsia="zh-CN"/>
@@ -19,10 +71,10 @@
           <wp:anchor distT="0" distB="0" distL="114300" distR="114300" simplePos="0" relativeHeight="251659264" behindDoc="1" locked="0" layoutInCell="1" allowOverlap="1">
             <wp:simplePos x="0" y="0"/>
             <wp:positionH relativeFrom="column">
-              <wp:posOffset>-8890</wp:posOffset>
+              <wp:posOffset>-542290</wp:posOffset>
             </wp:positionH>
             <wp:positionV relativeFrom="paragraph">
-              <wp:posOffset>-4445</wp:posOffset>
+              <wp:posOffset>-537845</wp:posOffset>
             </wp:positionV>
             <wp:extent cx="7559675" cy="10698480"/>
             <wp:effectExtent l="0" t="0" r="3175" b="7620"/>
@@ -41,7 +93,7 @@
                     </pic:cNvPicPr>
                   </pic:nvPicPr>
                   <pic:blipFill>
-                    <a:blip r:embed="rId9"/>
+                    <a:blip r:embed="rId11"/>
                     <a:srcRect l="1400" t="66" r="1581" b="-6"/>
                     <a:stretch>
                       <a:fillRect/>
@@ -199,13 +251,146 @@
         <mc:AlternateContent>
           <mc:Choice Requires="wps">
             <w:drawing>
+              <wp:anchor distT="0" distB="0" distL="114300" distR="114300" simplePos="0" relativeHeight="251661312" behindDoc="0" locked="0" layoutInCell="1" allowOverlap="1">
+                <wp:simplePos x="0" y="0"/>
+                <wp:positionH relativeFrom="column">
+                  <wp:posOffset>78740</wp:posOffset>
+                </wp:positionH>
+                <wp:positionV relativeFrom="paragraph">
+                  <wp:posOffset>6644005</wp:posOffset>
+                </wp:positionV>
+                <wp:extent cx="1788160" cy="316865"/>
+                <wp:effectExtent l="0" t="0" r="2540" b="6985"/>
+                <wp:wrapNone/>
+                <wp:docPr id="22" name="文本框 22"/>
+                <wp:cNvGraphicFramePr/>
+                <a:graphic xmlns:a="http://schemas.openxmlformats.org/drawingml/2006/main">
+                  <a:graphicData uri="http://schemas.microsoft.com/office/word/2010/wordprocessingShape">
+                    <wps:wsp>
+                      <wps:cNvSpPr txBox="1"/>
+                      <wps:spPr>
+                        <a:xfrm>
+                          <a:off x="0" y="0"/>
+                          <a:ext cx="1788160" cy="316865"/>
+                        </a:xfrm>
+                        <a:prstGeom prst="rect">
+                          <a:avLst/>
+                        </a:prstGeom>
+                        <a:solidFill>
+                          <a:schemeClr val="lt1"/>
+                        </a:solidFill>
+                        <a:ln w="6350">
+                          <a:noFill/>
+                        </a:ln>
+                      </wps:spPr>
+                      <wps:style>
+                        <a:lnRef idx="0">
+                          <a:schemeClr val="accent1"/>
+                        </a:lnRef>
+                        <a:fillRef idx="0">
+                          <a:schemeClr val="accent1"/>
+                        </a:fillRef>
+                        <a:effectRef idx="0">
+                          <a:schemeClr val="accent1"/>
+                        </a:effectRef>
+                        <a:fontRef idx="minor">
+                          <a:schemeClr val="dk1"/>
+                        </a:fontRef>
+                      </wps:style>
+                      <wps:txbx>
+                        <w:txbxContent>
+                          <w:p>
+                            <w:pPr>
+                              <w:rPr>
+                                <w:rFonts w:hint="eastAsia" w:ascii="黑体" w:hAnsi="黑体" w:eastAsia="黑体" w:cs="黑体"/>
+                                <w:b w:val="0"/>
+                                <w:bCs w:val="0"/>
+                                <w:color w:val="7C7C7C" w:themeColor="accent3" w:themeShade="BF"/>
+                                <w:sz w:val="24"/>
+                                <w:szCs w:val="24"/>
+                                <w:lang w:val="en-US" w:eastAsia="zh-CN"/>
+                              </w:rPr>
+                            </w:pPr>
+                            <w:r>
+                              <w:rPr>
+                                <w:rFonts w:hint="eastAsia" w:ascii="黑体" w:hAnsi="黑体" w:eastAsia="黑体" w:cs="黑体"/>
+                                <w:b w:val="0"/>
+                                <w:bCs w:val="0"/>
+                                <w:color w:val="7C7C7C" w:themeColor="accent3" w:themeShade="BF"/>
+                                <w:sz w:val="24"/>
+                                <w:szCs w:val="24"/>
+                                <w:lang w:val="en-US" w:eastAsia="zh-CN"/>
+                              </w:rPr>
+                              <w:t>基因科技守护生命健康</w:t>
+                            </w:r>
+                          </w:p>
+                        </w:txbxContent>
+                      </wps:txbx>
+                      <wps:bodyPr rot="0" spcFirstLastPara="0" vertOverflow="overflow" horzOverflow="overflow" vert="horz" wrap="square" lIns="91440" tIns="45720" rIns="91440" bIns="45720" numCol="1" spcCol="0" rtlCol="0" fromWordArt="0" anchor="t" anchorCtr="0" forceAA="0" compatLnSpc="1">
+                        <a:noAutofit/>
+                      </wps:bodyPr>
+                    </wps:wsp>
+                  </a:graphicData>
+                </a:graphic>
+              </wp:anchor>
+            </w:drawing>
+          </mc:Choice>
+          <mc:Fallback>
+            <w:pict>
+              <v:shape id="_x0000_s1026" o:spid="_x0000_s1026" o:spt="202" type="#_x0000_t202" style="position:absolute;left:0pt;margin-left:6.2pt;margin-top:523.15pt;height:24.95pt;width:140.8pt;z-index:251661312;mso-width-relative:page;mso-height-relative:page;" fillcolor="#FFFFFF [3201]" filled="t" stroked="f" coordsize="21600,21600" o:gfxdata="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">
+                <v:fill on="t" focussize="0,0"/>
+                <v:stroke on="f" weight="0.5pt"/>
+                <v:imagedata o:title=""/>
+                <o:lock v:ext="edit" aspectratio="f"/>
+                <v:textbox>
+                  <w:txbxContent>
+                    <w:p>
+                      <w:pPr>
+                        <w:rPr>
+                          <w:rFonts w:hint="eastAsia" w:ascii="黑体" w:hAnsi="黑体" w:eastAsia="黑体" w:cs="黑体"/>
+                          <w:b w:val="0"/>
+                          <w:bCs w:val="0"/>
+                          <w:color w:val="7C7C7C" w:themeColor="accent3" w:themeShade="BF"/>
+                          <w:sz w:val="24"/>
+                          <w:szCs w:val="24"/>
+                          <w:lang w:val="en-US" w:eastAsia="zh-CN"/>
+                        </w:rPr>
+                      </w:pPr>
+                      <w:r>
+                        <w:rPr>
+                          <w:rFonts w:hint="eastAsia" w:ascii="黑体" w:hAnsi="黑体" w:eastAsia="黑体" w:cs="黑体"/>
+                          <w:b w:val="0"/>
+                          <w:bCs w:val="0"/>
+                          <w:color w:val="7C7C7C" w:themeColor="accent3" w:themeShade="BF"/>
+                          <w:sz w:val="24"/>
+                          <w:szCs w:val="24"/>
+                          <w:lang w:val="en-US" w:eastAsia="zh-CN"/>
+                        </w:rPr>
+                        <w:t>基因科技守护生命健康</w:t>
+                      </w:r>
+                    </w:p>
+                  </w:txbxContent>
+                </v:textbox>
+              </v:shape>
+            </w:pict>
+          </mc:Fallback>
+        </mc:AlternateContent>
+      </w:r>
+      <w:r>
+        <w:rPr>
+          <w:rFonts w:hint="default" w:ascii="Times New Roman" w:hAnsi="Times New Roman" w:eastAsia="微软雅黑" w:cs="Times New Roman"/>
+          <w:sz w:val="22"/>
+        </w:rPr>
+        <mc:AlternateContent>
+          <mc:Choice Requires="wps">
+            <w:drawing>
               <wp:anchor distT="0" distB="0" distL="114300" distR="114300" simplePos="0" relativeHeight="251660288" behindDoc="0" locked="0" layoutInCell="1" allowOverlap="1">
                 <wp:simplePos x="0" y="0"/>
                 <wp:positionH relativeFrom="column">
-                  <wp:posOffset>588010</wp:posOffset>
+                  <wp:posOffset>77470</wp:posOffset>
                 </wp:positionH>
                 <wp:positionV relativeFrom="paragraph">
-                  <wp:posOffset>5051425</wp:posOffset>
+                  <wp:posOffset>4853305</wp:posOffset>
                 </wp:positionV>
                 <wp:extent cx="6065520" cy="1108710"/>
                 <wp:effectExtent l="0" t="0" r="0" b="0"/>
@@ -323,7 +508,7 @@
           </mc:Choice>
           <mc:Fallback>
             <w:pict>
-              <v:shape id="_x0000_s1026" o:spid="_x0000_s1026" o:spt="202" type="#_x0000_t202" style="position:absolute;left:0pt;margin-left:46.3pt;margin-top:397.75pt;height:87.3pt;width:477.6pt;z-index:251660288;mso-width-relative:page;mso-height-relative:page;" filled="f" stroked="f" coordsize="21600,21600" o:gfxdata="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">
+              <v:shape id="_x0000_s1026" o:spid="_x0000_s1026" o:spt="202" type="#_x0000_t202" style="position:absolute;left:0pt;margin-left:6.1pt;margin-top:382.15pt;height:87.3pt;width:477.6pt;z-index:251660288;mso-width-relative:page;mso-height-relative:page;" filled="f" stroked="f" coordsize="21600,21600" o:gfxdata="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">
                 <v:fill on="f" focussize="0,0"/>
                 <v:stroke on="f" weight="0.5pt"/>
                 <v:imagedata o:title=""/>
@@ -402,139 +587,6 @@
           </mc:Fallback>
         </mc:AlternateContent>
       </w:r>
-      <w:r>
-        <w:rPr>
-          <w:rFonts w:hint="default" w:ascii="Times New Roman" w:hAnsi="Times New Roman" w:eastAsia="微软雅黑" w:cs="Times New Roman"/>
-          <w:sz w:val="22"/>
-        </w:rPr>
-        <mc:AlternateContent>
-          <mc:Choice Requires="wps">
-            <w:drawing>
-              <wp:anchor distT="0" distB="0" distL="114300" distR="114300" simplePos="0" relativeHeight="251661312" behindDoc="0" locked="0" layoutInCell="1" allowOverlap="1">
-                <wp:simplePos x="0" y="0"/>
-                <wp:positionH relativeFrom="column">
-                  <wp:posOffset>673100</wp:posOffset>
-                </wp:positionH>
-                <wp:positionV relativeFrom="paragraph">
-                  <wp:posOffset>6804025</wp:posOffset>
-                </wp:positionV>
-                <wp:extent cx="1788160" cy="316865"/>
-                <wp:effectExtent l="0" t="0" r="2540" b="6985"/>
-                <wp:wrapNone/>
-                <wp:docPr id="22" name="文本框 22"/>
-                <wp:cNvGraphicFramePr/>
-                <a:graphic xmlns:a="http://schemas.openxmlformats.org/drawingml/2006/main">
-                  <a:graphicData uri="http://schemas.microsoft.com/office/word/2010/wordprocessingShape">
-                    <wps:wsp>
-                      <wps:cNvSpPr txBox="1"/>
-                      <wps:spPr>
-                        <a:xfrm>
-                          <a:off x="0" y="0"/>
-                          <a:ext cx="1788160" cy="316865"/>
-                        </a:xfrm>
-                        <a:prstGeom prst="rect">
-                          <a:avLst/>
-                        </a:prstGeom>
-                        <a:solidFill>
-                          <a:schemeClr val="lt1"/>
-                        </a:solidFill>
-                        <a:ln w="6350">
-                          <a:noFill/>
-                        </a:ln>
-                      </wps:spPr>
-                      <wps:style>
-                        <a:lnRef idx="0">
-                          <a:schemeClr val="accent1"/>
-                        </a:lnRef>
-                        <a:fillRef idx="0">
-                          <a:schemeClr val="accent1"/>
-                        </a:fillRef>
-                        <a:effectRef idx="0">
-                          <a:schemeClr val="accent1"/>
-                        </a:effectRef>
-                        <a:fontRef idx="minor">
-                          <a:schemeClr val="dk1"/>
-                        </a:fontRef>
-                      </wps:style>
-                      <wps:txbx>
-                        <w:txbxContent>
-                          <w:p>
-                            <w:pPr>
-                              <w:rPr>
-                                <w:rFonts w:hint="eastAsia" w:ascii="黑体" w:hAnsi="黑体" w:eastAsia="黑体" w:cs="黑体"/>
-                                <w:b w:val="0"/>
-                                <w:bCs w:val="0"/>
-                                <w:color w:val="7C7C7C" w:themeColor="accent3" w:themeShade="BF"/>
-                                <w:sz w:val="24"/>
-                                <w:szCs w:val="24"/>
-                                <w:lang w:val="en-US" w:eastAsia="zh-CN"/>
-                              </w:rPr>
-                            </w:pPr>
-                            <w:r>
-                              <w:rPr>
-                                <w:rFonts w:hint="eastAsia" w:ascii="黑体" w:hAnsi="黑体" w:eastAsia="黑体" w:cs="黑体"/>
-                                <w:b w:val="0"/>
-                                <w:bCs w:val="0"/>
-                                <w:color w:val="7C7C7C" w:themeColor="accent3" w:themeShade="BF"/>
-                                <w:sz w:val="24"/>
-                                <w:szCs w:val="24"/>
-                                <w:lang w:val="en-US" w:eastAsia="zh-CN"/>
-                              </w:rPr>
-                              <w:t>基因科技守护生命健康</w:t>
-                            </w:r>
-                          </w:p>
-                        </w:txbxContent>
-                      </wps:txbx>
-                      <wps:bodyPr rot="0" spcFirstLastPara="0" vertOverflow="overflow" horzOverflow="overflow" vert="horz" wrap="square" lIns="91440" tIns="45720" rIns="91440" bIns="45720" numCol="1" spcCol="0" rtlCol="0" fromWordArt="0" anchor="t" anchorCtr="0" forceAA="0" compatLnSpc="1">
-                        <a:noAutofit/>
-                      </wps:bodyPr>
-                    </wps:wsp>
-                  </a:graphicData>
-                </a:graphic>
-              </wp:anchor>
-            </w:drawing>
-          </mc:Choice>
-          <mc:Fallback>
-            <w:pict>
-              <v:shape id="_x0000_s1026" o:spid="_x0000_s1026" o:spt="202" type="#_x0000_t202" style="position:absolute;left:0pt;margin-left:53pt;margin-top:535.75pt;height:24.95pt;width:140.8pt;z-index:251661312;mso-width-relative:page;mso-height-relative:page;" fillcolor="#FFFFFF [3201]" filled="t" stroked="f" coordsize="21600,21600" o:gfxdata="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">
-                <v:fill on="t" focussize="0,0"/>
-                <v:stroke on="f" weight="0.5pt"/>
-                <v:imagedata o:title=""/>
-                <o:lock v:ext="edit" aspectratio="f"/>
-                <v:textbox>
-                  <w:txbxContent>
-                    <w:p>
-                      <w:pPr>
-                        <w:rPr>
-                          <w:rFonts w:hint="eastAsia" w:ascii="黑体" w:hAnsi="黑体" w:eastAsia="黑体" w:cs="黑体"/>
-                          <w:b w:val="0"/>
-                          <w:bCs w:val="0"/>
-                          <w:color w:val="7C7C7C" w:themeColor="accent3" w:themeShade="BF"/>
-                          <w:sz w:val="24"/>
-                          <w:szCs w:val="24"/>
-                          <w:lang w:val="en-US" w:eastAsia="zh-CN"/>
-                        </w:rPr>
-                      </w:pPr>
-                      <w:r>
-                        <w:rPr>
-                          <w:rFonts w:hint="eastAsia" w:ascii="黑体" w:hAnsi="黑体" w:eastAsia="黑体" w:cs="黑体"/>
-                          <w:b w:val="0"/>
-                          <w:bCs w:val="0"/>
-                          <w:color w:val="7C7C7C" w:themeColor="accent3" w:themeShade="BF"/>
-                          <w:sz w:val="24"/>
-                          <w:szCs w:val="24"/>
-                          <w:lang w:val="en-US" w:eastAsia="zh-CN"/>
-                        </w:rPr>
-                        <w:t>基因科技守护生命健康</w:t>
-                      </w:r>
-                    </w:p>
-                  </w:txbxContent>
-                </v:textbox>
-              </v:shape>
-            </w:pict>
-          </mc:Fallback>
-        </mc:AlternateContent>
-      </w:r>
     </w:p>
     <w:p>
       <w:pPr>
@@ -545,8 +597,8 @@
         </w:rPr>
         <w:sectPr>
           <w:footerReference r:id="rId3" w:type="default"/>
-          <w:pgSz w:w="11910" w:h="16840"/>
-          <w:pgMar w:top="0" w:right="0" w:bottom="0" w:left="0" w:header="720" w:footer="720" w:gutter="0"/>
+          <w:pgSz w:w="11905" w:h="16838"/>
+          <w:pgMar w:top="850" w:right="850" w:bottom="850" w:left="850" w:header="850" w:footer="397" w:gutter="0"/>
           <w:pgBorders>
             <w:top w:val="none" w:sz="0" w:space="0"/>
             <w:left w:val="none" w:sz="0" w:space="0"/>
@@ -554,7 +606,9 @@
             <w:right w:val="none" w:sz="0" w:space="0"/>
           </w:pgBorders>
           <w:pgNumType w:fmt="decimal" w:start="1"/>
-          <w:cols w:space="720" w:num="1"/>
+          <w:cols w:space="0" w:num="1"/>
+          <w:rtlGutter w:val="0"/>
+          <w:docGrid w:linePitch="0" w:charSpace="0"/>
         </w:sectPr>
       </w:pPr>
     </w:p>
@@ -770,7 +824,6 @@
       <w:sdtContent>
         <w:p>
           <w:pPr>
-            <w:pStyle w:val="11"/>
             <w:keepNext w:val="0"/>
             <w:keepLines w:val="0"/>
             <w:pageBreakBefore w:val="0"/>
@@ -832,13 +885,13 @@
             </w:tabs>
             <w:rPr>
               <w:rStyle w:val="19"/>
-              <w:rFonts w:hint="eastAsia" w:ascii="Times New Roman" w:hAnsi="Times New Roman" w:eastAsia="微软雅黑" w:cs="微软雅黑"/>
+              <w:rFonts w:hint="default" w:ascii="Times New Roman" w:hAnsi="Times New Roman" w:eastAsia="微软雅黑" w:cs="微软雅黑"/>
               <w:b/>
               <w:bCs/>
               <w:color w:val="62B541"/>
               <w:sz w:val="32"/>
               <w:szCs w:val="32"/>
-              <w:lang w:eastAsia="zh-CN"/>
+              <w:lang w:val="en-US" w:eastAsia="zh-CN" w:bidi="ar-SA"/>
             </w:rPr>
           </w:pPr>
           <w:r>
@@ -850,7 +903,7 @@
               <w:color w:val="62B541"/>
               <w:sz w:val="32"/>
               <w:szCs w:val="32"/>
-              <w:lang w:eastAsia="zh-CN"/>
+              <w:lang w:val="en-US" w:eastAsia="zh-CN" w:bidi="ar-SA"/>
             </w:rPr>
             <w:fldChar w:fldCharType="begin"/>
           </w:r>
@@ -863,9 +916,9 @@
               <w:color w:val="62B541"/>
               <w:sz w:val="32"/>
               <w:szCs w:val="32"/>
-              <w:lang w:eastAsia="zh-CN"/>
+              <w:lang w:val="en-US" w:eastAsia="zh-CN" w:bidi="ar-SA"/>
             </w:rPr>
-            <w:instrText xml:space="preserve"> HYPERLINK \l _Toc8257 </w:instrText>
+            <w:instrText xml:space="preserve"> HYPERLINK \l _Toc25691 </w:instrText>
           </w:r>
           <w:r>
             <w:rPr>
@@ -876,7 +929,7 @@
               <w:color w:val="62B541"/>
               <w:sz w:val="32"/>
               <w:szCs w:val="32"/>
-              <w:lang w:eastAsia="zh-CN"/>
+              <w:lang w:val="en-US" w:eastAsia="zh-CN" w:bidi="ar-SA"/>
             </w:rPr>
             <w:fldChar w:fldCharType="separate"/>
           </w:r>
@@ -889,85 +942,85 @@
               <w:color w:val="62B541"/>
               <w:sz w:val="32"/>
               <w:szCs w:val="32"/>
-              <w:lang w:eastAsia="zh-CN"/>
+              <w:lang w:val="en-US" w:eastAsia="zh-CN" w:bidi="ar-SA"/>
             </w:rPr>
             <w:t>样本信息</w:t>
           </w:r>
           <w:r>
             <w:rPr>
               <w:rStyle w:val="19"/>
-              <w:rFonts w:hint="eastAsia" w:ascii="Times New Roman" w:hAnsi="Times New Roman" w:eastAsia="微软雅黑" w:cs="微软雅黑"/>
+              <w:rFonts w:hint="default" w:ascii="Times New Roman" w:hAnsi="Times New Roman" w:eastAsia="微软雅黑" w:cs="微软雅黑"/>
               <w:b/>
               <w:bCs/>
               <w:color w:val="62B541"/>
               <w:sz w:val="32"/>
               <w:szCs w:val="32"/>
-              <w:lang w:eastAsia="zh-CN"/>
+              <w:lang w:val="en-US" w:eastAsia="zh-CN" w:bidi="ar-SA"/>
             </w:rPr>
             <w:tab/>
           </w:r>
           <w:r>
             <w:rPr>
               <w:rStyle w:val="19"/>
-              <w:rFonts w:hint="eastAsia" w:ascii="Times New Roman" w:hAnsi="Times New Roman" w:eastAsia="微软雅黑" w:cs="微软雅黑"/>
+              <w:rFonts w:hint="default" w:ascii="Times New Roman" w:hAnsi="Times New Roman" w:eastAsia="微软雅黑" w:cs="微软雅黑"/>
               <w:b/>
               <w:bCs/>
               <w:color w:val="62B541"/>
               <w:sz w:val="32"/>
               <w:szCs w:val="32"/>
-              <w:lang w:eastAsia="zh-CN"/>
+              <w:lang w:val="en-US" w:eastAsia="zh-CN" w:bidi="ar-SA"/>
             </w:rPr>
             <w:fldChar w:fldCharType="begin"/>
           </w:r>
           <w:r>
             <w:rPr>
               <w:rStyle w:val="19"/>
-              <w:rFonts w:hint="eastAsia" w:ascii="Times New Roman" w:hAnsi="Times New Roman" w:eastAsia="微软雅黑" w:cs="微软雅黑"/>
+              <w:rFonts w:hint="default" w:ascii="Times New Roman" w:hAnsi="Times New Roman" w:eastAsia="微软雅黑" w:cs="微软雅黑"/>
               <w:b/>
               <w:bCs/>
               <w:color w:val="62B541"/>
               <w:sz w:val="32"/>
               <w:szCs w:val="32"/>
-              <w:lang w:eastAsia="zh-CN"/>
+              <w:lang w:val="en-US" w:eastAsia="zh-CN" w:bidi="ar-SA"/>
             </w:rPr>
-            <w:instrText xml:space="preserve"> PAGEREF _Toc8257 \h </w:instrText>
+            <w:instrText xml:space="preserve"> PAGEREF _Toc25691 \h </w:instrText>
           </w:r>
           <w:r>
             <w:rPr>
               <w:rStyle w:val="19"/>
-              <w:rFonts w:hint="eastAsia" w:ascii="Times New Roman" w:hAnsi="Times New Roman" w:eastAsia="微软雅黑" w:cs="微软雅黑"/>
+              <w:rFonts w:hint="default" w:ascii="Times New Roman" w:hAnsi="Times New Roman" w:eastAsia="微软雅黑" w:cs="微软雅黑"/>
               <w:b/>
               <w:bCs/>
               <w:color w:val="62B541"/>
               <w:sz w:val="32"/>
               <w:szCs w:val="32"/>
-              <w:lang w:eastAsia="zh-CN"/>
+              <w:lang w:val="en-US" w:eastAsia="zh-CN" w:bidi="ar-SA"/>
             </w:rPr>
             <w:fldChar w:fldCharType="separate"/>
           </w:r>
           <w:r>
             <w:rPr>
               <w:rStyle w:val="19"/>
-              <w:rFonts w:hint="eastAsia" w:ascii="Times New Roman" w:hAnsi="Times New Roman" w:eastAsia="微软雅黑" w:cs="微软雅黑"/>
+              <w:rFonts w:hint="default" w:ascii="Times New Roman" w:hAnsi="Times New Roman" w:eastAsia="微软雅黑" w:cs="微软雅黑"/>
               <w:b/>
               <w:bCs/>
               <w:color w:val="62B541"/>
               <w:sz w:val="32"/>
               <w:szCs w:val="32"/>
-              <w:lang w:eastAsia="zh-CN"/>
+              <w:lang w:val="en-US" w:eastAsia="zh-CN" w:bidi="ar-SA"/>
             </w:rPr>
             <w:t>1</w:t>
           </w:r>
           <w:r>
             <w:rPr>
               <w:rStyle w:val="19"/>
-              <w:rFonts w:hint="eastAsia" w:ascii="Times New Roman" w:hAnsi="Times New Roman" w:eastAsia="微软雅黑" w:cs="微软雅黑"/>
+              <w:rFonts w:hint="default" w:ascii="Times New Roman" w:hAnsi="Times New Roman" w:eastAsia="微软雅黑" w:cs="微软雅黑"/>
               <w:b/>
               <w:bCs/>
               <w:color w:val="62B541"/>
               <w:sz w:val="32"/>
               <w:szCs w:val="32"/>
-              <w:lang w:eastAsia="zh-CN"/>
+              <w:lang w:val="en-US" w:eastAsia="zh-CN" w:bidi="ar-SA"/>
             </w:rPr>
             <w:fldChar w:fldCharType="end"/>
           </w:r>
@@ -980,7 +1033,7 @@
               <w:color w:val="62B541"/>
               <w:sz w:val="32"/>
               <w:szCs w:val="32"/>
-              <w:lang w:eastAsia="zh-CN"/>
+              <w:lang w:val="en-US" w:eastAsia="zh-CN" w:bidi="ar-SA"/>
             </w:rPr>
             <w:fldChar w:fldCharType="end"/>
           </w:r>
@@ -993,13 +1046,13 @@
             </w:tabs>
             <w:rPr>
               <w:rStyle w:val="19"/>
-              <w:rFonts w:hint="eastAsia" w:ascii="Times New Roman" w:hAnsi="Times New Roman" w:eastAsia="微软雅黑" w:cs="微软雅黑"/>
+              <w:rFonts w:hint="default" w:ascii="Times New Roman" w:hAnsi="Times New Roman" w:eastAsia="微软雅黑" w:cs="微软雅黑"/>
               <w:b/>
               <w:bCs/>
               <w:color w:val="62B541"/>
               <w:sz w:val="32"/>
               <w:szCs w:val="32"/>
-              <w:lang w:eastAsia="zh-CN"/>
+              <w:lang w:val="en-US" w:eastAsia="zh-CN" w:bidi="ar-SA"/>
             </w:rPr>
           </w:pPr>
           <w:r>
@@ -1011,7 +1064,7 @@
               <w:color w:val="62B541"/>
               <w:sz w:val="32"/>
               <w:szCs w:val="32"/>
-              <w:lang w:eastAsia="zh-CN"/>
+              <w:lang w:val="en-US" w:eastAsia="zh-CN" w:bidi="ar-SA"/>
             </w:rPr>
             <w:fldChar w:fldCharType="begin"/>
           </w:r>
@@ -1024,9 +1077,9 @@
               <w:color w:val="62B541"/>
               <w:sz w:val="32"/>
               <w:szCs w:val="32"/>
-              <w:lang w:eastAsia="zh-CN"/>
+              <w:lang w:val="en-US" w:eastAsia="zh-CN" w:bidi="ar-SA"/>
             </w:rPr>
-            <w:instrText xml:space="preserve"> HYPERLINK \l _Toc15719 </w:instrText>
+            <w:instrText xml:space="preserve"> HYPERLINK \l _Toc8573 </w:instrText>
           </w:r>
           <w:r>
             <w:rPr>
@@ -1037,7 +1090,7 @@
               <w:color w:val="62B541"/>
               <w:sz w:val="32"/>
               <w:szCs w:val="32"/>
-              <w:lang w:eastAsia="zh-CN"/>
+              <w:lang w:val="en-US" w:eastAsia="zh-CN" w:bidi="ar-SA"/>
             </w:rPr>
             <w:fldChar w:fldCharType="separate"/>
           </w:r>
@@ -1050,7 +1103,7 @@
               <w:color w:val="62B541"/>
               <w:sz w:val="32"/>
               <w:szCs w:val="32"/>
-              <w:lang w:eastAsia="zh-CN"/>
+              <w:lang w:val="en-US" w:eastAsia="zh-CN" w:bidi="ar-SA"/>
             </w:rPr>
             <w:t>检测</w:t>
           </w:r>
@@ -1063,85 +1116,85 @@
               <w:color w:val="62B541"/>
               <w:sz w:val="32"/>
               <w:szCs w:val="32"/>
-              <w:lang w:val="en-US" w:eastAsia="zh-CN"/>
+              <w:lang w:val="en-US" w:eastAsia="zh-CN" w:bidi="ar-SA"/>
             </w:rPr>
             <w:t>项目</w:t>
           </w:r>
           <w:r>
             <w:rPr>
               <w:rStyle w:val="19"/>
-              <w:rFonts w:hint="eastAsia" w:ascii="Times New Roman" w:hAnsi="Times New Roman" w:eastAsia="微软雅黑" w:cs="微软雅黑"/>
+              <w:rFonts w:hint="default" w:ascii="Times New Roman" w:hAnsi="Times New Roman" w:eastAsia="微软雅黑" w:cs="微软雅黑"/>
               <w:b/>
               <w:bCs/>
               <w:color w:val="62B541"/>
               <w:sz w:val="32"/>
               <w:szCs w:val="32"/>
-              <w:lang w:eastAsia="zh-CN"/>
+              <w:lang w:val="en-US" w:eastAsia="zh-CN" w:bidi="ar-SA"/>
             </w:rPr>
             <w:tab/>
           </w:r>
           <w:r>
             <w:rPr>
               <w:rStyle w:val="19"/>
-              <w:rFonts w:hint="eastAsia" w:ascii="Times New Roman" w:hAnsi="Times New Roman" w:eastAsia="微软雅黑" w:cs="微软雅黑"/>
+              <w:rFonts w:hint="default" w:ascii="Times New Roman" w:hAnsi="Times New Roman" w:eastAsia="微软雅黑" w:cs="微软雅黑"/>
               <w:b/>
               <w:bCs/>
               <w:color w:val="62B541"/>
               <w:sz w:val="32"/>
               <w:szCs w:val="32"/>
-              <w:lang w:eastAsia="zh-CN"/>
+              <w:lang w:val="en-US" w:eastAsia="zh-CN" w:bidi="ar-SA"/>
             </w:rPr>
             <w:fldChar w:fldCharType="begin"/>
           </w:r>
           <w:r>
             <w:rPr>
               <w:rStyle w:val="19"/>
-              <w:rFonts w:hint="eastAsia" w:ascii="Times New Roman" w:hAnsi="Times New Roman" w:eastAsia="微软雅黑" w:cs="微软雅黑"/>
+              <w:rFonts w:hint="default" w:ascii="Times New Roman" w:hAnsi="Times New Roman" w:eastAsia="微软雅黑" w:cs="微软雅黑"/>
               <w:b/>
               <w:bCs/>
               <w:color w:val="62B541"/>
               <w:sz w:val="32"/>
               <w:szCs w:val="32"/>
-              <w:lang w:eastAsia="zh-CN"/>
+              <w:lang w:val="en-US" w:eastAsia="zh-CN" w:bidi="ar-SA"/>
             </w:rPr>
-            <w:instrText xml:space="preserve"> PAGEREF _Toc15719 \h </w:instrText>
+            <w:instrText xml:space="preserve"> PAGEREF _Toc8573 \h </w:instrText>
           </w:r>
           <w:r>
             <w:rPr>
               <w:rStyle w:val="19"/>
-              <w:rFonts w:hint="eastAsia" w:ascii="Times New Roman" w:hAnsi="Times New Roman" w:eastAsia="微软雅黑" w:cs="微软雅黑"/>
+              <w:rFonts w:hint="default" w:ascii="Times New Roman" w:hAnsi="Times New Roman" w:eastAsia="微软雅黑" w:cs="微软雅黑"/>
               <w:b/>
               <w:bCs/>
               <w:color w:val="62B541"/>
               <w:sz w:val="32"/>
               <w:szCs w:val="32"/>
-              <w:lang w:eastAsia="zh-CN"/>
+              <w:lang w:val="en-US" w:eastAsia="zh-CN" w:bidi="ar-SA"/>
             </w:rPr>
             <w:fldChar w:fldCharType="separate"/>
           </w:r>
           <w:r>
             <w:rPr>
               <w:rStyle w:val="19"/>
-              <w:rFonts w:hint="eastAsia" w:ascii="Times New Roman" w:hAnsi="Times New Roman" w:eastAsia="微软雅黑" w:cs="微软雅黑"/>
+              <w:rFonts w:hint="default" w:ascii="Times New Roman" w:hAnsi="Times New Roman" w:eastAsia="微软雅黑" w:cs="微软雅黑"/>
               <w:b/>
               <w:bCs/>
               <w:color w:val="62B541"/>
               <w:sz w:val="32"/>
               <w:szCs w:val="32"/>
-              <w:lang w:eastAsia="zh-CN"/>
+              <w:lang w:val="en-US" w:eastAsia="zh-CN" w:bidi="ar-SA"/>
             </w:rPr>
             <w:t>1</w:t>
           </w:r>
           <w:r>
             <w:rPr>
               <w:rStyle w:val="19"/>
-              <w:rFonts w:hint="eastAsia" w:ascii="Times New Roman" w:hAnsi="Times New Roman" w:eastAsia="微软雅黑" w:cs="微软雅黑"/>
+              <w:rFonts w:hint="default" w:ascii="Times New Roman" w:hAnsi="Times New Roman" w:eastAsia="微软雅黑" w:cs="微软雅黑"/>
               <w:b/>
               <w:bCs/>
               <w:color w:val="62B541"/>
               <w:sz w:val="32"/>
               <w:szCs w:val="32"/>
-              <w:lang w:eastAsia="zh-CN"/>
+              <w:lang w:val="en-US" w:eastAsia="zh-CN" w:bidi="ar-SA"/>
             </w:rPr>
             <w:fldChar w:fldCharType="end"/>
           </w:r>
@@ -1154,7 +1207,7 @@
               <w:color w:val="62B541"/>
               <w:sz w:val="32"/>
               <w:szCs w:val="32"/>
-              <w:lang w:eastAsia="zh-CN"/>
+              <w:lang w:val="en-US" w:eastAsia="zh-CN" w:bidi="ar-SA"/>
             </w:rPr>
             <w:fldChar w:fldCharType="end"/>
           </w:r>
@@ -1167,13 +1220,13 @@
             </w:tabs>
             <w:rPr>
               <w:rStyle w:val="19"/>
-              <w:rFonts w:hint="eastAsia" w:ascii="Times New Roman" w:hAnsi="Times New Roman" w:eastAsia="微软雅黑" w:cs="微软雅黑"/>
+              <w:rFonts w:hint="default" w:ascii="Times New Roman" w:hAnsi="Times New Roman" w:eastAsia="微软雅黑" w:cs="微软雅黑"/>
               <w:b/>
               <w:bCs/>
               <w:color w:val="62B541"/>
               <w:sz w:val="32"/>
               <w:szCs w:val="32"/>
-              <w:lang w:eastAsia="zh-CN"/>
+              <w:lang w:val="en-US" w:eastAsia="zh-CN" w:bidi="ar-SA"/>
             </w:rPr>
           </w:pPr>
           <w:r>
@@ -1185,7 +1238,7 @@
               <w:color w:val="62B541"/>
               <w:sz w:val="32"/>
               <w:szCs w:val="32"/>
-              <w:lang w:eastAsia="zh-CN"/>
+              <w:lang w:val="en-US" w:eastAsia="zh-CN" w:bidi="ar-SA"/>
             </w:rPr>
             <w:fldChar w:fldCharType="begin"/>
           </w:r>
@@ -1198,9 +1251,9 @@
               <w:color w:val="62B541"/>
               <w:sz w:val="32"/>
               <w:szCs w:val="32"/>
-              <w:lang w:eastAsia="zh-CN"/>
+              <w:lang w:val="en-US" w:eastAsia="zh-CN" w:bidi="ar-SA"/>
             </w:rPr>
-            <w:instrText xml:space="preserve"> HYPERLINK \l _Toc22003 </w:instrText>
+            <w:instrText xml:space="preserve"> HYPERLINK \l _Toc27078 </w:instrText>
           </w:r>
           <w:r>
             <w:rPr>
@@ -1211,7 +1264,7 @@
               <w:color w:val="62B541"/>
               <w:sz w:val="32"/>
               <w:szCs w:val="32"/>
-              <w:lang w:eastAsia="zh-CN"/>
+              <w:lang w:val="en-US" w:eastAsia="zh-CN" w:bidi="ar-SA"/>
             </w:rPr>
             <w:fldChar w:fldCharType="separate"/>
           </w:r>
@@ -1224,85 +1277,85 @@
               <w:color w:val="62B541"/>
               <w:sz w:val="32"/>
               <w:szCs w:val="32"/>
-              <w:lang w:eastAsia="zh-CN"/>
+              <w:lang w:val="en-US" w:eastAsia="zh-CN" w:bidi="ar-SA"/>
             </w:rPr>
             <w:t>检测图谱</w:t>
           </w:r>
           <w:r>
             <w:rPr>
               <w:rStyle w:val="19"/>
-              <w:rFonts w:hint="eastAsia" w:ascii="Times New Roman" w:hAnsi="Times New Roman" w:eastAsia="微软雅黑" w:cs="微软雅黑"/>
+              <w:rFonts w:hint="default" w:ascii="Times New Roman" w:hAnsi="Times New Roman" w:eastAsia="微软雅黑" w:cs="微软雅黑"/>
               <w:b/>
               <w:bCs/>
               <w:color w:val="62B541"/>
               <w:sz w:val="32"/>
               <w:szCs w:val="32"/>
-              <w:lang w:eastAsia="zh-CN"/>
+              <w:lang w:val="en-US" w:eastAsia="zh-CN" w:bidi="ar-SA"/>
             </w:rPr>
             <w:tab/>
           </w:r>
           <w:r>
             <w:rPr>
               <w:rStyle w:val="19"/>
-              <w:rFonts w:hint="eastAsia" w:ascii="Times New Roman" w:hAnsi="Times New Roman" w:eastAsia="微软雅黑" w:cs="微软雅黑"/>
+              <w:rFonts w:hint="default" w:ascii="Times New Roman" w:hAnsi="Times New Roman" w:eastAsia="微软雅黑" w:cs="微软雅黑"/>
               <w:b/>
               <w:bCs/>
               <w:color w:val="62B541"/>
               <w:sz w:val="32"/>
               <w:szCs w:val="32"/>
-              <w:lang w:eastAsia="zh-CN"/>
+              <w:lang w:val="en-US" w:eastAsia="zh-CN" w:bidi="ar-SA"/>
             </w:rPr>
             <w:fldChar w:fldCharType="begin"/>
           </w:r>
           <w:r>
             <w:rPr>
               <w:rStyle w:val="19"/>
-              <w:rFonts w:hint="eastAsia" w:ascii="Times New Roman" w:hAnsi="Times New Roman" w:eastAsia="微软雅黑" w:cs="微软雅黑"/>
+              <w:rFonts w:hint="default" w:ascii="Times New Roman" w:hAnsi="Times New Roman" w:eastAsia="微软雅黑" w:cs="微软雅黑"/>
               <w:b/>
               <w:bCs/>
               <w:color w:val="62B541"/>
               <w:sz w:val="32"/>
               <w:szCs w:val="32"/>
-              <w:lang w:eastAsia="zh-CN"/>
+              <w:lang w:val="en-US" w:eastAsia="zh-CN" w:bidi="ar-SA"/>
             </w:rPr>
-            <w:instrText xml:space="preserve"> PAGEREF _Toc22003 \h </w:instrText>
+            <w:instrText xml:space="preserve"> PAGEREF _Toc27078 \h </w:instrText>
           </w:r>
           <w:r>
             <w:rPr>
               <w:rStyle w:val="19"/>
-              <w:rFonts w:hint="eastAsia" w:ascii="Times New Roman" w:hAnsi="Times New Roman" w:eastAsia="微软雅黑" w:cs="微软雅黑"/>
+              <w:rFonts w:hint="default" w:ascii="Times New Roman" w:hAnsi="Times New Roman" w:eastAsia="微软雅黑" w:cs="微软雅黑"/>
               <w:b/>
               <w:bCs/>
               <w:color w:val="62B541"/>
               <w:sz w:val="32"/>
               <w:szCs w:val="32"/>
-              <w:lang w:eastAsia="zh-CN"/>
+              <w:lang w:val="en-US" w:eastAsia="zh-CN" w:bidi="ar-SA"/>
             </w:rPr>
             <w:fldChar w:fldCharType="separate"/>
           </w:r>
           <w:r>
             <w:rPr>
               <w:rStyle w:val="19"/>
-              <w:rFonts w:hint="eastAsia" w:ascii="Times New Roman" w:hAnsi="Times New Roman" w:eastAsia="微软雅黑" w:cs="微软雅黑"/>
+              <w:rFonts w:hint="default" w:ascii="Times New Roman" w:hAnsi="Times New Roman" w:eastAsia="微软雅黑" w:cs="微软雅黑"/>
               <w:b/>
               <w:bCs/>
               <w:color w:val="62B541"/>
               <w:sz w:val="32"/>
               <w:szCs w:val="32"/>
-              <w:lang w:eastAsia="zh-CN"/>
+              <w:lang w:val="en-US" w:eastAsia="zh-CN" w:bidi="ar-SA"/>
             </w:rPr>
             <w:t>1</w:t>
           </w:r>
           <w:r>
             <w:rPr>
               <w:rStyle w:val="19"/>
-              <w:rFonts w:hint="eastAsia" w:ascii="Times New Roman" w:hAnsi="Times New Roman" w:eastAsia="微软雅黑" w:cs="微软雅黑"/>
+              <w:rFonts w:hint="default" w:ascii="Times New Roman" w:hAnsi="Times New Roman" w:eastAsia="微软雅黑" w:cs="微软雅黑"/>
               <w:b/>
               <w:bCs/>
               <w:color w:val="62B541"/>
               <w:sz w:val="32"/>
               <w:szCs w:val="32"/>
-              <w:lang w:eastAsia="zh-CN"/>
+              <w:lang w:val="en-US" w:eastAsia="zh-CN" w:bidi="ar-SA"/>
             </w:rPr>
             <w:fldChar w:fldCharType="end"/>
           </w:r>
@@ -1315,7 +1368,7 @@
               <w:color w:val="62B541"/>
               <w:sz w:val="32"/>
               <w:szCs w:val="32"/>
-              <w:lang w:eastAsia="zh-CN"/>
+              <w:lang w:val="en-US" w:eastAsia="zh-CN" w:bidi="ar-SA"/>
             </w:rPr>
             <w:fldChar w:fldCharType="end"/>
           </w:r>
@@ -1328,13 +1381,13 @@
             </w:tabs>
             <w:rPr>
               <w:rStyle w:val="19"/>
-              <w:rFonts w:hint="eastAsia" w:ascii="Times New Roman" w:hAnsi="Times New Roman" w:eastAsia="微软雅黑" w:cs="微软雅黑"/>
+              <w:rFonts w:hint="default" w:ascii="Times New Roman" w:hAnsi="Times New Roman" w:eastAsia="微软雅黑" w:cs="微软雅黑"/>
               <w:b/>
               <w:bCs/>
               <w:color w:val="62B541"/>
               <w:sz w:val="32"/>
               <w:szCs w:val="32"/>
-              <w:lang w:eastAsia="zh-CN"/>
+              <w:lang w:val="en-US" w:eastAsia="zh-CN" w:bidi="ar-SA"/>
             </w:rPr>
           </w:pPr>
           <w:r>
@@ -1346,7 +1399,7 @@
               <w:color w:val="62B541"/>
               <w:sz w:val="32"/>
               <w:szCs w:val="32"/>
-              <w:lang w:eastAsia="zh-CN"/>
+              <w:lang w:val="en-US" w:eastAsia="zh-CN" w:bidi="ar-SA"/>
             </w:rPr>
             <w:fldChar w:fldCharType="begin"/>
           </w:r>
@@ -1359,9 +1412,9 @@
               <w:color w:val="62B541"/>
               <w:sz w:val="32"/>
               <w:szCs w:val="32"/>
-              <w:lang w:eastAsia="zh-CN"/>
+              <w:lang w:val="en-US" w:eastAsia="zh-CN" w:bidi="ar-SA"/>
             </w:rPr>
-            <w:instrText xml:space="preserve"> HYPERLINK \l _Toc7 </w:instrText>
+            <w:instrText xml:space="preserve"> HYPERLINK \l _Toc4236 </w:instrText>
           </w:r>
           <w:r>
             <w:rPr>
@@ -1372,7 +1425,7 @@
               <w:color w:val="62B541"/>
               <w:sz w:val="32"/>
               <w:szCs w:val="32"/>
-              <w:lang w:eastAsia="zh-CN"/>
+              <w:lang w:val="en-US" w:eastAsia="zh-CN" w:bidi="ar-SA"/>
             </w:rPr>
             <w:fldChar w:fldCharType="separate"/>
           </w:r>
@@ -1385,85 +1438,85 @@
               <w:color w:val="62B541"/>
               <w:sz w:val="32"/>
               <w:szCs w:val="32"/>
-              <w:lang w:eastAsia="zh-CN"/>
+              <w:lang w:val="en-US" w:eastAsia="zh-CN" w:bidi="ar-SA"/>
             </w:rPr>
             <w:t>检测结果</w:t>
           </w:r>
           <w:r>
             <w:rPr>
               <w:rStyle w:val="19"/>
-              <w:rFonts w:hint="eastAsia" w:ascii="Times New Roman" w:hAnsi="Times New Roman" w:eastAsia="微软雅黑" w:cs="微软雅黑"/>
+              <w:rFonts w:hint="default" w:ascii="Times New Roman" w:hAnsi="Times New Roman" w:eastAsia="微软雅黑" w:cs="微软雅黑"/>
               <w:b/>
               <w:bCs/>
               <w:color w:val="62B541"/>
               <w:sz w:val="32"/>
               <w:szCs w:val="32"/>
-              <w:lang w:eastAsia="zh-CN"/>
+              <w:lang w:val="en-US" w:eastAsia="zh-CN" w:bidi="ar-SA"/>
             </w:rPr>
             <w:tab/>
           </w:r>
           <w:r>
             <w:rPr>
               <w:rStyle w:val="19"/>
-              <w:rFonts w:hint="eastAsia" w:ascii="Times New Roman" w:hAnsi="Times New Roman" w:eastAsia="微软雅黑" w:cs="微软雅黑"/>
+              <w:rFonts w:hint="default" w:ascii="Times New Roman" w:hAnsi="Times New Roman" w:eastAsia="微软雅黑" w:cs="微软雅黑"/>
               <w:b/>
               <w:bCs/>
               <w:color w:val="62B541"/>
               <w:sz w:val="32"/>
               <w:szCs w:val="32"/>
-              <w:lang w:eastAsia="zh-CN"/>
+              <w:lang w:val="en-US" w:eastAsia="zh-CN" w:bidi="ar-SA"/>
             </w:rPr>
             <w:fldChar w:fldCharType="begin"/>
           </w:r>
           <w:r>
             <w:rPr>
               <w:rStyle w:val="19"/>
-              <w:rFonts w:hint="eastAsia" w:ascii="Times New Roman" w:hAnsi="Times New Roman" w:eastAsia="微软雅黑" w:cs="微软雅黑"/>
+              <w:rFonts w:hint="default" w:ascii="Times New Roman" w:hAnsi="Times New Roman" w:eastAsia="微软雅黑" w:cs="微软雅黑"/>
               <w:b/>
               <w:bCs/>
               <w:color w:val="62B541"/>
               <w:sz w:val="32"/>
               <w:szCs w:val="32"/>
-              <w:lang w:eastAsia="zh-CN"/>
+              <w:lang w:val="en-US" w:eastAsia="zh-CN" w:bidi="ar-SA"/>
             </w:rPr>
-            <w:instrText xml:space="preserve"> PAGEREF _Toc7 \h </w:instrText>
+            <w:instrText xml:space="preserve"> PAGEREF _Toc4236 \h </w:instrText>
           </w:r>
           <w:r>
             <w:rPr>
               <w:rStyle w:val="19"/>
-              <w:rFonts w:hint="eastAsia" w:ascii="Times New Roman" w:hAnsi="Times New Roman" w:eastAsia="微软雅黑" w:cs="微软雅黑"/>
+              <w:rFonts w:hint="default" w:ascii="Times New Roman" w:hAnsi="Times New Roman" w:eastAsia="微软雅黑" w:cs="微软雅黑"/>
               <w:b/>
               <w:bCs/>
               <w:color w:val="62B541"/>
               <w:sz w:val="32"/>
               <w:szCs w:val="32"/>
-              <w:lang w:eastAsia="zh-CN"/>
+              <w:lang w:val="en-US" w:eastAsia="zh-CN" w:bidi="ar-SA"/>
             </w:rPr>
             <w:fldChar w:fldCharType="separate"/>
           </w:r>
           <w:r>
             <w:rPr>
               <w:rStyle w:val="19"/>
-              <w:rFonts w:hint="eastAsia" w:ascii="Times New Roman" w:hAnsi="Times New Roman" w:eastAsia="微软雅黑" w:cs="微软雅黑"/>
+              <w:rFonts w:hint="default" w:ascii="Times New Roman" w:hAnsi="Times New Roman" w:eastAsia="微软雅黑" w:cs="微软雅黑"/>
               <w:b/>
               <w:bCs/>
               <w:color w:val="62B541"/>
               <w:sz w:val="32"/>
               <w:szCs w:val="32"/>
-              <w:lang w:eastAsia="zh-CN"/>
+              <w:lang w:val="en-US" w:eastAsia="zh-CN" w:bidi="ar-SA"/>
             </w:rPr>
-            <w:t>2</w:t>
+            <w:t>1</w:t>
           </w:r>
           <w:r>
             <w:rPr>
               <w:rStyle w:val="19"/>
-              <w:rFonts w:hint="eastAsia" w:ascii="Times New Roman" w:hAnsi="Times New Roman" w:eastAsia="微软雅黑" w:cs="微软雅黑"/>
+              <w:rFonts w:hint="default" w:ascii="Times New Roman" w:hAnsi="Times New Roman" w:eastAsia="微软雅黑" w:cs="微软雅黑"/>
               <w:b/>
               <w:bCs/>
               <w:color w:val="62B541"/>
               <w:sz w:val="32"/>
               <w:szCs w:val="32"/>
-              <w:lang w:eastAsia="zh-CN"/>
+              <w:lang w:val="en-US" w:eastAsia="zh-CN" w:bidi="ar-SA"/>
             </w:rPr>
             <w:fldChar w:fldCharType="end"/>
           </w:r>
@@ -1476,7 +1529,7 @@
               <w:color w:val="62B541"/>
               <w:sz w:val="32"/>
               <w:szCs w:val="32"/>
-              <w:lang w:eastAsia="zh-CN"/>
+              <w:lang w:val="en-US" w:eastAsia="zh-CN" w:bidi="ar-SA"/>
             </w:rPr>
             <w:fldChar w:fldCharType="end"/>
           </w:r>
@@ -1484,156 +1537,6 @@
         <w:p>
           <w:pPr>
             <w:pStyle w:val="11"/>
-            <w:tabs>
-              <w:tab w:val="right" w:leader="dot" w:pos="9870"/>
-            </w:tabs>
-          </w:pPr>
-          <w:r>
-            <w:rPr>
-              <w:rStyle w:val="19"/>
-              <w:rFonts w:hint="default" w:ascii="Times New Roman" w:hAnsi="Times New Roman" w:eastAsia="微软雅黑" w:cs="微软雅黑"/>
-              <w:b/>
-              <w:bCs/>
-              <w:color w:val="62B541"/>
-              <w:sz w:val="32"/>
-              <w:szCs w:val="32"/>
-              <w:lang w:eastAsia="zh-CN"/>
-            </w:rPr>
-            <w:fldChar w:fldCharType="begin"/>
-          </w:r>
-          <w:r>
-            <w:rPr>
-              <w:rStyle w:val="19"/>
-              <w:rFonts w:hint="default" w:ascii="Times New Roman" w:hAnsi="Times New Roman" w:eastAsia="微软雅黑" w:cs="微软雅黑"/>
-              <w:b/>
-              <w:bCs/>
-              <w:color w:val="62B541"/>
-              <w:sz w:val="32"/>
-              <w:szCs w:val="32"/>
-              <w:lang w:eastAsia="zh-CN"/>
-            </w:rPr>
-            <w:instrText xml:space="preserve"> HYPERLINK \l _Toc7058 </w:instrText>
-          </w:r>
-          <w:r>
-            <w:rPr>
-              <w:rStyle w:val="19"/>
-              <w:rFonts w:hint="default" w:ascii="Times New Roman" w:hAnsi="Times New Roman" w:eastAsia="微软雅黑" w:cs="微软雅黑"/>
-              <w:b/>
-              <w:bCs/>
-              <w:color w:val="62B541"/>
-              <w:sz w:val="32"/>
-              <w:szCs w:val="32"/>
-              <w:lang w:eastAsia="zh-CN"/>
-            </w:rPr>
-            <w:fldChar w:fldCharType="separate"/>
-          </w:r>
-          <w:r>
-            <w:rPr>
-              <w:rStyle w:val="19"/>
-              <w:rFonts w:hint="default" w:ascii="Times New Roman" w:hAnsi="Times New Roman" w:eastAsia="微软雅黑" w:cs="微软雅黑"/>
-              <w:b/>
-              <w:bCs/>
-              <w:color w:val="62B541"/>
-              <w:sz w:val="32"/>
-              <w:szCs w:val="32"/>
-              <w:lang w:eastAsia="zh-CN"/>
-            </w:rPr>
-            <w:t>参考资料</w:t>
-          </w:r>
-          <w:r>
-            <w:rPr>
-              <w:rStyle w:val="19"/>
-              <w:rFonts w:hint="eastAsia" w:ascii="Times New Roman" w:hAnsi="Times New Roman" w:eastAsia="微软雅黑" w:cs="微软雅黑"/>
-              <w:b/>
-              <w:bCs/>
-              <w:color w:val="62B541"/>
-              <w:sz w:val="32"/>
-              <w:szCs w:val="32"/>
-              <w:lang w:eastAsia="zh-CN"/>
-            </w:rPr>
-            <w:tab/>
-          </w:r>
-          <w:r>
-            <w:rPr>
-              <w:rStyle w:val="19"/>
-              <w:rFonts w:hint="eastAsia" w:ascii="Times New Roman" w:hAnsi="Times New Roman" w:eastAsia="微软雅黑" w:cs="微软雅黑"/>
-              <w:b/>
-              <w:bCs/>
-              <w:color w:val="62B541"/>
-              <w:sz w:val="32"/>
-              <w:szCs w:val="32"/>
-              <w:lang w:eastAsia="zh-CN"/>
-            </w:rPr>
-            <w:fldChar w:fldCharType="begin"/>
-          </w:r>
-          <w:r>
-            <w:rPr>
-              <w:rStyle w:val="19"/>
-              <w:rFonts w:hint="eastAsia" w:ascii="Times New Roman" w:hAnsi="Times New Roman" w:eastAsia="微软雅黑" w:cs="微软雅黑"/>
-              <w:b/>
-              <w:bCs/>
-              <w:color w:val="62B541"/>
-              <w:sz w:val="32"/>
-              <w:szCs w:val="32"/>
-              <w:lang w:eastAsia="zh-CN"/>
-            </w:rPr>
-            <w:instrText xml:space="preserve"> PAGEREF _Toc7058 \h </w:instrText>
-          </w:r>
-          <w:r>
-            <w:rPr>
-              <w:rStyle w:val="19"/>
-              <w:rFonts w:hint="eastAsia" w:ascii="Times New Roman" w:hAnsi="Times New Roman" w:eastAsia="微软雅黑" w:cs="微软雅黑"/>
-              <w:b/>
-              <w:bCs/>
-              <w:color w:val="62B541"/>
-              <w:sz w:val="32"/>
-              <w:szCs w:val="32"/>
-              <w:lang w:eastAsia="zh-CN"/>
-            </w:rPr>
-            <w:fldChar w:fldCharType="separate"/>
-          </w:r>
-          <w:r>
-            <w:rPr>
-              <w:rStyle w:val="19"/>
-              <w:rFonts w:hint="eastAsia" w:ascii="Times New Roman" w:hAnsi="Times New Roman" w:eastAsia="微软雅黑" w:cs="微软雅黑"/>
-              <w:b/>
-              <w:bCs/>
-              <w:color w:val="62B541"/>
-              <w:sz w:val="32"/>
-              <w:szCs w:val="32"/>
-              <w:lang w:eastAsia="zh-CN"/>
-            </w:rPr>
-            <w:t>3</w:t>
-          </w:r>
-          <w:r>
-            <w:rPr>
-              <w:rStyle w:val="19"/>
-              <w:rFonts w:hint="eastAsia" w:ascii="Times New Roman" w:hAnsi="Times New Roman" w:eastAsia="微软雅黑" w:cs="微软雅黑"/>
-              <w:b/>
-              <w:bCs/>
-              <w:color w:val="62B541"/>
-              <w:sz w:val="32"/>
-              <w:szCs w:val="32"/>
-              <w:lang w:eastAsia="zh-CN"/>
-            </w:rPr>
-            <w:fldChar w:fldCharType="end"/>
-          </w:r>
-          <w:r>
-            <w:rPr>
-              <w:rStyle w:val="19"/>
-              <w:rFonts w:hint="default" w:ascii="Times New Roman" w:hAnsi="Times New Roman" w:eastAsia="微软雅黑" w:cs="微软雅黑"/>
-              <w:b/>
-              <w:bCs/>
-              <w:color w:val="62B541"/>
-              <w:sz w:val="32"/>
-              <w:szCs w:val="32"/>
-              <w:lang w:eastAsia="zh-CN"/>
-            </w:rPr>
-            <w:fldChar w:fldCharType="end"/>
-          </w:r>
-        </w:p>
-        <w:p>
-          <w:pPr>
             <w:keepNext w:val="0"/>
             <w:keepLines w:val="0"/>
             <w:pageBreakBefore w:val="0"/>
@@ -1693,14 +1596,14 @@
           </w14:shadow>
         </w:rPr>
       </w:pPr>
-      <w:bookmarkStart w:id="0" w:name="_Toc13806"/>
-      <w:bookmarkStart w:id="1" w:name="_Toc24178_WPSOffice_Level1"/>
-      <w:bookmarkStart w:id="2" w:name="_Toc32054"/>
-      <w:bookmarkStart w:id="3" w:name="_Toc24397"/>
-      <w:bookmarkStart w:id="4" w:name="_Toc21009_WPSOffice_Level1"/>
-      <w:bookmarkStart w:id="5" w:name="_Toc21669"/>
-      <w:bookmarkStart w:id="6" w:name="_Toc27500"/>
-      <w:bookmarkStart w:id="7" w:name="_Toc30143_WPSOffice_Level1"/>
+      <w:bookmarkStart w:id="0" w:name="_Toc30143_WPSOffice_Level1"/>
+      <w:bookmarkStart w:id="1" w:name="_Toc13806"/>
+      <w:bookmarkStart w:id="2" w:name="_Toc27500"/>
+      <w:bookmarkStart w:id="3" w:name="_Toc32054"/>
+      <w:bookmarkStart w:id="4" w:name="_Toc21669"/>
+      <w:bookmarkStart w:id="5" w:name="_Toc24178_WPSOffice_Level1"/>
+      <w:bookmarkStart w:id="6" w:name="_Toc24397"/>
+      <w:bookmarkStart w:id="7" w:name="_Toc21009_WPSOffice_Level1"/>
     </w:p>
     <w:p>
       <w:pPr>
@@ -1717,8 +1620,8 @@
         <w:sectPr>
           <w:headerReference r:id="rId4" w:type="default"/>
           <w:footerReference r:id="rId5" w:type="default"/>
-          <w:pgSz w:w="11910" w:h="16840"/>
-          <w:pgMar w:top="1037" w:right="1020" w:bottom="981" w:left="1020" w:header="283" w:footer="567" w:gutter="0"/>
+          <w:pgSz w:w="11905" w:h="16838"/>
+          <w:pgMar w:top="850" w:right="850" w:bottom="850" w:left="850" w:header="283" w:footer="397" w:gutter="0"/>
           <w:pgBorders>
             <w:top w:val="none" w:sz="0" w:space="0"/>
             <w:left w:val="none" w:sz="0" w:space="0"/>
@@ -1726,9 +1629,8 @@
             <w:right w:val="none" w:sz="0" w:space="0"/>
           </w:pgBorders>
           <w:pgNumType w:fmt="decimal" w:start="1"/>
-          <w:cols w:equalWidth="0" w:num="1">
-            <w:col w:w="9870"/>
-          </w:cols>
+          <w:cols w:space="0" w:num="1"/>
+          <w:rtlGutter w:val="0"/>
           <w:docGrid w:linePitch="299" w:charSpace="0"/>
         </w:sectPr>
       </w:pPr>
@@ -1753,7 +1655,7 @@
           </w14:shadow>
         </w:rPr>
       </w:pPr>
-      <w:bookmarkStart w:id="8" w:name="_Toc8257"/>
+      <w:bookmarkStart w:id="8" w:name="_Toc25691"/>
       <w:r>
         <w:rPr>
           <w:rFonts w:hint="default" w:ascii="Times New Roman" w:hAnsi="Times New Roman" w:eastAsia="微软雅黑" w:cs="Times New Roman"/>
@@ -1814,7 +1716,7 @@
           </w:tblCellMar>
         </w:tblPrEx>
         <w:trPr>
-          <w:trHeight w:val="567" w:hRule="atLeast"/>
+          <w:trHeight w:val="454" w:hRule="atLeast"/>
           <w:jc w:val="center"/>
         </w:trPr>
         <w:tc>
@@ -1977,7 +1879,7 @@
           </w:tblCellMar>
         </w:tblPrEx>
         <w:trPr>
-          <w:trHeight w:val="567" w:hRule="atLeast"/>
+          <w:trHeight w:val="454" w:hRule="atLeast"/>
           <w:jc w:val="center"/>
         </w:trPr>
         <w:tc>
@@ -2134,7 +2036,7 @@
           </w:tblCellMar>
         </w:tblPrEx>
         <w:trPr>
-          <w:trHeight w:val="567" w:hRule="atLeast"/>
+          <w:trHeight w:val="454" w:hRule="atLeast"/>
           <w:jc w:val="center"/>
         </w:trPr>
         <w:tc>
@@ -2291,7 +2193,7 @@
           </w:tblCellMar>
         </w:tblPrEx>
         <w:trPr>
-          <w:trHeight w:val="567" w:hRule="atLeast"/>
+          <w:trHeight w:val="454" w:hRule="atLeast"/>
           <w:jc w:val="center"/>
         </w:trPr>
         <w:tc>
@@ -2448,7 +2350,7 @@
           </w:tblCellMar>
         </w:tblPrEx>
         <w:trPr>
-          <w:trHeight w:val="567" w:hRule="atLeast"/>
+          <w:trHeight w:val="454" w:hRule="atLeast"/>
           <w:jc w:val="center"/>
         </w:trPr>
         <w:tc>
@@ -2630,7 +2532,7 @@
           </w14:shadow>
         </w:rPr>
       </w:pPr>
-      <w:bookmarkStart w:id="9" w:name="_Toc15719"/>
+      <w:bookmarkStart w:id="9" w:name="_Toc8573"/>
       <w:r>
         <w:rPr>
           <w:rFonts w:hint="default" w:ascii="Times New Roman" w:hAnsi="Times New Roman" w:eastAsia="微软雅黑" w:cs="Times New Roman"/>
@@ -2704,7 +2606,7 @@
           </w:tblCellMar>
         </w:tblPrEx>
         <w:trPr>
-          <w:trHeight w:val="632" w:hRule="atLeast"/>
+          <w:trHeight w:val="567" w:hRule="atLeast"/>
           <w:jc w:val="center"/>
         </w:trPr>
         <w:tc>
@@ -2716,14 +2618,27 @@
               <w:tr2bl w:val="nil"/>
             </w:tcBorders>
             <w:shd w:val="clear" w:color="auto" w:fill="auto"/>
-            <w:vAlign w:val="bottom"/>
+            <w:vAlign w:val="center"/>
           </w:tcPr>
           <w:p>
             <w:pPr>
               <w:pStyle w:val="28"/>
-              <w:spacing w:before="156" w:beforeLines="50"/>
+              <w:keepNext w:val="0"/>
+              <w:keepLines w:val="0"/>
+              <w:pageBreakBefore w:val="0"/>
+              <w:widowControl w:val="0"/>
+              <w:kinsoku/>
+              <w:wordWrap/>
+              <w:overflowPunct/>
+              <w:topLinePunct w:val="0"/>
+              <w:autoSpaceDE/>
+              <w:autoSpaceDN/>
+              <w:bidi w:val="0"/>
+              <w:adjustRightInd/>
+              <w:snapToGrid/>
               <w:ind w:firstLine="0" w:firstLineChars="0"/>
               <w:jc w:val="both"/>
+              <w:textAlignment w:val="auto"/>
               <w:rPr>
                 <w:rFonts w:hint="default" w:ascii="Times New Roman" w:hAnsi="Times New Roman" w:eastAsia="微软雅黑" w:cs="Times New Roman"/>
                 <w:bCs/>
@@ -2733,6 +2648,7 @@
                 <w:lang w:eastAsia="zh-CN"/>
               </w:rPr>
             </w:pPr>
+            <w:bookmarkStart w:id="12" w:name="_GoBack" w:colFirst="0" w:colLast="1"/>
             <w:r>
               <w:rPr>
                 <w:rFonts w:hint="default" w:ascii="Times New Roman" w:hAnsi="Times New Roman" w:eastAsia="微软雅黑" w:cs="Times New Roman"/>
@@ -2752,14 +2668,27 @@
               <w:tr2bl w:val="nil"/>
             </w:tcBorders>
             <w:shd w:val="clear" w:color="auto" w:fill="auto"/>
-            <w:vAlign w:val="bottom"/>
+            <w:vAlign w:val="center"/>
           </w:tcPr>
           <w:p>
             <w:pPr>
               <w:pStyle w:val="28"/>
-              <w:spacing w:before="156" w:beforeLines="50"/>
+              <w:keepNext w:val="0"/>
+              <w:keepLines w:val="0"/>
+              <w:pageBreakBefore w:val="0"/>
+              <w:widowControl w:val="0"/>
+              <w:kinsoku/>
+              <w:wordWrap/>
+              <w:overflowPunct/>
+              <w:topLinePunct w:val="0"/>
+              <w:autoSpaceDE/>
+              <w:autoSpaceDN/>
+              <w:bidi w:val="0"/>
+              <w:adjustRightInd/>
+              <w:snapToGrid/>
               <w:ind w:firstLine="0" w:firstLineChars="0"/>
               <w:jc w:val="both"/>
+              <w:textAlignment w:val="auto"/>
               <w:rPr>
                 <w:rFonts w:hint="default" w:ascii="Times New Roman" w:hAnsi="Times New Roman" w:eastAsia="微软雅黑" w:cs="Times New Roman"/>
                 <w:bCs/>
@@ -2783,6 +2712,7 @@
           </w:p>
         </w:tc>
       </w:tr>
+      <w:bookmarkEnd w:id="12"/>
       <w:tr>
         <w:tblPrEx>
           <w:tblBorders>
@@ -2812,7 +2742,7 @@
               <w:tr2bl w:val="nil"/>
             </w:tcBorders>
             <w:shd w:val="clear" w:color="auto" w:fill="auto"/>
-            <w:vAlign w:val="bottom"/>
+            <w:vAlign w:val="center"/>
           </w:tcPr>
           <w:p>
             <w:pPr>
@@ -2846,7 +2776,7 @@
               <w:tr2bl w:val="nil"/>
             </w:tcBorders>
             <w:shd w:val="clear" w:color="auto" w:fill="auto"/>
-            <w:vAlign w:val="bottom"/>
+            <w:vAlign w:val="center"/>
           </w:tcPr>
           <w:p>
             <w:pPr>
@@ -2938,7 +2868,7 @@
               <w:tr2bl w:val="nil"/>
             </w:tcBorders>
             <w:shd w:val="clear" w:color="auto" w:fill="auto"/>
-            <w:vAlign w:val="bottom"/>
+            <w:vAlign w:val="center"/>
           </w:tcPr>
           <w:p>
             <w:pPr>
@@ -3022,7 +2952,7 @@
                 <w:sz w:val="21"/>
                 <w:szCs w:val="21"/>
               </w:rPr>
-              <w:t>umor_cel</w:t>
+              <w:t>umor</w:t>
             </w:r>
             <w:r>
               <w:rPr>
@@ -3033,7 +2963,7 @@
                 <w:szCs w:val="21"/>
                 <w:lang w:val="en-US" w:eastAsia="zh-CN"/>
               </w:rPr>
-              <w:t>l</w:t>
+              <w:t>C</w:t>
             </w:r>
             <w:r>
               <w:rPr>
@@ -3043,7 +2973,7 @@
                 <w:sz w:val="21"/>
                 <w:szCs w:val="21"/>
               </w:rPr>
-              <w:t>_</w:t>
+              <w:t>el</w:t>
             </w:r>
             <w:r>
               <w:rPr>
@@ -3054,7 +2984,7 @@
                 <w:szCs w:val="21"/>
                 <w:lang w:val="en-US" w:eastAsia="zh-CN"/>
               </w:rPr>
-              <w:t xml:space="preserve">radio </w:t>
+              <w:t xml:space="preserve">lRatio </w:t>
             </w:r>
             <w:r>
               <w:rPr>
@@ -3099,7 +3029,7 @@
               <w:tr2bl w:val="nil"/>
             </w:tcBorders>
             <w:shd w:val="clear" w:color="auto" w:fill="auto"/>
-            <w:vAlign w:val="bottom"/>
+            <w:vAlign w:val="center"/>
           </w:tcPr>
           <w:p>
             <w:pPr>
@@ -3125,7 +3055,7 @@
               <w:tr2bl w:val="nil"/>
             </w:tcBorders>
             <w:shd w:val="clear" w:color="auto" w:fill="auto"/>
-            <w:vAlign w:val="bottom"/>
+            <w:vAlign w:val="center"/>
           </w:tcPr>
           <w:p>
             <w:pPr>
@@ -3191,7 +3121,7 @@
               <w:tr2bl w:val="nil"/>
             </w:tcBorders>
             <w:shd w:val="clear" w:color="auto" w:fill="auto"/>
-            <w:vAlign w:val="bottom"/>
+            <w:vAlign w:val="center"/>
           </w:tcPr>
           <w:p>
             <w:pPr>
@@ -3217,7 +3147,7 @@
               <w:tr2bl w:val="nil"/>
             </w:tcBorders>
             <w:shd w:val="clear" w:color="auto" w:fill="auto"/>
-            <w:vAlign w:val="bottom"/>
+            <w:vAlign w:val="center"/>
           </w:tcPr>
           <w:p>
             <w:pPr>
@@ -3303,8 +3233,7 @@
           </w14:shadow>
         </w:rPr>
       </w:pPr>
-      <w:bookmarkStart w:id="10" w:name="_Toc22003"/>
-      <w:bookmarkStart w:id="11" w:name="OLE_LINK1"/>
+      <w:bookmarkStart w:id="10" w:name="_Toc27078"/>
       <w:r>
         <w:rPr>
           <w:rFonts w:hint="default" w:ascii="Times New Roman" w:hAnsi="Times New Roman" w:eastAsia="微软雅黑" w:cs="Times New Roman"/>
@@ -3320,7 +3249,6 @@
       </w:r>
       <w:bookmarkEnd w:id="10"/>
     </w:p>
-    <w:bookmarkEnd w:id="11"/>
     <w:tbl>
       <w:tblPr>
         <w:tblStyle w:val="45"/>
@@ -3465,20 +3393,7 @@
                 <w:szCs w:val="21"/>
                 <w:lang w:val="en-US" w:eastAsia="zh-CN"/>
               </w:rPr>
-              <w:t>%}{{EW</w:t>
-            </w:r>
-            <w:bookmarkStart w:id="13" w:name="_GoBack"/>
-            <w:bookmarkEnd w:id="13"/>
-            <w:r>
-              <w:rPr>
-                <w:rFonts w:hint="eastAsia" w:ascii="Times New Roman" w:hAnsi="Times New Roman" w:eastAsia="微软雅黑" w:cs="Times New Roman"/>
-                <w:b w:val="0"/>
-                <w:bCs/>
-                <w:sz w:val="21"/>
-                <w:szCs w:val="21"/>
-                <w:lang w:val="en-US" w:eastAsia="zh-CN"/>
-              </w:rPr>
-              <w:t>SR1Info.</w:t>
+              <w:t>%}{{EWSR1Info.</w:t>
             </w:r>
             <w:r>
               <w:rPr>
@@ -3521,13 +3436,6 @@
     </w:p>
     <w:p>
       <w:pPr>
-        <w:pStyle w:val="2"/>
-        <w:numPr>
-          <w:ilvl w:val="-1"/>
-          <w:numId w:val="0"/>
-        </w:numPr>
-        <w:ind w:left="0" w:firstLine="0"/>
-        <w:jc w:val="left"/>
         <w:rPr>
           <w:rFonts w:hint="default" w:ascii="Times New Roman" w:hAnsi="Times New Roman" w:eastAsia="微软雅黑" w:cs="Times New Roman"/>
           <w:color w:val="62B541"/>
@@ -3539,7 +3447,7 @@
           </w14:shadow>
         </w:rPr>
       </w:pPr>
-      <w:bookmarkStart w:id="12" w:name="_Toc7"/>
+      <w:bookmarkStart w:id="11" w:name="_Toc4236"/>
       <w:r>
         <w:rPr>
           <w:rFonts w:hint="default" w:ascii="Times New Roman" w:hAnsi="Times New Roman" w:eastAsia="微软雅黑" w:cs="Times New Roman"/>
@@ -3551,9 +3459,43 @@
             </w14:srgbClr>
           </w14:shadow>
         </w:rPr>
+        <w:br w:type="page"/>
+      </w:r>
+    </w:p>
+    <w:p>
+      <w:pPr>
+        <w:pStyle w:val="2"/>
+        <w:numPr>
+          <w:ilvl w:val="-1"/>
+          <w:numId w:val="0"/>
+        </w:numPr>
+        <w:ind w:left="0" w:firstLine="0"/>
+        <w:jc w:val="left"/>
+        <w:rPr>
+          <w:rFonts w:hint="default" w:ascii="Times New Roman" w:hAnsi="Times New Roman" w:eastAsia="微软雅黑" w:cs="Times New Roman"/>
+          <w:color w:val="62B541"/>
+          <w:sz w:val="32"/>
+          <w14:shadow w14:blurRad="50800" w14:dist="38100" w14:dir="10800000" w14:sx="100000" w14:sy="100000" w14:kx="0" w14:ky="0" w14:algn="r">
+            <w14:srgbClr w14:val="62B541">
+              <w14:alpha w14:val="60000"/>
+            </w14:srgbClr>
+          </w14:shadow>
+        </w:rPr>
+      </w:pPr>
+      <w:r>
+        <w:rPr>
+          <w:rFonts w:hint="default" w:ascii="Times New Roman" w:hAnsi="Times New Roman" w:eastAsia="微软雅黑" w:cs="Times New Roman"/>
+          <w:color w:val="62B541"/>
+          <w:sz w:val="32"/>
+          <w14:shadow w14:blurRad="50800" w14:dist="38100" w14:dir="10800000" w14:sx="100000" w14:sy="100000" w14:kx="0" w14:ky="0" w14:algn="r">
+            <w14:srgbClr w14:val="62B541">
+              <w14:alpha w14:val="60000"/>
+            </w14:srgbClr>
+          </w14:shadow>
+        </w:rPr>
         <w:t>检测结果</w:t>
       </w:r>
-      <w:bookmarkEnd w:id="12"/>
+      <w:bookmarkEnd w:id="11"/>
     </w:p>
     <w:tbl>
       <w:tblPr>
@@ -3579,9 +3521,9 @@
       </w:tblPr>
       <w:tblGrid>
         <w:gridCol w:w="2353"/>
-        <w:gridCol w:w="2375"/>
-        <w:gridCol w:w="2250"/>
-        <w:gridCol w:w="3264"/>
+        <w:gridCol w:w="2274"/>
+        <w:gridCol w:w="3720"/>
+        <w:gridCol w:w="1895"/>
       </w:tblGrid>
       <w:tr>
         <w:tblPrEx>
@@ -3641,7 +3583,7 @@
         </w:tc>
         <w:tc>
           <w:tcPr>
-            <w:tcW w:w="2375" w:type="dxa"/>
+            <w:tcW w:w="2274" w:type="dxa"/>
             <w:tcBorders>
               <w:top w:val="single" w:color="62BC41" w:sz="24" w:space="0"/>
               <w:tl2br w:val="nil"/>
@@ -3676,7 +3618,7 @@
         </w:tc>
         <w:tc>
           <w:tcPr>
-            <w:tcW w:w="2250" w:type="dxa"/>
+            <w:tcW w:w="3720" w:type="dxa"/>
             <w:tcBorders>
               <w:top w:val="single" w:color="62BC41" w:sz="24" w:space="0"/>
               <w:tl2br w:val="nil"/>
@@ -3711,7 +3653,7 @@
         </w:tc>
         <w:tc>
           <w:tcPr>
-            <w:tcW w:w="3264" w:type="dxa"/>
+            <w:tcW w:w="1895" w:type="dxa"/>
             <w:tcBorders>
               <w:top w:val="single" w:color="62BC41" w:sz="24" w:space="0"/>
               <w:tl2br w:val="nil"/>
@@ -3804,7 +3746,7 @@
         </w:tc>
         <w:tc>
           <w:tcPr>
-            <w:tcW w:w="2375" w:type="dxa"/>
+            <w:tcW w:w="2274" w:type="dxa"/>
             <w:tcBorders>
               <w:tl2br w:val="nil"/>
               <w:tr2bl w:val="nil"/>
@@ -3837,7 +3779,7 @@
         </w:tc>
         <w:tc>
           <w:tcPr>
-            <w:tcW w:w="2250" w:type="dxa"/>
+            <w:tcW w:w="3720" w:type="dxa"/>
             <w:tcBorders>
               <w:tl2br w:val="nil"/>
               <w:tr2bl w:val="nil"/>
@@ -3902,7 +3844,7 @@
         </w:tc>
         <w:tc>
           <w:tcPr>
-            <w:tcW w:w="3264" w:type="dxa"/>
+            <w:tcW w:w="1895" w:type="dxa"/>
             <w:tcBorders>
               <w:tl2br w:val="nil"/>
               <w:tr2bl w:val="nil"/>
@@ -4144,33 +4086,6 @@
           <w:sz w:val="21"/>
           <w:szCs w:val="21"/>
         </w:rPr>
-        <w:t>结果提示：</w:t>
-      </w:r>
-    </w:p>
-    <w:p>
-      <w:pPr>
-        <w:autoSpaceDE w:val="0"/>
-        <w:autoSpaceDN w:val="0"/>
-        <w:adjustRightInd w:val="0"/>
-        <w:jc w:val="left"/>
-        <w:rPr>
-          <w:rFonts w:hint="default" w:ascii="Times New Roman" w:hAnsi="Times New Roman" w:eastAsia="微软雅黑" w:cs="Times New Roman"/>
-          <w:b/>
-          <w:color w:val="000000"/>
-          <w:kern w:val="0"/>
-          <w:sz w:val="21"/>
-          <w:szCs w:val="21"/>
-        </w:rPr>
-      </w:pPr>
-      <w:r>
-        <w:rPr>
-          <w:rFonts w:hint="default" w:ascii="Times New Roman" w:hAnsi="Times New Roman" w:eastAsia="微软雅黑" w:cs="Times New Roman"/>
-          <w:b/>
-          <w:color w:val="000000"/>
-          <w:kern w:val="0"/>
-          <w:sz w:val="21"/>
-          <w:szCs w:val="21"/>
-        </w:rPr>
         <w:t>备注：</w:t>
       </w:r>
     </w:p>
@@ -4253,46 +4168,21 @@
       </w:pPr>
       <w:r>
         <w:rPr>
-          <w:rFonts w:hint="default" w:ascii="Times New Roman" w:hAnsi="Times New Roman" w:eastAsia="微软雅黑" w:cs="Times New Roman"/>
-          <w:b w:val="0"/>
-          <w:bCs/>
-          <w:color w:val="000000"/>
-          <w:kern w:val="0"/>
-          <w:sz w:val="18"/>
-          <w:szCs w:val="18"/>
-        </w:rPr>
-        <w:t>分子病理检测结果为阴性，不排除样本质量、未知基因异常及极低丰度突变等原因。</w:t>
-      </w:r>
-    </w:p>
-    <w:p>
-      <w:pPr>
-        <w:ind w:firstLine="660" w:firstLineChars="300"/>
-        <w:jc w:val="left"/>
-        <w:rPr>
-          <w:rFonts w:hint="default" w:ascii="Times New Roman" w:hAnsi="Times New Roman" w:eastAsia="微软雅黑" w:cs="Times New Roman"/>
-          <w:color w:val="000000"/>
-          <w:kern w:val="0"/>
-          <w:sz w:val="16"/>
-          <w:szCs w:val="16"/>
-        </w:rPr>
-      </w:pPr>
-      <w:r>
-        <w:rPr>
           <w:rFonts w:hint="default" w:ascii="Times New Roman" w:hAnsi="Times New Roman" w:cs="Times New Roman"/>
         </w:rPr>
         <w:drawing>
-          <wp:anchor distT="0" distB="0" distL="0" distR="0" simplePos="0" relativeHeight="251666432" behindDoc="0" locked="0" layoutInCell="1" allowOverlap="1">
+          <wp:anchor distT="0" distB="0" distL="0" distR="0" simplePos="0" relativeHeight="251667456" behindDoc="0" locked="0" layoutInCell="1" allowOverlap="1">
             <wp:simplePos x="0" y="0"/>
             <wp:positionH relativeFrom="column">
-              <wp:posOffset>4527550</wp:posOffset>
+              <wp:posOffset>4730115</wp:posOffset>
             </wp:positionH>
-            <wp:positionV relativeFrom="page">
-              <wp:posOffset>4319270</wp:posOffset>
+            <wp:positionV relativeFrom="paragraph">
+              <wp:posOffset>118110</wp:posOffset>
             </wp:positionV>
             <wp:extent cx="1443355" cy="1443355"/>
             <wp:effectExtent l="0" t="0" r="4445" b="4445"/>
             <wp:wrapNone/>
-            <wp:docPr id="5" name="图片 5"/>
+            <wp:docPr id="1" name="图片 1"/>
             <wp:cNvGraphicFramePr>
               <a:graphicFrameLocks xmlns:a="http://schemas.openxmlformats.org/drawingml/2006/main" noChangeAspect="1"/>
             </wp:cNvGraphicFramePr>
@@ -4300,13 +4190,13 @@
               <a:graphicData uri="http://schemas.openxmlformats.org/drawingml/2006/picture">
                 <pic:pic xmlns:pic="http://schemas.openxmlformats.org/drawingml/2006/picture">
                   <pic:nvPicPr>
-                    <pic:cNvPr id="5" name="图片 5"/>
+                    <pic:cNvPr id="1" name="图片 1"/>
                     <pic:cNvPicPr>
                       <a:picLocks noChangeAspect="1" noChangeArrowheads="1"/>
                     </pic:cNvPicPr>
                   </pic:nvPicPr>
                   <pic:blipFill>
-                    <a:blip r:embed="rId10">
+                    <a:blip r:embed="rId12">
                       <a:extLst>
                         <a:ext uri="{28A0092B-C50C-407E-A947-70E740481C1C}">
                           <a14:useLocalDpi xmlns:a14="http://schemas.microsoft.com/office/drawing/2010/main" val="0"/>
@@ -4337,6 +4227,31 @@
           </wp:anchor>
         </w:drawing>
       </w:r>
+      <w:r>
+        <w:rPr>
+          <w:rFonts w:hint="default" w:ascii="Times New Roman" w:hAnsi="Times New Roman" w:eastAsia="微软雅黑" w:cs="Times New Roman"/>
+          <w:b w:val="0"/>
+          <w:bCs/>
+          <w:color w:val="000000"/>
+          <w:kern w:val="0"/>
+          <w:sz w:val="18"/>
+          <w:szCs w:val="18"/>
+        </w:rPr>
+        <w:t>分子病理检测结果为阴性，不排除样本质量、未知基因异常及极低丰度突变等原因。</w:t>
+      </w:r>
+    </w:p>
+    <w:p>
+      <w:pPr>
+        <w:ind w:firstLine="480" w:firstLineChars="300"/>
+        <w:jc w:val="left"/>
+        <w:rPr>
+          <w:rFonts w:hint="default" w:ascii="Times New Roman" w:hAnsi="Times New Roman" w:eastAsia="微软雅黑" w:cs="Times New Roman"/>
+          <w:color w:val="000000"/>
+          <w:kern w:val="0"/>
+          <w:sz w:val="16"/>
+          <w:szCs w:val="16"/>
+        </w:rPr>
+      </w:pPr>
     </w:p>
     <w:p>
       <w:pPr>
@@ -4452,7 +4367,7 @@
               <w:bidi w:val="0"/>
               <w:adjustRightInd/>
               <w:snapToGrid/>
-              <w:spacing w:line="240" w:lineRule="auto"/>
+              <w:spacing w:before="32" w:beforeLines="10" w:line="240" w:lineRule="auto"/>
               <w:jc w:val="left"/>
               <w:textAlignment w:val="auto"/>
               <w:rPr>
@@ -4719,9 +4634,11 @@
         <w:jc w:val="left"/>
         <w:rPr>
           <w:rFonts w:hint="default" w:ascii="Times New Roman" w:hAnsi="Times New Roman" w:eastAsia="微软雅黑" w:cs="Times New Roman"/>
+          <w:b/>
+          <w:color w:val="000000"/>
           <w:kern w:val="0"/>
-          <w:sz w:val="15"/>
-          <w:szCs w:val="15"/>
+          <w:sz w:val="16"/>
+          <w:szCs w:val="16"/>
         </w:rPr>
       </w:pPr>
       <w:r>
@@ -4735,169 +4652,1019 @@
         </w:rPr>
         <w:t>本次检测仅对所检测的标本负责，检测结果仅供医生参考，不能作为制定、修改、调整用药方案的唯一依据。</w:t>
       </w:r>
+      <w:bookmarkEnd w:id="0"/>
+      <w:bookmarkEnd w:id="1"/>
+      <w:bookmarkEnd w:id="2"/>
+      <w:bookmarkEnd w:id="3"/>
+      <w:bookmarkEnd w:id="4"/>
+      <w:bookmarkEnd w:id="5"/>
+      <w:bookmarkEnd w:id="6"/>
+      <w:bookmarkEnd w:id="7"/>
     </w:p>
     <w:p>
       <w:pPr>
+        <w:autoSpaceDE w:val="0"/>
+        <w:autoSpaceDN w:val="0"/>
+        <w:adjustRightInd w:val="0"/>
+        <w:ind w:firstLine="1013" w:firstLineChars="633"/>
+        <w:jc w:val="left"/>
         <w:rPr>
           <w:rFonts w:hint="default" w:ascii="Times New Roman" w:hAnsi="Times New Roman" w:eastAsia="微软雅黑" w:cs="Times New Roman"/>
-        </w:rPr>
+          <w:b/>
+          <w:color w:val="000000"/>
+          <w:kern w:val="0"/>
+          <w:sz w:val="16"/>
+          <w:szCs w:val="16"/>
+        </w:rPr>
+        <w:sectPr>
+          <w:footerReference r:id="rId6" w:type="default"/>
+          <w:pgSz w:w="11905" w:h="16838"/>
+          <w:pgMar w:top="850" w:right="850" w:bottom="850" w:left="850" w:header="283" w:footer="397" w:gutter="0"/>
+          <w:pgNumType w:fmt="decimal" w:start="1"/>
+          <w:cols w:space="0" w:num="1"/>
+          <w:rtlGutter w:val="0"/>
+          <w:docGrid w:linePitch="312" w:charSpace="0"/>
+        </w:sectPr>
       </w:pPr>
     </w:p>
     <w:p>
       <w:pPr>
-        <w:bidi w:val="0"/>
-        <w:rPr>
-          <w:rFonts w:hint="default" w:ascii="宋体" w:hAnsi="宋体" w:eastAsia="宋体" w:cs="宋体"/>
-          <w:sz w:val="22"/>
-          <w:szCs w:val="22"/>
-          <w:lang w:val="en-US" w:eastAsia="en-US" w:bidi="ar-SA"/>
-        </w:rPr>
-      </w:pPr>
+        <w:pStyle w:val="14"/>
+        <w:widowControl/>
+        <w:rPr>
+          <w:rFonts w:hint="eastAsia" w:ascii="Times New Roman" w:hAnsi="Times New Roman" w:eastAsia="微软雅黑" w:cs="Times New Roman"/>
+          <w:b/>
+          <w:bCs/>
+          <w:lang w:eastAsia="zh-CN"/>
+        </w:rPr>
+      </w:pPr>
+      <w:r>
+        <w:rPr>
+          <w:rFonts w:hint="eastAsia" w:ascii="Times New Roman" w:hAnsi="Times New Roman" w:eastAsia="微软雅黑" w:cs="Times New Roman"/>
+          <w:b/>
+          <w:bCs/>
+          <w:lang w:eastAsia="zh-CN"/>
+        </w:rPr>
+        <w:t>广州诺禾医学检验实验室</w:t>
+      </w:r>
     </w:p>
     <w:p>
       <w:pPr>
-        <w:bidi w:val="0"/>
-        <w:rPr>
-          <w:rFonts w:hint="default"/>
-          <w:lang w:val="en-US" w:eastAsia="en-US"/>
-        </w:rPr>
-      </w:pPr>
+        <w:pStyle w:val="14"/>
+        <w:widowControl/>
+        <w:rPr>
+          <w:rFonts w:hint="eastAsia" w:ascii="Times New Roman" w:hAnsi="Times New Roman" w:eastAsia="微软雅黑" w:cs="Times New Roman"/>
+          <w:b w:val="0"/>
+          <w:bCs w:val="0"/>
+          <w:lang w:eastAsia="zh-CN"/>
+        </w:rPr>
+      </w:pPr>
+      <w:r>
+        <w:rPr>
+          <w:rFonts w:hint="eastAsia" w:ascii="Times New Roman" w:hAnsi="Times New Roman" w:eastAsia="微软雅黑" w:cs="Times New Roman"/>
+          <w:b w:val="0"/>
+          <w:bCs w:val="0"/>
+          <w:lang w:eastAsia="zh-CN"/>
+        </w:rPr>
+        <w:t>广州市黄浦区开源大道11号C6栋702室</w:t>
+      </w:r>
     </w:p>
     <w:p>
       <w:pPr>
-        <w:bidi w:val="0"/>
-        <w:rPr>
-          <w:rFonts w:hint="default"/>
-          <w:lang w:val="en-US" w:eastAsia="en-US"/>
+        <w:pStyle w:val="14"/>
+        <w:widowControl/>
+        <w:rPr>
+          <w:rFonts w:hint="eastAsia" w:ascii="Times New Roman" w:hAnsi="Times New Roman" w:eastAsia="微软雅黑" w:cs="Times New Roman"/>
+          <w:b/>
+          <w:bCs/>
+          <w:lang w:eastAsia="zh-CN"/>
         </w:rPr>
       </w:pPr>
     </w:p>
     <w:p>
       <w:pPr>
-        <w:bidi w:val="0"/>
-        <w:rPr>
-          <w:rFonts w:hint="default"/>
-          <w:lang w:val="en-US" w:eastAsia="en-US"/>
-        </w:rPr>
-      </w:pPr>
+        <w:pStyle w:val="14"/>
+        <w:widowControl/>
+        <w:rPr>
+          <w:rFonts w:hint="eastAsia" w:ascii="Times New Roman" w:hAnsi="Times New Roman" w:eastAsia="微软雅黑" w:cs="Times New Roman"/>
+          <w:b/>
+          <w:bCs/>
+          <w:lang w:eastAsia="zh-CN"/>
+        </w:rPr>
+      </w:pPr>
+      <w:r>
+        <w:rPr>
+          <w:rFonts w:hint="eastAsia" w:ascii="Times New Roman" w:hAnsi="Times New Roman" w:eastAsia="微软雅黑" w:cs="Times New Roman"/>
+          <w:b/>
+          <w:bCs/>
+          <w:lang w:eastAsia="zh-CN"/>
+        </w:rPr>
+        <w:t>上海诺禾医学检验实验室</w:t>
+      </w:r>
     </w:p>
     <w:p>
       <w:pPr>
-        <w:bidi w:val="0"/>
-        <w:rPr>
-          <w:rFonts w:hint="default"/>
-          <w:lang w:val="en-US" w:eastAsia="en-US"/>
-        </w:rPr>
-      </w:pPr>
+        <w:pStyle w:val="14"/>
+        <w:widowControl/>
+        <w:rPr>
+          <w:rFonts w:hint="eastAsia" w:ascii="Times New Roman" w:hAnsi="Times New Roman" w:eastAsia="微软雅黑" w:cs="Times New Roman"/>
+          <w:b w:val="0"/>
+          <w:bCs w:val="0"/>
+          <w:lang w:eastAsia="zh-CN"/>
+        </w:rPr>
+      </w:pPr>
+      <w:r>
+        <w:rPr>
+          <w:rFonts w:hint="eastAsia" w:ascii="Times New Roman" w:hAnsi="Times New Roman" w:eastAsia="微软雅黑" w:cs="Times New Roman"/>
+          <w:b w:val="0"/>
+          <w:bCs w:val="0"/>
+          <w:lang w:eastAsia="zh-CN"/>
+        </w:rPr>
+        <w:t>上海市闵行区绿洲环路396弄9号201室</w:t>
+      </w:r>
     </w:p>
     <w:p>
       <w:pPr>
-        <w:bidi w:val="0"/>
-        <w:rPr>
-          <w:rFonts w:hint="default"/>
-          <w:lang w:val="en-US" w:eastAsia="en-US"/>
+        <w:pStyle w:val="14"/>
+        <w:widowControl/>
+        <w:rPr>
+          <w:rFonts w:hint="eastAsia" w:ascii="Times New Roman" w:hAnsi="Times New Roman" w:eastAsia="微软雅黑" w:cs="Times New Roman"/>
+          <w:b/>
+          <w:bCs/>
+          <w:lang w:eastAsia="zh-CN"/>
         </w:rPr>
       </w:pPr>
     </w:p>
     <w:p>
       <w:pPr>
-        <w:bidi w:val="0"/>
-        <w:rPr>
-          <w:rFonts w:hint="default"/>
-          <w:lang w:val="en-US" w:eastAsia="en-US"/>
-        </w:rPr>
-      </w:pPr>
+        <w:pStyle w:val="14"/>
+        <w:widowControl/>
+        <w:rPr>
+          <w:rFonts w:hint="eastAsia" w:ascii="Times New Roman" w:hAnsi="Times New Roman" w:eastAsia="微软雅黑" w:cs="Times New Roman"/>
+          <w:b/>
+          <w:bCs/>
+          <w:lang w:eastAsia="zh-CN"/>
+        </w:rPr>
+      </w:pPr>
+      <w:r>
+        <w:rPr>
+          <w:rFonts w:hint="eastAsia" w:ascii="Times New Roman" w:hAnsi="Times New Roman" w:eastAsia="微软雅黑" w:cs="Times New Roman"/>
+          <w:b/>
+          <w:bCs/>
+          <w:lang w:eastAsia="zh-CN"/>
+        </w:rPr>
+        <w:t>天津诺禾医学检验实验室</w:t>
+      </w:r>
     </w:p>
     <w:p>
       <w:pPr>
-        <w:bidi w:val="0"/>
-        <w:rPr>
-          <w:rFonts w:hint="default"/>
-          <w:lang w:val="en-US" w:eastAsia="en-US"/>
-        </w:rPr>
-      </w:pPr>
+        <w:pStyle w:val="14"/>
+        <w:widowControl/>
+        <w:rPr>
+          <w:rFonts w:hint="eastAsia" w:ascii="Times New Roman" w:hAnsi="Times New Roman" w:eastAsia="微软雅黑" w:cs="Times New Roman"/>
+          <w:b w:val="0"/>
+          <w:bCs w:val="0"/>
+          <w:lang w:eastAsia="zh-CN"/>
+        </w:rPr>
+      </w:pPr>
+      <w:r>
+        <w:rPr>
+          <w:rFonts w:hint="eastAsia" w:ascii="Times New Roman" w:hAnsi="Times New Roman" w:eastAsia="微软雅黑" w:cs="Times New Roman"/>
+          <w:b w:val="0"/>
+          <w:bCs w:val="0"/>
+          <w:lang w:eastAsia="zh-CN"/>
+        </w:rPr>
+        <w:t>天津市武清区创业总部基地B07</w:t>
+      </w:r>
     </w:p>
     <w:p>
       <w:pPr>
-        <w:bidi w:val="0"/>
-        <w:rPr>
-          <w:rFonts w:hint="default"/>
-          <w:lang w:val="en-US" w:eastAsia="en-US"/>
+        <w:pStyle w:val="14"/>
+        <w:widowControl/>
+        <w:rPr>
+          <w:rFonts w:hint="eastAsia" w:ascii="Times New Roman" w:hAnsi="Times New Roman" w:eastAsia="微软雅黑" w:cs="Times New Roman"/>
+          <w:b/>
+          <w:bCs/>
+          <w:lang w:eastAsia="zh-CN"/>
         </w:rPr>
       </w:pPr>
     </w:p>
     <w:p>
       <w:pPr>
-        <w:bidi w:val="0"/>
-        <w:rPr>
-          <w:rFonts w:hint="default"/>
-          <w:lang w:val="en-US" w:eastAsia="en-US"/>
-        </w:rPr>
-      </w:pPr>
+        <w:pStyle w:val="14"/>
+        <w:widowControl/>
+        <w:rPr>
+          <w:rFonts w:ascii="Times New Roman" w:hAnsi="Times New Roman" w:eastAsia="等线"/>
+          <w:b w:val="0"/>
+          <w:bCs w:val="0"/>
+        </w:rPr>
+      </w:pPr>
+      <w:r>
+        <w:rPr>
+          <w:rFonts w:hint="eastAsia" w:ascii="Times New Roman" w:hAnsi="Times New Roman" w:eastAsia="微软雅黑" w:cs="Times New Roman"/>
+          <w:b w:val="0"/>
+          <w:bCs w:val="0"/>
+          <w:lang w:eastAsia="zh-CN"/>
+        </w:rPr>
+        <w:t>T.020-32038634</w:t>
+      </w:r>
     </w:p>
     <w:p>
       <w:pPr>
-        <w:bidi w:val="0"/>
-        <w:rPr>
-          <w:rFonts w:hint="default"/>
-          <w:lang w:val="en-US" w:eastAsia="en-US"/>
+        <w:pStyle w:val="14"/>
+        <w:widowControl/>
+        <w:rPr>
+          <w:rFonts w:ascii="Times New Roman" w:hAnsi="Times New Roman" w:eastAsia="等线"/>
         </w:rPr>
       </w:pPr>
     </w:p>
     <w:p>
       <w:pPr>
-        <w:bidi w:val="0"/>
-        <w:rPr>
-          <w:rFonts w:hint="default"/>
-          <w:lang w:val="en-US" w:eastAsia="en-US"/>
+        <w:pStyle w:val="14"/>
+        <w:widowControl/>
+        <w:rPr>
+          <w:rFonts w:ascii="Times New Roman" w:hAnsi="Times New Roman" w:eastAsia="等线"/>
+          <w:b/>
+          <w:bCs/>
+          <w:color w:val="61964C"/>
+          <w:sz w:val="28"/>
+          <w:szCs w:val="28"/>
         </w:rPr>
       </w:pPr>
     </w:p>
     <w:p>
       <w:pPr>
-        <w:bidi w:val="0"/>
-        <w:rPr>
-          <w:rFonts w:hint="default"/>
-          <w:lang w:val="en-US" w:eastAsia="en-US"/>
+        <w:pStyle w:val="14"/>
+        <w:widowControl/>
+        <w:rPr>
+          <w:rFonts w:ascii="Times New Roman" w:hAnsi="Times New Roman" w:eastAsia="等线"/>
         </w:rPr>
       </w:pPr>
     </w:p>
-    <w:bookmarkEnd w:id="0"/>
-    <w:bookmarkEnd w:id="1"/>
-    <w:bookmarkEnd w:id="2"/>
-    <w:bookmarkEnd w:id="3"/>
-    <w:bookmarkEnd w:id="4"/>
-    <w:bookmarkEnd w:id="5"/>
-    <w:bookmarkEnd w:id="6"/>
-    <w:bookmarkEnd w:id="7"/>
     <w:p>
       <w:pPr>
         <w:pStyle w:val="14"/>
-        <w:keepNext w:val="0"/>
-        <w:keepLines w:val="0"/>
-        <w:pageBreakBefore w:val="0"/>
         <w:widowControl/>
-        <w:kinsoku/>
-        <w:wordWrap/>
-        <w:overflowPunct/>
-        <w:topLinePunct w:val="0"/>
-        <w:autoSpaceDE/>
-        <w:autoSpaceDN/>
-        <w:bidi w:val="0"/>
-        <w:adjustRightInd/>
-        <w:snapToGrid w:val="0"/>
-        <w:spacing w:line="240" w:lineRule="auto"/>
-        <w:textAlignment w:val="auto"/>
-        <w:rPr>
-          <w:rFonts w:hint="default" w:ascii="Times New Roman" w:hAnsi="Times New Roman" w:eastAsia="微软雅黑" w:cs="Times New Roman"/>
+        <w:rPr>
+          <w:rFonts w:ascii="Times New Roman" w:hAnsi="Times New Roman" w:eastAsia="等线"/>
+        </w:rPr>
+      </w:pPr>
+    </w:p>
+    <w:p>
+      <w:pPr>
+        <w:pStyle w:val="14"/>
+        <w:widowControl/>
+        <w:rPr>
+          <w:rFonts w:ascii="Times New Roman" w:hAnsi="Times New Roman" w:eastAsia="等线"/>
+        </w:rPr>
+      </w:pPr>
+    </w:p>
+    <w:p>
+      <w:pPr>
+        <w:pStyle w:val="14"/>
+        <w:widowControl/>
+        <w:rPr>
+          <w:rFonts w:ascii="Times New Roman" w:hAnsi="Times New Roman" w:eastAsia="等线"/>
+        </w:rPr>
+      </w:pPr>
+    </w:p>
+    <w:p>
+      <w:pPr>
+        <w:pStyle w:val="14"/>
+        <w:widowControl/>
+        <w:rPr>
+          <w:rFonts w:ascii="Times New Roman" w:hAnsi="Times New Roman" w:eastAsia="等线"/>
+        </w:rPr>
+      </w:pPr>
+    </w:p>
+    <w:p>
+      <w:pPr>
+        <w:pStyle w:val="14"/>
+        <w:widowControl/>
+        <w:rPr>
+          <w:rFonts w:ascii="Times New Roman" w:hAnsi="Times New Roman" w:eastAsia="等线"/>
+        </w:rPr>
+      </w:pPr>
+    </w:p>
+    <w:p>
+      <w:pPr>
+        <w:pStyle w:val="14"/>
+        <w:widowControl/>
+        <w:rPr>
+          <w:rFonts w:ascii="Times New Roman" w:hAnsi="Times New Roman" w:eastAsia="等线"/>
+        </w:rPr>
+      </w:pPr>
+    </w:p>
+    <w:p>
+      <w:pPr>
+        <w:pStyle w:val="14"/>
+        <w:widowControl/>
+        <w:rPr>
+          <w:rFonts w:ascii="Times New Roman" w:hAnsi="Times New Roman" w:eastAsia="等线"/>
+        </w:rPr>
+      </w:pPr>
+    </w:p>
+    <w:p>
+      <w:pPr>
+        <w:pStyle w:val="14"/>
+        <w:widowControl/>
+        <w:rPr>
+          <w:rFonts w:ascii="Times New Roman" w:hAnsi="Times New Roman" w:eastAsia="等线"/>
+        </w:rPr>
+      </w:pPr>
+    </w:p>
+    <w:p>
+      <w:pPr>
+        <w:pStyle w:val="14"/>
+        <w:widowControl/>
+        <w:rPr>
+          <w:rFonts w:ascii="Times New Roman" w:hAnsi="Times New Roman" w:eastAsia="等线"/>
+        </w:rPr>
+      </w:pPr>
+    </w:p>
+    <w:p>
+      <w:pPr>
+        <w:pStyle w:val="14"/>
+        <w:widowControl/>
+        <w:rPr>
+          <w:rFonts w:ascii="Times New Roman" w:hAnsi="Times New Roman" w:eastAsia="等线"/>
+        </w:rPr>
+      </w:pPr>
+    </w:p>
+    <w:p>
+      <w:pPr>
+        <w:pStyle w:val="14"/>
+        <w:widowControl/>
+        <w:rPr>
+          <w:rFonts w:ascii="Times New Roman" w:hAnsi="Times New Roman" w:eastAsia="等线"/>
+        </w:rPr>
+      </w:pPr>
+    </w:p>
+    <w:p>
+      <w:pPr>
+        <w:pStyle w:val="14"/>
+        <w:widowControl/>
+        <w:rPr>
+          <w:rFonts w:ascii="Times New Roman" w:hAnsi="Times New Roman" w:eastAsia="等线"/>
+        </w:rPr>
+      </w:pPr>
+    </w:p>
+    <w:p>
+      <w:pPr>
+        <w:pStyle w:val="14"/>
+        <w:widowControl/>
+        <w:rPr>
+          <w:rFonts w:ascii="Times New Roman" w:hAnsi="Times New Roman" w:eastAsia="等线"/>
+        </w:rPr>
+      </w:pPr>
+    </w:p>
+    <w:p>
+      <w:pPr>
+        <w:pStyle w:val="14"/>
+        <w:widowControl/>
+        <w:rPr>
+          <w:rFonts w:ascii="Times New Roman" w:hAnsi="Times New Roman" w:eastAsia="等线"/>
+        </w:rPr>
+      </w:pPr>
+    </w:p>
+    <w:p>
+      <w:pPr>
+        <w:pStyle w:val="14"/>
+        <w:widowControl/>
+        <w:rPr>
+          <w:rFonts w:ascii="Times New Roman" w:hAnsi="Times New Roman" w:eastAsia="等线"/>
+        </w:rPr>
+      </w:pPr>
+    </w:p>
+    <w:p>
+      <w:pPr>
+        <w:pStyle w:val="14"/>
+        <w:widowControl/>
+        <w:rPr>
+          <w:rFonts w:ascii="Times New Roman" w:hAnsi="Times New Roman" w:eastAsia="等线"/>
+          <w:lang w:eastAsia="zh-CN"/>
+        </w:rPr>
+      </w:pPr>
+      <w:r>
+        <w:rPr>
+          <w:rFonts w:ascii="宋体" w:hAnsi="宋体" w:eastAsia="宋体" w:cs="宋体"/>
+          <w:sz w:val="24"/>
+          <w:szCs w:val="24"/>
+        </w:rPr>
+        <w:drawing>
+          <wp:anchor distT="0" distB="0" distL="114935" distR="114935" simplePos="0" relativeHeight="251670528" behindDoc="0" locked="0" layoutInCell="1" allowOverlap="1">
+            <wp:simplePos x="0" y="0"/>
+            <wp:positionH relativeFrom="column">
+              <wp:posOffset>723900</wp:posOffset>
+            </wp:positionH>
+            <wp:positionV relativeFrom="paragraph">
+              <wp:posOffset>76200</wp:posOffset>
+            </wp:positionV>
+            <wp:extent cx="468630" cy="468630"/>
+            <wp:effectExtent l="0" t="0" r="3810" b="3810"/>
+            <wp:wrapNone/>
+            <wp:docPr id="6" name="图片 4" descr="IMG_256"/>
+            <wp:cNvGraphicFramePr>
+              <a:graphicFrameLocks xmlns:a="http://schemas.openxmlformats.org/drawingml/2006/main" noChangeAspect="1"/>
+            </wp:cNvGraphicFramePr>
+            <a:graphic xmlns:a="http://schemas.openxmlformats.org/drawingml/2006/main">
+              <a:graphicData uri="http://schemas.openxmlformats.org/drawingml/2006/picture">
+                <pic:pic xmlns:pic="http://schemas.openxmlformats.org/drawingml/2006/picture">
+                  <pic:nvPicPr>
+                    <pic:cNvPr id="6" name="图片 4" descr="IMG_256"/>
+                    <pic:cNvPicPr>
+                      <a:picLocks noChangeAspect="1"/>
+                    </pic:cNvPicPr>
+                  </pic:nvPicPr>
+                  <pic:blipFill>
+                    <a:blip r:embed="rId13"/>
+                    <a:stretch>
+                      <a:fillRect/>
+                    </a:stretch>
+                  </pic:blipFill>
+                  <pic:spPr>
+                    <a:xfrm>
+                      <a:off x="0" y="0"/>
+                      <a:ext cx="468630" cy="468630"/>
+                    </a:xfrm>
+                    <a:prstGeom prst="rect">
+                      <a:avLst/>
+                    </a:prstGeom>
+                    <a:noFill/>
+                    <a:ln w="9525">
+                      <a:noFill/>
+                    </a:ln>
+                  </pic:spPr>
+                </pic:pic>
+              </a:graphicData>
+            </a:graphic>
+          </wp:anchor>
+        </w:drawing>
+      </w:r>
+      <w:r>
+        <w:rPr>
+          <w:rFonts w:ascii="宋体" w:hAnsi="宋体" w:eastAsia="宋体" w:cs="宋体"/>
+          <w:sz w:val="24"/>
+          <w:szCs w:val="24"/>
+        </w:rPr>
+        <w:drawing>
+          <wp:anchor distT="0" distB="0" distL="114935" distR="114935" simplePos="0" relativeHeight="251669504" behindDoc="0" locked="0" layoutInCell="1" allowOverlap="1">
+            <wp:simplePos x="0" y="0"/>
+            <wp:positionH relativeFrom="column">
+              <wp:posOffset>30480</wp:posOffset>
+            </wp:positionH>
+            <wp:positionV relativeFrom="paragraph">
+              <wp:posOffset>83820</wp:posOffset>
+            </wp:positionV>
+            <wp:extent cx="439420" cy="439420"/>
+            <wp:effectExtent l="0" t="0" r="2540" b="2540"/>
+            <wp:wrapNone/>
+            <wp:docPr id="2" name="图片 3" descr="IMG_256"/>
+            <wp:cNvGraphicFramePr>
+              <a:graphicFrameLocks xmlns:a="http://schemas.openxmlformats.org/drawingml/2006/main" noChangeAspect="1"/>
+            </wp:cNvGraphicFramePr>
+            <a:graphic xmlns:a="http://schemas.openxmlformats.org/drawingml/2006/main">
+              <a:graphicData uri="http://schemas.openxmlformats.org/drawingml/2006/picture">
+                <pic:pic xmlns:pic="http://schemas.openxmlformats.org/drawingml/2006/picture">
+                  <pic:nvPicPr>
+                    <pic:cNvPr id="2" name="图片 3" descr="IMG_256"/>
+                    <pic:cNvPicPr>
+                      <a:picLocks noChangeAspect="1"/>
+                    </pic:cNvPicPr>
+                  </pic:nvPicPr>
+                  <pic:blipFill>
+                    <a:blip r:embed="rId14"/>
+                    <a:stretch>
+                      <a:fillRect/>
+                    </a:stretch>
+                  </pic:blipFill>
+                  <pic:spPr>
+                    <a:xfrm>
+                      <a:off x="0" y="0"/>
+                      <a:ext cx="439420" cy="439420"/>
+                    </a:xfrm>
+                    <a:prstGeom prst="rect">
+                      <a:avLst/>
+                    </a:prstGeom>
+                    <a:noFill/>
+                    <a:ln w="9525">
+                      <a:noFill/>
+                    </a:ln>
+                  </pic:spPr>
+                </pic:pic>
+              </a:graphicData>
+            </a:graphic>
+          </wp:anchor>
+        </w:drawing>
+      </w:r>
+      <w:r>
+        <w:rPr>
+          <w:rFonts w:hint="eastAsia" w:ascii="Times New Roman" w:hAnsi="Times New Roman" w:eastAsia="等线"/>
+          <w:lang w:eastAsia="zh-CN"/>
+        </w:rPr>
+        <w:tab/>
+      </w:r>
+      <w:r>
+        <w:rPr>
+          <w:rFonts w:hint="eastAsia" w:ascii="Times New Roman" w:hAnsi="Times New Roman" w:eastAsia="等线"/>
+          <w:lang w:eastAsia="zh-CN"/>
+        </w:rPr>
+        <w:tab/>
+      </w:r>
+      <w:r>
+        <w:rPr>
+          <w:rFonts w:hint="eastAsia" w:ascii="Times New Roman" w:hAnsi="Times New Roman" w:eastAsia="等线"/>
+          <w:lang w:eastAsia="zh-CN"/>
+        </w:rPr>
+        <w:tab/>
+      </w:r>
+      <w:r>
+        <w:rPr>
+          <w:rFonts w:hint="eastAsia" w:ascii="Times New Roman" w:hAnsi="Times New Roman" w:eastAsia="等线"/>
+          <w:lang w:eastAsia="zh-CN"/>
+        </w:rPr>
+        <w:tab/>
+      </w:r>
+      <w:r>
+        <w:rPr>
+          <w:rFonts w:hint="eastAsia" w:ascii="Times New Roman" w:hAnsi="Times New Roman" w:eastAsia="等线"/>
+          <w:lang w:eastAsia="zh-CN"/>
+        </w:rPr>
+        <w:tab/>
+      </w:r>
+      <w:r>
+        <w:rPr>
+          <w:rFonts w:hint="eastAsia" w:ascii="Times New Roman" w:hAnsi="Times New Roman" w:eastAsia="等线"/>
+          <w:lang w:eastAsia="zh-CN"/>
+        </w:rPr>
+        <w:t xml:space="preserve"> </w:t>
+      </w:r>
+      <w:r>
+        <w:rPr>
+          <w:rFonts w:ascii="Times New Roman" w:hAnsi="Times New Roman" w:eastAsia="等线"/>
+          <w:lang w:eastAsia="zh-CN"/>
+        </w:rPr>
+        <w:t>{{ summaryOfRresults.binary | ci(</w:t>
+      </w:r>
+      <w:r>
+        <w:rPr>
+          <w:rFonts w:hint="eastAsia" w:ascii="Times New Roman" w:hAnsi="Times New Roman" w:eastAsia="等线"/>
+          <w:lang w:eastAsia="zh-CN"/>
+        </w:rPr>
+        <w:t>35.4</w:t>
+      </w:r>
+      <w:r>
+        <w:rPr>
+          <w:rFonts w:ascii="Times New Roman" w:hAnsi="Times New Roman" w:eastAsia="等线"/>
+          <w:lang w:eastAsia="zh-CN"/>
+        </w:rPr>
+        <w:t>,</w:t>
+      </w:r>
+      <w:r>
+        <w:rPr>
+          <w:rFonts w:hint="eastAsia" w:ascii="Times New Roman" w:hAnsi="Times New Roman" w:eastAsia="等线"/>
+          <w:lang w:eastAsia="zh-CN"/>
+        </w:rPr>
+        <w:t>35.4</w:t>
+      </w:r>
+      <w:r>
+        <w:rPr>
+          <w:rFonts w:ascii="Times New Roman" w:hAnsi="Times New Roman" w:eastAsia="等线"/>
+          <w:lang w:eastAsia="zh-CN"/>
+        </w:rPr>
+        <w:t>) }}</w:t>
+      </w:r>
+    </w:p>
+    <w:p>
+      <w:pPr>
+        <w:pStyle w:val="14"/>
+        <w:widowControl/>
+        <w:rPr>
+          <w:rFonts w:hint="eastAsia" w:ascii="微软雅黑" w:hAnsi="微软雅黑" w:eastAsia="微软雅黑" w:cs="微软雅黑"/>
+          <w:b/>
+          <w:bCs/>
+          <w:color w:val="61964C"/>
+          <w:sz w:val="20"/>
+          <w:szCs w:val="20"/>
+          <w:lang w:eastAsia="zh-CN"/>
+        </w:rPr>
+      </w:pPr>
+      <w:r>
+        <w:rPr>
+          <w:rFonts w:hint="eastAsia" w:ascii="微软雅黑" w:hAnsi="微软雅黑" w:eastAsia="微软雅黑" w:cs="微软雅黑"/>
+          <w:b/>
+          <w:bCs/>
+          <w:color w:val="61964C"/>
+          <w:sz w:val="20"/>
+          <w:szCs w:val="20"/>
+          <w:lang w:eastAsia="zh-CN"/>
+        </w:rPr>
+        <w:t>诺禾医学   诺禾在线   扫码认证</w:t>
+      </w:r>
+    </w:p>
+    <w:p>
+      <w:pPr>
+        <w:pStyle w:val="14"/>
+        <w:widowControl/>
+        <w:rPr>
+          <w:rFonts w:ascii="Times New Roman" w:hAnsi="Times New Roman" w:eastAsia="等线"/>
+          <w:lang w:eastAsia="zh-CN"/>
+        </w:rPr>
+      </w:pPr>
+      <w:r>
+        <w:rPr>
+          <w:rFonts w:ascii="Times New Roman" w:hAnsi="Times New Roman" w:eastAsia="等线"/>
+          <w:b/>
+          <w:bCs/>
+          <w:color w:val="61964C"/>
+          <w:sz w:val="28"/>
+          <w:szCs w:val="28"/>
+        </w:rPr>
+        <w:t>www.novogene.com</w:t>
+      </w:r>
+    </w:p>
+    <w:p>
+      <w:pPr>
+        <w:pStyle w:val="14"/>
+        <w:widowControl/>
+        <w:rPr>
+          <w:rFonts w:hint="eastAsia" w:ascii="微软雅黑" w:hAnsi="微软雅黑" w:eastAsia="微软雅黑" w:cs="微软雅黑"/>
+          <w:b/>
+          <w:bCs/>
+          <w:szCs w:val="24"/>
+          <w:lang w:eastAsia="zh-CN"/>
+        </w:rPr>
+      </w:pPr>
+      <w:r>
+        <w:rPr>
+          <w:rFonts w:hint="eastAsia" w:ascii="微软雅黑" w:hAnsi="微软雅黑" w:eastAsia="微软雅黑" w:cs="微软雅黑"/>
+          <w:color w:val="7F7F7F"/>
+          <w:sz w:val="20"/>
+          <w:szCs w:val="20"/>
+          <w:lang w:eastAsia="zh-CN"/>
+        </w:rPr>
+        <w:drawing>
+          <wp:anchor distT="0" distB="0" distL="0" distR="0" simplePos="0" relativeHeight="251668480" behindDoc="1" locked="0" layoutInCell="1" allowOverlap="1">
+            <wp:simplePos x="0" y="0"/>
+            <wp:positionH relativeFrom="column">
+              <wp:posOffset>4900295</wp:posOffset>
+            </wp:positionH>
+            <wp:positionV relativeFrom="paragraph">
+              <wp:posOffset>224790</wp:posOffset>
+            </wp:positionV>
+            <wp:extent cx="1369060" cy="389255"/>
+            <wp:effectExtent l="0" t="0" r="2540" b="6350"/>
+            <wp:wrapNone/>
+            <wp:docPr id="17" name="图片 17" descr="C:\Users\JT\Desktop\2019.3.1-诺禾致源logo-最新版\logo-透明底.pnglogo-透明底"/>
+            <wp:cNvGraphicFramePr>
+              <a:graphicFrameLocks xmlns:a="http://schemas.openxmlformats.org/drawingml/2006/main" noChangeAspect="1"/>
+            </wp:cNvGraphicFramePr>
+            <a:graphic xmlns:a="http://schemas.openxmlformats.org/drawingml/2006/main">
+              <a:graphicData uri="http://schemas.openxmlformats.org/drawingml/2006/picture">
+                <pic:pic xmlns:pic="http://schemas.openxmlformats.org/drawingml/2006/picture">
+                  <pic:nvPicPr>
+                    <pic:cNvPr id="17" name="图片 17" descr="C:\Users\JT\Desktop\2019.3.1-诺禾致源logo-最新版\logo-透明底.pnglogo-透明底"/>
+                    <pic:cNvPicPr>
+                      <a:picLocks noChangeAspect="1"/>
+                    </pic:cNvPicPr>
+                  </pic:nvPicPr>
+                  <pic:blipFill>
+                    <a:blip r:embed="rId15"/>
+                    <a:srcRect/>
+                    <a:stretch>
+                      <a:fillRect/>
+                    </a:stretch>
+                  </pic:blipFill>
+                  <pic:spPr>
+                    <a:xfrm>
+                      <a:off x="0" y="0"/>
+                      <a:ext cx="1369060" cy="389255"/>
+                    </a:xfrm>
+                    <a:prstGeom prst="rect">
+                      <a:avLst/>
+                    </a:prstGeom>
+                  </pic:spPr>
+                </pic:pic>
+              </a:graphicData>
+            </a:graphic>
+          </wp:anchor>
+        </w:drawing>
+      </w:r>
+      <w:r>
+        <w:rPr>
+          <w:rFonts w:hint="eastAsia" w:ascii="微软雅黑" w:hAnsi="微软雅黑" w:eastAsia="微软雅黑" w:cs="微软雅黑"/>
+          <w:b/>
+          <w:bCs/>
+          <w:szCs w:val="24"/>
+          <w:lang w:eastAsia="zh-CN"/>
+        </w:rPr>
+        <w:t>中国 ·</w:t>
+      </w:r>
+      <w:r>
+        <w:rPr>
+          <w:rFonts w:hint="eastAsia" w:ascii="微软雅黑" w:hAnsi="微软雅黑" w:eastAsia="微软雅黑" w:cs="微软雅黑"/>
+          <w:b/>
+          <w:bCs/>
+          <w:szCs w:val="24"/>
+          <w:lang w:val="en-US" w:eastAsia="zh-CN"/>
+        </w:rPr>
+        <w:t xml:space="preserve"> </w:t>
+      </w:r>
+      <w:r>
+        <w:rPr>
+          <w:rFonts w:hint="eastAsia" w:ascii="微软雅黑" w:hAnsi="微软雅黑" w:eastAsia="微软雅黑" w:cs="微软雅黑"/>
+          <w:b/>
+          <w:bCs/>
+          <w:szCs w:val="24"/>
+          <w:lang w:eastAsia="zh-CN"/>
+        </w:rPr>
+        <w:t>美国 ·</w:t>
+      </w:r>
+      <w:r>
+        <w:rPr>
+          <w:rFonts w:hint="eastAsia" w:ascii="微软雅黑" w:hAnsi="微软雅黑" w:eastAsia="微软雅黑" w:cs="微软雅黑"/>
+          <w:b/>
+          <w:bCs/>
+          <w:szCs w:val="24"/>
+          <w:lang w:val="en-US" w:eastAsia="zh-CN"/>
+        </w:rPr>
+        <w:t xml:space="preserve"> </w:t>
+      </w:r>
+      <w:r>
+        <w:rPr>
+          <w:rFonts w:hint="eastAsia" w:ascii="微软雅黑" w:hAnsi="微软雅黑" w:eastAsia="微软雅黑" w:cs="微软雅黑"/>
+          <w:b/>
+          <w:bCs/>
+          <w:szCs w:val="24"/>
+          <w:lang w:eastAsia="zh-CN"/>
+        </w:rPr>
+        <w:t>英国 ·</w:t>
+      </w:r>
+      <w:r>
+        <w:rPr>
+          <w:rFonts w:hint="eastAsia" w:ascii="微软雅黑" w:hAnsi="微软雅黑" w:eastAsia="微软雅黑" w:cs="微软雅黑"/>
+          <w:b/>
+          <w:bCs/>
+          <w:szCs w:val="24"/>
+          <w:lang w:val="en-US" w:eastAsia="zh-CN"/>
+        </w:rPr>
+        <w:t xml:space="preserve"> </w:t>
+      </w:r>
+      <w:r>
+        <w:rPr>
+          <w:rFonts w:hint="eastAsia" w:ascii="微软雅黑" w:hAnsi="微软雅黑" w:eastAsia="微软雅黑" w:cs="微软雅黑"/>
+          <w:b/>
+          <w:bCs/>
+          <w:szCs w:val="24"/>
+          <w:lang w:eastAsia="zh-CN"/>
+        </w:rPr>
+        <w:t>新加坡</w:t>
+      </w:r>
+      <w:r>
+        <w:rPr>
+          <w:rFonts w:hint="eastAsia" w:ascii="微软雅黑" w:hAnsi="微软雅黑" w:eastAsia="微软雅黑" w:cs="微软雅黑"/>
+          <w:b/>
+          <w:bCs/>
+          <w:szCs w:val="24"/>
+          <w:lang w:val="en-US" w:eastAsia="zh-CN"/>
+        </w:rPr>
+        <w:t xml:space="preserve"> </w:t>
+      </w:r>
+      <w:r>
+        <w:rPr>
+          <w:rFonts w:hint="eastAsia" w:ascii="微软雅黑" w:hAnsi="微软雅黑" w:eastAsia="微软雅黑" w:cs="微软雅黑"/>
+          <w:b/>
+          <w:bCs/>
+          <w:szCs w:val="24"/>
+          <w:lang w:eastAsia="zh-CN"/>
+        </w:rPr>
+        <w:t>· 荷兰</w:t>
+      </w:r>
+      <w:r>
+        <w:rPr>
+          <w:rFonts w:hint="eastAsia" w:ascii="微软雅黑" w:hAnsi="微软雅黑" w:eastAsia="微软雅黑" w:cs="微软雅黑"/>
+          <w:b/>
+          <w:bCs/>
+          <w:szCs w:val="24"/>
+          <w:lang w:val="en-US" w:eastAsia="zh-CN"/>
+        </w:rPr>
+        <w:t xml:space="preserve"> </w:t>
+      </w:r>
+      <w:r>
+        <w:rPr>
+          <w:rFonts w:hint="eastAsia" w:ascii="微软雅黑" w:hAnsi="微软雅黑" w:eastAsia="微软雅黑" w:cs="微软雅黑"/>
+          <w:b/>
+          <w:bCs/>
+          <w:szCs w:val="24"/>
+          <w:lang w:eastAsia="zh-CN"/>
+        </w:rPr>
+        <w:t>· 日本</w:t>
+      </w:r>
+    </w:p>
+    <w:p>
+      <w:pPr>
+        <w:pStyle w:val="14"/>
+        <w:widowControl/>
+        <w:rPr>
+          <w:rFonts w:hint="default" w:ascii="Times New Roman" w:hAnsi="Times New Roman" w:eastAsia="等线"/>
           <w:sz w:val="22"/>
           <w:lang w:eastAsia="zh-CN"/>
         </w:rPr>
       </w:pPr>
+      <w:r>
+        <w:rPr>
+          <w:rFonts w:ascii="Times New Roman" w:hAnsi="Times New Roman" w:eastAsia="等线"/>
+          <w:sz w:val="22"/>
+        </w:rPr>
+        <w:t>China</w:t>
+      </w:r>
+      <w:r>
+        <w:rPr>
+          <w:rFonts w:hint="eastAsia" w:ascii="Times New Roman" w:hAnsi="Times New Roman" w:eastAsia="等线"/>
+          <w:sz w:val="22"/>
+          <w:lang w:val="en-US" w:eastAsia="zh-CN"/>
+        </w:rPr>
+        <w:t xml:space="preserve"> </w:t>
+      </w:r>
+      <w:r>
+        <w:rPr>
+          <w:rFonts w:ascii="Times New Roman" w:hAnsi="Times New Roman" w:eastAsia="等线"/>
+          <w:b/>
+          <w:bCs/>
+          <w:szCs w:val="24"/>
+          <w:lang w:eastAsia="zh-CN"/>
+        </w:rPr>
+        <w:t>·</w:t>
+      </w:r>
+      <w:r>
+        <w:rPr>
+          <w:rFonts w:hint="eastAsia" w:ascii="Times New Roman" w:hAnsi="Times New Roman" w:eastAsia="等线"/>
+          <w:b/>
+          <w:bCs/>
+          <w:szCs w:val="24"/>
+          <w:lang w:val="en-US" w:eastAsia="zh-CN"/>
+        </w:rPr>
+        <w:t xml:space="preserve"> </w:t>
+      </w:r>
+      <w:r>
+        <w:rPr>
+          <w:rFonts w:ascii="Times New Roman" w:hAnsi="Times New Roman" w:eastAsia="等线"/>
+          <w:sz w:val="22"/>
+        </w:rPr>
+        <w:t>USA</w:t>
+      </w:r>
+      <w:r>
+        <w:rPr>
+          <w:rFonts w:hint="eastAsia" w:ascii="Times New Roman" w:hAnsi="Times New Roman" w:eastAsia="等线"/>
+          <w:sz w:val="22"/>
+          <w:lang w:val="en-US" w:eastAsia="zh-CN"/>
+        </w:rPr>
+        <w:t xml:space="preserve"> </w:t>
+      </w:r>
+      <w:r>
+        <w:rPr>
+          <w:rFonts w:ascii="Times New Roman" w:hAnsi="Times New Roman" w:eastAsia="等线"/>
+          <w:b/>
+          <w:bCs/>
+          <w:szCs w:val="24"/>
+          <w:lang w:eastAsia="zh-CN"/>
+        </w:rPr>
+        <w:t>·</w:t>
+      </w:r>
+      <w:r>
+        <w:rPr>
+          <w:rFonts w:hint="eastAsia" w:ascii="Times New Roman" w:hAnsi="Times New Roman" w:eastAsia="等线"/>
+          <w:b/>
+          <w:bCs/>
+          <w:szCs w:val="24"/>
+          <w:lang w:val="en-US" w:eastAsia="zh-CN"/>
+        </w:rPr>
+        <w:t xml:space="preserve"> </w:t>
+      </w:r>
+      <w:r>
+        <w:rPr>
+          <w:rFonts w:ascii="Times New Roman" w:hAnsi="Times New Roman" w:eastAsia="等线"/>
+          <w:sz w:val="22"/>
+        </w:rPr>
+        <w:t>UK</w:t>
+      </w:r>
+      <w:r>
+        <w:rPr>
+          <w:rFonts w:hint="eastAsia" w:ascii="Times New Roman" w:hAnsi="Times New Roman" w:eastAsia="等线"/>
+          <w:sz w:val="22"/>
+          <w:lang w:val="en-US" w:eastAsia="zh-CN"/>
+        </w:rPr>
+        <w:t xml:space="preserve"> </w:t>
+      </w:r>
+      <w:r>
+        <w:rPr>
+          <w:rFonts w:ascii="Times New Roman" w:hAnsi="Times New Roman" w:eastAsia="等线"/>
+          <w:b/>
+          <w:bCs/>
+          <w:szCs w:val="24"/>
+          <w:lang w:eastAsia="zh-CN"/>
+        </w:rPr>
+        <w:t>·</w:t>
+      </w:r>
+      <w:r>
+        <w:rPr>
+          <w:rFonts w:hint="eastAsia" w:ascii="Times New Roman" w:hAnsi="Times New Roman" w:eastAsia="等线"/>
+          <w:b/>
+          <w:bCs/>
+          <w:szCs w:val="24"/>
+          <w:lang w:val="en-US" w:eastAsia="zh-CN"/>
+        </w:rPr>
+        <w:t xml:space="preserve"> </w:t>
+      </w:r>
+      <w:r>
+        <w:rPr>
+          <w:rFonts w:ascii="Times New Roman" w:hAnsi="Times New Roman" w:eastAsia="等线"/>
+          <w:sz w:val="22"/>
+        </w:rPr>
+        <w:t>Singapore</w:t>
+      </w:r>
+      <w:r>
+        <w:rPr>
+          <w:rFonts w:hint="eastAsia" w:ascii="Times New Roman" w:hAnsi="Times New Roman" w:eastAsia="等线"/>
+          <w:sz w:val="22"/>
+          <w:lang w:val="en-US" w:eastAsia="zh-CN"/>
+        </w:rPr>
+        <w:t xml:space="preserve"> </w:t>
+      </w:r>
+      <w:r>
+        <w:rPr>
+          <w:rFonts w:ascii="Times New Roman" w:hAnsi="Times New Roman" w:eastAsia="等线"/>
+          <w:b/>
+          <w:bCs/>
+          <w:szCs w:val="24"/>
+          <w:lang w:eastAsia="zh-CN"/>
+        </w:rPr>
+        <w:t>·</w:t>
+      </w:r>
+      <w:r>
+        <w:rPr>
+          <w:rFonts w:hint="eastAsia" w:ascii="Times New Roman" w:hAnsi="Times New Roman" w:eastAsia="等线"/>
+          <w:b/>
+          <w:bCs/>
+          <w:szCs w:val="24"/>
+          <w:lang w:val="en-US" w:eastAsia="zh-CN"/>
+        </w:rPr>
+        <w:t xml:space="preserve"> </w:t>
+      </w:r>
+      <w:r>
+        <w:rPr>
+          <w:rFonts w:ascii="Times New Roman" w:hAnsi="Times New Roman" w:eastAsia="等线"/>
+          <w:sz w:val="22"/>
+        </w:rPr>
+        <w:t>Netherlands</w:t>
+      </w:r>
+      <w:r>
+        <w:rPr>
+          <w:rFonts w:hint="eastAsia" w:ascii="Times New Roman" w:hAnsi="Times New Roman" w:eastAsia="等线"/>
+          <w:sz w:val="22"/>
+          <w:lang w:val="en-US" w:eastAsia="zh-CN"/>
+        </w:rPr>
+        <w:t xml:space="preserve"> </w:t>
+      </w:r>
+      <w:r>
+        <w:rPr>
+          <w:rFonts w:ascii="Times New Roman" w:hAnsi="Times New Roman" w:eastAsia="等线"/>
+          <w:b/>
+          <w:bCs/>
+          <w:szCs w:val="24"/>
+          <w:lang w:eastAsia="zh-CN"/>
+        </w:rPr>
+        <w:t>·</w:t>
+      </w:r>
+      <w:r>
+        <w:rPr>
+          <w:rFonts w:hint="eastAsia" w:ascii="Times New Roman" w:hAnsi="Times New Roman" w:eastAsia="等线"/>
+          <w:b/>
+          <w:bCs/>
+          <w:szCs w:val="24"/>
+          <w:lang w:val="en-US" w:eastAsia="zh-CN"/>
+        </w:rPr>
+        <w:t xml:space="preserve"> </w:t>
+      </w:r>
+      <w:r>
+        <w:rPr>
+          <w:rFonts w:hint="eastAsia" w:ascii="Times New Roman" w:hAnsi="Times New Roman" w:eastAsia="等线"/>
+          <w:sz w:val="22"/>
+          <w:lang w:eastAsia="zh-CN"/>
+        </w:rPr>
+        <w:t>J</w:t>
+      </w:r>
+      <w:r>
+        <w:rPr>
+          <w:rFonts w:ascii="Times New Roman" w:hAnsi="Times New Roman" w:eastAsia="等线"/>
+          <w:sz w:val="22"/>
+        </w:rPr>
+        <w:t>apan</w:t>
+      </w:r>
     </w:p>
     <w:sectPr>
-      <w:headerReference r:id="rId6" w:type="default"/>
-      <w:footerReference r:id="rId7" w:type="default"/>
+      <w:headerReference r:id="rId7" w:type="default"/>
+      <w:footerReference r:id="rId8" w:type="default"/>
       <w:pgSz w:w="11906" w:h="16838"/>
       <w:pgMar w:top="850" w:right="850" w:bottom="850" w:left="850" w:header="851" w:footer="397" w:gutter="0"/>
       <w:pgNumType w:fmt="decimal"/>
@@ -5546,6 +6313,16 @@
 </w:ftr>
 </file>
 
+<file path=word/footer4.xml><?xml version="1.0" encoding="utf-8"?>
+<w:ftr xmlns:wpc="http://schemas.microsoft.com/office/word/2010/wordprocessingCanvas" xmlns:mc="http://schemas.openxmlformats.org/markup-compatibility/2006" xmlns:o="urn:schemas-microsoft-com:office:office" xmlns:r="http://schemas.openxmlformats.org/officeDocument/2006/relationships" xmlns:m="http://schemas.openxmlformats.org/officeDocument/2006/math" xmlns:v="urn:schemas-microsoft-com:vml" xmlns:wp14="http://schemas.microsoft.com/office/word/2010/wordprocessingDrawing" xmlns:wp="http://schemas.openxmlformats.org/drawingml/2006/wordprocessingDrawing" xmlns:w10="urn:schemas-microsoft-com:office:word" xmlns:w="http://schemas.openxmlformats.org/wordprocessingml/2006/main" xmlns:w14="http://schemas.microsoft.com/office/word/2010/wordml" xmlns:w15="http://schemas.microsoft.com/office/word/2012/wordml" xmlns:wpg="http://schemas.microsoft.com/office/word/2010/wordprocessingGroup" xmlns:wpi="http://schemas.microsoft.com/office/word/2010/wordprocessingInk" xmlns:wne="http://schemas.microsoft.com/office/word/2006/wordml" xmlns:wps="http://schemas.microsoft.com/office/word/2010/wordprocessingShape" xmlns:wpsCustomData="http://www.wps.cn/officeDocument/2013/wpsCustomData" mc:Ignorable="w14 w15 wp14">
+  <w:p>
+    <w:pPr>
+      <w:pStyle w:val="9"/>
+    </w:pPr>
+  </w:p>
+</w:ftr>
+</file>
+
 <file path=word/header1.xml><?xml version="1.0" encoding="utf-8"?>
 <w:hdr xmlns:wpc="http://schemas.microsoft.com/office/word/2010/wordprocessingCanvas" xmlns:mc="http://schemas.openxmlformats.org/markup-compatibility/2006" xmlns:o="urn:schemas-microsoft-com:office:office" xmlns:r="http://schemas.openxmlformats.org/officeDocument/2006/relationships" xmlns:m="http://schemas.openxmlformats.org/officeDocument/2006/math" xmlns:v="urn:schemas-microsoft-com:vml" xmlns:wp14="http://schemas.microsoft.com/office/word/2010/wordprocessingDrawing" xmlns:wp="http://schemas.openxmlformats.org/drawingml/2006/wordprocessingDrawing" xmlns:w10="urn:schemas-microsoft-com:office:word" xmlns:w="http://schemas.openxmlformats.org/wordprocessingml/2006/main" xmlns:w14="http://schemas.microsoft.com/office/word/2010/wordml" xmlns:w15="http://schemas.microsoft.com/office/word/2012/wordml" xmlns:wpg="http://schemas.microsoft.com/office/word/2010/wordprocessingGroup" xmlns:wpi="http://schemas.microsoft.com/office/word/2010/wordprocessingInk" xmlns:wne="http://schemas.microsoft.com/office/word/2006/wordml" xmlns:wps="http://schemas.microsoft.com/office/word/2010/wordprocessingShape" xmlns:wpsCustomData="http://www.wps.cn/officeDocument/2013/wpsCustomData" mc:Ignorable="w14 w15 wp14">
   <w:p>
@@ -6398,7 +7175,7 @@
     <w:lsdException w:unhideWhenUsed="0" w:uiPriority="0" w:semiHidden="0" w:name="HTML Code"/>
     <w:lsdException w:unhideWhenUsed="0" w:uiPriority="0" w:semiHidden="0" w:name="HTML Definition"/>
     <w:lsdException w:unhideWhenUsed="0" w:uiPriority="0" w:semiHidden="0" w:name="HTML Keyboard"/>
-    <w:lsdException w:unhideWhenUsed="0" w:uiPriority="0" w:semiHidden="0" w:name="HTML Preformatted"/>
+    <w:lsdException w:qFormat="1" w:unhideWhenUsed="0" w:uiPriority="0" w:semiHidden="0" w:name="HTML Preformatted"/>
     <w:lsdException w:unhideWhenUsed="0" w:uiPriority="0" w:semiHidden="0" w:name="HTML Sample"/>
     <w:lsdException w:unhideWhenUsed="0" w:uiPriority="0" w:semiHidden="0" w:name="HTML Typewriter"/>
     <w:lsdException w:unhideWhenUsed="0" w:uiPriority="0" w:semiHidden="0" w:name="HTML Variable"/>
@@ -6749,6 +7526,7 @@
   <w:style w:type="paragraph" w:styleId="13">
     <w:name w:val="HTML Preformatted"/>
     <w:basedOn w:val="1"/>
+    <w:qFormat/>
     <w:uiPriority w:val="0"/>
     <w:pPr>
       <w:tabs>
@@ -7614,6 +8392,7 @@
   <customSectProps>
     <customSectPr/>
     <customSectPr/>
+    <customSectPr/>
   </customSectProps>
   <customShpExts>
     <customShpInfo spid="_x0000_s1026" textRotate="1"/>

--- a/WebContent/docx/EWSR1(22q12.2)基因断裂检测报告.docx
+++ b/WebContent/docx/EWSR1(22q12.2)基因断裂检测报告.docx
@@ -1597,13 +1597,13 @@
         </w:rPr>
       </w:pPr>
       <w:bookmarkStart w:id="0" w:name="_Toc30143_WPSOffice_Level1"/>
-      <w:bookmarkStart w:id="1" w:name="_Toc13806"/>
-      <w:bookmarkStart w:id="2" w:name="_Toc27500"/>
-      <w:bookmarkStart w:id="3" w:name="_Toc32054"/>
-      <w:bookmarkStart w:id="4" w:name="_Toc21669"/>
-      <w:bookmarkStart w:id="5" w:name="_Toc24178_WPSOffice_Level1"/>
-      <w:bookmarkStart w:id="6" w:name="_Toc24397"/>
-      <w:bookmarkStart w:id="7" w:name="_Toc21009_WPSOffice_Level1"/>
+      <w:bookmarkStart w:id="1" w:name="_Toc27500"/>
+      <w:bookmarkStart w:id="2" w:name="_Toc24397"/>
+      <w:bookmarkStart w:id="3" w:name="_Toc21669"/>
+      <w:bookmarkStart w:id="4" w:name="_Toc24178_WPSOffice_Level1"/>
+      <w:bookmarkStart w:id="5" w:name="_Toc13806"/>
+      <w:bookmarkStart w:id="6" w:name="_Toc21009_WPSOffice_Level1"/>
+      <w:bookmarkStart w:id="7" w:name="_Toc32054"/>
     </w:p>
     <w:p>
       <w:pPr>
@@ -2648,7 +2648,6 @@
                 <w:lang w:eastAsia="zh-CN"/>
               </w:rPr>
             </w:pPr>
-            <w:bookmarkStart w:id="12" w:name="_GoBack" w:colFirst="0" w:colLast="1"/>
             <w:r>
               <w:rPr>
                 <w:rFonts w:hint="default" w:ascii="Times New Roman" w:hAnsi="Times New Roman" w:eastAsia="微软雅黑" w:cs="Times New Roman"/>
@@ -2712,7 +2711,6 @@
           </w:p>
         </w:tc>
       </w:tr>
-      <w:bookmarkEnd w:id="12"/>
       <w:tr>
         <w:tblPrEx>
           <w:tblBorders>
@@ -3283,12 +3281,6 @@
             <w:insideH w:val="none" w:color="auto" w:sz="0" w:space="0"/>
             <w:insideV w:val="none" w:color="auto" w:sz="0" w:space="0"/>
           </w:tblBorders>
-          <w:tblCellMar>
-            <w:top w:w="0" w:type="dxa"/>
-            <w:left w:w="108" w:type="dxa"/>
-            <w:bottom w:w="0" w:type="dxa"/>
-            <w:right w:w="108" w:type="dxa"/>
-          </w:tblCellMar>
         </w:tblPrEx>
         <w:trPr>
           <w:trHeight w:val="542" w:hRule="atLeast"/>
@@ -4168,67 +4160,6 @@
       </w:pPr>
       <w:r>
         <w:rPr>
-          <w:rFonts w:hint="default" w:ascii="Times New Roman" w:hAnsi="Times New Roman" w:cs="Times New Roman"/>
-        </w:rPr>
-        <w:drawing>
-          <wp:anchor distT="0" distB="0" distL="0" distR="0" simplePos="0" relativeHeight="251667456" behindDoc="0" locked="0" layoutInCell="1" allowOverlap="1">
-            <wp:simplePos x="0" y="0"/>
-            <wp:positionH relativeFrom="column">
-              <wp:posOffset>4730115</wp:posOffset>
-            </wp:positionH>
-            <wp:positionV relativeFrom="paragraph">
-              <wp:posOffset>118110</wp:posOffset>
-            </wp:positionV>
-            <wp:extent cx="1443355" cy="1443355"/>
-            <wp:effectExtent l="0" t="0" r="4445" b="4445"/>
-            <wp:wrapNone/>
-            <wp:docPr id="1" name="图片 1"/>
-            <wp:cNvGraphicFramePr>
-              <a:graphicFrameLocks xmlns:a="http://schemas.openxmlformats.org/drawingml/2006/main" noChangeAspect="1"/>
-            </wp:cNvGraphicFramePr>
-            <a:graphic xmlns:a="http://schemas.openxmlformats.org/drawingml/2006/main">
-              <a:graphicData uri="http://schemas.openxmlformats.org/drawingml/2006/picture">
-                <pic:pic xmlns:pic="http://schemas.openxmlformats.org/drawingml/2006/picture">
-                  <pic:nvPicPr>
-                    <pic:cNvPr id="1" name="图片 1"/>
-                    <pic:cNvPicPr>
-                      <a:picLocks noChangeAspect="1" noChangeArrowheads="1"/>
-                    </pic:cNvPicPr>
-                  </pic:nvPicPr>
-                  <pic:blipFill>
-                    <a:blip r:embed="rId12">
-                      <a:extLst>
-                        <a:ext uri="{28A0092B-C50C-407E-A947-70E740481C1C}">
-                          <a14:useLocalDpi xmlns:a14="http://schemas.microsoft.com/office/drawing/2010/main" val="0"/>
-                        </a:ext>
-                      </a:extLst>
-                    </a:blip>
-                    <a:srcRect/>
-                    <a:stretch>
-                      <a:fillRect/>
-                    </a:stretch>
-                  </pic:blipFill>
-                  <pic:spPr>
-                    <a:xfrm>
-                      <a:off x="0" y="0"/>
-                      <a:ext cx="1443355" cy="1443355"/>
-                    </a:xfrm>
-                    <a:prstGeom prst="rect">
-                      <a:avLst/>
-                    </a:prstGeom>
-                    <a:noFill/>
-                    <a:ln>
-                      <a:noFill/>
-                    </a:ln>
-                  </pic:spPr>
-                </pic:pic>
-              </a:graphicData>
-            </a:graphic>
-          </wp:anchor>
-        </w:drawing>
-      </w:r>
-      <w:r>
-        <w:rPr>
           <w:rFonts w:hint="default" w:ascii="Times New Roman" w:hAnsi="Times New Roman" w:eastAsia="微软雅黑" w:cs="Times New Roman"/>
           <w:b w:val="0"/>
           <w:bCs/>
@@ -4265,6 +4196,8 @@
           <w:szCs w:val="16"/>
         </w:rPr>
       </w:pPr>
+      <w:bookmarkStart w:id="12" w:name="_GoBack"/>
+      <w:bookmarkEnd w:id="12"/>
     </w:p>
     <w:p>
       <w:pPr>
@@ -4612,6 +4545,67 @@
             </w:pPr>
             <w:r>
               <w:rPr>
+                <w:rFonts w:hint="default" w:ascii="Times New Roman" w:hAnsi="Times New Roman" w:cs="Times New Roman"/>
+              </w:rPr>
+              <w:drawing>
+                <wp:anchor distT="0" distB="0" distL="0" distR="0" simplePos="0" relativeHeight="251670528" behindDoc="0" locked="0" layoutInCell="1" allowOverlap="1">
+                  <wp:simplePos x="0" y="0"/>
+                  <wp:positionH relativeFrom="column">
+                    <wp:posOffset>113030</wp:posOffset>
+                  </wp:positionH>
+                  <wp:positionV relativeFrom="paragraph">
+                    <wp:posOffset>-552450</wp:posOffset>
+                  </wp:positionV>
+                  <wp:extent cx="1443355" cy="1443355"/>
+                  <wp:effectExtent l="0" t="0" r="4445" b="4445"/>
+                  <wp:wrapNone/>
+                  <wp:docPr id="1" name="图片 1"/>
+                  <wp:cNvGraphicFramePr>
+                    <a:graphicFrameLocks xmlns:a="http://schemas.openxmlformats.org/drawingml/2006/main" noChangeAspect="1"/>
+                  </wp:cNvGraphicFramePr>
+                  <a:graphic xmlns:a="http://schemas.openxmlformats.org/drawingml/2006/main">
+                    <a:graphicData uri="http://schemas.openxmlformats.org/drawingml/2006/picture">
+                      <pic:pic xmlns:pic="http://schemas.openxmlformats.org/drawingml/2006/picture">
+                        <pic:nvPicPr>
+                          <pic:cNvPr id="1" name="图片 1"/>
+                          <pic:cNvPicPr>
+                            <a:picLocks noChangeAspect="1" noChangeArrowheads="1"/>
+                          </pic:cNvPicPr>
+                        </pic:nvPicPr>
+                        <pic:blipFill>
+                          <a:blip r:embed="rId12">
+                            <a:extLst>
+                              <a:ext uri="{28A0092B-C50C-407E-A947-70E740481C1C}">
+                                <a14:useLocalDpi xmlns:a14="http://schemas.microsoft.com/office/drawing/2010/main" val="0"/>
+                              </a:ext>
+                            </a:extLst>
+                          </a:blip>
+                          <a:srcRect/>
+                          <a:stretch>
+                            <a:fillRect/>
+                          </a:stretch>
+                        </pic:blipFill>
+                        <pic:spPr>
+                          <a:xfrm>
+                            <a:off x="0" y="0"/>
+                            <a:ext cx="1443355" cy="1443355"/>
+                          </a:xfrm>
+                          <a:prstGeom prst="rect">
+                            <a:avLst/>
+                          </a:prstGeom>
+                          <a:noFill/>
+                          <a:ln>
+                            <a:noFill/>
+                          </a:ln>
+                        </pic:spPr>
+                      </pic:pic>
+                    </a:graphicData>
+                  </a:graphic>
+                </wp:anchor>
+              </w:drawing>
+            </w:r>
+            <w:r>
+              <w:rPr>
                 <w:rFonts w:hint="eastAsia" w:ascii="Times New Roman" w:hAnsi="Times New Roman" w:eastAsia="微软雅黑" w:cs="Times New Roman"/>
                 <w:b/>
                 <w:kern w:val="0"/>
@@ -4726,7 +4720,23 @@
           <w:bCs w:val="0"/>
           <w:lang w:eastAsia="zh-CN"/>
         </w:rPr>
-        <w:t>广州市黄浦区开源大道11号C6栋702室</w:t>
+        <w:t>广州市黄</w:t>
+      </w:r>
+      <w:r>
+        <w:rPr>
+          <w:rFonts w:hint="eastAsia" w:ascii="Times New Roman" w:hAnsi="Times New Roman" w:eastAsia="微软雅黑" w:cs="Times New Roman"/>
+          <w:lang w:eastAsia="zh-CN"/>
+        </w:rPr>
+        <w:t>埔</w:t>
+      </w:r>
+      <w:r>
+        <w:rPr>
+          <w:rFonts w:hint="eastAsia" w:ascii="Times New Roman" w:hAnsi="Times New Roman" w:eastAsia="微软雅黑" w:cs="Times New Roman"/>
+          <w:b w:val="0"/>
+          <w:bCs w:val="0"/>
+          <w:lang w:eastAsia="zh-CN"/>
+        </w:rPr>
+        <w:t>区开源大道11号C6栋702室</w:t>
       </w:r>
     </w:p>
     <w:p>
@@ -5052,7 +5062,7 @@
           <w:szCs w:val="24"/>
         </w:rPr>
         <w:drawing>
-          <wp:anchor distT="0" distB="0" distL="114935" distR="114935" simplePos="0" relativeHeight="251670528" behindDoc="0" locked="0" layoutInCell="1" allowOverlap="1">
+          <wp:anchor distT="0" distB="0" distL="114935" distR="114935" simplePos="0" relativeHeight="251669504" behindDoc="0" locked="0" layoutInCell="1" allowOverlap="1">
             <wp:simplePos x="0" y="0"/>
             <wp:positionH relativeFrom="column">
               <wp:posOffset>723900</wp:posOffset>
@@ -5108,7 +5118,7 @@
           <w:szCs w:val="24"/>
         </w:rPr>
         <w:drawing>
-          <wp:anchor distT="0" distB="0" distL="114935" distR="114935" simplePos="0" relativeHeight="251669504" behindDoc="0" locked="0" layoutInCell="1" allowOverlap="1">
+          <wp:anchor distT="0" distB="0" distL="114935" distR="114935" simplePos="0" relativeHeight="251668480" behindDoc="0" locked="0" layoutInCell="1" allowOverlap="1">
             <wp:simplePos x="0" y="0"/>
             <wp:positionH relativeFrom="column">
               <wp:posOffset>30480</wp:posOffset>
@@ -5304,7 +5314,7 @@
           <w:lang w:eastAsia="zh-CN"/>
         </w:rPr>
         <w:drawing>
-          <wp:anchor distT="0" distB="0" distL="0" distR="0" simplePos="0" relativeHeight="251668480" behindDoc="1" locked="0" layoutInCell="1" allowOverlap="1">
+          <wp:anchor distT="0" distB="0" distL="0" distR="0" simplePos="0" relativeHeight="251667456" behindDoc="1" locked="0" layoutInCell="1" allowOverlap="1">
             <wp:simplePos x="0" y="0"/>
             <wp:positionH relativeFrom="column">
               <wp:posOffset>4900295</wp:posOffset>

--- a/WebContent/docx/EWSR1(22q12.2)基因断裂检测报告.docx
+++ b/WebContent/docx/EWSR1(22q12.2)基因断裂检测报告.docx
@@ -1597,13 +1597,13 @@
         </w:rPr>
       </w:pPr>
       <w:bookmarkStart w:id="0" w:name="_Toc30143_WPSOffice_Level1"/>
-      <w:bookmarkStart w:id="1" w:name="_Toc27500"/>
-      <w:bookmarkStart w:id="2" w:name="_Toc24397"/>
-      <w:bookmarkStart w:id="3" w:name="_Toc21669"/>
-      <w:bookmarkStart w:id="4" w:name="_Toc24178_WPSOffice_Level1"/>
-      <w:bookmarkStart w:id="5" w:name="_Toc13806"/>
-      <w:bookmarkStart w:id="6" w:name="_Toc21009_WPSOffice_Level1"/>
-      <w:bookmarkStart w:id="7" w:name="_Toc32054"/>
+      <w:bookmarkStart w:id="1" w:name="_Toc13806"/>
+      <w:bookmarkStart w:id="2" w:name="_Toc27500"/>
+      <w:bookmarkStart w:id="3" w:name="_Toc32054"/>
+      <w:bookmarkStart w:id="4" w:name="_Toc21669"/>
+      <w:bookmarkStart w:id="5" w:name="_Toc24178_WPSOffice_Level1"/>
+      <w:bookmarkStart w:id="6" w:name="_Toc24397"/>
+      <w:bookmarkStart w:id="7" w:name="_Toc21009_WPSOffice_Level1"/>
     </w:p>
     <w:p>
       <w:pPr>
@@ -2648,6 +2648,7 @@
                 <w:lang w:eastAsia="zh-CN"/>
               </w:rPr>
             </w:pPr>
+            <w:bookmarkStart w:id="12" w:name="_GoBack" w:colFirst="0" w:colLast="1"/>
             <w:r>
               <w:rPr>
                 <w:rFonts w:hint="default" w:ascii="Times New Roman" w:hAnsi="Times New Roman" w:eastAsia="微软雅黑" w:cs="Times New Roman"/>
@@ -2711,6 +2712,7 @@
           </w:p>
         </w:tc>
       </w:tr>
+      <w:bookmarkEnd w:id="12"/>
       <w:tr>
         <w:tblPrEx>
           <w:tblBorders>
@@ -3281,6 +3283,12 @@
             <w:insideH w:val="none" w:color="auto" w:sz="0" w:space="0"/>
             <w:insideV w:val="none" w:color="auto" w:sz="0" w:space="0"/>
           </w:tblBorders>
+          <w:tblCellMar>
+            <w:top w:w="0" w:type="dxa"/>
+            <w:left w:w="108" w:type="dxa"/>
+            <w:bottom w:w="0" w:type="dxa"/>
+            <w:right w:w="108" w:type="dxa"/>
+          </w:tblCellMar>
         </w:tblPrEx>
         <w:trPr>
           <w:trHeight w:val="542" w:hRule="atLeast"/>
@@ -4160,6 +4168,67 @@
       </w:pPr>
       <w:r>
         <w:rPr>
+          <w:rFonts w:hint="default" w:ascii="Times New Roman" w:hAnsi="Times New Roman" w:cs="Times New Roman"/>
+        </w:rPr>
+        <w:drawing>
+          <wp:anchor distT="0" distB="0" distL="0" distR="0" simplePos="0" relativeHeight="251667456" behindDoc="0" locked="0" layoutInCell="1" allowOverlap="1">
+            <wp:simplePos x="0" y="0"/>
+            <wp:positionH relativeFrom="column">
+              <wp:posOffset>4730115</wp:posOffset>
+            </wp:positionH>
+            <wp:positionV relativeFrom="paragraph">
+              <wp:posOffset>118110</wp:posOffset>
+            </wp:positionV>
+            <wp:extent cx="1443355" cy="1443355"/>
+            <wp:effectExtent l="0" t="0" r="4445" b="4445"/>
+            <wp:wrapNone/>
+            <wp:docPr id="1" name="图片 1"/>
+            <wp:cNvGraphicFramePr>
+              <a:graphicFrameLocks xmlns:a="http://schemas.openxmlformats.org/drawingml/2006/main" noChangeAspect="1"/>
+            </wp:cNvGraphicFramePr>
+            <a:graphic xmlns:a="http://schemas.openxmlformats.org/drawingml/2006/main">
+              <a:graphicData uri="http://schemas.openxmlformats.org/drawingml/2006/picture">
+                <pic:pic xmlns:pic="http://schemas.openxmlformats.org/drawingml/2006/picture">
+                  <pic:nvPicPr>
+                    <pic:cNvPr id="1" name="图片 1"/>
+                    <pic:cNvPicPr>
+                      <a:picLocks noChangeAspect="1" noChangeArrowheads="1"/>
+                    </pic:cNvPicPr>
+                  </pic:nvPicPr>
+                  <pic:blipFill>
+                    <a:blip r:embed="rId12">
+                      <a:extLst>
+                        <a:ext uri="{28A0092B-C50C-407E-A947-70E740481C1C}">
+                          <a14:useLocalDpi xmlns:a14="http://schemas.microsoft.com/office/drawing/2010/main" val="0"/>
+                        </a:ext>
+                      </a:extLst>
+                    </a:blip>
+                    <a:srcRect/>
+                    <a:stretch>
+                      <a:fillRect/>
+                    </a:stretch>
+                  </pic:blipFill>
+                  <pic:spPr>
+                    <a:xfrm>
+                      <a:off x="0" y="0"/>
+                      <a:ext cx="1443355" cy="1443355"/>
+                    </a:xfrm>
+                    <a:prstGeom prst="rect">
+                      <a:avLst/>
+                    </a:prstGeom>
+                    <a:noFill/>
+                    <a:ln>
+                      <a:noFill/>
+                    </a:ln>
+                  </pic:spPr>
+                </pic:pic>
+              </a:graphicData>
+            </a:graphic>
+          </wp:anchor>
+        </w:drawing>
+      </w:r>
+      <w:r>
+        <w:rPr>
           <w:rFonts w:hint="default" w:ascii="Times New Roman" w:hAnsi="Times New Roman" w:eastAsia="微软雅黑" w:cs="Times New Roman"/>
           <w:b w:val="0"/>
           <w:bCs/>
@@ -4196,8 +4265,6 @@
           <w:szCs w:val="16"/>
         </w:rPr>
       </w:pPr>
-      <w:bookmarkStart w:id="12" w:name="_GoBack"/>
-      <w:bookmarkEnd w:id="12"/>
     </w:p>
     <w:p>
       <w:pPr>
@@ -4545,67 +4612,6 @@
             </w:pPr>
             <w:r>
               <w:rPr>
-                <w:rFonts w:hint="default" w:ascii="Times New Roman" w:hAnsi="Times New Roman" w:cs="Times New Roman"/>
-              </w:rPr>
-              <w:drawing>
-                <wp:anchor distT="0" distB="0" distL="0" distR="0" simplePos="0" relativeHeight="251670528" behindDoc="0" locked="0" layoutInCell="1" allowOverlap="1">
-                  <wp:simplePos x="0" y="0"/>
-                  <wp:positionH relativeFrom="column">
-                    <wp:posOffset>113030</wp:posOffset>
-                  </wp:positionH>
-                  <wp:positionV relativeFrom="paragraph">
-                    <wp:posOffset>-552450</wp:posOffset>
-                  </wp:positionV>
-                  <wp:extent cx="1443355" cy="1443355"/>
-                  <wp:effectExtent l="0" t="0" r="4445" b="4445"/>
-                  <wp:wrapNone/>
-                  <wp:docPr id="1" name="图片 1"/>
-                  <wp:cNvGraphicFramePr>
-                    <a:graphicFrameLocks xmlns:a="http://schemas.openxmlformats.org/drawingml/2006/main" noChangeAspect="1"/>
-                  </wp:cNvGraphicFramePr>
-                  <a:graphic xmlns:a="http://schemas.openxmlformats.org/drawingml/2006/main">
-                    <a:graphicData uri="http://schemas.openxmlformats.org/drawingml/2006/picture">
-                      <pic:pic xmlns:pic="http://schemas.openxmlformats.org/drawingml/2006/picture">
-                        <pic:nvPicPr>
-                          <pic:cNvPr id="1" name="图片 1"/>
-                          <pic:cNvPicPr>
-                            <a:picLocks noChangeAspect="1" noChangeArrowheads="1"/>
-                          </pic:cNvPicPr>
-                        </pic:nvPicPr>
-                        <pic:blipFill>
-                          <a:blip r:embed="rId12">
-                            <a:extLst>
-                              <a:ext uri="{28A0092B-C50C-407E-A947-70E740481C1C}">
-                                <a14:useLocalDpi xmlns:a14="http://schemas.microsoft.com/office/drawing/2010/main" val="0"/>
-                              </a:ext>
-                            </a:extLst>
-                          </a:blip>
-                          <a:srcRect/>
-                          <a:stretch>
-                            <a:fillRect/>
-                          </a:stretch>
-                        </pic:blipFill>
-                        <pic:spPr>
-                          <a:xfrm>
-                            <a:off x="0" y="0"/>
-                            <a:ext cx="1443355" cy="1443355"/>
-                          </a:xfrm>
-                          <a:prstGeom prst="rect">
-                            <a:avLst/>
-                          </a:prstGeom>
-                          <a:noFill/>
-                          <a:ln>
-                            <a:noFill/>
-                          </a:ln>
-                        </pic:spPr>
-                      </pic:pic>
-                    </a:graphicData>
-                  </a:graphic>
-                </wp:anchor>
-              </w:drawing>
-            </w:r>
-            <w:r>
-              <w:rPr>
                 <w:rFonts w:hint="eastAsia" w:ascii="Times New Roman" w:hAnsi="Times New Roman" w:eastAsia="微软雅黑" w:cs="Times New Roman"/>
                 <w:b/>
                 <w:kern w:val="0"/>
@@ -4720,23 +4726,7 @@
           <w:bCs w:val="0"/>
           <w:lang w:eastAsia="zh-CN"/>
         </w:rPr>
-        <w:t>广州市黄</w:t>
-      </w:r>
-      <w:r>
-        <w:rPr>
-          <w:rFonts w:hint="eastAsia" w:ascii="Times New Roman" w:hAnsi="Times New Roman" w:eastAsia="微软雅黑" w:cs="Times New Roman"/>
-          <w:lang w:eastAsia="zh-CN"/>
-        </w:rPr>
-        <w:t>埔</w:t>
-      </w:r>
-      <w:r>
-        <w:rPr>
-          <w:rFonts w:hint="eastAsia" w:ascii="Times New Roman" w:hAnsi="Times New Roman" w:eastAsia="微软雅黑" w:cs="Times New Roman"/>
-          <w:b w:val="0"/>
-          <w:bCs w:val="0"/>
-          <w:lang w:eastAsia="zh-CN"/>
-        </w:rPr>
-        <w:t>区开源大道11号C6栋702室</w:t>
+        <w:t>广州市黄浦区开源大道11号C6栋702室</w:t>
       </w:r>
     </w:p>
     <w:p>
@@ -5062,7 +5052,7 @@
           <w:szCs w:val="24"/>
         </w:rPr>
         <w:drawing>
-          <wp:anchor distT="0" distB="0" distL="114935" distR="114935" simplePos="0" relativeHeight="251669504" behindDoc="0" locked="0" layoutInCell="1" allowOverlap="1">
+          <wp:anchor distT="0" distB="0" distL="114935" distR="114935" simplePos="0" relativeHeight="251670528" behindDoc="0" locked="0" layoutInCell="1" allowOverlap="1">
             <wp:simplePos x="0" y="0"/>
             <wp:positionH relativeFrom="column">
               <wp:posOffset>723900</wp:posOffset>
@@ -5118,7 +5108,7 @@
           <w:szCs w:val="24"/>
         </w:rPr>
         <w:drawing>
-          <wp:anchor distT="0" distB="0" distL="114935" distR="114935" simplePos="0" relativeHeight="251668480" behindDoc="0" locked="0" layoutInCell="1" allowOverlap="1">
+          <wp:anchor distT="0" distB="0" distL="114935" distR="114935" simplePos="0" relativeHeight="251669504" behindDoc="0" locked="0" layoutInCell="1" allowOverlap="1">
             <wp:simplePos x="0" y="0"/>
             <wp:positionH relativeFrom="column">
               <wp:posOffset>30480</wp:posOffset>
@@ -5314,7 +5304,7 @@
           <w:lang w:eastAsia="zh-CN"/>
         </w:rPr>
         <w:drawing>
-          <wp:anchor distT="0" distB="0" distL="0" distR="0" simplePos="0" relativeHeight="251667456" behindDoc="1" locked="0" layoutInCell="1" allowOverlap="1">
+          <wp:anchor distT="0" distB="0" distL="0" distR="0" simplePos="0" relativeHeight="251668480" behindDoc="1" locked="0" layoutInCell="1" allowOverlap="1">
             <wp:simplePos x="0" y="0"/>
             <wp:positionH relativeFrom="column">
               <wp:posOffset>4900295</wp:posOffset>

--- a/WebContent/docx/EWSR1(22q12.2)基因断裂检测报告.docx
+++ b/WebContent/docx/EWSR1(22q12.2)基因断裂检测报告.docx
@@ -1596,14 +1596,14 @@
           </w14:shadow>
         </w:rPr>
       </w:pPr>
-      <w:bookmarkStart w:id="0" w:name="_Toc30143_WPSOffice_Level1"/>
-      <w:bookmarkStart w:id="1" w:name="_Toc27500"/>
-      <w:bookmarkStart w:id="2" w:name="_Toc24397"/>
-      <w:bookmarkStart w:id="3" w:name="_Toc21669"/>
-      <w:bookmarkStart w:id="4" w:name="_Toc24178_WPSOffice_Level1"/>
-      <w:bookmarkStart w:id="5" w:name="_Toc13806"/>
-      <w:bookmarkStart w:id="6" w:name="_Toc21009_WPSOffice_Level1"/>
-      <w:bookmarkStart w:id="7" w:name="_Toc32054"/>
+      <w:bookmarkStart w:id="0" w:name="_Toc21009_WPSOffice_Level1"/>
+      <w:bookmarkStart w:id="1" w:name="_Toc13806"/>
+      <w:bookmarkStart w:id="2" w:name="_Toc32054"/>
+      <w:bookmarkStart w:id="3" w:name="_Toc30143_WPSOffice_Level1"/>
+      <w:bookmarkStart w:id="4" w:name="_Toc24397"/>
+      <w:bookmarkStart w:id="5" w:name="_Toc24178_WPSOffice_Level1"/>
+      <w:bookmarkStart w:id="6" w:name="_Toc21669"/>
+      <w:bookmarkStart w:id="7" w:name="_Toc27500"/>
     </w:p>
     <w:p>
       <w:pPr>
@@ -3281,6 +3281,12 @@
             <w:insideH w:val="none" w:color="auto" w:sz="0" w:space="0"/>
             <w:insideV w:val="none" w:color="auto" w:sz="0" w:space="0"/>
           </w:tblBorders>
+          <w:tblCellMar>
+            <w:top w:w="0" w:type="dxa"/>
+            <w:left w:w="108" w:type="dxa"/>
+            <w:bottom w:w="0" w:type="dxa"/>
+            <w:right w:w="108" w:type="dxa"/>
+          </w:tblCellMar>
         </w:tblPrEx>
         <w:trPr>
           <w:trHeight w:val="542" w:hRule="atLeast"/>
@@ -4186,7 +4192,6 @@
     </w:p>
     <w:p>
       <w:pPr>
-        <w:ind w:firstLine="480" w:firstLineChars="300"/>
         <w:jc w:val="left"/>
         <w:rPr>
           <w:rFonts w:hint="default" w:ascii="Times New Roman" w:hAnsi="Times New Roman" w:eastAsia="微软雅黑" w:cs="Times New Roman"/>
@@ -4196,12 +4201,9 @@
           <w:szCs w:val="16"/>
         </w:rPr>
       </w:pPr>
-      <w:bookmarkStart w:id="12" w:name="_GoBack"/>
-      <w:bookmarkEnd w:id="12"/>
     </w:p>
     <w:p>
       <w:pPr>
-        <w:ind w:firstLine="480" w:firstLineChars="300"/>
         <w:jc w:val="left"/>
         <w:rPr>
           <w:rFonts w:hint="default" w:ascii="Times New Roman" w:hAnsi="Times New Roman" w:eastAsia="微软雅黑" w:cs="Times New Roman"/>
@@ -4211,10 +4213,12 @@
           <w:szCs w:val="16"/>
         </w:rPr>
       </w:pPr>
+      <w:bookmarkStart w:id="12" w:name="_GoBack"/>
+      <w:bookmarkEnd w:id="12"/>
     </w:p>
     <w:p>
       <w:pPr>
-        <w:ind w:firstLine="480" w:firstLineChars="300"/>
+        <w:ind w:firstLine="660" w:firstLineChars="300"/>
         <w:jc w:val="left"/>
         <w:rPr>
           <w:rFonts w:hint="default" w:ascii="Times New Roman" w:hAnsi="Times New Roman" w:eastAsia="微软雅黑" w:cs="Times New Roman"/>
@@ -4224,11 +4228,76 @@
           <w:szCs w:val="16"/>
         </w:rPr>
       </w:pPr>
+      <w:r>
+        <w:rPr>
+          <w:rFonts w:hint="eastAsia" w:eastAsia="微软雅黑"/>
+          <w:lang w:eastAsia="zh-CN"/>
+        </w:rPr>
+        <w:drawing>
+          <wp:anchor distT="0" distB="0" distL="114300" distR="114300" simplePos="0" relativeHeight="251670528" behindDoc="0" locked="0" layoutInCell="1" allowOverlap="1">
+            <wp:simplePos x="0" y="0"/>
+            <wp:positionH relativeFrom="column">
+              <wp:posOffset>3481705</wp:posOffset>
+            </wp:positionH>
+            <wp:positionV relativeFrom="paragraph">
+              <wp:posOffset>107315</wp:posOffset>
+            </wp:positionV>
+            <wp:extent cx="495935" cy="280670"/>
+            <wp:effectExtent l="0" t="0" r="0" b="9525"/>
+            <wp:wrapNone/>
+            <wp:docPr id="7" name="图片 7" descr="王建丽"/>
+            <wp:cNvGraphicFramePr>
+              <a:graphicFrameLocks xmlns:a="http://schemas.openxmlformats.org/drawingml/2006/main" noChangeAspect="1"/>
+            </wp:cNvGraphicFramePr>
+            <a:graphic xmlns:a="http://schemas.openxmlformats.org/drawingml/2006/main">
+              <a:graphicData uri="http://schemas.openxmlformats.org/drawingml/2006/picture">
+                <pic:pic xmlns:pic="http://schemas.openxmlformats.org/drawingml/2006/picture">
+                  <pic:nvPicPr>
+                    <pic:cNvPr id="7" name="图片 7" descr="王建丽"/>
+                    <pic:cNvPicPr>
+                      <a:picLocks noChangeAspect="1"/>
+                    </pic:cNvPicPr>
+                  </pic:nvPicPr>
+                  <pic:blipFill>
+                    <a:blip r:embed="rId12">
+                      <a:clrChange>
+                        <a:clrFrom>
+                          <a:srgbClr val="FFFFFF">
+                            <a:alpha val="100000"/>
+                          </a:srgbClr>
+                        </a:clrFrom>
+                        <a:clrTo>
+                          <a:srgbClr val="FFFFFF">
+                            <a:alpha val="100000"/>
+                            <a:alpha val="0"/>
+                          </a:srgbClr>
+                        </a:clrTo>
+                      </a:clrChange>
+                    </a:blip>
+                    <a:stretch>
+                      <a:fillRect/>
+                    </a:stretch>
+                  </pic:blipFill>
+                  <pic:spPr>
+                    <a:xfrm>
+                      <a:off x="0" y="0"/>
+                      <a:ext cx="495935" cy="280670"/>
+                    </a:xfrm>
+                    <a:prstGeom prst="rect">
+                      <a:avLst/>
+                    </a:prstGeom>
+                  </pic:spPr>
+                </pic:pic>
+              </a:graphicData>
+            </a:graphic>
+          </wp:anchor>
+        </w:drawing>
+      </w:r>
     </w:p>
     <w:tbl>
       <w:tblPr>
         <w:tblStyle w:val="53"/>
-        <w:tblW w:w="9487" w:type="dxa"/>
+        <w:tblW w:w="9436" w:type="dxa"/>
         <w:jc w:val="center"/>
         <w:tblCaption w:val="tb_sign"/>
         <w:tblDescription w:val=""/>
@@ -4250,12 +4319,13 @@
         </w:tblCellMar>
       </w:tblPr>
       <w:tblGrid>
-        <w:gridCol w:w="993"/>
-        <w:gridCol w:w="1974"/>
-        <w:gridCol w:w="923"/>
-        <w:gridCol w:w="1593"/>
-        <w:gridCol w:w="1321"/>
-        <w:gridCol w:w="2683"/>
+        <w:gridCol w:w="881"/>
+        <w:gridCol w:w="2024"/>
+        <w:gridCol w:w="920"/>
+        <w:gridCol w:w="2494"/>
+        <w:gridCol w:w="1186"/>
+        <w:gridCol w:w="1560"/>
+        <w:gridCol w:w="371"/>
       </w:tblGrid>
       <w:tr>
         <w:tblPrEx>
@@ -4267,7 +4337,6 @@
             <w:insideH w:val="none" w:color="FFFFFF" w:sz="0" w:space="0"/>
             <w:insideV w:val="none" w:color="FFFFFF" w:sz="0" w:space="0"/>
           </w:tblBorders>
-          <w:shd w:val="clear" w:color="auto" w:fill="FFFFFF"/>
           <w:tblCellMar>
             <w:top w:w="0" w:type="dxa"/>
             <w:left w:w="108" w:type="dxa"/>
@@ -4281,7 +4350,7 @@
         </w:trPr>
         <w:tc>
           <w:tcPr>
-            <w:tcW w:w="993" w:type="dxa"/>
+            <w:tcW w:w="881" w:type="dxa"/>
             <w:shd w:val="clear" w:color="auto" w:fill="FFFFFF"/>
             <w:vAlign w:val="center"/>
           </w:tcPr>
@@ -4392,7 +4461,7 @@
         </w:tc>
         <w:tc>
           <w:tcPr>
-            <w:tcW w:w="1974" w:type="dxa"/>
+            <w:tcW w:w="2024" w:type="dxa"/>
             <w:shd w:val="clear" w:color="auto" w:fill="FFFFFF"/>
             <w:vAlign w:val="center"/>
           </w:tcPr>
@@ -4440,37 +4509,7 @@
         </w:tc>
         <w:tc>
           <w:tcPr>
-            <w:tcW w:w="923" w:type="dxa"/>
-            <w:shd w:val="clear" w:color="auto" w:fill="FFFFFF"/>
-            <w:vAlign w:val="center"/>
-          </w:tcPr>
-          <w:p>
-            <w:pPr>
-              <w:jc w:val="left"/>
-              <w:rPr>
-                <w:rFonts w:hint="default" w:ascii="Times New Roman" w:hAnsi="Times New Roman" w:eastAsia="微软雅黑" w:cs="Times New Roman"/>
-                <w:b/>
-                <w:kern w:val="0"/>
-                <w:sz w:val="18"/>
-                <w:szCs w:val="18"/>
-              </w:rPr>
-            </w:pPr>
-            <w:r>
-              <w:rPr>
-                <w:rFonts w:hint="default" w:ascii="Times New Roman" w:hAnsi="Times New Roman" w:eastAsia="微软雅黑" w:cs="Times New Roman"/>
-                <w:b/>
-                <w:color w:val="000000"/>
-                <w:kern w:val="0"/>
-                <w:sz w:val="18"/>
-                <w:szCs w:val="18"/>
-              </w:rPr>
-              <w:t>审核人：</w:t>
-            </w:r>
-          </w:p>
-        </w:tc>
-        <w:tc>
-          <w:tcPr>
-            <w:tcW w:w="1593" w:type="dxa"/>
+            <w:tcW w:w="920" w:type="dxa"/>
             <w:shd w:val="clear" w:color="auto" w:fill="FFFFFF"/>
             <w:vAlign w:val="center"/>
           </w:tcPr>
@@ -4495,13 +4534,54 @@
                 <w:szCs w:val="18"/>
                 <w:lang w:val="en-US" w:eastAsia="zh-CN"/>
               </w:rPr>
-              <w:t>{{EWSR1Info.auditor}}</w:t>
+              <w:t>复核</w:t>
+            </w:r>
+            <w:r>
+              <w:rPr>
+                <w:rFonts w:hint="default" w:ascii="Times New Roman" w:hAnsi="Times New Roman" w:eastAsia="微软雅黑" w:cs="Times New Roman"/>
+                <w:b/>
+                <w:color w:val="000000"/>
+                <w:kern w:val="0"/>
+                <w:sz w:val="18"/>
+                <w:szCs w:val="18"/>
+              </w:rPr>
+              <w:t>人：</w:t>
             </w:r>
           </w:p>
         </w:tc>
         <w:tc>
           <w:tcPr>
-            <w:tcW w:w="1321" w:type="dxa"/>
+            <w:tcW w:w="2494" w:type="dxa"/>
+            <w:shd w:val="clear" w:color="auto" w:fill="FFFFFF"/>
+            <w:vAlign w:val="center"/>
+          </w:tcPr>
+          <w:p>
+            <w:pPr>
+              <w:jc w:val="left"/>
+              <w:rPr>
+                <w:rFonts w:hint="default" w:ascii="Times New Roman" w:hAnsi="Times New Roman" w:eastAsia="微软雅黑" w:cs="Times New Roman"/>
+                <w:b/>
+                <w:kern w:val="0"/>
+                <w:sz w:val="18"/>
+                <w:szCs w:val="18"/>
+              </w:rPr>
+            </w:pPr>
+            <w:r>
+              <w:rPr>
+                <w:rFonts w:hint="eastAsia" w:eastAsia="微软雅黑"/>
+                <w:b/>
+                <w:bCs/>
+                <w:sz w:val="18"/>
+                <w:szCs w:val="18"/>
+                <w:lang w:eastAsia="zh-CN"/>
+              </w:rPr>
+              <w:t>临检所复核人，</w:t>
+            </w:r>
+          </w:p>
+        </w:tc>
+        <w:tc>
+          <w:tcPr>
+            <w:tcW w:w="1186" w:type="dxa"/>
             <w:shd w:val="clear" w:color="auto" w:fill="FFFFFF"/>
             <w:vAlign w:val="center"/>
           </w:tcPr>
@@ -4530,7 +4610,7 @@
         </w:tc>
         <w:tc>
           <w:tcPr>
-            <w:tcW w:w="2683" w:type="dxa"/>
+            <w:tcW w:w="1560" w:type="dxa"/>
             <w:shd w:val="clear" w:color="auto" w:fill="FFFFFF"/>
             <w:vAlign w:val="center"/>
           </w:tcPr>
@@ -4545,16 +4625,42 @@
             </w:pPr>
             <w:r>
               <w:rPr>
+                <w:rFonts w:hint="eastAsia" w:ascii="Times New Roman" w:hAnsi="Times New Roman" w:eastAsia="微软雅黑" w:cs="Times New Roman"/>
+                <w:b/>
+                <w:kern w:val="0"/>
+                <w:sz w:val="18"/>
+                <w:szCs w:val="18"/>
+                <w:lang w:val="en-US" w:eastAsia="zh-CN"/>
+              </w:rPr>
+              <w:t>{{reportdate2}}</w:t>
+            </w:r>
+          </w:p>
+        </w:tc>
+        <w:tc>
+          <w:tcPr>
+            <w:tcW w:w="371" w:type="dxa"/>
+            <w:shd w:val="clear" w:color="auto" w:fill="FFFFFF"/>
+            <w:vAlign w:val="center"/>
+          </w:tcPr>
+          <w:p>
+            <w:pPr>
+              <w:jc w:val="center"/>
+              <w:rPr>
                 <w:rFonts w:hint="default" w:ascii="Times New Roman" w:hAnsi="Times New Roman" w:cs="Times New Roman"/>
               </w:rPr>
+            </w:pPr>
+            <w:r>
+              <w:rPr>
+                <w:rFonts w:hint="default" w:ascii="Times New Roman" w:hAnsi="Times New Roman" w:cs="Times New Roman"/>
+              </w:rPr>
               <w:drawing>
-                <wp:anchor distT="0" distB="0" distL="0" distR="0" simplePos="0" relativeHeight="251670528" behindDoc="0" locked="0" layoutInCell="1" allowOverlap="1">
+                <wp:anchor distT="0" distB="0" distL="0" distR="0" simplePos="0" relativeHeight="251671552" behindDoc="0" locked="0" layoutInCell="1" allowOverlap="1">
                   <wp:simplePos x="0" y="0"/>
                   <wp:positionH relativeFrom="column">
-                    <wp:posOffset>113030</wp:posOffset>
+                    <wp:posOffset>-1080770</wp:posOffset>
                   </wp:positionH>
                   <wp:positionV relativeFrom="paragraph">
-                    <wp:posOffset>-552450</wp:posOffset>
+                    <wp:posOffset>-535305</wp:posOffset>
                   </wp:positionV>
                   <wp:extent cx="1443355" cy="1443355"/>
                   <wp:effectExtent l="0" t="0" r="4445" b="4445"/>
@@ -4573,7 +4679,7 @@
                           </pic:cNvPicPr>
                         </pic:nvPicPr>
                         <pic:blipFill>
-                          <a:blip r:embed="rId12">
+                          <a:blip r:embed="rId13">
                             <a:extLst>
                               <a:ext uri="{28A0092B-C50C-407E-A947-70E740481C1C}">
                                 <a14:useLocalDpi xmlns:a14="http://schemas.microsoft.com/office/drawing/2010/main" val="0"/>
@@ -4604,17 +4710,6 @@
                 </wp:anchor>
               </w:drawing>
             </w:r>
-            <w:r>
-              <w:rPr>
-                <w:rFonts w:hint="eastAsia" w:ascii="Times New Roman" w:hAnsi="Times New Roman" w:eastAsia="微软雅黑" w:cs="Times New Roman"/>
-                <w:b/>
-                <w:kern w:val="0"/>
-                <w:sz w:val="18"/>
-                <w:szCs w:val="18"/>
-                <w:lang w:val="en-US" w:eastAsia="zh-CN"/>
-              </w:rPr>
-              <w:t>{{reportdate2}}</w:t>
-            </w:r>
           </w:p>
         </w:tc>
       </w:tr>
@@ -5087,7 +5182,7 @@
                     </pic:cNvPicPr>
                   </pic:nvPicPr>
                   <pic:blipFill>
-                    <a:blip r:embed="rId13"/>
+                    <a:blip r:embed="rId14"/>
                     <a:stretch>
                       <a:fillRect/>
                     </a:stretch>
@@ -5143,7 +5238,7 @@
                     </pic:cNvPicPr>
                   </pic:nvPicPr>
                   <pic:blipFill>
-                    <a:blip r:embed="rId14"/>
+                    <a:blip r:embed="rId15"/>
                     <a:stretch>
                       <a:fillRect/>
                     </a:stretch>
@@ -5339,7 +5434,7 @@
                     </pic:cNvPicPr>
                   </pic:nvPicPr>
                   <pic:blipFill>
-                    <a:blip r:embed="rId15"/>
+                    <a:blip r:embed="rId16"/>
                     <a:srcRect/>
                     <a:stretch>
                       <a:fillRect/>

--- a/WebContent/docx/EWSR1(22q12.2)基因断裂检测报告.docx
+++ b/WebContent/docx/EWSR1(22q12.2)基因断裂检测报告.docx
@@ -1598,9 +1598,9 @@
       </w:pPr>
       <w:bookmarkStart w:id="0" w:name="_Toc21009_WPSOffice_Level1"/>
       <w:bookmarkStart w:id="1" w:name="_Toc13806"/>
-      <w:bookmarkStart w:id="2" w:name="_Toc32054"/>
+      <w:bookmarkStart w:id="2" w:name="_Toc24397"/>
       <w:bookmarkStart w:id="3" w:name="_Toc30143_WPSOffice_Level1"/>
-      <w:bookmarkStart w:id="4" w:name="_Toc24397"/>
+      <w:bookmarkStart w:id="4" w:name="_Toc32054"/>
       <w:bookmarkStart w:id="5" w:name="_Toc24178_WPSOffice_Level1"/>
       <w:bookmarkStart w:id="6" w:name="_Toc21669"/>
       <w:bookmarkStart w:id="7" w:name="_Toc27500"/>
@@ -4213,8 +4213,6 @@
           <w:szCs w:val="16"/>
         </w:rPr>
       </w:pPr>
-      <w:bookmarkStart w:id="12" w:name="_GoBack"/>
-      <w:bookmarkEnd w:id="12"/>
     </w:p>
     <w:p>
       <w:pPr>
@@ -4228,6 +4226,7 @@
           <w:szCs w:val="16"/>
         </w:rPr>
       </w:pPr>
+      <w:bookmarkStart w:id="12" w:name="_GoBack"/>
       <w:r>
         <w:rPr>
           <w:rFonts w:hint="eastAsia" w:eastAsia="微软雅黑"/>
@@ -4237,10 +4236,10 @@
           <wp:anchor distT="0" distB="0" distL="114300" distR="114300" simplePos="0" relativeHeight="251670528" behindDoc="0" locked="0" layoutInCell="1" allowOverlap="1">
             <wp:simplePos x="0" y="0"/>
             <wp:positionH relativeFrom="column">
-              <wp:posOffset>3481705</wp:posOffset>
+              <wp:posOffset>2780665</wp:posOffset>
             </wp:positionH>
             <wp:positionV relativeFrom="paragraph">
-              <wp:posOffset>107315</wp:posOffset>
+              <wp:posOffset>99695</wp:posOffset>
             </wp:positionV>
             <wp:extent cx="495935" cy="280670"/>
             <wp:effectExtent l="0" t="0" r="0" b="9525"/>
@@ -4293,6 +4292,7 @@
           </wp:anchor>
         </w:drawing>
       </w:r>
+      <w:bookmarkEnd w:id="12"/>
     </w:p>
     <w:tbl>
       <w:tblPr>
@@ -4337,6 +4337,7 @@
             <w:insideH w:val="none" w:color="FFFFFF" w:sz="0" w:space="0"/>
             <w:insideV w:val="none" w:color="FFFFFF" w:sz="0" w:space="0"/>
           </w:tblBorders>
+          <w:shd w:val="clear" w:color="auto" w:fill="FFFFFF"/>
           <w:tblCellMar>
             <w:top w:w="0" w:type="dxa"/>
             <w:left w:w="108" w:type="dxa"/>
@@ -4566,17 +4567,6 @@
                 <w:szCs w:val="18"/>
               </w:rPr>
             </w:pPr>
-            <w:r>
-              <w:rPr>
-                <w:rFonts w:hint="eastAsia" w:eastAsia="微软雅黑"/>
-                <w:b/>
-                <w:bCs/>
-                <w:sz w:val="18"/>
-                <w:szCs w:val="18"/>
-                <w:lang w:eastAsia="zh-CN"/>
-              </w:rPr>
-              <w:t>临检所复核人，</w:t>
-            </w:r>
           </w:p>
         </w:tc>
         <w:tc>

--- a/WebContent/docx/EWSR1(22q12.2)基因断裂检测报告.docx
+++ b/WebContent/docx/EWSR1(22q12.2)基因断裂检测报告.docx
@@ -11,258 +11,24 @@
         </w:rPr>
       </w:pPr>
       <w:r>
-        <w:drawing>
-          <wp:anchor distT="0" distB="0" distL="0" distR="0" simplePos="0" relativeHeight="251666432" behindDoc="0" locked="0" layoutInCell="1" allowOverlap="1">
-            <wp:simplePos x="0" y="0"/>
-            <wp:positionH relativeFrom="column">
-              <wp:posOffset>1619250</wp:posOffset>
-            </wp:positionH>
-            <wp:positionV relativeFrom="paragraph">
-              <wp:posOffset>-366395</wp:posOffset>
-            </wp:positionV>
-            <wp:extent cx="1643380" cy="986790"/>
-            <wp:effectExtent l="0" t="0" r="2540" b="0"/>
-            <wp:wrapNone/>
-            <wp:docPr id="3" name="图片 1"/>
-            <wp:cNvGraphicFramePr>
-              <a:graphicFrameLocks xmlns:a="http://schemas.openxmlformats.org/drawingml/2006/main" noChangeAspect="1"/>
-            </wp:cNvGraphicFramePr>
-            <a:graphic xmlns:a="http://schemas.openxmlformats.org/drawingml/2006/main">
-              <a:graphicData uri="http://schemas.openxmlformats.org/drawingml/2006/picture">
-                <pic:pic xmlns:pic="http://schemas.openxmlformats.org/drawingml/2006/picture">
-                  <pic:nvPicPr>
-                    <pic:cNvPr id="3" name="图片 1"/>
-                    <pic:cNvPicPr>
-                      <a:picLocks noChangeAspect="1" noChangeArrowheads="1"/>
-                    </pic:cNvPicPr>
-                  </pic:nvPicPr>
-                  <pic:blipFill>
-                    <a:blip r:embed="rId10"/>
-                    <a:srcRect/>
-                    <a:stretch>
-                      <a:fillRect/>
-                    </a:stretch>
-                  </pic:blipFill>
-                  <pic:spPr>
-                    <a:xfrm>
-                      <a:off x="0" y="0"/>
-                      <a:ext cx="1643380" cy="986790"/>
-                    </a:xfrm>
-                    <a:prstGeom prst="rect">
-                      <a:avLst/>
-                    </a:prstGeom>
-                    <a:noFill/>
-                    <a:ln>
-                      <a:noFill/>
-                    </a:ln>
-                  </pic:spPr>
-                </pic:pic>
-              </a:graphicData>
-            </a:graphic>
-          </wp:anchor>
-        </w:drawing>
-      </w:r>
-      <w:r>
-        <w:rPr>
-          <w:rFonts w:hint="default" w:ascii="Times New Roman" w:hAnsi="Times New Roman" w:eastAsia="微软雅黑" w:cs="Times New Roman"/>
+        <w:rPr>
           <w:lang w:eastAsia="zh-CN"/>
-        </w:rPr>
-        <w:drawing>
-          <wp:anchor distT="0" distB="0" distL="114300" distR="114300" simplePos="0" relativeHeight="251659264" behindDoc="1" locked="0" layoutInCell="1" allowOverlap="1">
-            <wp:simplePos x="0" y="0"/>
-            <wp:positionH relativeFrom="column">
-              <wp:posOffset>-542290</wp:posOffset>
-            </wp:positionH>
-            <wp:positionV relativeFrom="paragraph">
-              <wp:posOffset>-537845</wp:posOffset>
-            </wp:positionV>
-            <wp:extent cx="7559675" cy="10698480"/>
-            <wp:effectExtent l="0" t="0" r="3175" b="7620"/>
-            <wp:wrapNone/>
-            <wp:docPr id="18" name="图片 18" descr="封面111111"/>
-            <wp:cNvGraphicFramePr>
-              <a:graphicFrameLocks xmlns:a="http://schemas.openxmlformats.org/drawingml/2006/main" noChangeAspect="1"/>
-            </wp:cNvGraphicFramePr>
-            <a:graphic xmlns:a="http://schemas.openxmlformats.org/drawingml/2006/main">
-              <a:graphicData uri="http://schemas.openxmlformats.org/drawingml/2006/picture">
-                <pic:pic xmlns:pic="http://schemas.openxmlformats.org/drawingml/2006/picture">
-                  <pic:nvPicPr>
-                    <pic:cNvPr id="18" name="图片 18" descr="封面111111"/>
-                    <pic:cNvPicPr>
-                      <a:picLocks noChangeAspect="1"/>
-                    </pic:cNvPicPr>
-                  </pic:nvPicPr>
-                  <pic:blipFill>
-                    <a:blip r:embed="rId11"/>
-                    <a:srcRect l="1400" t="66" r="1581" b="-6"/>
-                    <a:stretch>
-                      <a:fillRect/>
-                    </a:stretch>
-                  </pic:blipFill>
-                  <pic:spPr>
-                    <a:xfrm>
-                      <a:off x="0" y="0"/>
-                      <a:ext cx="7559675" cy="10698480"/>
-                    </a:xfrm>
-                    <a:prstGeom prst="rect">
-                      <a:avLst/>
-                    </a:prstGeom>
-                  </pic:spPr>
-                </pic:pic>
-              </a:graphicData>
-            </a:graphic>
-          </wp:anchor>
-        </w:drawing>
-      </w:r>
-    </w:p>
-    <w:p>
-      <w:pPr>
-        <w:rPr>
-          <w:rFonts w:hint="default" w:ascii="Times New Roman" w:hAnsi="Times New Roman" w:eastAsia="微软雅黑" w:cs="Times New Roman"/>
-          <w:sz w:val="20"/>
-          <w:lang w:eastAsia="zh-CN"/>
-        </w:rPr>
-      </w:pPr>
-    </w:p>
-    <w:p>
-      <w:pPr>
-        <w:rPr>
-          <w:rFonts w:hint="default" w:ascii="Times New Roman" w:hAnsi="Times New Roman" w:eastAsia="微软雅黑" w:cs="Times New Roman"/>
-          <w:sz w:val="20"/>
-          <w:lang w:eastAsia="zh-CN"/>
-        </w:rPr>
-      </w:pPr>
-    </w:p>
-    <w:p>
-      <w:pPr>
-        <w:rPr>
-          <w:rFonts w:hint="default" w:ascii="Times New Roman" w:hAnsi="Times New Roman" w:eastAsia="微软雅黑" w:cs="Times New Roman"/>
-          <w:sz w:val="20"/>
-          <w:lang w:eastAsia="zh-CN"/>
-        </w:rPr>
-      </w:pPr>
-    </w:p>
-    <w:p>
-      <w:pPr>
-        <w:rPr>
-          <w:rFonts w:hint="default" w:ascii="Times New Roman" w:hAnsi="Times New Roman" w:eastAsia="微软雅黑" w:cs="Times New Roman"/>
-          <w:sz w:val="20"/>
-          <w:lang w:eastAsia="zh-CN"/>
-        </w:rPr>
-      </w:pPr>
-    </w:p>
-    <w:p>
-      <w:pPr>
-        <w:rPr>
-          <w:rFonts w:hint="default" w:ascii="Times New Roman" w:hAnsi="Times New Roman" w:eastAsia="微软雅黑" w:cs="Times New Roman"/>
-        </w:rPr>
-      </w:pPr>
-    </w:p>
-    <w:p>
-      <w:pPr>
-        <w:rPr>
-          <w:rFonts w:hint="default" w:ascii="Times New Roman" w:hAnsi="Times New Roman" w:eastAsia="微软雅黑" w:cs="Times New Roman"/>
-        </w:rPr>
-      </w:pPr>
-    </w:p>
-    <w:p>
-      <w:pPr>
-        <w:rPr>
-          <w:rFonts w:hint="default" w:ascii="Times New Roman" w:hAnsi="Times New Roman" w:eastAsia="微软雅黑" w:cs="Times New Roman"/>
-        </w:rPr>
-      </w:pPr>
-    </w:p>
-    <w:p>
-      <w:pPr>
-        <w:rPr>
-          <w:rFonts w:hint="default" w:ascii="Times New Roman" w:hAnsi="Times New Roman" w:eastAsia="微软雅黑" w:cs="Times New Roman"/>
-        </w:rPr>
-      </w:pPr>
-    </w:p>
-    <w:p>
-      <w:pPr>
-        <w:rPr>
-          <w:rFonts w:hint="default" w:ascii="Times New Roman" w:hAnsi="Times New Roman" w:eastAsia="微软雅黑" w:cs="Times New Roman"/>
-        </w:rPr>
-      </w:pPr>
-    </w:p>
-    <w:p>
-      <w:pPr>
-        <w:rPr>
-          <w:rFonts w:hint="default" w:ascii="Times New Roman" w:hAnsi="Times New Roman" w:eastAsia="微软雅黑" w:cs="Times New Roman"/>
-          <w:lang w:eastAsia="zh-CN"/>
-        </w:rPr>
-      </w:pPr>
-    </w:p>
-    <w:p>
-      <w:pPr>
-        <w:rPr>
-          <w:rFonts w:hint="default" w:ascii="Times New Roman" w:hAnsi="Times New Roman" w:eastAsia="微软雅黑" w:cs="Times New Roman"/>
-        </w:rPr>
-      </w:pPr>
-    </w:p>
-    <w:p>
-      <w:pPr>
-        <w:rPr>
-          <w:rFonts w:hint="default" w:ascii="Times New Roman" w:hAnsi="Times New Roman" w:eastAsia="微软雅黑" w:cs="Times New Roman"/>
-        </w:rPr>
-      </w:pPr>
-    </w:p>
-    <w:p>
-      <w:pPr>
-        <w:rPr>
-          <w:rFonts w:hint="default" w:ascii="Times New Roman" w:hAnsi="Times New Roman" w:eastAsia="微软雅黑" w:cs="Times New Roman"/>
-        </w:rPr>
-      </w:pPr>
-    </w:p>
-    <w:p>
-      <w:pPr>
-        <w:rPr>
-          <w:rFonts w:hint="default" w:ascii="Times New Roman" w:hAnsi="Times New Roman" w:eastAsia="微软雅黑" w:cs="Times New Roman"/>
-        </w:rPr>
-      </w:pPr>
-    </w:p>
-    <w:p>
-      <w:pPr>
-        <w:rPr>
-          <w:rFonts w:hint="default" w:ascii="Times New Roman" w:hAnsi="Times New Roman" w:eastAsia="微软雅黑" w:cs="Times New Roman"/>
-        </w:rPr>
-      </w:pPr>
-    </w:p>
-    <w:p>
-      <w:pPr>
-        <w:rPr>
-          <w:rFonts w:hint="default" w:ascii="Times New Roman" w:hAnsi="Times New Roman" w:eastAsia="微软雅黑" w:cs="Times New Roman"/>
-        </w:rPr>
-      </w:pPr>
-    </w:p>
-    <w:p>
-      <w:pPr>
-        <w:jc w:val="center"/>
-        <w:rPr>
-          <w:rFonts w:hint="default" w:ascii="Times New Roman" w:hAnsi="Times New Roman" w:eastAsia="微软雅黑" w:cs="Times New Roman"/>
-        </w:rPr>
-      </w:pPr>
-      <w:r>
-        <w:rPr>
-          <w:rFonts w:hint="default" w:ascii="Times New Roman" w:hAnsi="Times New Roman" w:eastAsia="微软雅黑" w:cs="Times New Roman"/>
-          <w:sz w:val="22"/>
         </w:rPr>
         <mc:AlternateContent>
           <mc:Choice Requires="wps">
             <w:drawing>
-              <wp:anchor distT="0" distB="0" distL="114300" distR="114300" simplePos="0" relativeHeight="251661312" behindDoc="0" locked="0" layoutInCell="1" allowOverlap="1">
+              <wp:anchor distT="0" distB="0" distL="114300" distR="114300" simplePos="0" relativeHeight="251669504" behindDoc="0" locked="0" layoutInCell="1" allowOverlap="1">
                 <wp:simplePos x="0" y="0"/>
                 <wp:positionH relativeFrom="column">
-                  <wp:posOffset>78740</wp:posOffset>
+                  <wp:posOffset>-481965</wp:posOffset>
                 </wp:positionH>
                 <wp:positionV relativeFrom="paragraph">
-                  <wp:posOffset>6644005</wp:posOffset>
+                  <wp:posOffset>3582035</wp:posOffset>
                 </wp:positionV>
-                <wp:extent cx="1788160" cy="316865"/>
-                <wp:effectExtent l="0" t="0" r="2540" b="6985"/>
+                <wp:extent cx="6316980" cy="2331085"/>
+                <wp:effectExtent l="0" t="0" r="0" b="0"/>
                 <wp:wrapNone/>
-                <wp:docPr id="22" name="文本框 22"/>
+                <wp:docPr id="9" name="文本框 9"/>
                 <wp:cNvGraphicFramePr/>
                 <a:graphic xmlns:a="http://schemas.openxmlformats.org/drawingml/2006/main">
                   <a:graphicData uri="http://schemas.microsoft.com/office/word/2010/wordprocessingShape">
@@ -271,140 +37,7 @@
                       <wps:spPr>
                         <a:xfrm>
                           <a:off x="0" y="0"/>
-                          <a:ext cx="1788160" cy="316865"/>
-                        </a:xfrm>
-                        <a:prstGeom prst="rect">
-                          <a:avLst/>
-                        </a:prstGeom>
-                        <a:solidFill>
-                          <a:schemeClr val="lt1"/>
-                        </a:solidFill>
-                        <a:ln w="6350">
-                          <a:noFill/>
-                        </a:ln>
-                      </wps:spPr>
-                      <wps:style>
-                        <a:lnRef idx="0">
-                          <a:schemeClr val="accent1"/>
-                        </a:lnRef>
-                        <a:fillRef idx="0">
-                          <a:schemeClr val="accent1"/>
-                        </a:fillRef>
-                        <a:effectRef idx="0">
-                          <a:schemeClr val="accent1"/>
-                        </a:effectRef>
-                        <a:fontRef idx="minor">
-                          <a:schemeClr val="dk1"/>
-                        </a:fontRef>
-                      </wps:style>
-                      <wps:txbx>
-                        <w:txbxContent>
-                          <w:p>
-                            <w:pPr>
-                              <w:rPr>
-                                <w:rFonts w:hint="eastAsia" w:ascii="黑体" w:hAnsi="黑体" w:eastAsia="黑体" w:cs="黑体"/>
-                                <w:b w:val="0"/>
-                                <w:bCs w:val="0"/>
-                                <w:color w:val="7C7C7C" w:themeColor="accent3" w:themeShade="BF"/>
-                                <w:sz w:val="24"/>
-                                <w:szCs w:val="24"/>
-                                <w:lang w:val="en-US" w:eastAsia="zh-CN"/>
-                              </w:rPr>
-                            </w:pPr>
-                            <w:r>
-                              <w:rPr>
-                                <w:rFonts w:hint="eastAsia" w:ascii="黑体" w:hAnsi="黑体" w:eastAsia="黑体" w:cs="黑体"/>
-                                <w:b w:val="0"/>
-                                <w:bCs w:val="0"/>
-                                <w:color w:val="7C7C7C" w:themeColor="accent3" w:themeShade="BF"/>
-                                <w:sz w:val="24"/>
-                                <w:szCs w:val="24"/>
-                                <w:lang w:val="en-US" w:eastAsia="zh-CN"/>
-                              </w:rPr>
-                              <w:t>基因科技守护生命健康</w:t>
-                            </w:r>
-                          </w:p>
-                        </w:txbxContent>
-                      </wps:txbx>
-                      <wps:bodyPr rot="0" spcFirstLastPara="0" vertOverflow="overflow" horzOverflow="overflow" vert="horz" wrap="square" lIns="91440" tIns="45720" rIns="91440" bIns="45720" numCol="1" spcCol="0" rtlCol="0" fromWordArt="0" anchor="t" anchorCtr="0" forceAA="0" compatLnSpc="1">
-                        <a:noAutofit/>
-                      </wps:bodyPr>
-                    </wps:wsp>
-                  </a:graphicData>
-                </a:graphic>
-              </wp:anchor>
-            </w:drawing>
-          </mc:Choice>
-          <mc:Fallback>
-            <w:pict>
-              <v:shape id="_x0000_s1026" o:spid="_x0000_s1026" o:spt="202" type="#_x0000_t202" style="position:absolute;left:0pt;margin-left:6.2pt;margin-top:523.15pt;height:24.95pt;width:140.8pt;z-index:251661312;mso-width-relative:page;mso-height-relative:page;" fillcolor="#FFFFFF [3201]" filled="t" stroked="f" coordsize="21600,21600" o:gfxdata="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">
-                <v:fill on="t" focussize="0,0"/>
-                <v:stroke on="f" weight="0.5pt"/>
-                <v:imagedata o:title=""/>
-                <o:lock v:ext="edit" aspectratio="f"/>
-                <v:textbox>
-                  <w:txbxContent>
-                    <w:p>
-                      <w:pPr>
-                        <w:rPr>
-                          <w:rFonts w:hint="eastAsia" w:ascii="黑体" w:hAnsi="黑体" w:eastAsia="黑体" w:cs="黑体"/>
-                          <w:b w:val="0"/>
-                          <w:bCs w:val="0"/>
-                          <w:color w:val="7C7C7C" w:themeColor="accent3" w:themeShade="BF"/>
-                          <w:sz w:val="24"/>
-                          <w:szCs w:val="24"/>
-                          <w:lang w:val="en-US" w:eastAsia="zh-CN"/>
-                        </w:rPr>
-                      </w:pPr>
-                      <w:r>
-                        <w:rPr>
-                          <w:rFonts w:hint="eastAsia" w:ascii="黑体" w:hAnsi="黑体" w:eastAsia="黑体" w:cs="黑体"/>
-                          <w:b w:val="0"/>
-                          <w:bCs w:val="0"/>
-                          <w:color w:val="7C7C7C" w:themeColor="accent3" w:themeShade="BF"/>
-                          <w:sz w:val="24"/>
-                          <w:szCs w:val="24"/>
-                          <w:lang w:val="en-US" w:eastAsia="zh-CN"/>
-                        </w:rPr>
-                        <w:t>基因科技守护生命健康</w:t>
-                      </w:r>
-                    </w:p>
-                  </w:txbxContent>
-                </v:textbox>
-              </v:shape>
-            </w:pict>
-          </mc:Fallback>
-        </mc:AlternateContent>
-      </w:r>
-      <w:r>
-        <w:rPr>
-          <w:rFonts w:hint="default" w:ascii="Times New Roman" w:hAnsi="Times New Roman" w:eastAsia="微软雅黑" w:cs="Times New Roman"/>
-          <w:sz w:val="22"/>
-        </w:rPr>
-        <mc:AlternateContent>
-          <mc:Choice Requires="wps">
-            <w:drawing>
-              <wp:anchor distT="0" distB="0" distL="114300" distR="114300" simplePos="0" relativeHeight="251660288" behindDoc="0" locked="0" layoutInCell="1" allowOverlap="1">
-                <wp:simplePos x="0" y="0"/>
-                <wp:positionH relativeFrom="column">
-                  <wp:posOffset>77470</wp:posOffset>
-                </wp:positionH>
-                <wp:positionV relativeFrom="paragraph">
-                  <wp:posOffset>4853305</wp:posOffset>
-                </wp:positionV>
-                <wp:extent cx="6065520" cy="1108710"/>
-                <wp:effectExtent l="0" t="0" r="0" b="0"/>
-                <wp:wrapNone/>
-                <wp:docPr id="19" name="文本框 19"/>
-                <wp:cNvGraphicFramePr/>
-                <a:graphic xmlns:a="http://schemas.openxmlformats.org/drawingml/2006/main">
-                  <a:graphicData uri="http://schemas.microsoft.com/office/word/2010/wordprocessingShape">
-                    <wps:wsp>
-                      <wps:cNvSpPr txBox="1"/>
-                      <wps:spPr>
-                        <a:xfrm>
-                          <a:off x="0" y="0"/>
-                          <a:ext cx="6065520" cy="1108710"/>
+                          <a:ext cx="6316980" cy="2331085"/>
                         </a:xfrm>
                         <a:prstGeom prst="rect">
                           <a:avLst/>
@@ -432,72 +65,93 @@
                         <w:txbxContent>
                           <w:p>
                             <w:pPr>
+                              <w:keepNext w:val="0"/>
+                              <w:keepLines w:val="0"/>
+                              <w:pageBreakBefore w:val="0"/>
+                              <w:widowControl w:val="0"/>
+                              <w:kinsoku/>
+                              <w:wordWrap/>
+                              <w:overflowPunct/>
+                              <w:topLinePunct w:val="0"/>
+                              <w:bidi w:val="0"/>
+                              <w:adjustRightInd/>
+                              <w:snapToGrid/>
+                              <w:textAlignment w:val="auto"/>
                               <w:rPr>
                                 <w:rFonts w:hint="default" w:ascii="Times New Roman" w:hAnsi="Times New Roman" w:eastAsia="黑体" w:cs="Times New Roman"/>
-                                <w:b w:val="0"/>
-                                <w:bCs w:val="0"/>
-                                <w:color w:val="548235" w:themeColor="accent6" w:themeShade="BF"/>
-                                <w:sz w:val="48"/>
-                                <w:szCs w:val="48"/>
-                                <w:lang w:val="en-US" w:eastAsia="zh-CN"/>
+                                <w:color w:val="FFFFFF" w:themeColor="background1"/>
+                                <w:sz w:val="52"/>
+                                <w:szCs w:val="52"/>
+                                <w:lang w:eastAsia="zh-CN"/>
+                                <w14:textFill>
+                                  <w14:solidFill>
+                                    <w14:schemeClr w14:val="bg1"/>
+                                  </w14:solidFill>
+                                </w14:textFill>
                               </w:rPr>
                             </w:pPr>
                             <w:r>
                               <w:rPr>
                                 <w:rFonts w:hint="default" w:ascii="Times New Roman" w:hAnsi="Times New Roman" w:eastAsia="黑体" w:cs="Times New Roman"/>
-                                <w:b w:val="0"/>
-                                <w:bCs w:val="0"/>
-                                <w:color w:val="548235" w:themeColor="accent6" w:themeShade="BF"/>
-                                <w:sz w:val="48"/>
-                                <w:szCs w:val="48"/>
-                                <w:lang w:val="en-US" w:eastAsia="zh-CN"/>
+                                <w:color w:val="FFFFFF" w:themeColor="background1"/>
+                                <w:sz w:val="52"/>
+                                <w:szCs w:val="52"/>
+                                <w:lang w:eastAsia="zh-CN"/>
+                                <w14:textFill>
+                                  <w14:solidFill>
+                                    <w14:schemeClr w14:val="bg1"/>
+                                  </w14:solidFill>
+                                </w14:textFill>
                               </w:rPr>
                               <w:t>肿瘤个性化诊疗指导</w:t>
                             </w:r>
                           </w:p>
                           <w:p>
                             <w:pPr>
+                              <w:keepNext w:val="0"/>
+                              <w:keepLines w:val="0"/>
+                              <w:pageBreakBefore w:val="0"/>
+                              <w:widowControl w:val="0"/>
+                              <w:kinsoku/>
+                              <w:wordWrap/>
+                              <w:overflowPunct/>
+                              <w:topLinePunct w:val="0"/>
+                              <w:bidi w:val="0"/>
+                              <w:adjustRightInd/>
+                              <w:snapToGrid/>
+                              <w:textAlignment w:val="auto"/>
                               <w:rPr>
                                 <w:rFonts w:hint="default" w:ascii="Times New Roman" w:hAnsi="Times New Roman" w:eastAsia="黑体" w:cs="Times New Roman"/>
-                                <w:b w:val="0"/>
-                                <w:bCs w:val="0"/>
-                                <w:color w:val="548235" w:themeColor="accent6" w:themeShade="BF"/>
-                                <w:sz w:val="60"/>
-                                <w:szCs w:val="60"/>
-                                <w:highlight w:val="none"/>
-                                <w:lang w:val="en-US" w:eastAsia="zh-CN"/>
+                                <w:color w:val="FFFFFF" w:themeColor="background1"/>
+                                <w:sz w:val="72"/>
+                                <w:szCs w:val="72"/>
+                                <w:lang w:eastAsia="zh-CN"/>
+                                <w14:textFill>
+                                  <w14:solidFill>
+                                    <w14:schemeClr w14:val="bg1"/>
+                                  </w14:solidFill>
+                                </w14:textFill>
                               </w:rPr>
                             </w:pPr>
                             <w:r>
                               <w:rPr>
-                                <w:rFonts w:hint="eastAsia" w:ascii="Times New Roman" w:hAnsi="Times New Roman" w:eastAsia="黑体" w:cs="Times New Roman"/>
-                                <w:b w:val="0"/>
-                                <w:bCs w:val="0"/>
-                                <w:color w:val="548235" w:themeColor="accent6" w:themeShade="BF"/>
-                                <w:sz w:val="60"/>
-                                <w:szCs w:val="60"/>
-                                <w:highlight w:val="none"/>
-                                <w:lang w:val="en-US" w:eastAsia="zh-CN"/>
+                                <w:rFonts w:hint="default" w:ascii="Times New Roman" w:hAnsi="Times New Roman" w:eastAsia="黑体" w:cs="Times New Roman"/>
+                                <w:color w:val="FFFFFF" w:themeColor="background1"/>
+                                <w:sz w:val="72"/>
+                                <w:szCs w:val="72"/>
+                                <w:lang w:eastAsia="zh-CN"/>
+                                <w14:textFill>
+                                  <w14:solidFill>
+                                    <w14:schemeClr w14:val="bg1"/>
+                                  </w14:solidFill>
+                                </w14:textFill>
                               </w:rPr>
-                              <w:t>EWSR1(22q12.2)基因断裂</w:t>
-                            </w:r>
-                            <w:r>
-                              <w:rPr>
-                                <w:rFonts w:hint="default" w:ascii="Times New Roman" w:hAnsi="Times New Roman" w:eastAsia="黑体" w:cs="Times New Roman"/>
-                                <w:b w:val="0"/>
-                                <w:bCs w:val="0"/>
-                                <w:color w:val="548235" w:themeColor="accent6" w:themeShade="BF"/>
-                                <w:sz w:val="60"/>
-                                <w:szCs w:val="60"/>
-                                <w:highlight w:val="none"/>
-                                <w:lang w:val="en-US" w:eastAsia="zh-CN"/>
-                              </w:rPr>
-                              <w:t>检测报告</w:t>
+                              <w:t>EWSR1(22q12.2)基因断裂检测报告</w:t>
                             </w:r>
                           </w:p>
                         </w:txbxContent>
                       </wps:txbx>
-                      <wps:bodyPr rot="0" spcFirstLastPara="0" vertOverflow="overflow" horzOverflow="overflow" vert="horz" wrap="square" lIns="91440" tIns="45720" rIns="91440" bIns="45720" numCol="1" spcCol="0" rtlCol="0" fromWordArt="0" anchor="t" anchorCtr="0" forceAA="0" compatLnSpc="1">
+                      <wps:bodyPr rot="0" spcFirstLastPara="0" vertOverflow="overflow" horzOverflow="overflow" vert="horz" wrap="square" lIns="91440" tIns="45720" rIns="91440" bIns="45720" numCol="1" spcCol="0" rtlCol="0" fromWordArt="0" anchor="ctr" anchorCtr="0" forceAA="0" compatLnSpc="1">
                         <a:noAutofit/>
                       </wps:bodyPr>
                     </wps:wsp>
@@ -508,7 +162,7 @@
           </mc:Choice>
           <mc:Fallback>
             <w:pict>
-              <v:shape id="_x0000_s1026" o:spid="_x0000_s1026" o:spt="202" type="#_x0000_t202" style="position:absolute;left:0pt;margin-left:6.1pt;margin-top:382.15pt;height:87.3pt;width:477.6pt;z-index:251660288;mso-width-relative:page;mso-height-relative:page;" filled="f" stroked="f" coordsize="21600,21600" o:gfxdata="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">
+              <v:shape id="_x0000_s1026" o:spid="_x0000_s1026" o:spt="202" type="#_x0000_t202" style="position:absolute;left:0pt;margin-left:-37.95pt;margin-top:282.05pt;height:183.55pt;width:497.4pt;z-index:251669504;v-text-anchor:middle;mso-width-relative:page;mso-height-relative:page;" filled="f" stroked="f" coordsize="21600,21600" o:gfxdata="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">
                 <v:fill on="f" focussize="0,0"/>
                 <v:stroke on="f" weight="0.5pt"/>
                 <v:imagedata o:title=""/>
@@ -517,67 +171,88 @@
                   <w:txbxContent>
                     <w:p>
                       <w:pPr>
+                        <w:keepNext w:val="0"/>
+                        <w:keepLines w:val="0"/>
+                        <w:pageBreakBefore w:val="0"/>
+                        <w:widowControl w:val="0"/>
+                        <w:kinsoku/>
+                        <w:wordWrap/>
+                        <w:overflowPunct/>
+                        <w:topLinePunct w:val="0"/>
+                        <w:bidi w:val="0"/>
+                        <w:adjustRightInd/>
+                        <w:snapToGrid/>
+                        <w:textAlignment w:val="auto"/>
                         <w:rPr>
                           <w:rFonts w:hint="default" w:ascii="Times New Roman" w:hAnsi="Times New Roman" w:eastAsia="黑体" w:cs="Times New Roman"/>
-                          <w:b w:val="0"/>
-                          <w:bCs w:val="0"/>
-                          <w:color w:val="548235" w:themeColor="accent6" w:themeShade="BF"/>
-                          <w:sz w:val="48"/>
-                          <w:szCs w:val="48"/>
-                          <w:lang w:val="en-US" w:eastAsia="zh-CN"/>
+                          <w:color w:val="FFFFFF" w:themeColor="background1"/>
+                          <w:sz w:val="52"/>
+                          <w:szCs w:val="52"/>
+                          <w:lang w:eastAsia="zh-CN"/>
+                          <w14:textFill>
+                            <w14:solidFill>
+                              <w14:schemeClr w14:val="bg1"/>
+                            </w14:solidFill>
+                          </w14:textFill>
                         </w:rPr>
                       </w:pPr>
                       <w:r>
                         <w:rPr>
                           <w:rFonts w:hint="default" w:ascii="Times New Roman" w:hAnsi="Times New Roman" w:eastAsia="黑体" w:cs="Times New Roman"/>
-                          <w:b w:val="0"/>
-                          <w:bCs w:val="0"/>
-                          <w:color w:val="548235" w:themeColor="accent6" w:themeShade="BF"/>
-                          <w:sz w:val="48"/>
-                          <w:szCs w:val="48"/>
-                          <w:lang w:val="en-US" w:eastAsia="zh-CN"/>
+                          <w:color w:val="FFFFFF" w:themeColor="background1"/>
+                          <w:sz w:val="52"/>
+                          <w:szCs w:val="52"/>
+                          <w:lang w:eastAsia="zh-CN"/>
+                          <w14:textFill>
+                            <w14:solidFill>
+                              <w14:schemeClr w14:val="bg1"/>
+                            </w14:solidFill>
+                          </w14:textFill>
                         </w:rPr>
                         <w:t>肿瘤个性化诊疗指导</w:t>
                       </w:r>
                     </w:p>
                     <w:p>
                       <w:pPr>
+                        <w:keepNext w:val="0"/>
+                        <w:keepLines w:val="0"/>
+                        <w:pageBreakBefore w:val="0"/>
+                        <w:widowControl w:val="0"/>
+                        <w:kinsoku/>
+                        <w:wordWrap/>
+                        <w:overflowPunct/>
+                        <w:topLinePunct w:val="0"/>
+                        <w:bidi w:val="0"/>
+                        <w:adjustRightInd/>
+                        <w:snapToGrid/>
+                        <w:textAlignment w:val="auto"/>
                         <w:rPr>
                           <w:rFonts w:hint="default" w:ascii="Times New Roman" w:hAnsi="Times New Roman" w:eastAsia="黑体" w:cs="Times New Roman"/>
-                          <w:b w:val="0"/>
-                          <w:bCs w:val="0"/>
-                          <w:color w:val="548235" w:themeColor="accent6" w:themeShade="BF"/>
-                          <w:sz w:val="60"/>
-                          <w:szCs w:val="60"/>
-                          <w:highlight w:val="none"/>
-                          <w:lang w:val="en-US" w:eastAsia="zh-CN"/>
+                          <w:color w:val="FFFFFF" w:themeColor="background1"/>
+                          <w:sz w:val="72"/>
+                          <w:szCs w:val="72"/>
+                          <w:lang w:eastAsia="zh-CN"/>
+                          <w14:textFill>
+                            <w14:solidFill>
+                              <w14:schemeClr w14:val="bg1"/>
+                            </w14:solidFill>
+                          </w14:textFill>
                         </w:rPr>
                       </w:pPr>
                       <w:r>
                         <w:rPr>
-                          <w:rFonts w:hint="eastAsia" w:ascii="Times New Roman" w:hAnsi="Times New Roman" w:eastAsia="黑体" w:cs="Times New Roman"/>
-                          <w:b w:val="0"/>
-                          <w:bCs w:val="0"/>
-                          <w:color w:val="548235" w:themeColor="accent6" w:themeShade="BF"/>
-                          <w:sz w:val="60"/>
-                          <w:szCs w:val="60"/>
-                          <w:highlight w:val="none"/>
-                          <w:lang w:val="en-US" w:eastAsia="zh-CN"/>
+                          <w:rFonts w:hint="default" w:ascii="Times New Roman" w:hAnsi="Times New Roman" w:eastAsia="黑体" w:cs="Times New Roman"/>
+                          <w:color w:val="FFFFFF" w:themeColor="background1"/>
+                          <w:sz w:val="72"/>
+                          <w:szCs w:val="72"/>
+                          <w:lang w:eastAsia="zh-CN"/>
+                          <w14:textFill>
+                            <w14:solidFill>
+                              <w14:schemeClr w14:val="bg1"/>
+                            </w14:solidFill>
+                          </w14:textFill>
                         </w:rPr>
-                        <w:t>EWSR1(22q12.2)基因断裂</w:t>
-                      </w:r>
-                      <w:r>
-                        <w:rPr>
-                          <w:rFonts w:hint="default" w:ascii="Times New Roman" w:hAnsi="Times New Roman" w:eastAsia="黑体" w:cs="Times New Roman"/>
-                          <w:b w:val="0"/>
-                          <w:bCs w:val="0"/>
-                          <w:color w:val="548235" w:themeColor="accent6" w:themeShade="BF"/>
-                          <w:sz w:val="60"/>
-                          <w:szCs w:val="60"/>
-                          <w:highlight w:val="none"/>
-                          <w:lang w:val="en-US" w:eastAsia="zh-CN"/>
-                        </w:rPr>
-                        <w:t>检测报告</w:t>
+                        <w:t>EWSR1(22q12.2)基因断裂检测报告</w:t>
                       </w:r>
                     </w:p>
                   </w:txbxContent>
@@ -587,6 +262,187 @@
           </mc:Fallback>
         </mc:AlternateContent>
       </w:r>
+      <w:r>
+        <w:rPr>
+          <w:rFonts w:hint="eastAsia" w:eastAsia="宋体"/>
+          <w:sz w:val="20"/>
+          <w:lang w:eastAsia="zh-CN"/>
+        </w:rPr>
+        <w:drawing>
+          <wp:anchor distT="0" distB="0" distL="114300" distR="114300" simplePos="0" relativeHeight="251668480" behindDoc="0" locked="0" layoutInCell="1" allowOverlap="1">
+            <wp:simplePos x="0" y="0"/>
+            <wp:positionH relativeFrom="column">
+              <wp:posOffset>-535305</wp:posOffset>
+            </wp:positionH>
+            <wp:positionV relativeFrom="paragraph">
+              <wp:posOffset>-515620</wp:posOffset>
+            </wp:positionV>
+            <wp:extent cx="7956550" cy="10721975"/>
+            <wp:effectExtent l="0" t="0" r="13970" b="6985"/>
+            <wp:wrapNone/>
+            <wp:docPr id="20" name="图片 20" descr="20250320-刘建峰-宣传册封面-06"/>
+            <wp:cNvGraphicFramePr>
+              <a:graphicFrameLocks xmlns:a="http://schemas.openxmlformats.org/drawingml/2006/main" noChangeAspect="1"/>
+            </wp:cNvGraphicFramePr>
+            <a:graphic xmlns:a="http://schemas.openxmlformats.org/drawingml/2006/main">
+              <a:graphicData uri="http://schemas.openxmlformats.org/drawingml/2006/picture">
+                <pic:pic xmlns:pic="http://schemas.openxmlformats.org/drawingml/2006/picture">
+                  <pic:nvPicPr>
+                    <pic:cNvPr id="20" name="图片 20" descr="20250320-刘建峰-宣传册封面-06"/>
+                    <pic:cNvPicPr>
+                      <a:picLocks noChangeAspect="1"/>
+                    </pic:cNvPicPr>
+                  </pic:nvPicPr>
+                  <pic:blipFill>
+                    <a:blip r:embed="rId10"/>
+                    <a:stretch>
+                      <a:fillRect/>
+                    </a:stretch>
+                  </pic:blipFill>
+                  <pic:spPr>
+                    <a:xfrm>
+                      <a:off x="0" y="0"/>
+                      <a:ext cx="7956550" cy="10721975"/>
+                    </a:xfrm>
+                    <a:prstGeom prst="rect">
+                      <a:avLst/>
+                    </a:prstGeom>
+                  </pic:spPr>
+                </pic:pic>
+              </a:graphicData>
+            </a:graphic>
+          </wp:anchor>
+        </w:drawing>
+      </w:r>
+    </w:p>
+    <w:p>
+      <w:pPr>
+        <w:rPr>
+          <w:rFonts w:hint="default" w:ascii="Times New Roman" w:hAnsi="Times New Roman" w:eastAsia="微软雅黑" w:cs="Times New Roman"/>
+          <w:sz w:val="20"/>
+          <w:lang w:eastAsia="zh-CN"/>
+        </w:rPr>
+      </w:pPr>
+    </w:p>
+    <w:p>
+      <w:pPr>
+        <w:rPr>
+          <w:rFonts w:hint="default" w:ascii="Times New Roman" w:hAnsi="Times New Roman" w:eastAsia="微软雅黑" w:cs="Times New Roman"/>
+          <w:sz w:val="20"/>
+          <w:lang w:eastAsia="zh-CN"/>
+        </w:rPr>
+      </w:pPr>
+    </w:p>
+    <w:p>
+      <w:pPr>
+        <w:rPr>
+          <w:rFonts w:hint="default" w:ascii="Times New Roman" w:hAnsi="Times New Roman" w:eastAsia="微软雅黑" w:cs="Times New Roman"/>
+          <w:sz w:val="20"/>
+          <w:lang w:eastAsia="zh-CN"/>
+        </w:rPr>
+      </w:pPr>
+    </w:p>
+    <w:p>
+      <w:pPr>
+        <w:rPr>
+          <w:rFonts w:hint="default" w:ascii="Times New Roman" w:hAnsi="Times New Roman" w:eastAsia="微软雅黑" w:cs="Times New Roman"/>
+          <w:sz w:val="20"/>
+          <w:lang w:eastAsia="zh-CN"/>
+        </w:rPr>
+      </w:pPr>
+    </w:p>
+    <w:p>
+      <w:pPr>
+        <w:rPr>
+          <w:rFonts w:hint="default" w:ascii="Times New Roman" w:hAnsi="Times New Roman" w:eastAsia="微软雅黑" w:cs="Times New Roman"/>
+        </w:rPr>
+      </w:pPr>
+    </w:p>
+    <w:p>
+      <w:pPr>
+        <w:rPr>
+          <w:rFonts w:hint="default" w:ascii="Times New Roman" w:hAnsi="Times New Roman" w:eastAsia="微软雅黑" w:cs="Times New Roman"/>
+        </w:rPr>
+      </w:pPr>
+    </w:p>
+    <w:p>
+      <w:pPr>
+        <w:rPr>
+          <w:rFonts w:hint="default" w:ascii="Times New Roman" w:hAnsi="Times New Roman" w:eastAsia="微软雅黑" w:cs="Times New Roman"/>
+        </w:rPr>
+      </w:pPr>
+    </w:p>
+    <w:p>
+      <w:pPr>
+        <w:rPr>
+          <w:rFonts w:hint="default" w:ascii="Times New Roman" w:hAnsi="Times New Roman" w:eastAsia="微软雅黑" w:cs="Times New Roman"/>
+        </w:rPr>
+      </w:pPr>
+    </w:p>
+    <w:p>
+      <w:pPr>
+        <w:rPr>
+          <w:rFonts w:hint="default" w:ascii="Times New Roman" w:hAnsi="Times New Roman" w:eastAsia="微软雅黑" w:cs="Times New Roman"/>
+        </w:rPr>
+      </w:pPr>
+    </w:p>
+    <w:p>
+      <w:pPr>
+        <w:rPr>
+          <w:rFonts w:hint="default" w:ascii="Times New Roman" w:hAnsi="Times New Roman" w:eastAsia="微软雅黑" w:cs="Times New Roman"/>
+          <w:lang w:eastAsia="zh-CN"/>
+        </w:rPr>
+      </w:pPr>
+    </w:p>
+    <w:p>
+      <w:pPr>
+        <w:rPr>
+          <w:rFonts w:hint="default" w:ascii="Times New Roman" w:hAnsi="Times New Roman" w:eastAsia="微软雅黑" w:cs="Times New Roman"/>
+        </w:rPr>
+      </w:pPr>
+    </w:p>
+    <w:p>
+      <w:pPr>
+        <w:rPr>
+          <w:rFonts w:hint="default" w:ascii="Times New Roman" w:hAnsi="Times New Roman" w:eastAsia="微软雅黑" w:cs="Times New Roman"/>
+        </w:rPr>
+      </w:pPr>
+    </w:p>
+    <w:p>
+      <w:pPr>
+        <w:rPr>
+          <w:rFonts w:hint="default" w:ascii="Times New Roman" w:hAnsi="Times New Roman" w:eastAsia="微软雅黑" w:cs="Times New Roman"/>
+        </w:rPr>
+      </w:pPr>
+    </w:p>
+    <w:p>
+      <w:pPr>
+        <w:rPr>
+          <w:rFonts w:hint="default" w:ascii="Times New Roman" w:hAnsi="Times New Roman" w:eastAsia="微软雅黑" w:cs="Times New Roman"/>
+        </w:rPr>
+      </w:pPr>
+    </w:p>
+    <w:p>
+      <w:pPr>
+        <w:rPr>
+          <w:rFonts w:hint="default" w:ascii="Times New Roman" w:hAnsi="Times New Roman" w:eastAsia="微软雅黑" w:cs="Times New Roman"/>
+        </w:rPr>
+      </w:pPr>
+    </w:p>
+    <w:p>
+      <w:pPr>
+        <w:rPr>
+          <w:rFonts w:hint="default" w:ascii="Times New Roman" w:hAnsi="Times New Roman" w:eastAsia="微软雅黑" w:cs="Times New Roman"/>
+        </w:rPr>
+      </w:pPr>
+    </w:p>
+    <w:p>
+      <w:pPr>
+        <w:jc w:val="center"/>
+        <w:rPr>
+          <w:rFonts w:hint="default" w:ascii="Times New Roman" w:hAnsi="Times New Roman" w:eastAsia="微软雅黑" w:cs="Times New Roman"/>
+        </w:rPr>
+      </w:pPr>
     </w:p>
     <w:p>
       <w:pPr>
@@ -651,7 +507,7 @@
         <w:rPr>
           <w:rFonts w:hint="default" w:ascii="Times New Roman" w:hAnsi="Times New Roman" w:eastAsia="微软雅黑" w:cs="Times New Roman"/>
           <w:b/>
-          <w:color w:val="5B9BD5" w:themeColor="accent1"/>
+          <w:color w:val="0083C3"/>
           <w:sz w:val="52"/>
           <w:szCs w:val="52"/>
           <w:lang w:eastAsia="zh-CN"/>
@@ -664,11 +520,6 @@
             </w14:schemeClr>
           </w14:shadow>
           <w14:reflection w14:blurRad="0" w14:stA="0" w14:stPos="0" w14:endA="0" w14:endPos="0" w14:dist="0" w14:dir="0" w14:fadeDir="0" w14:sx="0" w14:sy="0" w14:kx="0" w14:ky="0" w14:algn="none"/>
-          <w14:textFill>
-            <w14:solidFill>
-              <w14:schemeClr w14:val="accent1"/>
-            </w14:solidFill>
-          </w14:textFill>
           <w14:props3d w14:extrusionH="0" w14:contourW="0" w14:prstMaterial="clear"/>
         </w:rPr>
       </w:pPr>
@@ -676,7 +527,7 @@
         <w:rPr>
           <w:rFonts w:hint="default" w:ascii="Times New Roman" w:hAnsi="Times New Roman" w:eastAsia="微软雅黑" w:cs="Times New Roman"/>
           <w:b/>
-          <w:color w:val="62B541"/>
+          <w:color w:val="0083C3"/>
           <w:sz w:val="48"/>
           <w:szCs w:val="48"/>
           <w:lang w:val="en-US" w:eastAsia="zh-CN"/>
@@ -697,7 +548,7 @@
         <w:rPr>
           <w:rFonts w:hint="eastAsia" w:ascii="Times New Roman" w:hAnsi="Times New Roman" w:eastAsia="微软雅黑" w:cs="Times New Roman"/>
           <w:b/>
-          <w:color w:val="62B541"/>
+          <w:color w:val="0083C3"/>
           <w:sz w:val="48"/>
           <w:szCs w:val="48"/>
           <w:lang w:val="en-US" w:eastAsia="zh-CN"/>
@@ -718,7 +569,7 @@
         <w:rPr>
           <w:rFonts w:hint="default" w:ascii="Times New Roman" w:hAnsi="Times New Roman" w:eastAsia="微软雅黑" w:cs="Times New Roman"/>
           <w:b/>
-          <w:color w:val="62B541"/>
+          <w:color w:val="0083C3"/>
           <w:sz w:val="56"/>
           <w:szCs w:val="56"/>
           <w:lang w:val="en-US" w:eastAsia="zh-CN"/>
@@ -888,7 +739,7 @@
               <w:rFonts w:hint="default" w:ascii="Times New Roman" w:hAnsi="Times New Roman" w:eastAsia="微软雅黑" w:cs="微软雅黑"/>
               <w:b/>
               <w:bCs/>
-              <w:color w:val="62B541"/>
+              <w:color w:val="0083C3"/>
               <w:sz w:val="32"/>
               <w:szCs w:val="32"/>
               <w:lang w:val="en-US" w:eastAsia="zh-CN" w:bidi="ar-SA"/>
@@ -900,7 +751,7 @@
               <w:rFonts w:hint="default" w:ascii="Times New Roman" w:hAnsi="Times New Roman" w:eastAsia="微软雅黑" w:cs="微软雅黑"/>
               <w:b/>
               <w:bCs/>
-              <w:color w:val="62B541"/>
+              <w:color w:val="0083C3"/>
               <w:sz w:val="32"/>
               <w:szCs w:val="32"/>
               <w:lang w:val="en-US" w:eastAsia="zh-CN" w:bidi="ar-SA"/>
@@ -913,7 +764,7 @@
               <w:rFonts w:hint="default" w:ascii="Times New Roman" w:hAnsi="Times New Roman" w:eastAsia="微软雅黑" w:cs="微软雅黑"/>
               <w:b/>
               <w:bCs/>
-              <w:color w:val="62B541"/>
+              <w:color w:val="0083C3"/>
               <w:sz w:val="32"/>
               <w:szCs w:val="32"/>
               <w:lang w:val="en-US" w:eastAsia="zh-CN" w:bidi="ar-SA"/>
@@ -926,7 +777,7 @@
               <w:rFonts w:hint="default" w:ascii="Times New Roman" w:hAnsi="Times New Roman" w:eastAsia="微软雅黑" w:cs="微软雅黑"/>
               <w:b/>
               <w:bCs/>
-              <w:color w:val="62B541"/>
+              <w:color w:val="0083C3"/>
               <w:sz w:val="32"/>
               <w:szCs w:val="32"/>
               <w:lang w:val="en-US" w:eastAsia="zh-CN" w:bidi="ar-SA"/>
@@ -939,7 +790,7 @@
               <w:rFonts w:hint="default" w:ascii="Times New Roman" w:hAnsi="Times New Roman" w:eastAsia="微软雅黑" w:cs="微软雅黑"/>
               <w:b/>
               <w:bCs/>
-              <w:color w:val="62B541"/>
+              <w:color w:val="0083C3"/>
               <w:sz w:val="32"/>
               <w:szCs w:val="32"/>
               <w:lang w:val="en-US" w:eastAsia="zh-CN" w:bidi="ar-SA"/>
@@ -952,7 +803,7 @@
               <w:rFonts w:hint="default" w:ascii="Times New Roman" w:hAnsi="Times New Roman" w:eastAsia="微软雅黑" w:cs="微软雅黑"/>
               <w:b/>
               <w:bCs/>
-              <w:color w:val="62B541"/>
+              <w:color w:val="0083C3"/>
               <w:sz w:val="32"/>
               <w:szCs w:val="32"/>
               <w:lang w:val="en-US" w:eastAsia="zh-CN" w:bidi="ar-SA"/>
@@ -965,7 +816,7 @@
               <w:rFonts w:hint="default" w:ascii="Times New Roman" w:hAnsi="Times New Roman" w:eastAsia="微软雅黑" w:cs="微软雅黑"/>
               <w:b/>
               <w:bCs/>
-              <w:color w:val="62B541"/>
+              <w:color w:val="0083C3"/>
               <w:sz w:val="32"/>
               <w:szCs w:val="32"/>
               <w:lang w:val="en-US" w:eastAsia="zh-CN" w:bidi="ar-SA"/>
@@ -978,7 +829,7 @@
               <w:rFonts w:hint="default" w:ascii="Times New Roman" w:hAnsi="Times New Roman" w:eastAsia="微软雅黑" w:cs="微软雅黑"/>
               <w:b/>
               <w:bCs/>
-              <w:color w:val="62B541"/>
+              <w:color w:val="0083C3"/>
               <w:sz w:val="32"/>
               <w:szCs w:val="32"/>
               <w:lang w:val="en-US" w:eastAsia="zh-CN" w:bidi="ar-SA"/>
@@ -991,7 +842,7 @@
               <w:rFonts w:hint="default" w:ascii="Times New Roman" w:hAnsi="Times New Roman" w:eastAsia="微软雅黑" w:cs="微软雅黑"/>
               <w:b/>
               <w:bCs/>
-              <w:color w:val="62B541"/>
+              <w:color w:val="0083C3"/>
               <w:sz w:val="32"/>
               <w:szCs w:val="32"/>
               <w:lang w:val="en-US" w:eastAsia="zh-CN" w:bidi="ar-SA"/>
@@ -1004,7 +855,7 @@
               <w:rFonts w:hint="default" w:ascii="Times New Roman" w:hAnsi="Times New Roman" w:eastAsia="微软雅黑" w:cs="微软雅黑"/>
               <w:b/>
               <w:bCs/>
-              <w:color w:val="62B541"/>
+              <w:color w:val="0083C3"/>
               <w:sz w:val="32"/>
               <w:szCs w:val="32"/>
               <w:lang w:val="en-US" w:eastAsia="zh-CN" w:bidi="ar-SA"/>
@@ -1017,7 +868,7 @@
               <w:rFonts w:hint="default" w:ascii="Times New Roman" w:hAnsi="Times New Roman" w:eastAsia="微软雅黑" w:cs="微软雅黑"/>
               <w:b/>
               <w:bCs/>
-              <w:color w:val="62B541"/>
+              <w:color w:val="0083C3"/>
               <w:sz w:val="32"/>
               <w:szCs w:val="32"/>
               <w:lang w:val="en-US" w:eastAsia="zh-CN" w:bidi="ar-SA"/>
@@ -1030,7 +881,7 @@
               <w:rFonts w:hint="default" w:ascii="Times New Roman" w:hAnsi="Times New Roman" w:eastAsia="微软雅黑" w:cs="微软雅黑"/>
               <w:b/>
               <w:bCs/>
-              <w:color w:val="62B541"/>
+              <w:color w:val="0083C3"/>
               <w:sz w:val="32"/>
               <w:szCs w:val="32"/>
               <w:lang w:val="en-US" w:eastAsia="zh-CN" w:bidi="ar-SA"/>
@@ -1049,7 +900,7 @@
               <w:rFonts w:hint="default" w:ascii="Times New Roman" w:hAnsi="Times New Roman" w:eastAsia="微软雅黑" w:cs="微软雅黑"/>
               <w:b/>
               <w:bCs/>
-              <w:color w:val="62B541"/>
+              <w:color w:val="0083C3"/>
               <w:sz w:val="32"/>
               <w:szCs w:val="32"/>
               <w:lang w:val="en-US" w:eastAsia="zh-CN" w:bidi="ar-SA"/>
@@ -1061,7 +912,7 @@
               <w:rFonts w:hint="default" w:ascii="Times New Roman" w:hAnsi="Times New Roman" w:eastAsia="微软雅黑" w:cs="微软雅黑"/>
               <w:b/>
               <w:bCs/>
-              <w:color w:val="62B541"/>
+              <w:color w:val="0083C3"/>
               <w:sz w:val="32"/>
               <w:szCs w:val="32"/>
               <w:lang w:val="en-US" w:eastAsia="zh-CN" w:bidi="ar-SA"/>
@@ -1074,7 +925,7 @@
               <w:rFonts w:hint="default" w:ascii="Times New Roman" w:hAnsi="Times New Roman" w:eastAsia="微软雅黑" w:cs="微软雅黑"/>
               <w:b/>
               <w:bCs/>
-              <w:color w:val="62B541"/>
+              <w:color w:val="0083C3"/>
               <w:sz w:val="32"/>
               <w:szCs w:val="32"/>
               <w:lang w:val="en-US" w:eastAsia="zh-CN" w:bidi="ar-SA"/>
@@ -1087,7 +938,7 @@
               <w:rFonts w:hint="default" w:ascii="Times New Roman" w:hAnsi="Times New Roman" w:eastAsia="微软雅黑" w:cs="微软雅黑"/>
               <w:b/>
               <w:bCs/>
-              <w:color w:val="62B541"/>
+              <w:color w:val="0083C3"/>
               <w:sz w:val="32"/>
               <w:szCs w:val="32"/>
               <w:lang w:val="en-US" w:eastAsia="zh-CN" w:bidi="ar-SA"/>
@@ -1100,7 +951,7 @@
               <w:rFonts w:hint="default" w:ascii="Times New Roman" w:hAnsi="Times New Roman" w:eastAsia="微软雅黑" w:cs="微软雅黑"/>
               <w:b/>
               <w:bCs/>
-              <w:color w:val="62B541"/>
+              <w:color w:val="0083C3"/>
               <w:sz w:val="32"/>
               <w:szCs w:val="32"/>
               <w:lang w:val="en-US" w:eastAsia="zh-CN" w:bidi="ar-SA"/>
@@ -1113,7 +964,7 @@
               <w:rFonts w:hint="eastAsia" w:ascii="Times New Roman" w:hAnsi="Times New Roman" w:eastAsia="微软雅黑" w:cs="微软雅黑"/>
               <w:b/>
               <w:bCs/>
-              <w:color w:val="62B541"/>
+              <w:color w:val="0083C3"/>
               <w:sz w:val="32"/>
               <w:szCs w:val="32"/>
               <w:lang w:val="en-US" w:eastAsia="zh-CN" w:bidi="ar-SA"/>
@@ -1126,7 +977,7 @@
               <w:rFonts w:hint="default" w:ascii="Times New Roman" w:hAnsi="Times New Roman" w:eastAsia="微软雅黑" w:cs="微软雅黑"/>
               <w:b/>
               <w:bCs/>
-              <w:color w:val="62B541"/>
+              <w:color w:val="0083C3"/>
               <w:sz w:val="32"/>
               <w:szCs w:val="32"/>
               <w:lang w:val="en-US" w:eastAsia="zh-CN" w:bidi="ar-SA"/>
@@ -1139,7 +990,7 @@
               <w:rFonts w:hint="default" w:ascii="Times New Roman" w:hAnsi="Times New Roman" w:eastAsia="微软雅黑" w:cs="微软雅黑"/>
               <w:b/>
               <w:bCs/>
-              <w:color w:val="62B541"/>
+              <w:color w:val="0083C3"/>
               <w:sz w:val="32"/>
               <w:szCs w:val="32"/>
               <w:lang w:val="en-US" w:eastAsia="zh-CN" w:bidi="ar-SA"/>
@@ -1152,7 +1003,7 @@
               <w:rFonts w:hint="default" w:ascii="Times New Roman" w:hAnsi="Times New Roman" w:eastAsia="微软雅黑" w:cs="微软雅黑"/>
               <w:b/>
               <w:bCs/>
-              <w:color w:val="62B541"/>
+              <w:color w:val="0083C3"/>
               <w:sz w:val="32"/>
               <w:szCs w:val="32"/>
               <w:lang w:val="en-US" w:eastAsia="zh-CN" w:bidi="ar-SA"/>
@@ -1165,7 +1016,7 @@
               <w:rFonts w:hint="default" w:ascii="Times New Roman" w:hAnsi="Times New Roman" w:eastAsia="微软雅黑" w:cs="微软雅黑"/>
               <w:b/>
               <w:bCs/>
-              <w:color w:val="62B541"/>
+              <w:color w:val="0083C3"/>
               <w:sz w:val="32"/>
               <w:szCs w:val="32"/>
               <w:lang w:val="en-US" w:eastAsia="zh-CN" w:bidi="ar-SA"/>
@@ -1178,7 +1029,7 @@
               <w:rFonts w:hint="default" w:ascii="Times New Roman" w:hAnsi="Times New Roman" w:eastAsia="微软雅黑" w:cs="微软雅黑"/>
               <w:b/>
               <w:bCs/>
-              <w:color w:val="62B541"/>
+              <w:color w:val="0083C3"/>
               <w:sz w:val="32"/>
               <w:szCs w:val="32"/>
               <w:lang w:val="en-US" w:eastAsia="zh-CN" w:bidi="ar-SA"/>
@@ -1191,7 +1042,7 @@
               <w:rFonts w:hint="default" w:ascii="Times New Roman" w:hAnsi="Times New Roman" w:eastAsia="微软雅黑" w:cs="微软雅黑"/>
               <w:b/>
               <w:bCs/>
-              <w:color w:val="62B541"/>
+              <w:color w:val="0083C3"/>
               <w:sz w:val="32"/>
               <w:szCs w:val="32"/>
               <w:lang w:val="en-US" w:eastAsia="zh-CN" w:bidi="ar-SA"/>
@@ -1204,7 +1055,7 @@
               <w:rFonts w:hint="default" w:ascii="Times New Roman" w:hAnsi="Times New Roman" w:eastAsia="微软雅黑" w:cs="微软雅黑"/>
               <w:b/>
               <w:bCs/>
-              <w:color w:val="62B541"/>
+              <w:color w:val="0083C3"/>
               <w:sz w:val="32"/>
               <w:szCs w:val="32"/>
               <w:lang w:val="en-US" w:eastAsia="zh-CN" w:bidi="ar-SA"/>
@@ -1223,7 +1074,7 @@
               <w:rFonts w:hint="default" w:ascii="Times New Roman" w:hAnsi="Times New Roman" w:eastAsia="微软雅黑" w:cs="微软雅黑"/>
               <w:b/>
               <w:bCs/>
-              <w:color w:val="62B541"/>
+              <w:color w:val="0083C3"/>
               <w:sz w:val="32"/>
               <w:szCs w:val="32"/>
               <w:lang w:val="en-US" w:eastAsia="zh-CN" w:bidi="ar-SA"/>
@@ -1235,7 +1086,7 @@
               <w:rFonts w:hint="default" w:ascii="Times New Roman" w:hAnsi="Times New Roman" w:eastAsia="微软雅黑" w:cs="微软雅黑"/>
               <w:b/>
               <w:bCs/>
-              <w:color w:val="62B541"/>
+              <w:color w:val="0083C3"/>
               <w:sz w:val="32"/>
               <w:szCs w:val="32"/>
               <w:lang w:val="en-US" w:eastAsia="zh-CN" w:bidi="ar-SA"/>
@@ -1248,7 +1099,7 @@
               <w:rFonts w:hint="default" w:ascii="Times New Roman" w:hAnsi="Times New Roman" w:eastAsia="微软雅黑" w:cs="微软雅黑"/>
               <w:b/>
               <w:bCs/>
-              <w:color w:val="62B541"/>
+              <w:color w:val="0083C3"/>
               <w:sz w:val="32"/>
               <w:szCs w:val="32"/>
               <w:lang w:val="en-US" w:eastAsia="zh-CN" w:bidi="ar-SA"/>
@@ -1261,7 +1112,7 @@
               <w:rFonts w:hint="default" w:ascii="Times New Roman" w:hAnsi="Times New Roman" w:eastAsia="微软雅黑" w:cs="微软雅黑"/>
               <w:b/>
               <w:bCs/>
-              <w:color w:val="62B541"/>
+              <w:color w:val="0083C3"/>
               <w:sz w:val="32"/>
               <w:szCs w:val="32"/>
               <w:lang w:val="en-US" w:eastAsia="zh-CN" w:bidi="ar-SA"/>
@@ -1274,7 +1125,7 @@
               <w:rFonts w:hint="default" w:ascii="Times New Roman" w:hAnsi="Times New Roman" w:eastAsia="微软雅黑" w:cs="微软雅黑"/>
               <w:b/>
               <w:bCs/>
-              <w:color w:val="62B541"/>
+              <w:color w:val="0083C3"/>
               <w:sz w:val="32"/>
               <w:szCs w:val="32"/>
               <w:lang w:val="en-US" w:eastAsia="zh-CN" w:bidi="ar-SA"/>
@@ -1287,7 +1138,7 @@
               <w:rFonts w:hint="default" w:ascii="Times New Roman" w:hAnsi="Times New Roman" w:eastAsia="微软雅黑" w:cs="微软雅黑"/>
               <w:b/>
               <w:bCs/>
-              <w:color w:val="62B541"/>
+              <w:color w:val="0083C3"/>
               <w:sz w:val="32"/>
               <w:szCs w:val="32"/>
               <w:lang w:val="en-US" w:eastAsia="zh-CN" w:bidi="ar-SA"/>
@@ -1300,7 +1151,7 @@
               <w:rFonts w:hint="default" w:ascii="Times New Roman" w:hAnsi="Times New Roman" w:eastAsia="微软雅黑" w:cs="微软雅黑"/>
               <w:b/>
               <w:bCs/>
-              <w:color w:val="62B541"/>
+              <w:color w:val="0083C3"/>
               <w:sz w:val="32"/>
               <w:szCs w:val="32"/>
               <w:lang w:val="en-US" w:eastAsia="zh-CN" w:bidi="ar-SA"/>
@@ -1313,7 +1164,7 @@
               <w:rFonts w:hint="default" w:ascii="Times New Roman" w:hAnsi="Times New Roman" w:eastAsia="微软雅黑" w:cs="微软雅黑"/>
               <w:b/>
               <w:bCs/>
-              <w:color w:val="62B541"/>
+              <w:color w:val="0083C3"/>
               <w:sz w:val="32"/>
               <w:szCs w:val="32"/>
               <w:lang w:val="en-US" w:eastAsia="zh-CN" w:bidi="ar-SA"/>
@@ -1326,7 +1177,7 @@
               <w:rFonts w:hint="default" w:ascii="Times New Roman" w:hAnsi="Times New Roman" w:eastAsia="微软雅黑" w:cs="微软雅黑"/>
               <w:b/>
               <w:bCs/>
-              <w:color w:val="62B541"/>
+              <w:color w:val="0083C3"/>
               <w:sz w:val="32"/>
               <w:szCs w:val="32"/>
               <w:lang w:val="en-US" w:eastAsia="zh-CN" w:bidi="ar-SA"/>
@@ -1339,7 +1190,7 @@
               <w:rFonts w:hint="default" w:ascii="Times New Roman" w:hAnsi="Times New Roman" w:eastAsia="微软雅黑" w:cs="微软雅黑"/>
               <w:b/>
               <w:bCs/>
-              <w:color w:val="62B541"/>
+              <w:color w:val="0083C3"/>
               <w:sz w:val="32"/>
               <w:szCs w:val="32"/>
               <w:lang w:val="en-US" w:eastAsia="zh-CN" w:bidi="ar-SA"/>
@@ -1352,7 +1203,7 @@
               <w:rFonts w:hint="default" w:ascii="Times New Roman" w:hAnsi="Times New Roman" w:eastAsia="微软雅黑" w:cs="微软雅黑"/>
               <w:b/>
               <w:bCs/>
-              <w:color w:val="62B541"/>
+              <w:color w:val="0083C3"/>
               <w:sz w:val="32"/>
               <w:szCs w:val="32"/>
               <w:lang w:val="en-US" w:eastAsia="zh-CN" w:bidi="ar-SA"/>
@@ -1365,7 +1216,7 @@
               <w:rFonts w:hint="default" w:ascii="Times New Roman" w:hAnsi="Times New Roman" w:eastAsia="微软雅黑" w:cs="微软雅黑"/>
               <w:b/>
               <w:bCs/>
-              <w:color w:val="62B541"/>
+              <w:color w:val="0083C3"/>
               <w:sz w:val="32"/>
               <w:szCs w:val="32"/>
               <w:lang w:val="en-US" w:eastAsia="zh-CN" w:bidi="ar-SA"/>
@@ -1384,7 +1235,7 @@
               <w:rFonts w:hint="default" w:ascii="Times New Roman" w:hAnsi="Times New Roman" w:eastAsia="微软雅黑" w:cs="微软雅黑"/>
               <w:b/>
               <w:bCs/>
-              <w:color w:val="62B541"/>
+              <w:color w:val="0083C3"/>
               <w:sz w:val="32"/>
               <w:szCs w:val="32"/>
               <w:lang w:val="en-US" w:eastAsia="zh-CN" w:bidi="ar-SA"/>
@@ -1396,7 +1247,7 @@
               <w:rFonts w:hint="default" w:ascii="Times New Roman" w:hAnsi="Times New Roman" w:eastAsia="微软雅黑" w:cs="微软雅黑"/>
               <w:b/>
               <w:bCs/>
-              <w:color w:val="62B541"/>
+              <w:color w:val="0083C3"/>
               <w:sz w:val="32"/>
               <w:szCs w:val="32"/>
               <w:lang w:val="en-US" w:eastAsia="zh-CN" w:bidi="ar-SA"/>
@@ -1409,7 +1260,7 @@
               <w:rFonts w:hint="default" w:ascii="Times New Roman" w:hAnsi="Times New Roman" w:eastAsia="微软雅黑" w:cs="微软雅黑"/>
               <w:b/>
               <w:bCs/>
-              <w:color w:val="62B541"/>
+              <w:color w:val="0083C3"/>
               <w:sz w:val="32"/>
               <w:szCs w:val="32"/>
               <w:lang w:val="en-US" w:eastAsia="zh-CN" w:bidi="ar-SA"/>
@@ -1422,7 +1273,7 @@
               <w:rFonts w:hint="default" w:ascii="Times New Roman" w:hAnsi="Times New Roman" w:eastAsia="微软雅黑" w:cs="微软雅黑"/>
               <w:b/>
               <w:bCs/>
-              <w:color w:val="62B541"/>
+              <w:color w:val="0083C3"/>
               <w:sz w:val="32"/>
               <w:szCs w:val="32"/>
               <w:lang w:val="en-US" w:eastAsia="zh-CN" w:bidi="ar-SA"/>
@@ -1435,7 +1286,7 @@
               <w:rFonts w:hint="default" w:ascii="Times New Roman" w:hAnsi="Times New Roman" w:eastAsia="微软雅黑" w:cs="微软雅黑"/>
               <w:b/>
               <w:bCs/>
-              <w:color w:val="62B541"/>
+              <w:color w:val="0083C3"/>
               <w:sz w:val="32"/>
               <w:szCs w:val="32"/>
               <w:lang w:val="en-US" w:eastAsia="zh-CN" w:bidi="ar-SA"/>
@@ -1448,7 +1299,7 @@
               <w:rFonts w:hint="default" w:ascii="Times New Roman" w:hAnsi="Times New Roman" w:eastAsia="微软雅黑" w:cs="微软雅黑"/>
               <w:b/>
               <w:bCs/>
-              <w:color w:val="62B541"/>
+              <w:color w:val="0083C3"/>
               <w:sz w:val="32"/>
               <w:szCs w:val="32"/>
               <w:lang w:val="en-US" w:eastAsia="zh-CN" w:bidi="ar-SA"/>
@@ -1461,7 +1312,7 @@
               <w:rFonts w:hint="default" w:ascii="Times New Roman" w:hAnsi="Times New Roman" w:eastAsia="微软雅黑" w:cs="微软雅黑"/>
               <w:b/>
               <w:bCs/>
-              <w:color w:val="62B541"/>
+              <w:color w:val="0083C3"/>
               <w:sz w:val="32"/>
               <w:szCs w:val="32"/>
               <w:lang w:val="en-US" w:eastAsia="zh-CN" w:bidi="ar-SA"/>
@@ -1474,7 +1325,7 @@
               <w:rFonts w:hint="default" w:ascii="Times New Roman" w:hAnsi="Times New Roman" w:eastAsia="微软雅黑" w:cs="微软雅黑"/>
               <w:b/>
               <w:bCs/>
-              <w:color w:val="62B541"/>
+              <w:color w:val="0083C3"/>
               <w:sz w:val="32"/>
               <w:szCs w:val="32"/>
               <w:lang w:val="en-US" w:eastAsia="zh-CN" w:bidi="ar-SA"/>
@@ -1487,7 +1338,7 @@
               <w:rFonts w:hint="default" w:ascii="Times New Roman" w:hAnsi="Times New Roman" w:eastAsia="微软雅黑" w:cs="微软雅黑"/>
               <w:b/>
               <w:bCs/>
-              <w:color w:val="62B541"/>
+              <w:color w:val="0083C3"/>
               <w:sz w:val="32"/>
               <w:szCs w:val="32"/>
               <w:lang w:val="en-US" w:eastAsia="zh-CN" w:bidi="ar-SA"/>
@@ -1500,7 +1351,7 @@
               <w:rFonts w:hint="default" w:ascii="Times New Roman" w:hAnsi="Times New Roman" w:eastAsia="微软雅黑" w:cs="微软雅黑"/>
               <w:b/>
               <w:bCs/>
-              <w:color w:val="62B541"/>
+              <w:color w:val="0083C3"/>
               <w:sz w:val="32"/>
               <w:szCs w:val="32"/>
               <w:lang w:val="en-US" w:eastAsia="zh-CN" w:bidi="ar-SA"/>
@@ -1513,7 +1364,7 @@
               <w:rFonts w:hint="default" w:ascii="Times New Roman" w:hAnsi="Times New Roman" w:eastAsia="微软雅黑" w:cs="微软雅黑"/>
               <w:b/>
               <w:bCs/>
-              <w:color w:val="62B541"/>
+              <w:color w:val="0083C3"/>
               <w:sz w:val="32"/>
               <w:szCs w:val="32"/>
               <w:lang w:val="en-US" w:eastAsia="zh-CN" w:bidi="ar-SA"/>
@@ -1526,7 +1377,7 @@
               <w:rFonts w:hint="default" w:ascii="Times New Roman" w:hAnsi="Times New Roman" w:eastAsia="微软雅黑" w:cs="微软雅黑"/>
               <w:b/>
               <w:bCs/>
-              <w:color w:val="62B541"/>
+              <w:color w:val="0083C3"/>
               <w:sz w:val="32"/>
               <w:szCs w:val="32"/>
               <w:lang w:val="en-US" w:eastAsia="zh-CN" w:bidi="ar-SA"/>
@@ -1596,14 +1447,14 @@
           </w14:shadow>
         </w:rPr>
       </w:pPr>
-      <w:bookmarkStart w:id="0" w:name="_Toc21009_WPSOffice_Level1"/>
-      <w:bookmarkStart w:id="1" w:name="_Toc13806"/>
-      <w:bookmarkStart w:id="2" w:name="_Toc24397"/>
-      <w:bookmarkStart w:id="3" w:name="_Toc30143_WPSOffice_Level1"/>
-      <w:bookmarkStart w:id="4" w:name="_Toc32054"/>
+      <w:bookmarkStart w:id="0" w:name="_Toc24397"/>
+      <w:bookmarkStart w:id="1" w:name="_Toc30143_WPSOffice_Level1"/>
+      <w:bookmarkStart w:id="2" w:name="_Toc21009_WPSOffice_Level1"/>
+      <w:bookmarkStart w:id="3" w:name="_Toc32054"/>
+      <w:bookmarkStart w:id="4" w:name="_Toc27500"/>
       <w:bookmarkStart w:id="5" w:name="_Toc24178_WPSOffice_Level1"/>
-      <w:bookmarkStart w:id="6" w:name="_Toc21669"/>
-      <w:bookmarkStart w:id="7" w:name="_Toc27500"/>
+      <w:bookmarkStart w:id="6" w:name="_Toc13806"/>
+      <w:bookmarkStart w:id="7" w:name="_Toc21669"/>
     </w:p>
     <w:p>
       <w:pPr>
@@ -1646,7 +1497,7 @@
         <w:jc w:val="left"/>
         <w:rPr>
           <w:rFonts w:hint="default" w:ascii="Times New Roman" w:hAnsi="Times New Roman" w:eastAsia="微软雅黑" w:cs="Times New Roman"/>
-          <w:color w:val="62B541"/>
+          <w:color w:val="0083C3"/>
           <w:sz w:val="32"/>
           <w14:shadow w14:blurRad="50800" w14:dist="38100" w14:dir="10800000" w14:sx="100000" w14:sy="100000" w14:kx="0" w14:ky="0" w14:algn="r">
             <w14:srgbClr w14:val="62B541">
@@ -1659,7 +1510,7 @@
       <w:r>
         <w:rPr>
           <w:rFonts w:hint="default" w:ascii="Times New Roman" w:hAnsi="Times New Roman" w:eastAsia="微软雅黑" w:cs="Times New Roman"/>
-          <w:color w:val="62B541"/>
+          <w:color w:val="0083C3"/>
           <w:sz w:val="32"/>
           <w14:shadow w14:blurRad="50800" w14:dist="38100" w14:dir="10800000" w14:sx="100000" w14:sy="100000" w14:kx="0" w14:ky="0" w14:algn="r">
             <w14:srgbClr w14:val="62B541">
@@ -1723,7 +1574,7 @@
           <w:tcPr>
             <w:tcW w:w="3629" w:type="dxa"/>
             <w:tcBorders>
-              <w:top w:val="single" w:color="62BC41" w:sz="24" w:space="0"/>
+              <w:top w:val="single" w:color="0083C3" w:sz="24" w:space="0"/>
               <w:tl2br w:val="nil"/>
               <w:tr2bl w:val="nil"/>
             </w:tcBorders>
@@ -1770,7 +1621,7 @@
           <w:tcPr>
             <w:tcW w:w="3323" w:type="dxa"/>
             <w:tcBorders>
-              <w:top w:val="single" w:color="62BC41" w:sz="24" w:space="0"/>
+              <w:top w:val="single" w:color="0083C3" w:sz="24" w:space="0"/>
               <w:tl2br w:val="nil"/>
               <w:tr2bl w:val="nil"/>
             </w:tcBorders>
@@ -1817,7 +1668,7 @@
           <w:tcPr>
             <w:tcW w:w="3316" w:type="dxa"/>
             <w:tcBorders>
-              <w:top w:val="single" w:color="62BC41" w:sz="24" w:space="0"/>
+              <w:top w:val="single" w:color="0083C3" w:sz="24" w:space="0"/>
               <w:tl2br w:val="nil"/>
               <w:tr2bl w:val="nil"/>
             </w:tcBorders>
@@ -2114,17 +1965,18 @@
                 <w:szCs w:val="21"/>
                 <w:lang w:eastAsia="zh-CN"/>
               </w:rPr>
-              <w:t>送检医生：</w:t>
+              <w:t>订单编号：</w:t>
             </w:r>
             <w:r>
               <w:rPr>
-                <w:rFonts w:hint="eastAsia" w:ascii="Times New Roman" w:hAnsi="Times New Roman" w:eastAsia="微软雅黑" w:cs="Times New Roman"/>
+                <w:rFonts w:hint="default" w:ascii="Times New Roman" w:hAnsi="Times New Roman" w:eastAsia="微软雅黑" w:cs="Times New Roman"/>
+                <w:bCs/>
                 <w:color w:val="000000"/>
                 <w:sz w:val="21"/>
                 <w:szCs w:val="21"/>
                 <w:lang w:eastAsia="zh-CN"/>
               </w:rPr>
-              <w:t>{{ doctorname }}</w:t>
+              <w:t>-</w:t>
             </w:r>
           </w:p>
         </w:tc>
@@ -2316,7 +2168,7 @@
                 <w:szCs w:val="21"/>
                 <w:lang w:eastAsia="zh-CN"/>
               </w:rPr>
-              <w:t>送检时间：</w:t>
+              <w:t>接收时间：</w:t>
             </w:r>
             <w:r>
               <w:rPr>
@@ -2327,7 +2179,7 @@
                 <w:szCs w:val="21"/>
                 <w:lang w:eastAsia="zh-CN"/>
               </w:rPr>
-              <w:t>{{ commission_date }}</w:t>
+              <w:t>{{ receiveddate }}</w:t>
             </w:r>
           </w:p>
         </w:tc>
@@ -2355,7 +2207,8 @@
         </w:trPr>
         <w:tc>
           <w:tcPr>
-            <w:tcW w:w="3629" w:type="dxa"/>
+            <w:tcW w:w="10268" w:type="dxa"/>
+            <w:gridSpan w:val="3"/>
             <w:tcBorders>
               <w:tl2br w:val="nil"/>
               <w:tr2bl w:val="nil"/>
@@ -2399,96 +2252,6 @@
             </w:r>
           </w:p>
         </w:tc>
-        <w:tc>
-          <w:tcPr>
-            <w:tcW w:w="3323" w:type="dxa"/>
-            <w:tcBorders>
-              <w:tl2br w:val="nil"/>
-              <w:tr2bl w:val="nil"/>
-            </w:tcBorders>
-            <w:shd w:val="clear" w:color="auto" w:fill="auto"/>
-            <w:vAlign w:val="center"/>
-          </w:tcPr>
-          <w:p>
-            <w:pPr>
-              <w:jc w:val="both"/>
-              <w:rPr>
-                <w:rFonts w:hint="default" w:ascii="Times New Roman" w:hAnsi="Times New Roman" w:eastAsia="微软雅黑" w:cs="Times New Roman"/>
-                <w:color w:val="000000"/>
-                <w:sz w:val="21"/>
-                <w:szCs w:val="21"/>
-                <w:lang w:eastAsia="zh-CN"/>
-              </w:rPr>
-            </w:pPr>
-            <w:r>
-              <w:rPr>
-                <w:rFonts w:hint="default" w:ascii="Times New Roman" w:hAnsi="Times New Roman" w:eastAsia="微软雅黑" w:cs="Times New Roman"/>
-                <w:color w:val="000000"/>
-                <w:sz w:val="21"/>
-                <w:szCs w:val="21"/>
-                <w:lang w:eastAsia="zh-CN"/>
-              </w:rPr>
-              <w:t>订单编号：</w:t>
-            </w:r>
-            <w:r>
-              <w:rPr>
-                <w:rFonts w:hint="default" w:ascii="Times New Roman" w:hAnsi="Times New Roman" w:eastAsia="微软雅黑" w:cs="Times New Roman"/>
-                <w:bCs/>
-                <w:color w:val="000000"/>
-                <w:sz w:val="21"/>
-                <w:szCs w:val="21"/>
-                <w:lang w:eastAsia="zh-CN"/>
-              </w:rPr>
-              <w:t>-</w:t>
-            </w:r>
-          </w:p>
-        </w:tc>
-        <w:tc>
-          <w:tcPr>
-            <w:tcW w:w="3316" w:type="dxa"/>
-            <w:tcBorders>
-              <w:tl2br w:val="nil"/>
-              <w:tr2bl w:val="nil"/>
-            </w:tcBorders>
-            <w:shd w:val="clear" w:color="auto" w:fill="auto"/>
-            <w:vAlign w:val="center"/>
-          </w:tcPr>
-          <w:p>
-            <w:pPr>
-              <w:jc w:val="both"/>
-              <w:rPr>
-                <w:rFonts w:hint="default" w:ascii="Times New Roman" w:hAnsi="Times New Roman" w:eastAsia="微软雅黑" w:cs="Times New Roman"/>
-                <w:bCs/>
-                <w:color w:val="000000"/>
-                <w:sz w:val="21"/>
-                <w:szCs w:val="21"/>
-                <w:lang w:eastAsia="zh-CN"/>
-              </w:rPr>
-            </w:pPr>
-            <w:r>
-              <w:rPr>
-                <w:rFonts w:hint="default" w:ascii="Times New Roman" w:hAnsi="Times New Roman" w:eastAsia="微软雅黑" w:cs="Times New Roman"/>
-                <w:bCs/>
-                <w:color w:val="000000"/>
-                <w:sz w:val="21"/>
-                <w:szCs w:val="21"/>
-                <w:lang w:eastAsia="zh-CN"/>
-              </w:rPr>
-              <w:t>接收时间：</w:t>
-            </w:r>
-            <w:r>
-              <w:rPr>
-                <w:rFonts w:hint="eastAsia" w:ascii="Times New Roman" w:hAnsi="Times New Roman" w:eastAsia="微软雅黑" w:cs="Times New Roman"/>
-                <w:bCs/>
-                <w:color w:val="000000"/>
-                <w:sz w:val="21"/>
-                <w:szCs w:val="21"/>
-                <w:lang w:eastAsia="zh-CN"/>
-              </w:rPr>
-              <w:t>{{ receiveddate }}</w:t>
-            </w:r>
-          </w:p>
-        </w:tc>
       </w:tr>
     </w:tbl>
     <w:p>
@@ -2523,7 +2286,7 @@
         <w:jc w:val="left"/>
         <w:rPr>
           <w:rFonts w:hint="default" w:ascii="Times New Roman" w:hAnsi="Times New Roman" w:eastAsia="微软雅黑" w:cs="Times New Roman"/>
-          <w:color w:val="62B541"/>
+          <w:color w:val="0083C3"/>
           <w:sz w:val="32"/>
           <w14:shadow w14:blurRad="50800" w14:dist="38100" w14:dir="10800000" w14:sx="100000" w14:sy="100000" w14:kx="0" w14:ky="0" w14:algn="r">
             <w14:srgbClr w14:val="62B541">
@@ -2536,7 +2299,7 @@
       <w:r>
         <w:rPr>
           <w:rFonts w:hint="default" w:ascii="Times New Roman" w:hAnsi="Times New Roman" w:eastAsia="微软雅黑" w:cs="Times New Roman"/>
-          <w:color w:val="62B541"/>
+          <w:color w:val="0083C3"/>
           <w:sz w:val="32"/>
           <w14:shadow w14:blurRad="50800" w14:dist="38100" w14:dir="10800000" w14:sx="100000" w14:sy="100000" w14:kx="0" w14:ky="0" w14:algn="r">
             <w14:srgbClr w14:val="62B541">
@@ -2549,7 +2312,7 @@
       <w:r>
         <w:rPr>
           <w:rFonts w:hint="eastAsia" w:ascii="Times New Roman" w:hAnsi="Times New Roman" w:eastAsia="微软雅黑" w:cs="Times New Roman"/>
-          <w:color w:val="62B541"/>
+          <w:color w:val="0083C3"/>
           <w:sz w:val="32"/>
           <w:lang w:val="en-US" w:eastAsia="zh-CN"/>
           <w14:shadow w14:blurRad="50800" w14:dist="38100" w14:dir="10800000" w14:sx="100000" w14:sy="100000" w14:kx="0" w14:ky="0" w14:algn="r">
@@ -2613,7 +2376,7 @@
           <w:tcPr>
             <w:tcW w:w="3574" w:type="dxa"/>
             <w:tcBorders>
-              <w:top w:val="single" w:color="62BC41" w:sz="24" w:space="0"/>
+              <w:top w:val="single" w:color="0083C3" w:sz="24" w:space="0"/>
               <w:tl2br w:val="nil"/>
               <w:tr2bl w:val="nil"/>
             </w:tcBorders>
@@ -2662,7 +2425,7 @@
           <w:tcPr>
             <w:tcW w:w="6639" w:type="dxa"/>
             <w:tcBorders>
-              <w:top w:val="single" w:color="62BC41" w:sz="24" w:space="0"/>
+              <w:top w:val="single" w:color="0083C3" w:sz="24" w:space="0"/>
               <w:tl2br w:val="nil"/>
               <w:tr2bl w:val="nil"/>
             </w:tcBorders>
@@ -3222,7 +2985,7 @@
         <w:jc w:val="left"/>
         <w:rPr>
           <w:rFonts w:hint="default" w:ascii="Times New Roman" w:hAnsi="Times New Roman" w:eastAsia="微软雅黑" w:cs="Times New Roman"/>
-          <w:color w:val="62B541"/>
+          <w:color w:val="0083C3"/>
           <w:sz w:val="32"/>
           <w14:shadow w14:blurRad="50800" w14:dist="38100" w14:dir="10800000" w14:sx="100000" w14:sy="100000" w14:kx="0" w14:ky="0" w14:algn="r">
             <w14:srgbClr w14:val="62B541">
@@ -3235,7 +2998,7 @@
       <w:r>
         <w:rPr>
           <w:rFonts w:hint="default" w:ascii="Times New Roman" w:hAnsi="Times New Roman" w:eastAsia="微软雅黑" w:cs="Times New Roman"/>
-          <w:color w:val="62B541"/>
+          <w:color w:val="0083C3"/>
           <w:sz w:val="32"/>
           <w14:shadow w14:blurRad="50800" w14:dist="38100" w14:dir="10800000" w14:sx="100000" w14:sy="100000" w14:kx="0" w14:ky="0" w14:algn="r">
             <w14:srgbClr w14:val="62B541">
@@ -3471,7 +3234,7 @@
         <w:jc w:val="left"/>
         <w:rPr>
           <w:rFonts w:hint="default" w:ascii="Times New Roman" w:hAnsi="Times New Roman" w:eastAsia="微软雅黑" w:cs="Times New Roman"/>
-          <w:color w:val="62B541"/>
+          <w:color w:val="0083C3"/>
           <w:sz w:val="32"/>
           <w14:shadow w14:blurRad="50800" w14:dist="38100" w14:dir="10800000" w14:sx="100000" w14:sy="100000" w14:kx="0" w14:ky="0" w14:algn="r">
             <w14:srgbClr w14:val="62B541">
@@ -3483,7 +3246,7 @@
       <w:r>
         <w:rPr>
           <w:rFonts w:hint="default" w:ascii="Times New Roman" w:hAnsi="Times New Roman" w:eastAsia="微软雅黑" w:cs="Times New Roman"/>
-          <w:color w:val="62B541"/>
+          <w:color w:val="0083C3"/>
           <w:sz w:val="32"/>
           <w14:shadow w14:blurRad="50800" w14:dist="38100" w14:dir="10800000" w14:sx="100000" w14:sy="100000" w14:kx="0" w14:ky="0" w14:algn="r">
             <w14:srgbClr w14:val="62B541">
@@ -3548,7 +3311,7 @@
           <w:tcPr>
             <w:tcW w:w="2353" w:type="dxa"/>
             <w:tcBorders>
-              <w:top w:val="single" w:color="62BC41" w:sz="24" w:space="0"/>
+              <w:top w:val="single" w:color="0083C3" w:sz="24" w:space="0"/>
               <w:tl2br w:val="nil"/>
               <w:tr2bl w:val="nil"/>
             </w:tcBorders>
@@ -3583,7 +3346,7 @@
           <w:tcPr>
             <w:tcW w:w="2274" w:type="dxa"/>
             <w:tcBorders>
-              <w:top w:val="single" w:color="62BC41" w:sz="24" w:space="0"/>
+              <w:top w:val="single" w:color="0083C3" w:sz="24" w:space="0"/>
               <w:tl2br w:val="nil"/>
               <w:tr2bl w:val="nil"/>
             </w:tcBorders>
@@ -3618,7 +3381,7 @@
           <w:tcPr>
             <w:tcW w:w="3720" w:type="dxa"/>
             <w:tcBorders>
-              <w:top w:val="single" w:color="62BC41" w:sz="24" w:space="0"/>
+              <w:top w:val="single" w:color="0083C3" w:sz="24" w:space="0"/>
               <w:tl2br w:val="nil"/>
               <w:tr2bl w:val="nil"/>
             </w:tcBorders>
@@ -3653,7 +3416,7 @@
           <w:tcPr>
             <w:tcW w:w="1895" w:type="dxa"/>
             <w:tcBorders>
-              <w:top w:val="single" w:color="62BC41" w:sz="24" w:space="0"/>
+              <w:top w:val="single" w:color="0083C3" w:sz="24" w:space="0"/>
               <w:tl2br w:val="nil"/>
               <w:tr2bl w:val="nil"/>
             </w:tcBorders>
@@ -4226,14 +3989,13 @@
           <w:szCs w:val="16"/>
         </w:rPr>
       </w:pPr>
-      <w:bookmarkStart w:id="12" w:name="_GoBack"/>
       <w:r>
         <w:rPr>
           <w:rFonts w:hint="eastAsia" w:eastAsia="微软雅黑"/>
           <w:lang w:eastAsia="zh-CN"/>
         </w:rPr>
         <w:drawing>
-          <wp:anchor distT="0" distB="0" distL="114300" distR="114300" simplePos="0" relativeHeight="251670528" behindDoc="0" locked="0" layoutInCell="1" allowOverlap="1">
+          <wp:anchor distT="0" distB="0" distL="114300" distR="114300" simplePos="0" relativeHeight="251666432" behindDoc="0" locked="0" layoutInCell="1" allowOverlap="1">
             <wp:simplePos x="0" y="0"/>
             <wp:positionH relativeFrom="column">
               <wp:posOffset>2780665</wp:posOffset>
@@ -4258,7 +4020,7 @@
                     </pic:cNvPicPr>
                   </pic:nvPicPr>
                   <pic:blipFill>
-                    <a:blip r:embed="rId12">
+                    <a:blip r:embed="rId11">
                       <a:clrChange>
                         <a:clrFrom>
                           <a:srgbClr val="FFFFFF">
@@ -4292,7 +4054,6 @@
           </wp:anchor>
         </w:drawing>
       </w:r>
-      <w:bookmarkEnd w:id="12"/>
     </w:p>
     <w:tbl>
       <w:tblPr>
@@ -4393,7 +4154,7 @@
               <mc:AlternateContent>
                 <mc:Choice Requires="wps">
                   <w:drawing>
-                    <wp:anchor distT="0" distB="0" distL="114300" distR="114300" simplePos="0" relativeHeight="251665408" behindDoc="0" locked="0" layoutInCell="1" allowOverlap="1">
+                    <wp:anchor distT="0" distB="0" distL="114300" distR="114300" simplePos="0" relativeHeight="251662336" behindDoc="0" locked="0" layoutInCell="1" allowOverlap="1">
                       <wp:simplePos x="0" y="0"/>
                       <wp:positionH relativeFrom="margin">
                         <wp:posOffset>-26670</wp:posOffset>
@@ -4402,7 +4163,7 @@
                         <wp:posOffset>240030</wp:posOffset>
                       </wp:positionV>
                       <wp:extent cx="5962650" cy="0"/>
-                      <wp:effectExtent l="0" t="9525" r="6350" b="15875"/>
+                      <wp:effectExtent l="0" t="9525" r="11430" b="13335"/>
                       <wp:wrapNone/>
                       <wp:docPr id="59" name="直接箭头连接符 59"/>
                       <wp:cNvGraphicFramePr/>
@@ -4420,7 +4181,7 @@
                               </a:prstGeom>
                               <a:ln w="19050" cap="flat" cmpd="sng">
                                 <a:solidFill>
-                                  <a:srgbClr val="AAE1EC"/>
+                                  <a:srgbClr val="0083C3"/>
                                 </a:solidFill>
                                 <a:prstDash val="solid"/>
                                 <a:headEnd type="none" w="med" len="med"/>
@@ -4437,9 +4198,9 @@
                 </mc:Choice>
                 <mc:Fallback>
                   <w:pict>
-                    <v:shape id="_x0000_s1026" o:spid="_x0000_s1026" o:spt="32" type="#_x0000_t32" style="position:absolute;left:0pt;margin-left:-2.1pt;margin-top:18.9pt;height:0pt;width:469.5pt;mso-position-horizontal-relative:margin;z-index:251665408;mso-width-relative:page;mso-height-relative:page;" filled="f" stroked="t" coordsize="21600,21600" o:gfxdata="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">
+                    <v:shape id="_x0000_s1026" o:spid="_x0000_s1026" o:spt="32" type="#_x0000_t32" style="position:absolute;left:0pt;margin-left:-2.1pt;margin-top:18.9pt;height:0pt;width:469.5pt;mso-position-horizontal-relative:margin;z-index:251662336;mso-width-relative:page;mso-height-relative:page;" filled="f" stroked="t" coordsize="21600,21600" o:gfxdata="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">
                       <v:fill on="f" focussize="0,0"/>
-                      <v:stroke weight="1.5pt" color="#AAE1EC" joinstyle="round"/>
+                      <v:stroke weight="1.5pt" color="#0083C3" joinstyle="round"/>
                       <v:imagedata o:title=""/>
                       <o:lock v:ext="edit" aspectratio="f"/>
                     </v:shape>
@@ -4644,7 +4405,7 @@
                 <w:rFonts w:hint="default" w:ascii="Times New Roman" w:hAnsi="Times New Roman" w:cs="Times New Roman"/>
               </w:rPr>
               <w:drawing>
-                <wp:anchor distT="0" distB="0" distL="0" distR="0" simplePos="0" relativeHeight="251671552" behindDoc="0" locked="0" layoutInCell="1" allowOverlap="1">
+                <wp:anchor distT="0" distB="0" distL="0" distR="0" simplePos="0" relativeHeight="251667456" behindDoc="0" locked="0" layoutInCell="1" allowOverlap="1">
                   <wp:simplePos x="0" y="0"/>
                   <wp:positionH relativeFrom="column">
                     <wp:posOffset>-1080770</wp:posOffset>
@@ -4669,7 +4430,7 @@
                           </pic:cNvPicPr>
                         </pic:nvPicPr>
                         <pic:blipFill>
-                          <a:blip r:embed="rId13">
+                          <a:blip r:embed="rId12">
                             <a:extLst>
                               <a:ext uri="{28A0092B-C50C-407E-A947-70E740481C1C}">
                                 <a14:useLocalDpi xmlns:a14="http://schemas.microsoft.com/office/drawing/2010/main" val="0"/>
@@ -4954,15 +4715,6 @@
           <w:bCs w:val="0"/>
         </w:rPr>
       </w:pPr>
-      <w:r>
-        <w:rPr>
-          <w:rFonts w:hint="eastAsia" w:ascii="Times New Roman" w:hAnsi="Times New Roman" w:eastAsia="微软雅黑" w:cs="Times New Roman"/>
-          <w:b w:val="0"/>
-          <w:bCs w:val="0"/>
-          <w:lang w:eastAsia="zh-CN"/>
-        </w:rPr>
-        <w:t>T.020-32038634</w:t>
-      </w:r>
     </w:p>
     <w:p>
       <w:pPr>
@@ -5147,7 +4899,7 @@
           <w:szCs w:val="24"/>
         </w:rPr>
         <w:drawing>
-          <wp:anchor distT="0" distB="0" distL="114935" distR="114935" simplePos="0" relativeHeight="251669504" behindDoc="0" locked="0" layoutInCell="1" allowOverlap="1">
+          <wp:anchor distT="0" distB="0" distL="114935" distR="114935" simplePos="0" relativeHeight="251665408" behindDoc="0" locked="0" layoutInCell="1" allowOverlap="1">
             <wp:simplePos x="0" y="0"/>
             <wp:positionH relativeFrom="column">
               <wp:posOffset>723900</wp:posOffset>
@@ -5172,7 +4924,7 @@
                     </pic:cNvPicPr>
                   </pic:nvPicPr>
                   <pic:blipFill>
-                    <a:blip r:embed="rId14"/>
+                    <a:blip r:embed="rId13"/>
                     <a:stretch>
                       <a:fillRect/>
                     </a:stretch>
@@ -5203,7 +4955,7 @@
           <w:szCs w:val="24"/>
         </w:rPr>
         <w:drawing>
-          <wp:anchor distT="0" distB="0" distL="114935" distR="114935" simplePos="0" relativeHeight="251668480" behindDoc="0" locked="0" layoutInCell="1" allowOverlap="1">
+          <wp:anchor distT="0" distB="0" distL="114935" distR="114935" simplePos="0" relativeHeight="251664384" behindDoc="0" locked="0" layoutInCell="1" allowOverlap="1">
             <wp:simplePos x="0" y="0"/>
             <wp:positionH relativeFrom="column">
               <wp:posOffset>30480</wp:posOffset>
@@ -5228,7 +4980,7 @@
                     </pic:cNvPicPr>
                   </pic:nvPicPr>
                   <pic:blipFill>
-                    <a:blip r:embed="rId15"/>
+                    <a:blip r:embed="rId14"/>
                     <a:stretch>
                       <a:fillRect/>
                     </a:stretch>
@@ -5338,18 +5090,19 @@
           <w:rFonts w:hint="eastAsia" w:ascii="微软雅黑" w:hAnsi="微软雅黑" w:eastAsia="微软雅黑" w:cs="微软雅黑"/>
           <w:b/>
           <w:bCs/>
-          <w:color w:val="61964C"/>
+          <w:color w:val="0083C3"/>
           <w:sz w:val="20"/>
           <w:szCs w:val="20"/>
           <w:lang w:eastAsia="zh-CN"/>
         </w:rPr>
       </w:pPr>
+      <w:bookmarkStart w:id="12" w:name="_GoBack"/>
       <w:r>
         <w:rPr>
           <w:rFonts w:hint="eastAsia" w:ascii="微软雅黑" w:hAnsi="微软雅黑" w:eastAsia="微软雅黑" w:cs="微软雅黑"/>
           <w:b/>
           <w:bCs/>
-          <w:color w:val="61964C"/>
+          <w:color w:val="0083C3"/>
           <w:sz w:val="20"/>
           <w:szCs w:val="20"/>
           <w:lang w:eastAsia="zh-CN"/>
@@ -5371,12 +5124,13 @@
           <w:rFonts w:ascii="Times New Roman" w:hAnsi="Times New Roman" w:eastAsia="等线"/>
           <w:b/>
           <w:bCs/>
-          <w:color w:val="61964C"/>
+          <w:color w:val="0083C3"/>
           <w:sz w:val="28"/>
           <w:szCs w:val="28"/>
         </w:rPr>
         <w:t>www.novogene.com</w:t>
       </w:r>
+      <w:bookmarkEnd w:id="12"/>
     </w:p>
     <w:p>
       <w:pPr>
@@ -5399,7 +5153,7 @@
           <w:lang w:eastAsia="zh-CN"/>
         </w:rPr>
         <w:drawing>
-          <wp:anchor distT="0" distB="0" distL="0" distR="0" simplePos="0" relativeHeight="251667456" behindDoc="1" locked="0" layoutInCell="1" allowOverlap="1">
+          <wp:anchor distT="0" distB="0" distL="0" distR="0" simplePos="0" relativeHeight="251663360" behindDoc="1" locked="0" layoutInCell="1" allowOverlap="1">
             <wp:simplePos x="0" y="0"/>
             <wp:positionH relativeFrom="column">
               <wp:posOffset>4900295</wp:posOffset>
@@ -5424,7 +5178,7 @@
                     </pic:cNvPicPr>
                   </pic:nvPicPr>
                   <pic:blipFill>
-                    <a:blip r:embed="rId16"/>
+                    <a:blip r:embed="rId15"/>
                     <a:srcRect/>
                     <a:stretch>
                       <a:fillRect/>
@@ -5783,7 +5537,7 @@
       <mc:AlternateContent>
         <mc:Choice Requires="wps">
           <w:drawing>
-            <wp:anchor distT="0" distB="0" distL="114300" distR="114300" simplePos="0" relativeHeight="251663360" behindDoc="0" locked="0" layoutInCell="1" allowOverlap="1">
+            <wp:anchor distT="0" distB="0" distL="114300" distR="114300" simplePos="0" relativeHeight="251660288" behindDoc="0" locked="0" layoutInCell="1" allowOverlap="1">
               <wp:simplePos x="0" y="0"/>
               <wp:positionH relativeFrom="margin">
                 <wp:align>center</wp:align>
@@ -5862,7 +5616,7 @@
         </mc:Choice>
         <mc:Fallback>
           <w:pict>
-            <v:shape id="_x0000_s1026" o:spid="_x0000_s1026" o:spt="202" type="#_x0000_t202" style="position:absolute;left:0pt;margin-top:0pt;height:144pt;width:144pt;mso-position-horizontal:center;mso-position-horizontal-relative:margin;mso-wrap-style:none;z-index:251663360;mso-width-relative:page;mso-height-relative:page;" filled="f" stroked="f" coordsize="21600,21600" o:gfxdata="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">
+            <v:shape id="_x0000_s1026" o:spid="_x0000_s1026" o:spt="202" type="#_x0000_t202" style="position:absolute;left:0pt;margin-top:0pt;height:144pt;width:144pt;mso-position-horizontal:center;mso-position-horizontal-relative:margin;mso-wrap-style:none;z-index:251660288;mso-width-relative:page;mso-height-relative:page;" filled="f" stroked="f" coordsize="21600,21600" o:gfxdata="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">
               <v:fill on="f" focussize="0,0"/>
               <v:stroke on="f" weight="0.5pt"/>
               <v:imagedata o:title=""/>
@@ -5914,7 +5668,7 @@
       <mc:AlternateContent>
         <mc:Choice Requires="wps">
           <w:drawing>
-            <wp:anchor distT="0" distB="0" distL="114300" distR="114300" simplePos="0" relativeHeight="251662336" behindDoc="0" locked="0" layoutInCell="1" allowOverlap="1">
+            <wp:anchor distT="0" distB="0" distL="114300" distR="114300" simplePos="0" relativeHeight="251659264" behindDoc="0" locked="0" layoutInCell="1" allowOverlap="1">
               <wp:simplePos x="0" y="0"/>
               <wp:positionH relativeFrom="column">
                 <wp:posOffset>-400685</wp:posOffset>
@@ -6106,7 +5860,7 @@
         </mc:Choice>
         <mc:Fallback>
           <w:pict>
-            <v:shape id="文本框 6" o:spid="_x0000_s1026" o:spt="202" type="#_x0000_t202" style="position:absolute;left:0pt;margin-left:-31.55pt;margin-top:100.45pt;height:29.35pt;width:463.35pt;z-index:251662336;mso-width-relative:page;mso-height-relative:page;" filled="f" stroked="f" coordsize="21600,21600" o:gfxdata="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">
+            <v:shape id="文本框 6" o:spid="_x0000_s1026" o:spt="202" type="#_x0000_t202" style="position:absolute;left:0pt;margin-left:-31.55pt;margin-top:100.45pt;height:29.35pt;width:463.35pt;z-index:251659264;mso-width-relative:page;mso-height-relative:page;" filled="f" stroked="f" coordsize="21600,21600" o:gfxdata="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">
               <v:fill on="f" focussize="0,0"/>
               <v:stroke on="f" weight="0.5pt"/>
               <v:imagedata o:title=""/>
@@ -6261,7 +6015,7 @@
       <mc:AlternateContent>
         <mc:Choice Requires="wps">
           <w:drawing>
-            <wp:anchor distT="0" distB="0" distL="114300" distR="114300" simplePos="0" relativeHeight="251664384" behindDoc="0" locked="0" layoutInCell="1" allowOverlap="1">
+            <wp:anchor distT="0" distB="0" distL="114300" distR="114300" simplePos="0" relativeHeight="251661312" behindDoc="0" locked="0" layoutInCell="1" allowOverlap="1">
               <wp:simplePos x="0" y="0"/>
               <wp:positionH relativeFrom="margin">
                 <wp:align>center</wp:align>
@@ -6355,7 +6109,7 @@
         </mc:Choice>
         <mc:Fallback>
           <w:pict>
-            <v:shape id="_x0000_s1026" o:spid="_x0000_s1026" o:spt="202" type="#_x0000_t202" style="position:absolute;left:0pt;margin-top:-8.8pt;height:144pt;width:144pt;mso-position-horizontal:center;mso-position-horizontal-relative:margin;mso-wrap-style:none;z-index:251664384;mso-width-relative:page;mso-height-relative:page;" filled="f" stroked="f" coordsize="21600,21600" o:gfxdata="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">
+            <v:shape id="_x0000_s1026" o:spid="_x0000_s1026" o:spt="202" type="#_x0000_t202" style="position:absolute;left:0pt;margin-top:-8.8pt;height:144pt;width:144pt;mso-position-horizontal:center;mso-position-horizontal-relative:margin;mso-wrap-style:none;z-index:251661312;mso-width-relative:page;mso-height-relative:page;" filled="f" stroked="f" coordsize="21600,21600" o:gfxdata="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">
               <v:fill on="f" focussize="0,0"/>
               <v:stroke on="f" weight="0.5pt"/>
               <v:imagedata o:title=""/>

--- a/WebContent/docx/EWSR1(22q12.2)基因断裂检测报告.docx
+++ b/WebContent/docx/EWSR1(22q12.2)基因断裂检测报告.docx
@@ -8,6 +8,481 @@
           <w:rFonts w:hint="default" w:ascii="Times New Roman" w:hAnsi="Times New Roman" w:eastAsia="微软雅黑" w:cs="Times New Roman"/>
           <w:sz w:val="20"/>
           <w:lang w:eastAsia="zh-CN"/>
+        </w:rPr>
+      </w:pPr>
+      <w:bookmarkStart w:id="12" w:name="_GoBack"/>
+      <w:r>
+        <w:rPr>
+          <w:rFonts w:hint="eastAsia" w:eastAsia="宋体"/>
+          <w:sz w:val="20"/>
+          <w:lang w:eastAsia="zh-CN"/>
+        </w:rPr>
+        <w:drawing>
+          <wp:anchor distT="0" distB="0" distL="114300" distR="114300" simplePos="0" relativeHeight="251668480" behindDoc="0" locked="0" layoutInCell="1" allowOverlap="1">
+            <wp:simplePos x="0" y="0"/>
+            <wp:positionH relativeFrom="column">
+              <wp:posOffset>-577850</wp:posOffset>
+            </wp:positionH>
+            <wp:positionV relativeFrom="paragraph">
+              <wp:posOffset>-727710</wp:posOffset>
+            </wp:positionV>
+            <wp:extent cx="7956550" cy="10721975"/>
+            <wp:effectExtent l="0" t="0" r="13970" b="6985"/>
+            <wp:wrapNone/>
+            <wp:docPr id="20" name="图片 20" descr="20250320-刘建峰-宣传册封面-06"/>
+            <wp:cNvGraphicFramePr>
+              <a:graphicFrameLocks xmlns:a="http://schemas.openxmlformats.org/drawingml/2006/main" noChangeAspect="1"/>
+            </wp:cNvGraphicFramePr>
+            <a:graphic xmlns:a="http://schemas.openxmlformats.org/drawingml/2006/main">
+              <a:graphicData uri="http://schemas.openxmlformats.org/drawingml/2006/picture">
+                <pic:pic xmlns:pic="http://schemas.openxmlformats.org/drawingml/2006/picture">
+                  <pic:nvPicPr>
+                    <pic:cNvPr id="20" name="图片 20" descr="20250320-刘建峰-宣传册封面-06"/>
+                    <pic:cNvPicPr>
+                      <a:picLocks noChangeAspect="1"/>
+                    </pic:cNvPicPr>
+                  </pic:nvPicPr>
+                  <pic:blipFill>
+                    <a:blip r:embed="rId11"/>
+                    <a:stretch>
+                      <a:fillRect/>
+                    </a:stretch>
+                  </pic:blipFill>
+                  <pic:spPr>
+                    <a:xfrm>
+                      <a:off x="0" y="0"/>
+                      <a:ext cx="7956550" cy="10721975"/>
+                    </a:xfrm>
+                    <a:prstGeom prst="rect">
+                      <a:avLst/>
+                    </a:prstGeom>
+                  </pic:spPr>
+                </pic:pic>
+              </a:graphicData>
+            </a:graphic>
+          </wp:anchor>
+        </w:drawing>
+      </w:r>
+      <w:bookmarkEnd w:id="12"/>
+      <w:r>
+        <w:rPr>
+          <w:sz w:val="22"/>
+        </w:rPr>
+        <mc:AlternateContent>
+          <mc:Choice Requires="wps">
+            <w:drawing>
+              <wp:anchor distT="0" distB="0" distL="114300" distR="114300" simplePos="0" relativeHeight="251670528" behindDoc="0" locked="0" layoutInCell="1" allowOverlap="1">
+                <wp:simplePos x="0" y="0"/>
+                <wp:positionH relativeFrom="column">
+                  <wp:posOffset>-109855</wp:posOffset>
+                </wp:positionH>
+                <wp:positionV relativeFrom="paragraph">
+                  <wp:posOffset>7871460</wp:posOffset>
+                </wp:positionV>
+                <wp:extent cx="4082415" cy="957580"/>
+                <wp:effectExtent l="0" t="0" r="0" b="0"/>
+                <wp:wrapNone/>
+                <wp:docPr id="30" name="文本框 30"/>
+                <wp:cNvGraphicFramePr/>
+                <a:graphic xmlns:a="http://schemas.openxmlformats.org/drawingml/2006/main">
+                  <a:graphicData uri="http://schemas.microsoft.com/office/word/2010/wordprocessingShape">
+                    <wps:wsp>
+                      <wps:cNvSpPr txBox="1"/>
+                      <wps:spPr>
+                        <a:xfrm>
+                          <a:off x="0" y="0"/>
+                          <a:ext cx="4082415" cy="957580"/>
+                        </a:xfrm>
+                        <a:prstGeom prst="rect">
+                          <a:avLst/>
+                        </a:prstGeom>
+                        <a:noFill/>
+                        <a:ln w="6350">
+                          <a:noFill/>
+                        </a:ln>
+                      </wps:spPr>
+                      <wps:style>
+                        <a:lnRef idx="0">
+                          <a:schemeClr val="accent1"/>
+                        </a:lnRef>
+                        <a:fillRef idx="0">
+                          <a:schemeClr val="accent1"/>
+                        </a:fillRef>
+                        <a:effectRef idx="0">
+                          <a:schemeClr val="accent1"/>
+                        </a:effectRef>
+                        <a:fontRef idx="minor">
+                          <a:schemeClr val="dk1"/>
+                        </a:fontRef>
+                      </wps:style>
+                      <wps:txbx>
+                        <w:txbxContent>
+                          <w:p>
+                            <w:pPr>
+                              <w:rPr>
+                                <w:rFonts w:ascii="Times New Roman" w:hAnsi="Times New Roman" w:eastAsia="等线" w:cs="宋体"/>
+                                <w:sz w:val="24"/>
+                                <w:szCs w:val="22"/>
+                                <w:lang w:val="en-US" w:eastAsia="zh-CN" w:bidi="ar-SA"/>
+                              </w:rPr>
+                            </w:pPr>
+                            <w:r>
+                              <w:rPr>
+                                <w:rFonts w:ascii="Times New Roman" w:hAnsi="Times New Roman" w:eastAsia="等线" w:cs="宋体"/>
+                                <w:sz w:val="24"/>
+                                <w:szCs w:val="22"/>
+                                <w:lang w:val="en-US" w:eastAsia="zh-CN" w:bidi="ar-SA"/>
+                              </w:rPr>
+                              <w:t>{{ summaryOfRresults.binary | ci(</w:t>
+                            </w:r>
+                            <w:r>
+                              <w:rPr>
+                                <w:rFonts w:hint="eastAsia" w:ascii="Times New Roman" w:hAnsi="Times New Roman" w:eastAsia="等线" w:cs="宋体"/>
+                                <w:sz w:val="24"/>
+                                <w:szCs w:val="22"/>
+                                <w:lang w:val="en-US" w:eastAsia="zh-CN" w:bidi="ar-SA"/>
+                              </w:rPr>
+                              <w:t>35.4</w:t>
+                            </w:r>
+                            <w:r>
+                              <w:rPr>
+                                <w:rFonts w:ascii="Times New Roman" w:hAnsi="Times New Roman" w:eastAsia="等线" w:cs="宋体"/>
+                                <w:sz w:val="24"/>
+                                <w:szCs w:val="22"/>
+                                <w:lang w:val="en-US" w:eastAsia="zh-CN" w:bidi="ar-SA"/>
+                              </w:rPr>
+                              <w:t>,</w:t>
+                            </w:r>
+                            <w:r>
+                              <w:rPr>
+                                <w:rFonts w:hint="eastAsia" w:ascii="Times New Roman" w:hAnsi="Times New Roman" w:eastAsia="等线" w:cs="宋体"/>
+                                <w:sz w:val="24"/>
+                                <w:szCs w:val="22"/>
+                                <w:lang w:val="en-US" w:eastAsia="zh-CN" w:bidi="ar-SA"/>
+                              </w:rPr>
+                              <w:t>35.4</w:t>
+                            </w:r>
+                            <w:r>
+                              <w:rPr>
+                                <w:rFonts w:ascii="Times New Roman" w:hAnsi="Times New Roman" w:eastAsia="等线" w:cs="宋体"/>
+                                <w:sz w:val="24"/>
+                                <w:szCs w:val="22"/>
+                                <w:lang w:val="en-US" w:eastAsia="zh-CN" w:bidi="ar-SA"/>
+                              </w:rPr>
+                              <w:t>) }}</w:t>
+                            </w:r>
+                          </w:p>
+                          <w:p>
+                            <w:pPr>
+                              <w:rPr>
+                                <w:rFonts w:hint="eastAsia" w:ascii="微软雅黑" w:hAnsi="微软雅黑" w:eastAsia="微软雅黑" w:cs="微软雅黑"/>
+                                <w:b/>
+                                <w:bCs/>
+                                <w:color w:val="0083C3"/>
+                                <w:sz w:val="20"/>
+                                <w:szCs w:val="20"/>
+                                <w:lang w:val="en-US" w:eastAsia="zh-CN" w:bidi="ar-SA"/>
+                              </w:rPr>
+                            </w:pPr>
+                            <w:r>
+                              <w:rPr>
+                                <w:rFonts w:hint="eastAsia" w:ascii="微软雅黑" w:hAnsi="微软雅黑" w:eastAsia="微软雅黑" w:cs="微软雅黑"/>
+                                <w:b/>
+                                <w:bCs/>
+                                <w:color w:val="0083C3"/>
+                                <w:sz w:val="20"/>
+                                <w:szCs w:val="20"/>
+                                <w:lang w:val="en-US" w:eastAsia="zh-CN" w:bidi="ar-SA"/>
+                              </w:rPr>
+                              <w:t>扫码认证</w:t>
+                            </w:r>
+                          </w:p>
+                          <w:p>
+                            <w:pPr>
+                              <w:widowControl/>
+                              <w:rPr>
+                                <w:rFonts w:hint="eastAsia" w:ascii="微软雅黑" w:hAnsi="微软雅黑" w:eastAsia="微软雅黑" w:cs="微软雅黑"/>
+                                <w:b/>
+                                <w:bCs/>
+                                <w:color w:val="0083C3"/>
+                                <w:sz w:val="20"/>
+                                <w:szCs w:val="20"/>
+                                <w:lang w:val="en-US" w:eastAsia="zh-CN" w:bidi="ar-SA"/>
+                              </w:rPr>
+                            </w:pPr>
+                            <w:r>
+                              <w:rPr>
+                                <w:rFonts w:hint="eastAsia" w:ascii="微软雅黑" w:hAnsi="微软雅黑" w:eastAsia="微软雅黑" w:cs="微软雅黑"/>
+                                <w:b/>
+                                <w:bCs/>
+                                <w:color w:val="0083C3"/>
+                                <w:sz w:val="20"/>
+                                <w:szCs w:val="20"/>
+                                <w:lang w:val="en-US" w:eastAsia="zh-CN" w:bidi="ar-SA"/>
+                              </w:rPr>
+                              <w:t>请受检者接收本报告后务必通过扫描防伪二维码确认报告真实性</w:t>
+                            </w:r>
+                          </w:p>
+                        </w:txbxContent>
+                      </wps:txbx>
+                      <wps:bodyPr rot="0" spcFirstLastPara="0" vertOverflow="overflow" horzOverflow="overflow" vert="horz" wrap="square" lIns="91440" tIns="45720" rIns="91440" bIns="45720" numCol="1" spcCol="0" rtlCol="0" fromWordArt="0" anchor="t" anchorCtr="0" forceAA="0" compatLnSpc="1">
+                        <a:noAutofit/>
+                      </wps:bodyPr>
+                    </wps:wsp>
+                  </a:graphicData>
+                </a:graphic>
+              </wp:anchor>
+            </w:drawing>
+          </mc:Choice>
+          <mc:Fallback>
+            <w:pict>
+              <v:shape id="_x0000_s1026" o:spid="_x0000_s1026" o:spt="202" type="#_x0000_t202" style="position:absolute;left:0pt;margin-left:-8.65pt;margin-top:619.8pt;height:75.4pt;width:321.45pt;z-index:251670528;mso-width-relative:page;mso-height-relative:page;" filled="f" stroked="f" coordsize="21600,21600" o:gfxdata="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">
+                <v:fill on="f" focussize="0,0"/>
+                <v:stroke on="f" weight="0.5pt"/>
+                <v:imagedata o:title=""/>
+                <o:lock v:ext="edit" aspectratio="f"/>
+                <v:textbox>
+                  <w:txbxContent>
+                    <w:p>
+                      <w:pPr>
+                        <w:rPr>
+                          <w:rFonts w:ascii="Times New Roman" w:hAnsi="Times New Roman" w:eastAsia="等线" w:cs="宋体"/>
+                          <w:sz w:val="24"/>
+                          <w:szCs w:val="22"/>
+                          <w:lang w:val="en-US" w:eastAsia="zh-CN" w:bidi="ar-SA"/>
+                        </w:rPr>
+                      </w:pPr>
+                      <w:r>
+                        <w:rPr>
+                          <w:rFonts w:ascii="Times New Roman" w:hAnsi="Times New Roman" w:eastAsia="等线" w:cs="宋体"/>
+                          <w:sz w:val="24"/>
+                          <w:szCs w:val="22"/>
+                          <w:lang w:val="en-US" w:eastAsia="zh-CN" w:bidi="ar-SA"/>
+                        </w:rPr>
+                        <w:t>{{ summaryOfRresults.binary | ci(</w:t>
+                      </w:r>
+                      <w:r>
+                        <w:rPr>
+                          <w:rFonts w:hint="eastAsia" w:ascii="Times New Roman" w:hAnsi="Times New Roman" w:eastAsia="等线" w:cs="宋体"/>
+                          <w:sz w:val="24"/>
+                          <w:szCs w:val="22"/>
+                          <w:lang w:val="en-US" w:eastAsia="zh-CN" w:bidi="ar-SA"/>
+                        </w:rPr>
+                        <w:t>35.4</w:t>
+                      </w:r>
+                      <w:r>
+                        <w:rPr>
+                          <w:rFonts w:ascii="Times New Roman" w:hAnsi="Times New Roman" w:eastAsia="等线" w:cs="宋体"/>
+                          <w:sz w:val="24"/>
+                          <w:szCs w:val="22"/>
+                          <w:lang w:val="en-US" w:eastAsia="zh-CN" w:bidi="ar-SA"/>
+                        </w:rPr>
+                        <w:t>,</w:t>
+                      </w:r>
+                      <w:r>
+                        <w:rPr>
+                          <w:rFonts w:hint="eastAsia" w:ascii="Times New Roman" w:hAnsi="Times New Roman" w:eastAsia="等线" w:cs="宋体"/>
+                          <w:sz w:val="24"/>
+                          <w:szCs w:val="22"/>
+                          <w:lang w:val="en-US" w:eastAsia="zh-CN" w:bidi="ar-SA"/>
+                        </w:rPr>
+                        <w:t>35.4</w:t>
+                      </w:r>
+                      <w:r>
+                        <w:rPr>
+                          <w:rFonts w:ascii="Times New Roman" w:hAnsi="Times New Roman" w:eastAsia="等线" w:cs="宋体"/>
+                          <w:sz w:val="24"/>
+                          <w:szCs w:val="22"/>
+                          <w:lang w:val="en-US" w:eastAsia="zh-CN" w:bidi="ar-SA"/>
+                        </w:rPr>
+                        <w:t>) }}</w:t>
+                      </w:r>
+                    </w:p>
+                    <w:p>
+                      <w:pPr>
+                        <w:rPr>
+                          <w:rFonts w:hint="eastAsia" w:ascii="微软雅黑" w:hAnsi="微软雅黑" w:eastAsia="微软雅黑" w:cs="微软雅黑"/>
+                          <w:b/>
+                          <w:bCs/>
+                          <w:color w:val="0083C3"/>
+                          <w:sz w:val="20"/>
+                          <w:szCs w:val="20"/>
+                          <w:lang w:val="en-US" w:eastAsia="zh-CN" w:bidi="ar-SA"/>
+                        </w:rPr>
+                      </w:pPr>
+                      <w:r>
+                        <w:rPr>
+                          <w:rFonts w:hint="eastAsia" w:ascii="微软雅黑" w:hAnsi="微软雅黑" w:eastAsia="微软雅黑" w:cs="微软雅黑"/>
+                          <w:b/>
+                          <w:bCs/>
+                          <w:color w:val="0083C3"/>
+                          <w:sz w:val="20"/>
+                          <w:szCs w:val="20"/>
+                          <w:lang w:val="en-US" w:eastAsia="zh-CN" w:bidi="ar-SA"/>
+                        </w:rPr>
+                        <w:t>扫码认证</w:t>
+                      </w:r>
+                    </w:p>
+                    <w:p>
+                      <w:pPr>
+                        <w:widowControl/>
+                        <w:rPr>
+                          <w:rFonts w:hint="eastAsia" w:ascii="微软雅黑" w:hAnsi="微软雅黑" w:eastAsia="微软雅黑" w:cs="微软雅黑"/>
+                          <w:b/>
+                          <w:bCs/>
+                          <w:color w:val="0083C3"/>
+                          <w:sz w:val="20"/>
+                          <w:szCs w:val="20"/>
+                          <w:lang w:val="en-US" w:eastAsia="zh-CN" w:bidi="ar-SA"/>
+                        </w:rPr>
+                      </w:pPr>
+                      <w:r>
+                        <w:rPr>
+                          <w:rFonts w:hint="eastAsia" w:ascii="微软雅黑" w:hAnsi="微软雅黑" w:eastAsia="微软雅黑" w:cs="微软雅黑"/>
+                          <w:b/>
+                          <w:bCs/>
+                          <w:color w:val="0083C3"/>
+                          <w:sz w:val="20"/>
+                          <w:szCs w:val="20"/>
+                          <w:lang w:val="en-US" w:eastAsia="zh-CN" w:bidi="ar-SA"/>
+                        </w:rPr>
+                        <w:t>请受检者接收本报告后务必通过扫描防伪二维码确认报告真实性</w:t>
+                      </w:r>
+                    </w:p>
+                  </w:txbxContent>
+                </v:textbox>
+              </v:shape>
+            </w:pict>
+          </mc:Fallback>
+        </mc:AlternateContent>
+      </w:r>
+    </w:p>
+    <w:p>
+      <w:pPr>
+        <w:rPr>
+          <w:rFonts w:hint="default" w:ascii="Times New Roman" w:hAnsi="Times New Roman" w:eastAsia="微软雅黑" w:cs="Times New Roman"/>
+          <w:sz w:val="20"/>
+          <w:lang w:eastAsia="zh-CN"/>
+        </w:rPr>
+      </w:pPr>
+    </w:p>
+    <w:p>
+      <w:pPr>
+        <w:rPr>
+          <w:rFonts w:hint="default" w:ascii="Times New Roman" w:hAnsi="Times New Roman" w:eastAsia="微软雅黑" w:cs="Times New Roman"/>
+          <w:sz w:val="20"/>
+          <w:lang w:eastAsia="zh-CN"/>
+        </w:rPr>
+      </w:pPr>
+    </w:p>
+    <w:p>
+      <w:pPr>
+        <w:rPr>
+          <w:rFonts w:hint="default" w:ascii="Times New Roman" w:hAnsi="Times New Roman" w:eastAsia="微软雅黑" w:cs="Times New Roman"/>
+          <w:sz w:val="20"/>
+          <w:lang w:eastAsia="zh-CN"/>
+        </w:rPr>
+      </w:pPr>
+    </w:p>
+    <w:p>
+      <w:pPr>
+        <w:rPr>
+          <w:rFonts w:hint="default" w:ascii="Times New Roman" w:hAnsi="Times New Roman" w:eastAsia="微软雅黑" w:cs="Times New Roman"/>
+          <w:sz w:val="20"/>
+          <w:lang w:eastAsia="zh-CN"/>
+        </w:rPr>
+      </w:pPr>
+    </w:p>
+    <w:p>
+      <w:pPr>
+        <w:rPr>
+          <w:rFonts w:hint="default" w:ascii="Times New Roman" w:hAnsi="Times New Roman" w:eastAsia="微软雅黑" w:cs="Times New Roman"/>
+        </w:rPr>
+      </w:pPr>
+    </w:p>
+    <w:p>
+      <w:pPr>
+        <w:rPr>
+          <w:rFonts w:hint="default" w:ascii="Times New Roman" w:hAnsi="Times New Roman" w:eastAsia="微软雅黑" w:cs="Times New Roman"/>
+        </w:rPr>
+      </w:pPr>
+    </w:p>
+    <w:p>
+      <w:pPr>
+        <w:rPr>
+          <w:rFonts w:hint="default" w:ascii="Times New Roman" w:hAnsi="Times New Roman" w:eastAsia="微软雅黑" w:cs="Times New Roman"/>
+        </w:rPr>
+      </w:pPr>
+    </w:p>
+    <w:p>
+      <w:pPr>
+        <w:rPr>
+          <w:rFonts w:hint="default" w:ascii="Times New Roman" w:hAnsi="Times New Roman" w:eastAsia="微软雅黑" w:cs="Times New Roman"/>
+        </w:rPr>
+      </w:pPr>
+    </w:p>
+    <w:p>
+      <w:pPr>
+        <w:rPr>
+          <w:rFonts w:hint="default" w:ascii="Times New Roman" w:hAnsi="Times New Roman" w:eastAsia="微软雅黑" w:cs="Times New Roman"/>
+        </w:rPr>
+      </w:pPr>
+    </w:p>
+    <w:p>
+      <w:pPr>
+        <w:rPr>
+          <w:rFonts w:hint="default" w:ascii="Times New Roman" w:hAnsi="Times New Roman" w:eastAsia="微软雅黑" w:cs="Times New Roman"/>
+          <w:lang w:eastAsia="zh-CN"/>
+        </w:rPr>
+      </w:pPr>
+    </w:p>
+    <w:p>
+      <w:pPr>
+        <w:rPr>
+          <w:rFonts w:hint="default" w:ascii="Times New Roman" w:hAnsi="Times New Roman" w:eastAsia="微软雅黑" w:cs="Times New Roman"/>
+        </w:rPr>
+      </w:pPr>
+    </w:p>
+    <w:p>
+      <w:pPr>
+        <w:rPr>
+          <w:rFonts w:hint="default" w:ascii="Times New Roman" w:hAnsi="Times New Roman" w:eastAsia="微软雅黑" w:cs="Times New Roman"/>
+        </w:rPr>
+      </w:pPr>
+    </w:p>
+    <w:p>
+      <w:pPr>
+        <w:rPr>
+          <w:rFonts w:hint="default" w:ascii="Times New Roman" w:hAnsi="Times New Roman" w:eastAsia="微软雅黑" w:cs="Times New Roman"/>
+        </w:rPr>
+      </w:pPr>
+    </w:p>
+    <w:p>
+      <w:pPr>
+        <w:rPr>
+          <w:rFonts w:hint="default" w:ascii="Times New Roman" w:hAnsi="Times New Roman" w:eastAsia="微软雅黑" w:cs="Times New Roman"/>
+        </w:rPr>
+      </w:pPr>
+    </w:p>
+    <w:p>
+      <w:pPr>
+        <w:rPr>
+          <w:rFonts w:hint="default" w:ascii="Times New Roman" w:hAnsi="Times New Roman" w:eastAsia="微软雅黑" w:cs="Times New Roman"/>
+        </w:rPr>
+      </w:pPr>
+    </w:p>
+    <w:p>
+      <w:pPr>
+        <w:rPr>
+          <w:rFonts w:hint="default" w:ascii="Times New Roman" w:hAnsi="Times New Roman" w:eastAsia="微软雅黑" w:cs="Times New Roman"/>
+        </w:rPr>
+      </w:pPr>
+    </w:p>
+    <w:p>
+      <w:pPr>
+        <w:jc w:val="center"/>
+        <w:rPr>
+          <w:rFonts w:hint="default" w:ascii="Times New Roman" w:hAnsi="Times New Roman" w:eastAsia="微软雅黑" w:cs="Times New Roman"/>
         </w:rPr>
       </w:pPr>
       <w:r>
@@ -20,10 +495,10 @@
               <wp:anchor distT="0" distB="0" distL="114300" distR="114300" simplePos="0" relativeHeight="251669504" behindDoc="0" locked="0" layoutInCell="1" allowOverlap="1">
                 <wp:simplePos x="0" y="0"/>
                 <wp:positionH relativeFrom="column">
-                  <wp:posOffset>-481965</wp:posOffset>
+                  <wp:posOffset>-464820</wp:posOffset>
                 </wp:positionH>
                 <wp:positionV relativeFrom="paragraph">
-                  <wp:posOffset>3582035</wp:posOffset>
+                  <wp:posOffset>721360</wp:posOffset>
                 </wp:positionV>
                 <wp:extent cx="6316980" cy="2331085"/>
                 <wp:effectExtent l="0" t="0" r="0" b="0"/>
@@ -162,7 +637,7 @@
           </mc:Choice>
           <mc:Fallback>
             <w:pict>
-              <v:shape id="_x0000_s1026" o:spid="_x0000_s1026" o:spt="202" type="#_x0000_t202" style="position:absolute;left:0pt;margin-left:-37.95pt;margin-top:282.05pt;height:183.55pt;width:497.4pt;z-index:251669504;v-text-anchor:middle;mso-width-relative:page;mso-height-relative:page;" filled="f" stroked="f" coordsize="21600,21600" o:gfxdata="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">
+              <v:shape id="_x0000_s1026" o:spid="_x0000_s1026" o:spt="202" type="#_x0000_t202" style="position:absolute;left:0pt;margin-left:-36.6pt;margin-top:56.8pt;height:183.55pt;width:497.4pt;z-index:251669504;v-text-anchor:middle;mso-width-relative:page;mso-height-relative:page;" filled="f" stroked="f" coordsize="21600,21600" o:gfxdata="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">
                 <v:fill on="f" focussize="0,0"/>
                 <v:stroke on="f" weight="0.5pt"/>
                 <v:imagedata o:title=""/>
@@ -262,58 +737,6 @@
           </mc:Fallback>
         </mc:AlternateContent>
       </w:r>
-      <w:r>
-        <w:rPr>
-          <w:rFonts w:hint="eastAsia" w:eastAsia="宋体"/>
-          <w:sz w:val="20"/>
-          <w:lang w:eastAsia="zh-CN"/>
-        </w:rPr>
-        <w:drawing>
-          <wp:anchor distT="0" distB="0" distL="114300" distR="114300" simplePos="0" relativeHeight="251668480" behindDoc="0" locked="0" layoutInCell="1" allowOverlap="1">
-            <wp:simplePos x="0" y="0"/>
-            <wp:positionH relativeFrom="column">
-              <wp:posOffset>-535305</wp:posOffset>
-            </wp:positionH>
-            <wp:positionV relativeFrom="paragraph">
-              <wp:posOffset>-515620</wp:posOffset>
-            </wp:positionV>
-            <wp:extent cx="7956550" cy="10721975"/>
-            <wp:effectExtent l="0" t="0" r="13970" b="6985"/>
-            <wp:wrapNone/>
-            <wp:docPr id="20" name="图片 20" descr="20250320-刘建峰-宣传册封面-06"/>
-            <wp:cNvGraphicFramePr>
-              <a:graphicFrameLocks xmlns:a="http://schemas.openxmlformats.org/drawingml/2006/main" noChangeAspect="1"/>
-            </wp:cNvGraphicFramePr>
-            <a:graphic xmlns:a="http://schemas.openxmlformats.org/drawingml/2006/main">
-              <a:graphicData uri="http://schemas.openxmlformats.org/drawingml/2006/picture">
-                <pic:pic xmlns:pic="http://schemas.openxmlformats.org/drawingml/2006/picture">
-                  <pic:nvPicPr>
-                    <pic:cNvPr id="20" name="图片 20" descr="20250320-刘建峰-宣传册封面-06"/>
-                    <pic:cNvPicPr>
-                      <a:picLocks noChangeAspect="1"/>
-                    </pic:cNvPicPr>
-                  </pic:nvPicPr>
-                  <pic:blipFill>
-                    <a:blip r:embed="rId10"/>
-                    <a:stretch>
-                      <a:fillRect/>
-                    </a:stretch>
-                  </pic:blipFill>
-                  <pic:spPr>
-                    <a:xfrm>
-                      <a:off x="0" y="0"/>
-                      <a:ext cx="7956550" cy="10721975"/>
-                    </a:xfrm>
-                    <a:prstGeom prst="rect">
-                      <a:avLst/>
-                    </a:prstGeom>
-                  </pic:spPr>
-                </pic:pic>
-              </a:graphicData>
-            </a:graphic>
-          </wp:anchor>
-        </w:drawing>
-      </w:r>
     </w:p>
     <w:p>
       <w:pPr>
@@ -322,137 +745,9 @@
           <w:sz w:val="20"/>
           <w:lang w:eastAsia="zh-CN"/>
         </w:rPr>
-      </w:pPr>
-    </w:p>
-    <w:p>
-      <w:pPr>
-        <w:rPr>
-          <w:rFonts w:hint="default" w:ascii="Times New Roman" w:hAnsi="Times New Roman" w:eastAsia="微软雅黑" w:cs="Times New Roman"/>
-          <w:sz w:val="20"/>
-          <w:lang w:eastAsia="zh-CN"/>
-        </w:rPr>
-      </w:pPr>
-    </w:p>
-    <w:p>
-      <w:pPr>
-        <w:rPr>
-          <w:rFonts w:hint="default" w:ascii="Times New Roman" w:hAnsi="Times New Roman" w:eastAsia="微软雅黑" w:cs="Times New Roman"/>
-          <w:sz w:val="20"/>
-          <w:lang w:eastAsia="zh-CN"/>
-        </w:rPr>
-      </w:pPr>
-    </w:p>
-    <w:p>
-      <w:pPr>
-        <w:rPr>
-          <w:rFonts w:hint="default" w:ascii="Times New Roman" w:hAnsi="Times New Roman" w:eastAsia="微软雅黑" w:cs="Times New Roman"/>
-          <w:sz w:val="20"/>
-          <w:lang w:eastAsia="zh-CN"/>
-        </w:rPr>
-      </w:pPr>
-    </w:p>
-    <w:p>
-      <w:pPr>
-        <w:rPr>
-          <w:rFonts w:hint="default" w:ascii="Times New Roman" w:hAnsi="Times New Roman" w:eastAsia="微软雅黑" w:cs="Times New Roman"/>
-        </w:rPr>
-      </w:pPr>
-    </w:p>
-    <w:p>
-      <w:pPr>
-        <w:rPr>
-          <w:rFonts w:hint="default" w:ascii="Times New Roman" w:hAnsi="Times New Roman" w:eastAsia="微软雅黑" w:cs="Times New Roman"/>
-        </w:rPr>
-      </w:pPr>
-    </w:p>
-    <w:p>
-      <w:pPr>
-        <w:rPr>
-          <w:rFonts w:hint="default" w:ascii="Times New Roman" w:hAnsi="Times New Roman" w:eastAsia="微软雅黑" w:cs="Times New Roman"/>
-        </w:rPr>
-      </w:pPr>
-    </w:p>
-    <w:p>
-      <w:pPr>
-        <w:rPr>
-          <w:rFonts w:hint="default" w:ascii="Times New Roman" w:hAnsi="Times New Roman" w:eastAsia="微软雅黑" w:cs="Times New Roman"/>
-        </w:rPr>
-      </w:pPr>
-    </w:p>
-    <w:p>
-      <w:pPr>
-        <w:rPr>
-          <w:rFonts w:hint="default" w:ascii="Times New Roman" w:hAnsi="Times New Roman" w:eastAsia="微软雅黑" w:cs="Times New Roman"/>
-        </w:rPr>
-      </w:pPr>
-    </w:p>
-    <w:p>
-      <w:pPr>
-        <w:rPr>
-          <w:rFonts w:hint="default" w:ascii="Times New Roman" w:hAnsi="Times New Roman" w:eastAsia="微软雅黑" w:cs="Times New Roman"/>
-          <w:lang w:eastAsia="zh-CN"/>
-        </w:rPr>
-      </w:pPr>
-    </w:p>
-    <w:p>
-      <w:pPr>
-        <w:rPr>
-          <w:rFonts w:hint="default" w:ascii="Times New Roman" w:hAnsi="Times New Roman" w:eastAsia="微软雅黑" w:cs="Times New Roman"/>
-        </w:rPr>
-      </w:pPr>
-    </w:p>
-    <w:p>
-      <w:pPr>
-        <w:rPr>
-          <w:rFonts w:hint="default" w:ascii="Times New Roman" w:hAnsi="Times New Roman" w:eastAsia="微软雅黑" w:cs="Times New Roman"/>
-        </w:rPr>
-      </w:pPr>
-    </w:p>
-    <w:p>
-      <w:pPr>
-        <w:rPr>
-          <w:rFonts w:hint="default" w:ascii="Times New Roman" w:hAnsi="Times New Roman" w:eastAsia="微软雅黑" w:cs="Times New Roman"/>
-        </w:rPr>
-      </w:pPr>
-    </w:p>
-    <w:p>
-      <w:pPr>
-        <w:rPr>
-          <w:rFonts w:hint="default" w:ascii="Times New Roman" w:hAnsi="Times New Roman" w:eastAsia="微软雅黑" w:cs="Times New Roman"/>
-        </w:rPr>
-      </w:pPr>
-    </w:p>
-    <w:p>
-      <w:pPr>
-        <w:rPr>
-          <w:rFonts w:hint="default" w:ascii="Times New Roman" w:hAnsi="Times New Roman" w:eastAsia="微软雅黑" w:cs="Times New Roman"/>
-        </w:rPr>
-      </w:pPr>
-    </w:p>
-    <w:p>
-      <w:pPr>
-        <w:rPr>
-          <w:rFonts w:hint="default" w:ascii="Times New Roman" w:hAnsi="Times New Roman" w:eastAsia="微软雅黑" w:cs="Times New Roman"/>
-        </w:rPr>
-      </w:pPr>
-    </w:p>
-    <w:p>
-      <w:pPr>
-        <w:jc w:val="center"/>
-        <w:rPr>
-          <w:rFonts w:hint="default" w:ascii="Times New Roman" w:hAnsi="Times New Roman" w:eastAsia="微软雅黑" w:cs="Times New Roman"/>
-        </w:rPr>
-      </w:pPr>
-    </w:p>
-    <w:p>
-      <w:pPr>
-        <w:rPr>
-          <w:rFonts w:hint="default" w:ascii="Times New Roman" w:hAnsi="Times New Roman" w:eastAsia="微软雅黑" w:cs="Times New Roman"/>
-          <w:sz w:val="20"/>
-          <w:lang w:eastAsia="zh-CN"/>
-        </w:rPr>
         <w:sectPr>
-          <w:footerReference r:id="rId3" w:type="default"/>
+          <w:headerReference r:id="rId3" w:type="default"/>
+          <w:footerReference r:id="rId4" w:type="default"/>
           <w:pgSz w:w="11905" w:h="16838"/>
           <w:pgMar w:top="850" w:right="850" w:bottom="850" w:left="850" w:header="850" w:footer="397" w:gutter="0"/>
           <w:pgBorders>
@@ -501,8 +796,8 @@
         <w:bidi w:val="0"/>
         <w:adjustRightInd/>
         <w:snapToGrid/>
-        <w:ind w:firstLine="960" w:firstLineChars="200"/>
-        <w:jc w:val="both"/>
+        <w:ind w:firstLine="0" w:firstLineChars="0"/>
+        <w:jc w:val="center"/>
         <w:textAlignment w:val="auto"/>
         <w:rPr>
           <w:rFonts w:hint="default" w:ascii="Times New Roman" w:hAnsi="Times New Roman" w:eastAsia="微软雅黑" w:cs="Times New Roman"/>
@@ -528,48 +823,6 @@
           <w:rFonts w:hint="default" w:ascii="Times New Roman" w:hAnsi="Times New Roman" w:eastAsia="微软雅黑" w:cs="Times New Roman"/>
           <w:b/>
           <w:color w:val="0083C3"/>
-          <w:sz w:val="48"/>
-          <w:szCs w:val="48"/>
-          <w:lang w:val="en-US" w:eastAsia="zh-CN"/>
-          <w14:glow w14:rad="0">
-            <w14:srgbClr w14:val="000000"/>
-          </w14:glow>
-          <w14:shadow w14:blurRad="38100" w14:dist="19050" w14:dir="2700000" w14:sx="100000" w14:sy="100000" w14:kx="0" w14:ky="0" w14:algn="tl">
-            <w14:schemeClr w14:val="dk1">
-              <w14:alpha w14:val="60000"/>
-            </w14:schemeClr>
-          </w14:shadow>
-          <w14:reflection w14:blurRad="0" w14:stA="0" w14:stPos="0" w14:endA="0" w14:endPos="0" w14:dist="0" w14:dir="0" w14:fadeDir="0" w14:sx="0" w14:sy="0" w14:kx="0" w14:ky="0" w14:algn="none"/>
-          <w14:props3d w14:extrusionH="0" w14:contourW="0" w14:prstMaterial="clear"/>
-        </w:rPr>
-        <w:t xml:space="preserve">   </w:t>
-      </w:r>
-      <w:r>
-        <w:rPr>
-          <w:rFonts w:hint="eastAsia" w:ascii="Times New Roman" w:hAnsi="Times New Roman" w:eastAsia="微软雅黑" w:cs="Times New Roman"/>
-          <w:b/>
-          <w:color w:val="0083C3"/>
-          <w:sz w:val="48"/>
-          <w:szCs w:val="48"/>
-          <w:lang w:val="en-US" w:eastAsia="zh-CN"/>
-          <w14:glow w14:rad="0">
-            <w14:srgbClr w14:val="000000"/>
-          </w14:glow>
-          <w14:shadow w14:blurRad="38100" w14:dist="19050" w14:dir="2700000" w14:sx="100000" w14:sy="100000" w14:kx="0" w14:ky="0" w14:algn="tl">
-            <w14:schemeClr w14:val="dk1">
-              <w14:alpha w14:val="60000"/>
-            </w14:schemeClr>
-          </w14:shadow>
-          <w14:reflection w14:blurRad="0" w14:stA="0" w14:stPos="0" w14:endA="0" w14:endPos="0" w14:dist="0" w14:dir="0" w14:fadeDir="0" w14:sx="0" w14:sy="0" w14:kx="0" w14:ky="0" w14:algn="none"/>
-          <w14:props3d w14:extrusionH="0" w14:contourW="0" w14:prstMaterial="clear"/>
-        </w:rPr>
-        <w:t xml:space="preserve">            </w:t>
-      </w:r>
-      <w:r>
-        <w:rPr>
-          <w:rFonts w:hint="default" w:ascii="Times New Roman" w:hAnsi="Times New Roman" w:eastAsia="微软雅黑" w:cs="Times New Roman"/>
-          <w:b/>
-          <w:color w:val="0083C3"/>
           <w:sz w:val="56"/>
           <w:szCs w:val="56"/>
           <w:lang w:val="en-US" w:eastAsia="zh-CN"/>
@@ -602,8 +855,8 @@
         <w:bidi w:val="0"/>
         <w:adjustRightInd/>
         <w:snapToGrid/>
-        <w:ind w:firstLine="1080" w:firstLineChars="300"/>
-        <w:jc w:val="both"/>
+        <w:ind w:firstLine="0" w:firstLineChars="0"/>
+        <w:jc w:val="center"/>
         <w:textAlignment w:val="auto"/>
         <w:rPr>
           <w:rFonts w:hint="default" w:ascii="Times New Roman" w:hAnsi="Times New Roman" w:eastAsia="微软雅黑" w:cs="Times New Roman"/>
@@ -621,7 +874,7 @@
           <w:szCs w:val="36"/>
           <w:lang w:val="en-US" w:eastAsia="zh-CN"/>
         </w:rPr>
-        <w:t xml:space="preserve">                   Content</w:t>
+        <w:t>Content</w:t>
       </w:r>
     </w:p>
     <w:p>
@@ -1447,14 +1700,14 @@
           </w14:shadow>
         </w:rPr>
       </w:pPr>
-      <w:bookmarkStart w:id="0" w:name="_Toc24397"/>
-      <w:bookmarkStart w:id="1" w:name="_Toc30143_WPSOffice_Level1"/>
+      <w:bookmarkStart w:id="0" w:name="_Toc21669"/>
+      <w:bookmarkStart w:id="1" w:name="_Toc24178_WPSOffice_Level1"/>
       <w:bookmarkStart w:id="2" w:name="_Toc21009_WPSOffice_Level1"/>
-      <w:bookmarkStart w:id="3" w:name="_Toc32054"/>
+      <w:bookmarkStart w:id="3" w:name="_Toc24397"/>
       <w:bookmarkStart w:id="4" w:name="_Toc27500"/>
-      <w:bookmarkStart w:id="5" w:name="_Toc24178_WPSOffice_Level1"/>
-      <w:bookmarkStart w:id="6" w:name="_Toc13806"/>
-      <w:bookmarkStart w:id="7" w:name="_Toc21669"/>
+      <w:bookmarkStart w:id="5" w:name="_Toc13806"/>
+      <w:bookmarkStart w:id="6" w:name="_Toc30143_WPSOffice_Level1"/>
+      <w:bookmarkStart w:id="7" w:name="_Toc32054"/>
     </w:p>
     <w:p>
       <w:pPr>
@@ -1469,8 +1722,8 @@
           </w14:shadow>
         </w:rPr>
         <w:sectPr>
-          <w:headerReference r:id="rId4" w:type="default"/>
-          <w:footerReference r:id="rId5" w:type="default"/>
+          <w:headerReference r:id="rId5" w:type="default"/>
+          <w:footerReference r:id="rId6" w:type="default"/>
           <w:pgSz w:w="11905" w:h="16838"/>
           <w:pgMar w:top="850" w:right="850" w:bottom="850" w:left="850" w:header="283" w:footer="397" w:gutter="0"/>
           <w:pgBorders>
@@ -4020,7 +4273,7 @@
                     </pic:cNvPicPr>
                   </pic:nvPicPr>
                   <pic:blipFill>
-                    <a:blip r:embed="rId11">
+                    <a:blip r:embed="rId12">
                       <a:clrChange>
                         <a:clrFrom>
                           <a:srgbClr val="FFFFFF">
@@ -4430,7 +4683,7 @@
                           </pic:cNvPicPr>
                         </pic:nvPicPr>
                         <pic:blipFill>
-                          <a:blip r:embed="rId12">
+                          <a:blip r:embed="rId13">
                             <a:extLst>
                               <a:ext uri="{28A0092B-C50C-407E-A947-70E740481C1C}">
                                 <a14:useLocalDpi xmlns:a14="http://schemas.microsoft.com/office/drawing/2010/main" val="0"/>
@@ -4517,7 +4770,7 @@
           <w:szCs w:val="16"/>
         </w:rPr>
         <w:sectPr>
-          <w:footerReference r:id="rId6" w:type="default"/>
+          <w:footerReference r:id="rId7" w:type="default"/>
           <w:pgSz w:w="11905" w:h="16838"/>
           <w:pgMar w:top="850" w:right="850" w:bottom="850" w:left="850" w:header="283" w:footer="397" w:gutter="0"/>
           <w:pgNumType w:fmt="decimal" w:start="1"/>
@@ -4888,7 +5141,7 @@
         <w:pStyle w:val="14"/>
         <w:widowControl/>
         <w:rPr>
-          <w:rFonts w:ascii="Times New Roman" w:hAnsi="Times New Roman" w:eastAsia="等线"/>
+          <w:rFonts w:hint="eastAsia" w:ascii="Times New Roman" w:hAnsi="Times New Roman" w:eastAsia="等线"/>
           <w:lang w:eastAsia="zh-CN"/>
         </w:rPr>
       </w:pPr>
@@ -4924,7 +5177,7 @@
                     </pic:cNvPicPr>
                   </pic:nvPicPr>
                   <pic:blipFill>
-                    <a:blip r:embed="rId13"/>
+                    <a:blip r:embed="rId14"/>
                     <a:stretch>
                       <a:fillRect/>
                     </a:stretch>
@@ -4980,7 +5233,7 @@
                     </pic:cNvPicPr>
                   </pic:nvPicPr>
                   <pic:blipFill>
-                    <a:blip r:embed="rId14"/>
+                    <a:blip r:embed="rId15"/>
                     <a:stretch>
                       <a:fillRect/>
                     </a:stretch>
@@ -5046,41 +5299,26 @@
         </w:rPr>
         <w:t xml:space="preserve"> </w:t>
       </w:r>
-      <w:r>
-        <w:rPr>
-          <w:rFonts w:ascii="Times New Roman" w:hAnsi="Times New Roman" w:eastAsia="等线"/>
-          <w:lang w:eastAsia="zh-CN"/>
-        </w:rPr>
-        <w:t>{{ summaryOfRresults.binary | ci(</w:t>
-      </w:r>
-      <w:r>
+    </w:p>
+    <w:p>
+      <w:pPr>
+        <w:pStyle w:val="14"/>
+        <w:widowControl/>
         <w:rPr>
           <w:rFonts w:hint="eastAsia" w:ascii="Times New Roman" w:hAnsi="Times New Roman" w:eastAsia="等线"/>
           <w:lang w:eastAsia="zh-CN"/>
         </w:rPr>
-        <w:t>35.4</w:t>
-      </w:r>
-      <w:r>
-        <w:rPr>
-          <w:rFonts w:ascii="Times New Roman" w:hAnsi="Times New Roman" w:eastAsia="等线"/>
-          <w:lang w:eastAsia="zh-CN"/>
-        </w:rPr>
-        <w:t>,</w:t>
-      </w:r>
-      <w:r>
+      </w:pPr>
+    </w:p>
+    <w:p>
+      <w:pPr>
+        <w:pStyle w:val="14"/>
+        <w:widowControl/>
         <w:rPr>
           <w:rFonts w:hint="eastAsia" w:ascii="Times New Roman" w:hAnsi="Times New Roman" w:eastAsia="等线"/>
           <w:lang w:eastAsia="zh-CN"/>
         </w:rPr>
-        <w:t>35.4</w:t>
-      </w:r>
-      <w:r>
-        <w:rPr>
-          <w:rFonts w:ascii="Times New Roman" w:hAnsi="Times New Roman" w:eastAsia="等线"/>
-          <w:lang w:eastAsia="zh-CN"/>
-        </w:rPr>
-        <w:t>) }}</w:t>
-      </w:r>
+      </w:pPr>
     </w:p>
     <w:p>
       <w:pPr>
@@ -5096,7 +5334,6 @@
           <w:lang w:eastAsia="zh-CN"/>
         </w:rPr>
       </w:pPr>
-      <w:bookmarkStart w:id="12" w:name="_GoBack"/>
       <w:r>
         <w:rPr>
           <w:rFonts w:hint="eastAsia" w:ascii="微软雅黑" w:hAnsi="微软雅黑" w:eastAsia="微软雅黑" w:cs="微软雅黑"/>
@@ -5107,7 +5344,7 @@
           <w:szCs w:val="20"/>
           <w:lang w:eastAsia="zh-CN"/>
         </w:rPr>
-        <w:t>诺禾医学   诺禾在线   扫码认证</w:t>
+        <w:t>诺禾医学   诺禾在线</w:t>
       </w:r>
     </w:p>
     <w:p>
@@ -5130,7 +5367,6 @@
         </w:rPr>
         <w:t>www.novogene.com</w:t>
       </w:r>
-      <w:bookmarkEnd w:id="12"/>
     </w:p>
     <w:p>
       <w:pPr>
@@ -5178,7 +5414,7 @@
                     </pic:cNvPicPr>
                   </pic:nvPicPr>
                   <pic:blipFill>
-                    <a:blip r:embed="rId15"/>
+                    <a:blip r:embed="rId16"/>
                     <a:srcRect/>
                     <a:stretch>
                       <a:fillRect/>
@@ -5512,8 +5748,8 @@
       </w:r>
     </w:p>
     <w:sectPr>
-      <w:headerReference r:id="rId7" w:type="default"/>
-      <w:footerReference r:id="rId8" w:type="default"/>
+      <w:headerReference r:id="rId8" w:type="default"/>
+      <w:footerReference r:id="rId9" w:type="default"/>
       <w:pgSz w:w="11906" w:h="16838"/>
       <w:pgMar w:top="850" w:right="850" w:bottom="850" w:left="850" w:header="851" w:footer="397" w:gutter="0"/>
       <w:pgNumType w:fmt="decimal"/>
@@ -6177,11 +6413,51 @@
   <w:p>
     <w:pPr>
       <w:pStyle w:val="10"/>
+    </w:pPr>
+    <w:r>
+      <w:rPr>
+        <w:sz w:val="18"/>
+      </w:rPr>
+      <w:pict>
+        <v:shape id="PowerPlusWaterMarkObject291817" o:spid="_x0000_s2049" o:spt="136" type="#_x0000_t136" style="position:absolute;left:0pt;height:48.3pt;width:166.5pt;mso-position-horizontal:center;mso-position-horizontal-relative:margin;mso-position-vertical:center;mso-position-vertical-relative:margin;rotation:-2949120f;z-index:-251654144;mso-width-relative:page;mso-height-relative:page;" fillcolor="#C0C0C0" filled="t" stroked="f" coordsize="21600,21600" adj="10800">
+          <v:path/>
+          <v:fill on="t" opacity="32768f" focussize="0,0"/>
+          <v:stroke on="f"/>
+          <v:imagedata o:title=""/>
+          <o:lock v:ext="edit" aspectratio="t"/>
+          <v:textpath on="t" fitshape="t" fitpath="t" trim="t" xscale="f" string="{{ client }}" style="font-family:微软雅黑;font-size:48pt;v-same-letter-heights:f;v-text-align:center;"/>
+        </v:shape>
+      </w:pict>
+    </w:r>
+  </w:p>
+</w:hdr>
+</file>
+
+<file path=word/header2.xml><?xml version="1.0" encoding="utf-8"?>
+<w:hdr xmlns:wpc="http://schemas.microsoft.com/office/word/2010/wordprocessingCanvas" xmlns:mc="http://schemas.openxmlformats.org/markup-compatibility/2006" xmlns:o="urn:schemas-microsoft-com:office:office" xmlns:r="http://schemas.openxmlformats.org/officeDocument/2006/relationships" xmlns:m="http://schemas.openxmlformats.org/officeDocument/2006/math" xmlns:v="urn:schemas-microsoft-com:vml" xmlns:wp14="http://schemas.microsoft.com/office/word/2010/wordprocessingDrawing" xmlns:wp="http://schemas.openxmlformats.org/drawingml/2006/wordprocessingDrawing" xmlns:w10="urn:schemas-microsoft-com:office:word" xmlns:w="http://schemas.openxmlformats.org/wordprocessingml/2006/main" xmlns:w14="http://schemas.microsoft.com/office/word/2010/wordml" xmlns:w15="http://schemas.microsoft.com/office/word/2012/wordml" xmlns:wpg="http://schemas.microsoft.com/office/word/2010/wordprocessingGroup" xmlns:wpi="http://schemas.microsoft.com/office/word/2010/wordprocessingInk" xmlns:wne="http://schemas.microsoft.com/office/word/2006/wordml" xmlns:wps="http://schemas.microsoft.com/office/word/2010/wordprocessingShape" xmlns:wpsCustomData="http://www.wps.cn/officeDocument/2013/wpsCustomData" mc:Ignorable="w14 w15 wp14">
+  <w:p>
+    <w:pPr>
+      <w:pStyle w:val="10"/>
       <w:jc w:val="right"/>
       <w:rPr>
         <w:lang w:eastAsia="zh-CN"/>
       </w:rPr>
     </w:pPr>
+    <w:r>
+      <w:rPr>
+        <w:sz w:val="18"/>
+      </w:rPr>
+      <w:pict>
+        <v:shape id="_x0000_s2050" o:spid="_x0000_s2050" o:spt="136" type="#_x0000_t136" style="position:absolute;left:0pt;height:48.3pt;width:166.5pt;mso-position-horizontal:center;mso-position-horizontal-relative:margin;mso-position-vertical:center;mso-position-vertical-relative:margin;rotation:-2949120f;z-index:-251653120;mso-width-relative:page;mso-height-relative:page;" fillcolor="#C0C0C0" filled="t" stroked="f" coordsize="21600,21600" adj="10800">
+          <v:path/>
+          <v:fill on="t" opacity="32768f" focussize="0,0"/>
+          <v:stroke on="f"/>
+          <v:imagedata o:title=""/>
+          <o:lock v:ext="edit" aspectratio="t"/>
+          <v:textpath on="t" fitshape="t" fitpath="t" trim="t" xscale="f" string="{{ client }}" style="font-family:微软雅黑;font-size:48pt;v-same-letter-heights:f;v-text-align:center;"/>
+        </v:shape>
+      </w:pict>
+    </w:r>
     <w:r>
       <w:rPr>
         <w:color w:val="7F7F7F"/>
@@ -6233,7 +6509,7 @@
 </w:hdr>
 </file>
 
-<file path=word/header2.xml><?xml version="1.0" encoding="utf-8"?>
+<file path=word/header3.xml><?xml version="1.0" encoding="utf-8"?>
 <w:hdr xmlns:wpc="http://schemas.microsoft.com/office/word/2010/wordprocessingCanvas" xmlns:mc="http://schemas.openxmlformats.org/markup-compatibility/2006" xmlns:o="urn:schemas-microsoft-com:office:office" xmlns:r="http://schemas.openxmlformats.org/officeDocument/2006/relationships" xmlns:m="http://schemas.openxmlformats.org/officeDocument/2006/math" xmlns:v="urn:schemas-microsoft-com:vml" xmlns:wp14="http://schemas.microsoft.com/office/word/2010/wordprocessingDrawing" xmlns:wp="http://schemas.openxmlformats.org/drawingml/2006/wordprocessingDrawing" xmlns:w10="urn:schemas-microsoft-com:office:word" xmlns:w="http://schemas.openxmlformats.org/wordprocessingml/2006/main" xmlns:w14="http://schemas.microsoft.com/office/word/2010/wordml" xmlns:w15="http://schemas.microsoft.com/office/word/2012/wordml" xmlns:wpg="http://schemas.microsoft.com/office/word/2010/wordprocessingGroup" xmlns:wpi="http://schemas.microsoft.com/office/word/2010/wordprocessingInk" xmlns:wne="http://schemas.microsoft.com/office/word/2006/wordml" xmlns:wps="http://schemas.microsoft.com/office/word/2010/wordprocessingShape" xmlns:wpsCustomData="http://www.wps.cn/officeDocument/2013/wpsCustomData" mc:Ignorable="w14 w15 wp14">
   <w:p>
     <w:pPr>
@@ -6243,6 +6519,21 @@
         <w:lang w:eastAsia="zh-CN"/>
       </w:rPr>
     </w:pPr>
+    <w:r>
+      <w:rPr>
+        <w:sz w:val="18"/>
+      </w:rPr>
+      <w:pict>
+        <v:shape id="_x0000_s2051" o:spid="_x0000_s2051" o:spt="136" type="#_x0000_t136" style="position:absolute;left:0pt;height:48.3pt;width:166.5pt;mso-position-horizontal:center;mso-position-horizontal-relative:margin;mso-position-vertical:center;mso-position-vertical-relative:margin;rotation:-2949120f;z-index:-251652096;mso-width-relative:page;mso-height-relative:page;" fillcolor="#C0C0C0" filled="t" stroked="f" coordsize="21600,21600" adj="10800">
+          <v:path/>
+          <v:fill on="t" opacity="32768f" focussize="0,0"/>
+          <v:stroke on="f"/>
+          <v:imagedata o:title=""/>
+          <o:lock v:ext="edit" aspectratio="t"/>
+          <v:textpath on="t" fitshape="t" fitpath="t" trim="t" xscale="f" string="{{ client }}" style="font-family:微软雅黑;font-size:48pt;v-same-letter-heights:f;v-text-align:center;"/>
+        </v:shape>
+      </w:pict>
+    </w:r>
   </w:p>
 </w:hdr>
 </file>
@@ -8244,7 +8535,10 @@
     <customSectPr/>
   </customSectProps>
   <customShpExts>
+    <customShpInfo spid="_x0000_s2049"/>
     <customShpInfo spid="_x0000_s1026" textRotate="1"/>
+    <customShpInfo spid="_x0000_s2050"/>
+    <customShpInfo spid="_x0000_s2051"/>
   </customShpExts>
 </s:customData>
 </file>

--- a/WebContent/docx/EWSR1(22q12.2)基因断裂检测报告.docx
+++ b/WebContent/docx/EWSR1(22q12.2)基因断裂检测报告.docx
@@ -10,7 +10,6 @@
           <w:lang w:eastAsia="zh-CN"/>
         </w:rPr>
       </w:pPr>
-      <w:bookmarkStart w:id="12" w:name="_GoBack"/>
       <w:r>
         <w:rPr>
           <w:rFonts w:hint="eastAsia" w:eastAsia="宋体"/>
@@ -18,7 +17,7 @@
           <w:lang w:eastAsia="zh-CN"/>
         </w:rPr>
         <w:drawing>
-          <wp:anchor distT="0" distB="0" distL="114300" distR="114300" simplePos="0" relativeHeight="251668480" behindDoc="0" locked="0" layoutInCell="1" allowOverlap="1">
+          <wp:anchor distT="0" distB="0" distL="114300" distR="114300" simplePos="0" relativeHeight="251666432" behindDoc="0" locked="0" layoutInCell="1" allowOverlap="1">
             <wp:simplePos x="0" y="0"/>
             <wp:positionH relativeFrom="column">
               <wp:posOffset>-577850</wp:posOffset>
@@ -63,7 +62,6 @@
           </wp:anchor>
         </w:drawing>
       </w:r>
-      <w:bookmarkEnd w:id="12"/>
       <w:r>
         <w:rPr>
           <w:sz w:val="22"/>
@@ -71,7 +69,7 @@
         <mc:AlternateContent>
           <mc:Choice Requires="wps">
             <w:drawing>
-              <wp:anchor distT="0" distB="0" distL="114300" distR="114300" simplePos="0" relativeHeight="251670528" behindDoc="0" locked="0" layoutInCell="1" allowOverlap="1">
+              <wp:anchor distT="0" distB="0" distL="114300" distR="114300" simplePos="0" relativeHeight="251668480" behindDoc="0" locked="0" layoutInCell="1" allowOverlap="1">
                 <wp:simplePos x="0" y="0"/>
                 <wp:positionH relativeFrom="column">
                   <wp:posOffset>-109855</wp:posOffset>
@@ -236,7 +234,7 @@
           </mc:Choice>
           <mc:Fallback>
             <w:pict>
-              <v:shape id="_x0000_s1026" o:spid="_x0000_s1026" o:spt="202" type="#_x0000_t202" style="position:absolute;left:0pt;margin-left:-8.65pt;margin-top:619.8pt;height:75.4pt;width:321.45pt;z-index:251670528;mso-width-relative:page;mso-height-relative:page;" filled="f" stroked="f" coordsize="21600,21600" o:gfxdata="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">
+              <v:shape id="_x0000_s1026" o:spid="_x0000_s1026" o:spt="202" type="#_x0000_t202" style="position:absolute;left:0pt;margin-left:-8.65pt;margin-top:619.8pt;height:75.4pt;width:321.45pt;z-index:251668480;mso-width-relative:page;mso-height-relative:page;" filled="f" stroked="f" coordsize="21600,21600" o:gfxdata="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">
                 <v:fill on="f" focussize="0,0"/>
                 <v:stroke on="f" weight="0.5pt"/>
                 <v:imagedata o:title=""/>
@@ -492,7 +490,7 @@
         <mc:AlternateContent>
           <mc:Choice Requires="wps">
             <w:drawing>
-              <wp:anchor distT="0" distB="0" distL="114300" distR="114300" simplePos="0" relativeHeight="251669504" behindDoc="0" locked="0" layoutInCell="1" allowOverlap="1">
+              <wp:anchor distT="0" distB="0" distL="114300" distR="114300" simplePos="0" relativeHeight="251667456" behindDoc="0" locked="0" layoutInCell="1" allowOverlap="1">
                 <wp:simplePos x="0" y="0"/>
                 <wp:positionH relativeFrom="column">
                   <wp:posOffset>-464820</wp:posOffset>
@@ -637,7 +635,7 @@
           </mc:Choice>
           <mc:Fallback>
             <w:pict>
-              <v:shape id="_x0000_s1026" o:spid="_x0000_s1026" o:spt="202" type="#_x0000_t202" style="position:absolute;left:0pt;margin-left:-36.6pt;margin-top:56.8pt;height:183.55pt;width:497.4pt;z-index:251669504;v-text-anchor:middle;mso-width-relative:page;mso-height-relative:page;" filled="f" stroked="f" coordsize="21600,21600" o:gfxdata="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">
+              <v:shape id="_x0000_s1026" o:spid="_x0000_s1026" o:spt="202" type="#_x0000_t202" style="position:absolute;left:0pt;margin-left:-36.6pt;margin-top:56.8pt;height:183.55pt;width:497.4pt;z-index:251667456;v-text-anchor:middle;mso-width-relative:page;mso-height-relative:page;" filled="f" stroked="f" coordsize="21600,21600" o:gfxdata="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">
                 <v:fill on="f" focussize="0,0"/>
                 <v:stroke on="f" weight="0.5pt"/>
                 <v:imagedata o:title=""/>
@@ -1700,13 +1698,13 @@
           </w14:shadow>
         </w:rPr>
       </w:pPr>
-      <w:bookmarkStart w:id="0" w:name="_Toc21669"/>
+      <w:bookmarkStart w:id="0" w:name="_Toc24397"/>
       <w:bookmarkStart w:id="1" w:name="_Toc24178_WPSOffice_Level1"/>
-      <w:bookmarkStart w:id="2" w:name="_Toc21009_WPSOffice_Level1"/>
-      <w:bookmarkStart w:id="3" w:name="_Toc24397"/>
-      <w:bookmarkStart w:id="4" w:name="_Toc27500"/>
-      <w:bookmarkStart w:id="5" w:name="_Toc13806"/>
-      <w:bookmarkStart w:id="6" w:name="_Toc30143_WPSOffice_Level1"/>
+      <w:bookmarkStart w:id="2" w:name="_Toc21669"/>
+      <w:bookmarkStart w:id="3" w:name="_Toc27500"/>
+      <w:bookmarkStart w:id="4" w:name="_Toc21009_WPSOffice_Level1"/>
+      <w:bookmarkStart w:id="5" w:name="_Toc30143_WPSOffice_Level1"/>
+      <w:bookmarkStart w:id="6" w:name="_Toc13806"/>
       <w:bookmarkStart w:id="7" w:name="_Toc32054"/>
     </w:p>
     <w:p>
@@ -2900,193 +2898,6 @@
               <w:rPr>
                 <w:rFonts w:hint="default" w:ascii="Times New Roman" w:hAnsi="Times New Roman" w:eastAsia="微软雅黑" w:cs="Times New Roman"/>
                 <w:b w:val="0"/>
-                <w:bCs/>
-                <w:sz w:val="21"/>
-                <w:szCs w:val="21"/>
-              </w:rPr>
-              <w:t>肿瘤细胞占比：</w:t>
-            </w:r>
-            <w:r>
-              <w:rPr>
-                <w:rFonts w:hint="eastAsia" w:ascii="Times New Roman" w:hAnsi="Times New Roman" w:eastAsia="微软雅黑" w:cs="Times New Roman"/>
-                <w:b w:val="0"/>
-                <w:bCs/>
-                <w:sz w:val="21"/>
-                <w:szCs w:val="21"/>
-              </w:rPr>
-              <w:t>{{</w:t>
-            </w:r>
-            <w:r>
-              <w:rPr>
-                <w:rFonts w:hint="default" w:ascii="Times New Roman" w:hAnsi="Times New Roman" w:eastAsia="微软雅黑" w:cs="Times New Roman"/>
-                <w:b w:val="0"/>
-                <w:bCs/>
-                <w:sz w:val="21"/>
-                <w:szCs w:val="21"/>
-              </w:rPr>
-              <w:t xml:space="preserve"> </w:t>
-            </w:r>
-            <w:r>
-              <w:rPr>
-                <w:rFonts w:hint="eastAsia" w:ascii="Times New Roman" w:hAnsi="Times New Roman" w:eastAsia="微软雅黑" w:cs="Times New Roman"/>
-                <w:b w:val="0"/>
-                <w:bCs/>
-                <w:sz w:val="21"/>
-                <w:szCs w:val="21"/>
-                <w:lang w:val="en-US" w:eastAsia="zh-CN"/>
-              </w:rPr>
-              <w:t>EWSR1Info</w:t>
-            </w:r>
-            <w:r>
-              <w:rPr>
-                <w:rFonts w:hint="eastAsia" w:ascii="Times New Roman" w:hAnsi="Times New Roman" w:eastAsia="微软雅黑" w:cs="Times New Roman"/>
-                <w:b w:val="0"/>
-                <w:bCs/>
-                <w:sz w:val="21"/>
-                <w:szCs w:val="21"/>
-              </w:rPr>
-              <w:t>.</w:t>
-            </w:r>
-            <w:r>
-              <w:rPr>
-                <w:rFonts w:hint="eastAsia" w:ascii="Times New Roman" w:hAnsi="Times New Roman" w:eastAsia="微软雅黑" w:cs="Times New Roman"/>
-                <w:b w:val="0"/>
-                <w:bCs/>
-                <w:sz w:val="21"/>
-                <w:szCs w:val="21"/>
-                <w:lang w:val="en-US" w:eastAsia="zh-CN"/>
-              </w:rPr>
-              <w:t>t</w:t>
-            </w:r>
-            <w:r>
-              <w:rPr>
-                <w:rFonts w:hint="eastAsia" w:ascii="Times New Roman" w:hAnsi="Times New Roman" w:eastAsia="微软雅黑" w:cs="Times New Roman"/>
-                <w:b w:val="0"/>
-                <w:bCs/>
-                <w:sz w:val="21"/>
-                <w:szCs w:val="21"/>
-              </w:rPr>
-              <w:t>umor</w:t>
-            </w:r>
-            <w:r>
-              <w:rPr>
-                <w:rFonts w:hint="eastAsia" w:ascii="Times New Roman" w:hAnsi="Times New Roman" w:eastAsia="微软雅黑" w:cs="Times New Roman"/>
-                <w:b w:val="0"/>
-                <w:bCs/>
-                <w:sz w:val="21"/>
-                <w:szCs w:val="21"/>
-                <w:lang w:val="en-US" w:eastAsia="zh-CN"/>
-              </w:rPr>
-              <w:t>C</w:t>
-            </w:r>
-            <w:r>
-              <w:rPr>
-                <w:rFonts w:hint="eastAsia" w:ascii="Times New Roman" w:hAnsi="Times New Roman" w:eastAsia="微软雅黑" w:cs="Times New Roman"/>
-                <w:b w:val="0"/>
-                <w:bCs/>
-                <w:sz w:val="21"/>
-                <w:szCs w:val="21"/>
-              </w:rPr>
-              <w:t>el</w:t>
-            </w:r>
-            <w:r>
-              <w:rPr>
-                <w:rFonts w:hint="eastAsia" w:ascii="Times New Roman" w:hAnsi="Times New Roman" w:eastAsia="微软雅黑" w:cs="Times New Roman"/>
-                <w:b w:val="0"/>
-                <w:bCs/>
-                <w:sz w:val="21"/>
-                <w:szCs w:val="21"/>
-                <w:lang w:val="en-US" w:eastAsia="zh-CN"/>
-              </w:rPr>
-              <w:t xml:space="preserve">lRatio </w:t>
-            </w:r>
-            <w:r>
-              <w:rPr>
-                <w:rFonts w:hint="eastAsia" w:ascii="Times New Roman" w:hAnsi="Times New Roman" w:eastAsia="微软雅黑" w:cs="Times New Roman"/>
-                <w:b w:val="0"/>
-                <w:bCs/>
-                <w:sz w:val="21"/>
-                <w:szCs w:val="21"/>
-              </w:rPr>
-              <w:t>}}</w:t>
-            </w:r>
-          </w:p>
-        </w:tc>
-      </w:tr>
-      <w:tr>
-        <w:tblPrEx>
-          <w:tblBorders>
-            <w:top w:val="single" w:color="5A9D46" w:sz="24" w:space="0"/>
-            <w:left w:val="none" w:color="auto" w:sz="0" w:space="0"/>
-            <w:bottom w:val="single" w:color="A4A4A4" w:sz="4" w:space="0"/>
-            <w:right w:val="none" w:color="auto" w:sz="0" w:space="0"/>
-            <w:insideH w:val="single" w:color="A4A4A4" w:sz="4" w:space="0"/>
-            <w:insideV w:val="single" w:color="A4A4A4" w:sz="4" w:space="0"/>
-          </w:tblBorders>
-          <w:tblCellMar>
-            <w:top w:w="0" w:type="dxa"/>
-            <w:left w:w="108" w:type="dxa"/>
-            <w:bottom w:w="0" w:type="dxa"/>
-            <w:right w:w="108" w:type="dxa"/>
-          </w:tblCellMar>
-        </w:tblPrEx>
-        <w:trPr>
-          <w:trHeight w:val="567" w:hRule="atLeast"/>
-          <w:jc w:val="center"/>
-        </w:trPr>
-        <w:tc>
-          <w:tcPr>
-            <w:tcW w:w="3574" w:type="dxa"/>
-            <w:vMerge w:val="continue"/>
-            <w:tcBorders>
-              <w:tl2br w:val="nil"/>
-              <w:tr2bl w:val="nil"/>
-            </w:tcBorders>
-            <w:shd w:val="clear" w:color="auto" w:fill="auto"/>
-            <w:vAlign w:val="center"/>
-          </w:tcPr>
-          <w:p>
-            <w:pPr>
-              <w:pStyle w:val="28"/>
-              <w:ind w:firstLine="0" w:firstLineChars="0"/>
-              <w:jc w:val="both"/>
-              <w:rPr>
-                <w:rFonts w:hint="default" w:ascii="Times New Roman" w:hAnsi="Times New Roman" w:eastAsia="微软雅黑" w:cs="Times New Roman"/>
-                <w:bCs/>
-                <w:color w:val="000000"/>
-                <w:sz w:val="21"/>
-                <w:szCs w:val="21"/>
-                <w:lang w:eastAsia="zh-CN"/>
-              </w:rPr>
-            </w:pPr>
-          </w:p>
-        </w:tc>
-        <w:tc>
-          <w:tcPr>
-            <w:tcW w:w="6639" w:type="dxa"/>
-            <w:tcBorders>
-              <w:tl2br w:val="nil"/>
-              <w:tr2bl w:val="nil"/>
-            </w:tcBorders>
-            <w:shd w:val="clear" w:color="auto" w:fill="auto"/>
-            <w:vAlign w:val="center"/>
-          </w:tcPr>
-          <w:p>
-            <w:pPr>
-              <w:jc w:val="both"/>
-              <w:rPr>
-                <w:rFonts w:hint="eastAsia" w:ascii="Times New Roman" w:hAnsi="Times New Roman" w:eastAsia="微软雅黑" w:cs="Times New Roman"/>
-                <w:bCs/>
-                <w:color w:val="000000"/>
-                <w:sz w:val="21"/>
-                <w:szCs w:val="21"/>
-                <w:lang w:val="en-US" w:eastAsia="zh-CN"/>
-              </w:rPr>
-            </w:pPr>
-            <w:r>
-              <w:rPr>
-                <w:rFonts w:hint="default" w:ascii="Times New Roman" w:hAnsi="Times New Roman" w:eastAsia="微软雅黑" w:cs="Times New Roman"/>
-                <w:b w:val="0"/>
                 <w:sz w:val="21"/>
                 <w:szCs w:val="21"/>
               </w:rPr>
@@ -3880,6 +3691,17 @@
             </w:pPr>
             <w:r>
               <w:rPr>
+                <w:rFonts w:hint="default" w:ascii="Times New Roman" w:hAnsi="Times New Roman" w:eastAsia="微软雅黑" w:cs="Times New Roman"/>
+                <w:color w:val="auto"/>
+                <w:kern w:val="0"/>
+                <w:sz w:val="21"/>
+                <w:szCs w:val="21"/>
+                <w:lang w:val="en-US" w:eastAsia="zh-CN" w:bidi="ar-SA"/>
+              </w:rPr>
+              <w:t xml:space="preserve">{% if </w:t>
+            </w:r>
+            <w:r>
+              <w:rPr>
                 <w:rFonts w:hint="eastAsia" w:ascii="Times New Roman" w:hAnsi="Times New Roman" w:eastAsia="微软雅黑" w:cs="Times New Roman"/>
                 <w:color w:val="auto"/>
                 <w:kern w:val="0"/>
@@ -3887,7 +3709,88 @@
                 <w:szCs w:val="21"/>
                 <w:lang w:val="en-US" w:eastAsia="zh-CN" w:bidi="ar-SA"/>
               </w:rPr>
-              <w:t>{{EWSR1Info.detection}}</w:t>
+              <w:t>EWSR1Info</w:t>
+            </w:r>
+            <w:r>
+              <w:rPr>
+                <w:rFonts w:hint="default" w:ascii="Times New Roman" w:hAnsi="Times New Roman" w:eastAsia="微软雅黑" w:cs="Times New Roman"/>
+                <w:color w:val="auto"/>
+                <w:kern w:val="0"/>
+                <w:sz w:val="21"/>
+                <w:szCs w:val="21"/>
+                <w:lang w:val="en-US" w:eastAsia="zh-CN" w:bidi="ar-SA"/>
+              </w:rPr>
+              <w:t>.detection == ‘</w:t>
+            </w:r>
+            <w:r>
+              <w:rPr>
+                <w:rFonts w:hint="eastAsia" w:ascii="Times New Roman" w:hAnsi="Times New Roman" w:eastAsia="微软雅黑" w:cs="Times New Roman"/>
+                <w:color w:val="auto"/>
+                <w:kern w:val="0"/>
+                <w:sz w:val="21"/>
+                <w:szCs w:val="21"/>
+                <w:lang w:val="en-US" w:eastAsia="zh-CN" w:bidi="ar-SA"/>
+              </w:rPr>
+              <w:t>阳性</w:t>
+            </w:r>
+            <w:r>
+              <w:rPr>
+                <w:rFonts w:hint="default" w:ascii="Times New Roman" w:hAnsi="Times New Roman" w:eastAsia="微软雅黑" w:cs="Times New Roman"/>
+                <w:color w:val="auto"/>
+                <w:kern w:val="0"/>
+                <w:sz w:val="21"/>
+                <w:szCs w:val="21"/>
+                <w:lang w:val="en-US" w:eastAsia="zh-CN" w:bidi="ar-SA"/>
+              </w:rPr>
+              <w:t>’%}</w:t>
+            </w:r>
+            <w:r>
+              <w:rPr>
+                <w:rFonts w:hint="eastAsia" w:ascii="微软雅黑" w:hAnsi="微软雅黑" w:eastAsia="微软雅黑" w:cs="微软雅黑"/>
+                <w:b w:val="0"/>
+                <w:bCs/>
+                <w:color w:val="FF0000"/>
+                <w:kern w:val="0"/>
+                <w:sz w:val="21"/>
+                <w:szCs w:val="21"/>
+                <w:lang w:val="en-US" w:eastAsia="zh-CN" w:bidi="ar"/>
+              </w:rPr>
+              <w:t>阳性</w:t>
+            </w:r>
+            <w:r>
+              <w:rPr>
+                <w:rFonts w:hint="default" w:ascii="Times New Roman" w:hAnsi="Times New Roman" w:eastAsia="微软雅黑" w:cs="Times New Roman"/>
+                <w:color w:val="auto"/>
+                <w:kern w:val="0"/>
+                <w:sz w:val="21"/>
+                <w:szCs w:val="21"/>
+                <w:lang w:val="en-US" w:eastAsia="zh-CN" w:bidi="ar-SA"/>
+              </w:rPr>
+              <w:t>{% else %}</w:t>
+            </w:r>
+            <w:r>
+              <w:rPr>
+                <w:rFonts w:hint="eastAsia" w:ascii="微软雅黑" w:hAnsi="微软雅黑" w:eastAsia="微软雅黑" w:cs="微软雅黑"/>
+                <w:b w:val="0"/>
+                <w:bCs/>
+                <w:color w:val="00B050"/>
+                <w:kern w:val="0"/>
+                <w:sz w:val="21"/>
+                <w:szCs w:val="21"/>
+                <w:lang w:val="en-US" w:eastAsia="zh-CN" w:bidi="ar"/>
+              </w:rPr>
+              <w:t>阴性</w:t>
+            </w:r>
+            <w:r>
+              <w:rPr>
+                <w:rFonts w:hint="default" w:ascii="Times New Roman" w:hAnsi="Times New Roman" w:eastAsia="微软雅黑" w:cs="Times New Roman"/>
+                <w:color w:val="auto"/>
+                <w:kern w:val="0"/>
+                <w:sz w:val="21"/>
+                <w:szCs w:val="21"/>
+                <w:lang w:val="en-US" w:eastAsia="zh-CN" w:bidi="ar-SA"/>
+              </w:rPr>
+              <w:t>{% endif %}</w:t>
             </w:r>
           </w:p>
         </w:tc>
@@ -4232,7 +4135,7 @@
     </w:p>
     <w:p>
       <w:pPr>
-        <w:ind w:firstLine="660" w:firstLineChars="300"/>
+        <w:ind w:firstLine="480" w:firstLineChars="300"/>
         <w:jc w:val="left"/>
         <w:rPr>
           <w:rFonts w:hint="default" w:ascii="Times New Roman" w:hAnsi="Times New Roman" w:eastAsia="微软雅黑" w:cs="Times New Roman"/>
@@ -4242,71 +4145,6 @@
           <w:szCs w:val="16"/>
         </w:rPr>
       </w:pPr>
-      <w:r>
-        <w:rPr>
-          <w:rFonts w:hint="eastAsia" w:eastAsia="微软雅黑"/>
-          <w:lang w:eastAsia="zh-CN"/>
-        </w:rPr>
-        <w:drawing>
-          <wp:anchor distT="0" distB="0" distL="114300" distR="114300" simplePos="0" relativeHeight="251666432" behindDoc="0" locked="0" layoutInCell="1" allowOverlap="1">
-            <wp:simplePos x="0" y="0"/>
-            <wp:positionH relativeFrom="column">
-              <wp:posOffset>2780665</wp:posOffset>
-            </wp:positionH>
-            <wp:positionV relativeFrom="paragraph">
-              <wp:posOffset>99695</wp:posOffset>
-            </wp:positionV>
-            <wp:extent cx="495935" cy="280670"/>
-            <wp:effectExtent l="0" t="0" r="0" b="9525"/>
-            <wp:wrapNone/>
-            <wp:docPr id="7" name="图片 7" descr="王建丽"/>
-            <wp:cNvGraphicFramePr>
-              <a:graphicFrameLocks xmlns:a="http://schemas.openxmlformats.org/drawingml/2006/main" noChangeAspect="1"/>
-            </wp:cNvGraphicFramePr>
-            <a:graphic xmlns:a="http://schemas.openxmlformats.org/drawingml/2006/main">
-              <a:graphicData uri="http://schemas.openxmlformats.org/drawingml/2006/picture">
-                <pic:pic xmlns:pic="http://schemas.openxmlformats.org/drawingml/2006/picture">
-                  <pic:nvPicPr>
-                    <pic:cNvPr id="7" name="图片 7" descr="王建丽"/>
-                    <pic:cNvPicPr>
-                      <a:picLocks noChangeAspect="1"/>
-                    </pic:cNvPicPr>
-                  </pic:nvPicPr>
-                  <pic:blipFill>
-                    <a:blip r:embed="rId12">
-                      <a:clrChange>
-                        <a:clrFrom>
-                          <a:srgbClr val="FFFFFF">
-                            <a:alpha val="100000"/>
-                          </a:srgbClr>
-                        </a:clrFrom>
-                        <a:clrTo>
-                          <a:srgbClr val="FFFFFF">
-                            <a:alpha val="100000"/>
-                            <a:alpha val="0"/>
-                          </a:srgbClr>
-                        </a:clrTo>
-                      </a:clrChange>
-                    </a:blip>
-                    <a:stretch>
-                      <a:fillRect/>
-                    </a:stretch>
-                  </pic:blipFill>
-                  <pic:spPr>
-                    <a:xfrm>
-                      <a:off x="0" y="0"/>
-                      <a:ext cx="495935" cy="280670"/>
-                    </a:xfrm>
-                    <a:prstGeom prst="rect">
-                      <a:avLst/>
-                    </a:prstGeom>
-                  </pic:spPr>
-                </pic:pic>
-              </a:graphicData>
-            </a:graphic>
-          </wp:anchor>
-        </w:drawing>
-      </w:r>
     </w:p>
     <w:tbl>
       <w:tblPr>
@@ -4338,8 +4176,7 @@
         <w:gridCol w:w="920"/>
         <w:gridCol w:w="2494"/>
         <w:gridCol w:w="1186"/>
-        <w:gridCol w:w="1560"/>
-        <w:gridCol w:w="371"/>
+        <w:gridCol w:w="1931"/>
       </w:tblGrid>
       <w:tr>
         <w:tblPrEx>
@@ -4581,6 +4418,48 @@
                 <w:szCs w:val="18"/>
               </w:rPr>
             </w:pPr>
+            <w:r>
+              <w:rPr>
+                <w:rFonts w:hint="default" w:ascii="Times New Roman" w:hAnsi="Times New Roman" w:cs="Times New Roman"/>
+                <w:sz w:val="16"/>
+                <w:szCs w:val="16"/>
+              </w:rPr>
+              <w:t>{{"ty_tianjin2"|sign(</w:t>
+            </w:r>
+            <w:r>
+              <w:rPr>
+                <w:rFonts w:hint="eastAsia" w:ascii="Times New Roman" w:hAnsi="Times New Roman" w:cs="Times New Roman"/>
+                <w:sz w:val="16"/>
+                <w:szCs w:val="16"/>
+                <w:lang w:val="en-US" w:eastAsia="zh-CN"/>
+              </w:rPr>
+              <w:t>39</w:t>
+            </w:r>
+            <w:r>
+              <w:rPr>
+                <w:rFonts w:hint="default" w:ascii="Times New Roman" w:hAnsi="Times New Roman" w:cs="Times New Roman"/>
+                <w:sz w:val="16"/>
+                <w:szCs w:val="16"/>
+              </w:rPr>
+              <w:t>,</w:t>
+            </w:r>
+            <w:r>
+              <w:rPr>
+                <w:rFonts w:hint="eastAsia" w:ascii="Times New Roman" w:hAnsi="Times New Roman" w:cs="Times New Roman"/>
+                <w:sz w:val="16"/>
+                <w:szCs w:val="16"/>
+                <w:lang w:val="en-US" w:eastAsia="zh-CN"/>
+              </w:rPr>
+              <w:t>22</w:t>
+            </w:r>
+            <w:r>
+              <w:rPr>
+                <w:rFonts w:hint="default" w:ascii="Times New Roman" w:hAnsi="Times New Roman" w:cs="Times New Roman"/>
+                <w:sz w:val="16"/>
+                <w:szCs w:val="16"/>
+              </w:rPr>
+              <w:t>)}}</w:t>
+            </w:r>
           </w:p>
         </w:tc>
         <w:tc>
@@ -4614,17 +4493,15 @@
         </w:tc>
         <w:tc>
           <w:tcPr>
-            <w:tcW w:w="1560" w:type="dxa"/>
+            <w:tcW w:w="1931" w:type="dxa"/>
             <w:shd w:val="clear" w:color="auto" w:fill="FFFFFF"/>
             <w:vAlign w:val="center"/>
           </w:tcPr>
           <w:p>
             <w:pPr>
-              <w:jc w:val="center"/>
-              <w:rPr>
-                <w:rFonts w:hint="default" w:ascii="Times New Roman" w:hAnsi="Times New Roman" w:eastAsia="微软雅黑" w:cs="Times New Roman"/>
-                <w:kern w:val="0"/>
-                <w:lang w:val="en-US" w:eastAsia="zh-CN"/>
+              <w:jc w:val="both"/>
+              <w:rPr>
+                <w:rFonts w:hint="default" w:ascii="Times New Roman" w:hAnsi="Times New Roman" w:cs="Times New Roman"/>
               </w:rPr>
             </w:pPr>
             <w:r>
@@ -4638,33 +4515,18 @@
               </w:rPr>
               <w:t>{{reportdate2}}</w:t>
             </w:r>
-          </w:p>
-        </w:tc>
-        <w:tc>
-          <w:tcPr>
-            <w:tcW w:w="371" w:type="dxa"/>
-            <w:shd w:val="clear" w:color="auto" w:fill="FFFFFF"/>
-            <w:vAlign w:val="center"/>
-          </w:tcPr>
-          <w:p>
-            <w:pPr>
-              <w:jc w:val="center"/>
+            <w:r>
               <w:rPr>
                 <w:rFonts w:hint="default" w:ascii="Times New Roman" w:hAnsi="Times New Roman" w:cs="Times New Roman"/>
               </w:rPr>
-            </w:pPr>
-            <w:r>
-              <w:rPr>
-                <w:rFonts w:hint="default" w:ascii="Times New Roman" w:hAnsi="Times New Roman" w:cs="Times New Roman"/>
-              </w:rPr>
               <w:drawing>
-                <wp:anchor distT="0" distB="0" distL="0" distR="0" simplePos="0" relativeHeight="251667456" behindDoc="0" locked="0" layoutInCell="1" allowOverlap="1">
+                <wp:anchor distT="0" distB="0" distL="0" distR="0" simplePos="0" relativeHeight="251669504" behindDoc="0" locked="0" layoutInCell="1" allowOverlap="1">
                   <wp:simplePos x="0" y="0"/>
                   <wp:positionH relativeFrom="column">
-                    <wp:posOffset>-1080770</wp:posOffset>
+                    <wp:posOffset>-364490</wp:posOffset>
                   </wp:positionH>
                   <wp:positionV relativeFrom="paragraph">
-                    <wp:posOffset>-535305</wp:posOffset>
+                    <wp:posOffset>-544830</wp:posOffset>
                   </wp:positionV>
                   <wp:extent cx="1443355" cy="1443355"/>
                   <wp:effectExtent l="0" t="0" r="4445" b="4445"/>
@@ -4683,7 +4545,7 @@
                           </pic:cNvPicPr>
                         </pic:nvPicPr>
                         <pic:blipFill>
-                          <a:blip r:embed="rId13">
+                          <a:blip r:embed="rId12">
                             <a:extLst>
                               <a:ext uri="{28A0092B-C50C-407E-A947-70E740481C1C}">
                                 <a14:useLocalDpi xmlns:a14="http://schemas.microsoft.com/office/drawing/2010/main" val="0"/>
@@ -4743,7 +4605,20 @@
           <w:sz w:val="16"/>
           <w:szCs w:val="16"/>
         </w:rPr>
-        <w:t>本次检测仅对所检测的标本负责，检测结果仅供医生参考，不能作为制定、修改、调整用药方案的唯一依据。</w:t>
+        <w:t>本次检测仅对所检测的标本负责，检测结果仅供医生参考，不能作为制定、</w:t>
+      </w:r>
+      <w:bookmarkStart w:id="12" w:name="_GoBack"/>
+      <w:bookmarkEnd w:id="12"/>
+      <w:r>
+        <w:rPr>
+          <w:rFonts w:hint="default" w:ascii="Times New Roman" w:hAnsi="Times New Roman" w:eastAsia="微软雅黑" w:cs="Times New Roman"/>
+          <w:b/>
+          <w:color w:val="000000"/>
+          <w:kern w:val="0"/>
+          <w:sz w:val="16"/>
+          <w:szCs w:val="16"/>
+        </w:rPr>
+        <w:t>修改、调整用药方案的唯一依据。</w:t>
       </w:r>
       <w:bookmarkEnd w:id="0"/>
       <w:bookmarkEnd w:id="1"/>
@@ -5177,7 +5052,7 @@
                     </pic:cNvPicPr>
                   </pic:nvPicPr>
                   <pic:blipFill>
-                    <a:blip r:embed="rId14"/>
+                    <a:blip r:embed="rId13"/>
                     <a:stretch>
                       <a:fillRect/>
                     </a:stretch>
@@ -5233,7 +5108,7 @@
                     </pic:cNvPicPr>
                   </pic:nvPicPr>
                   <pic:blipFill>
-                    <a:blip r:embed="rId15"/>
+                    <a:blip r:embed="rId14"/>
                     <a:stretch>
                       <a:fillRect/>
                     </a:stretch>
@@ -5414,7 +5289,7 @@
                     </pic:cNvPicPr>
                   </pic:nvPicPr>
                   <pic:blipFill>
-                    <a:blip r:embed="rId16"/>
+                    <a:blip r:embed="rId15"/>
                     <a:srcRect/>
                     <a:stretch>
                       <a:fillRect/>
